--- a/submission/과제2_공시체크리스트_제출보고서.docx
+++ b/submission/과제2_공시체크리스트_제출보고서.docx
@@ -23,22 +23,52 @@
         <w:pStyle w:val="Subtitle"/>
       </w:pPr>
       <w:r>
+        <w:rPr>
+          <w:b w:val="0"/>
+        </w:rPr>
         <w:t>공시 전 문서 검증을 돕는 웹 애플리케이션</w:t>
       </w:r>
     </w:p>
     <w:p>
       <w:r>
-        <w:t>회계사의 반복 점검 업무에서 발견한 문제를 AI와 함께 작동하는 웹 앱으로 구현하기</w:t>
+        <w:rPr>
+          <w:b w:val="0"/>
+        </w:rPr>
+        <w:t>회계사의 반복 점검 업무에서 발견한 문제를</w:t>
+      </w:r>
+      <w:r>
+        <w:br/>
+      </w:r>
+      <w:r>
+        <w:t>AI와 함께 작동하는 웹 앱으로 구현하기</w:t>
       </w:r>
     </w:p>
     <w:p>
       <w:r>
+        <w:rPr>
+          <w:b w:val="0"/>
+        </w:rPr>
         <w:t>최근일 · 2026505521</w:t>
       </w:r>
     </w:p>
     <w:p>
       <w:r>
-        <w:t>삼일회계법인 재직 회계사 · Assurance 업무 작성일: 2026년 10월 28일 제출: LearnUs · 2026년 10월 28일(수) 자정</w:t>
+        <w:rPr>
+          <w:b w:val="0"/>
+        </w:rPr>
+        <w:t>삼일회계법인 재직 회계사 · Assurance 업무</w:t>
+      </w:r>
+      <w:r>
+        <w:br/>
+      </w:r>
+      <w:r>
+        <w:t>작성일: 2026년 10월 28일</w:t>
+      </w:r>
+      <w:r>
+        <w:br/>
+      </w:r>
+      <w:r>
+        <w:t>제출: LearnUs · 2026년 10월 28일(수) 자정</w:t>
       </w:r>
     </w:p>
     <w:p>
@@ -46,33 +76,92 @@
         <w:pStyle w:val="Heading2"/>
       </w:pPr>
       <w:r>
-        <w:t>저의 업무에서 출발한 아이디어</w:t>
+        <w:rPr>
+          <w:b w:val="0"/>
+        </w:rPr>
+        <w:t>과제 요약</w:t>
       </w:r>
     </w:p>
     <w:p>
       <w:r>
-        <w:t>저는 삼일회계법인에서 Assurance 업무를 수행하는 회계사입니다. 기업이 작성한 재무제표를 감사·검토하고, 그 결과가 공시되는 과정에 참여하고 있습니다.</w:t>
+        <w:rPr>
+          <w:b w:val="0"/>
+        </w:rPr>
+        <w:t>공시 전 DSD 문서의 일부 형식·구조를 점검하는 개인 과제용 웹 앱이다.</w:t>
+      </w:r>
+      <w:r>
+        <w:br/>
+      </w:r>
+      <w:r>
+        <w:t>실제 DSD 28건의 읽기·점검 실행과 반복 결과 일치를 확인했다.</w:t>
+      </w:r>
+      <w:r>
+        <w:br/>
+      </w:r>
+      <w:r>
+        <w:t>92는 문서·항목 조합의 오류 후보 수이며, 정확도는 승인하지 않았다.</w:t>
+      </w:r>
+      <w:r>
+        <w:br/>
+      </w:r>
+      <w:r>
+        <w:t>브라우저 조작과 캡처는 Codex가 수행했다. 작성자의 독립적인 수동 확인은 하지 않았다.</w:t>
+      </w:r>
+      <w:r>
+        <w:br/>
+      </w:r>
+      <w:r>
+        <w:t>감사·검토 및 회사의 공시 제출 책임과 승인 절차를 대체하지 않는다.</w:t>
       </w:r>
     </w:p>
     <w:p>
       <w:r>
-        <w:t>공시 직전에는 재무제표의 회계적 내용뿐 아니라 회사명·보고기간·날짜·서식·첨부 문서가 올바르게 맞물리는지도 확인해야 합니다. 삼일회계법인의 R&amp;Q 부서 공시팀은 이러한 공시문서의 구조와 기재 사항을 검증합니다.</w:t>
+        <w:rPr>
+          <w:b w:val="0"/>
+        </w:rPr>
+        <w:t>본 앱은 과제 수행을 위한 개인 프로토타입이며, 삼일회계법인 또는 PwC의 공식 서비스·업무도구가 아니고 회사의 검토·승인을 받은 제품이 아닙니다.</w:t>
       </w:r>
     </w:p>
     <w:p>
       <w:r>
-        <w:t>분기마다 제출이 집중되면 공시팀은 다수의 인턴을 채용해 체크리스트를 수기로 확인하지만, 반복 작업의 병목과 오류가 남습니다. 이 앱은 기계적으로 확인할 수 있는 항목을 먼저 점검하고, 사람이 판단할 부분과 원문 근거를 함께 보여 주기 위해 만들었습니다.</w:t>
+        <w:rPr>
+          <w:b/>
+        </w:rPr>
+        <w:t>웹 앱</w:t>
       </w:r>
-    </w:p>
-    <w:p>
       <w:r>
-        <w:t>웹 앱 https://dart-filing-readiness-keunil.tasty-note-8705.chatgpt.site GitHub https://github.com/Keunil/dart-filing-readiness</w:t>
+        <w:br/>
       </w:r>
-    </w:p>
-    <w:p>
+      <w:hyperlink r:id="rId10">
+        <w:r>
+          <w:rPr>
+            <w:color w:val="000000"/>
+            <w:u w:val="single"/>
+          </w:rPr>
+          <w:t>https://dart-filing-readiness-keunil.tasty-note-8705.chatgpt.site</w:t>
+        </w:r>
+      </w:hyperlink>
       <w:r>
-        <w:t>다음 장에서 재무제표 공시와 DART·DSD를 먼저 설명한 뒤, 앱의 기능과 AI 협업 과정을 소개합니다.</w:t>
+        <w:br/>
       </w:r>
+      <w:r>
+        <w:rPr>
+          <w:b/>
+        </w:rPr>
+        <w:t>GitHub</w:t>
+      </w:r>
+      <w:r>
+        <w:br/>
+      </w:r>
+      <w:hyperlink r:id="rId11">
+        <w:r>
+          <w:rPr>
+            <w:color w:val="000000"/>
+            <w:u w:val="single"/>
+          </w:rPr>
+          <w:t>https://github.com/Keunil/dart-filing-readiness</w:t>
+        </w:r>
+      </w:hyperlink>
     </w:p>
     <w:p>
       <w:r>
@@ -84,17 +173,35 @@
         <w:pStyle w:val="Heading1"/>
       </w:pPr>
       <w:r>
+        <w:rPr>
+          <w:b w:val="0"/>
+        </w:rPr>
         <w:t>1. 업무 배경과 발견한 문제</w:t>
       </w:r>
     </w:p>
     <w:p>
       <w:r>
+        <w:rPr>
+          <w:b w:val="0"/>
+        </w:rPr>
         <w:t>상장회사와 일정 요건을 충족하는 비상장회사 등은 적용되는 제도에 따라 재무제표와 관련 보고서를 공시합니다. 투자자와 이해관계자는 공개된 자료를 통해 기업의 재무상태와 경영성과를 확인합니다.</w:t>
       </w:r>
     </w:p>
     <w:p>
       <w:r>
-        <w:t>기업은 재무제표를 작성하고, 회계사는 이를 감사해 감사보고서를 작성합니다. 분·반기에는 해당 보고서와 업무 범위에 맞는 검토 절차가 수행되기도 합니다. 본 과제는 이러한 감사·검토의 전문적 판단 전체를 자동화하려는 것이 아니라, 최종 공시문서의 반복적인 형식·구조 점검을 돕는 데 초점을 맞췄습니다.</w:t>
+        <w:rPr>
+          <w:b w:val="0"/>
+        </w:rPr>
+        <w:t xml:space="preserve">기업은 재무제표를 작성하고, 회계사는 이를 감사해 감사보고서를 작성합니다. 분·반기에는 해당 보고서와 업무 범위에 맞는 검토 절차가 수행되기도 합니다. 본 과제는 이러한 감사·검토의 전문적 판단 전체를 자동화하려는 것이 아니라, </w:t>
+      </w:r>
+      <w:r>
+        <w:rPr>
+          <w:b/>
+        </w:rPr>
+        <w:t>최종 공시문서의 반복적인 형식·구조 점검</w:t>
+      </w:r>
+      <w:r>
+        <w:t>을 돕는 데 초점을 맞췄습니다.</w:t>
       </w:r>
     </w:p>
     <w:p>
@@ -102,6 +209,9 @@
         <w:pStyle w:val="Heading2"/>
       </w:pPr>
       <w:r>
+        <w:rPr>
+          <w:b w:val="0"/>
+        </w:rPr>
         <w:t>처음 접하는 분을 위한 용어</w:t>
       </w:r>
     </w:p>
@@ -130,12 +240,18 @@
               <w:bottom w:val="single" w:sz="4" w:color="D9D9D9"/>
               <w:right w:val="single" w:sz="4" w:color="D9D9D9"/>
             </w:tcBorders>
-            <w:shd w:fill="FFF5ED"/>
+            <w:shd w:fill="F1F5F9"/>
           </w:tcPr>
           <w:p>
             <w:pPr>
               <w:spacing w:after="60" w:before="60" w:line="276" w:lineRule="auto"/>
             </w:pPr>
+            <w:r>
+              <w:rPr>
+                <w:b/>
+                <w:sz w:val="17"/>
+              </w:rPr>
+            </w:r>
             <w:r>
               <w:rPr>
                 <w:b/>
@@ -155,12 +271,18 @@
               <w:bottom w:val="single" w:sz="4" w:color="D9D9D9"/>
               <w:right w:val="single" w:sz="4" w:color="D9D9D9"/>
             </w:tcBorders>
-            <w:shd w:fill="FFF5ED"/>
+            <w:shd w:fill="F1F5F9"/>
           </w:tcPr>
           <w:p>
             <w:pPr>
               <w:spacing w:after="60" w:before="60" w:line="276" w:lineRule="auto"/>
             </w:pPr>
+            <w:r>
+              <w:rPr>
+                <w:b/>
+                <w:sz w:val="17"/>
+              </w:rPr>
+            </w:r>
             <w:r>
               <w:rPr>
                 <w:b/>
@@ -192,6 +314,12 @@
                 <w:b w:val="0"/>
                 <w:sz w:val="17"/>
               </w:rPr>
+            </w:r>
+            <w:r>
+              <w:rPr>
+                <w:b w:val="0"/>
+                <w:sz w:val="17"/>
+              </w:rPr>
               <w:t>Assurance</w:t>
             </w:r>
           </w:p>
@@ -211,6 +339,12 @@
             <w:pPr>
               <w:spacing w:after="60" w:before="60" w:line="276" w:lineRule="auto"/>
             </w:pPr>
+            <w:r>
+              <w:rPr>
+                <w:b w:val="0"/>
+                <w:sz w:val="17"/>
+              </w:rPr>
+            </w:r>
             <w:r>
               <w:rPr>
                 <w:b w:val="0"/>
@@ -242,6 +376,12 @@
                 <w:b w:val="0"/>
                 <w:sz w:val="17"/>
               </w:rPr>
+            </w:r>
+            <w:r>
+              <w:rPr>
+                <w:b w:val="0"/>
+                <w:sz w:val="17"/>
+              </w:rPr>
               <w:t>DART</w:t>
             </w:r>
           </w:p>
@@ -261,6 +401,12 @@
             <w:pPr>
               <w:spacing w:after="60" w:before="60" w:line="276" w:lineRule="auto"/>
             </w:pPr>
+            <w:r>
+              <w:rPr>
+                <w:b w:val="0"/>
+                <w:sz w:val="17"/>
+              </w:rPr>
+            </w:r>
             <w:r>
               <w:rPr>
                 <w:b w:val="0"/>
@@ -292,6 +438,12 @@
                 <w:b w:val="0"/>
                 <w:sz w:val="17"/>
               </w:rPr>
+            </w:r>
+            <w:r>
+              <w:rPr>
+                <w:b w:val="0"/>
+                <w:sz w:val="17"/>
+              </w:rPr>
               <w:t>DSD</w:t>
             </w:r>
           </w:p>
@@ -311,6 +463,12 @@
             <w:pPr>
               <w:spacing w:after="60" w:before="60" w:line="276" w:lineRule="auto"/>
             </w:pPr>
+            <w:r>
+              <w:rPr>
+                <w:b w:val="0"/>
+                <w:sz w:val="17"/>
+              </w:rPr>
+            </w:r>
             <w:r>
               <w:rPr>
                 <w:b w:val="0"/>
@@ -342,6 +500,12 @@
                 <w:b w:val="0"/>
                 <w:sz w:val="17"/>
               </w:rPr>
+            </w:r>
+            <w:r>
+              <w:rPr>
+                <w:b w:val="0"/>
+                <w:sz w:val="17"/>
+              </w:rPr>
               <w:t>R&amp;Q 공시팀</w:t>
             </w:r>
           </w:p>
@@ -366,7 +530,13 @@
                 <w:b w:val="0"/>
                 <w:sz w:val="17"/>
               </w:rPr>
-              <w:t>삼일회계법인의 R&amp;Q 부서 내에서 공시문서의 구조·기재 사항을 검증하는 팀입니다.</w:t>
+            </w:r>
+            <w:r>
+              <w:rPr>
+                <w:b w:val="0"/>
+                <w:sz w:val="17"/>
+              </w:rPr>
+              <w:t>이 보고서에서는 제가 경험한 공시 관련 점검 업무를 가리킵니다. 공식 조직의 역할·절차를 정의하는 설명은 아닙니다.</w:t>
             </w:r>
           </w:p>
         </w:tc>
@@ -382,12 +552,18 @@
         <w:pStyle w:val="Heading2"/>
       </w:pPr>
       <w:r>
+        <w:rPr>
+          <w:b w:val="0"/>
+        </w:rPr>
         <w:t>공시까지의 흐름</w:t>
       </w:r>
     </w:p>
     <w:p>
       <w:r>
-        <w:t>기업의 재무제표 작성 → 회계사의 감사·검토 → 공시용 문서 작성 → 공시팀의 구조·기재 검증 → DART 제출·공개 앱은 굵게 표시한 단계의 사전 점검을 보조합니다. DSD는 작성·점검용 원본이며, 실제 접수는 DART 편집기의 제출 절차에 따릅니다.</w:t>
+        <w:rPr>
+          <w:b w:val="0"/>
+        </w:rPr>
+        <w:t>회사가 재무제표와 공시서류를 작성하고, 감사인은 적용되는 업무 범위에 따라 감사 또는 검토를 수행해 관련 보고서를 발행합니다. 회사는 공시서류를 DART 제출 절차에 따라 제출합니다. 앱은 제출 전 일부 형식·구조 점검을 보조하며, 감사·검토나 회사의 공시 책임을 대체하지 않습니다.</w:t>
       </w:r>
     </w:p>
     <w:p>
@@ -395,22 +571,102 @@
         <w:pStyle w:val="Heading2"/>
       </w:pPr>
       <w:r>
+        <w:rPr>
+          <w:b w:val="0"/>
+        </w:rPr>
         <w:t>사람을 늘려도 남는 반복 작업</w:t>
       </w:r>
     </w:p>
     <w:p>
       <w:r>
-        <w:t>공시가 몰리는 분기에는 짧은 기간에 많은 문서를 확인해야 합니다. 공시팀은 인턴을 다수 채용해 대응하지만, 문서마다 체크리스트를 전부 수기로 확인하는 방식은 인수인계와 재검토가 반복되고 누락·오기 가능성도 남습니다.</w:t>
+        <w:rPr>
+          <w:b w:val="0"/>
+        </w:rPr>
+        <w:t>제가 경험한 제출 집중기에는 짧은 기간에 여러 문서를 반복해서 확인해야 했습니다. 이 과정에서 누락이나 표기 불일치를 먼저 찾고 원문 위치를 함께 제시하면 검토에 도움이 되겠다고 생각했습니다. 인력 규모나 운영 방식은 이 보고서에서 설명하지 않습니다.</w:t>
       </w:r>
     </w:p>
     <w:p>
       <w:r>
+        <w:rPr>
+          <w:b w:val="0"/>
+        </w:rPr>
         <w:t>따라서 파일을 읽어 오류 후보를 먼저 찾고, 관련 원문으로 바로 이동하며, 수동 확인이 필요한 항목을 구분하는 도구를 기획했습니다. 처리시간이나 오류 감소율은 측정하지 않았으므로 효과를 수치로 단정하지 않습니다.</w:t>
       </w:r>
     </w:p>
     <w:p>
       <w:r>
-        <w:t>업무 흐름과 병목은 저의 실무 경험 및 본 과제의 문제 정의를 바탕으로 작성했습니다. 시스템·파일 형식 참고: 금융감독원 DART, 기업공시 길라잡이(전자문서 작성·제출).</w:t>
+        <w:rPr>
+          <w:b w:val="0"/>
+        </w:rPr>
+        <w:t xml:space="preserve">업무 흐름과 병목은 저의 실무 경험 및 본 과제의 문제 정의를 바탕으로 작성했습니다. 시스템·파일 형식 참고: 금융감독원 </w:t>
+      </w:r>
+      <w:hyperlink r:id="rId12">
+        <w:r>
+          <w:rPr>
+            <w:color w:val="000000"/>
+            <w:u w:val="single"/>
+          </w:rPr>
+          <w:t>DART</w:t>
+        </w:r>
+      </w:hyperlink>
+      <w:r>
+        <w:t xml:space="preserve">, </w:t>
+      </w:r>
+      <w:hyperlink r:id="rId13">
+        <w:r>
+          <w:rPr>
+            <w:color w:val="000000"/>
+            <w:u w:val="single"/>
+          </w:rPr>
+          <w:t>기업공시 길라잡이(전자문서 작성·제출)</w:t>
+        </w:r>
+      </w:hyperlink>
+      <w:r>
+        <w:t>.</w:t>
+      </w:r>
+    </w:p>
+    <w:p>
+      <w:r>
+        <w:rPr>
+          <w:b w:val="0"/>
+        </w:rPr>
+        <w:t xml:space="preserve">공개 배경 자료: </w:t>
+      </w:r>
+      <w:hyperlink r:id="rId14">
+        <w:r>
+          <w:rPr>
+            <w:color w:val="000000"/>
+            <w:u w:val="single"/>
+          </w:rPr>
+          <w:t>삼일PwC Assurance 소개</w:t>
+        </w:r>
+      </w:hyperlink>
+      <w:r>
+        <w:t xml:space="preserve">는 서비스 일반 설명에 한해 참고했다. </w:t>
+      </w:r>
+      <w:hyperlink r:id="rId15">
+        <w:r>
+          <w:rPr>
+            <w:color w:val="000000"/>
+            <w:u w:val="single"/>
+          </w:rPr>
+          <w:t>금융감독원 DART</w:t>
+        </w:r>
+      </w:hyperlink>
+      <w:r>
+        <w:t xml:space="preserve">와 </w:t>
+      </w:r>
+      <w:hyperlink r:id="rId16">
+        <w:r>
+          <w:rPr>
+            <w:color w:val="000000"/>
+            <w:u w:val="single"/>
+          </w:rPr>
+          <w:t>OpenDART 공시정보 안내</w:t>
+        </w:r>
+      </w:hyperlink>
+      <w:r>
+        <w:t>는 시스템 및 공시대상회사 고유번호 설명 자료다. 이들로 사내 점검 절차나 AUDIT_CIK의 공식 의미를 입증하지 않는다.</w:t>
       </w:r>
     </w:p>
     <w:p>
@@ -423,11 +679,17 @@
         <w:pStyle w:val="Heading1"/>
       </w:pPr>
       <w:r>
+        <w:rPr>
+          <w:b w:val="0"/>
+        </w:rPr>
         <w:t>2. 주요 기능과 사용 순서</w:t>
       </w:r>
     </w:p>
     <w:p>
       <w:r>
+        <w:rPr>
+          <w:b w:val="0"/>
+        </w:rPr>
         <w:t>핵심 사용자는 접수 전 보고서의 구조를 확인하는 담당자다. 공개 방문자도 실제 업무 파일을 준비하지 않고 가상 회사의 DSD로 동일한 점검 흐름을 체험할 수 있게 했다.</w:t>
       </w:r>
     </w:p>
@@ -456,12 +718,18 @@
               <w:bottom w:val="single" w:sz="4" w:color="D9D9D9"/>
               <w:right w:val="single" w:sz="4" w:color="D9D9D9"/>
             </w:tcBorders>
-            <w:shd w:fill="FFF5ED"/>
+            <w:shd w:fill="F1F5F9"/>
           </w:tcPr>
           <w:p>
             <w:pPr>
               <w:spacing w:after="60" w:before="60" w:line="276" w:lineRule="auto"/>
             </w:pPr>
+            <w:r>
+              <w:rPr>
+                <w:b/>
+                <w:sz w:val="17"/>
+              </w:rPr>
+            </w:r>
             <w:r>
               <w:rPr>
                 <w:b/>
@@ -481,12 +749,18 @@
               <w:bottom w:val="single" w:sz="4" w:color="D9D9D9"/>
               <w:right w:val="single" w:sz="4" w:color="D9D9D9"/>
             </w:tcBorders>
-            <w:shd w:fill="FFF5ED"/>
+            <w:shd w:fill="F1F5F9"/>
           </w:tcPr>
           <w:p>
             <w:pPr>
               <w:spacing w:after="60" w:before="60" w:line="276" w:lineRule="auto"/>
             </w:pPr>
+            <w:r>
+              <w:rPr>
+                <w:b/>
+                <w:sz w:val="17"/>
+              </w:rPr>
+            </w:r>
             <w:r>
               <w:rPr>
                 <w:b/>
@@ -518,6 +792,12 @@
                 <w:b w:val="0"/>
                 <w:sz w:val="17"/>
               </w:rPr>
+            </w:r>
+            <w:r>
+              <w:rPr>
+                <w:b w:val="0"/>
+                <w:sz w:val="17"/>
+              </w:rPr>
               <w:t>DSD 선택·체험</w:t>
             </w:r>
           </w:p>
@@ -542,7 +822,13 @@
                 <w:b w:val="0"/>
                 <w:sz w:val="17"/>
               </w:rPr>
-              <w:t>자신의 파일을 선택하거나 합성 샘플을 실행해 문서 정보를 확인한다.</w:t>
+            </w:r>
+            <w:r>
+              <w:rPr>
+                <w:b w:val="0"/>
+                <w:sz w:val="17"/>
+              </w:rPr>
+              <w:t>자신의 파일을 선택하거나 가상 체험 자료을 실행해 문서 정보를 확인한다.</w:t>
             </w:r>
           </w:p>
         </w:tc>
@@ -563,6 +849,12 @@
             <w:pPr>
               <w:spacing w:after="60" w:before="60" w:line="276" w:lineRule="auto"/>
             </w:pPr>
+            <w:r>
+              <w:rPr>
+                <w:b w:val="0"/>
+                <w:sz w:val="17"/>
+              </w:rPr>
+            </w:r>
             <w:r>
               <w:rPr>
                 <w:b w:val="0"/>
@@ -592,7 +884,13 @@
                 <w:b w:val="0"/>
                 <w:sz w:val="17"/>
               </w:rPr>
-              <w:t>이름·CIK·주소·대표자를 설정한다. 기본 프로필은 가상 값이다.</w:t>
+            </w:r>
+            <w:r>
+              <w:rPr>
+                <w:b w:val="0"/>
+                <w:sz w:val="17"/>
+              </w:rPr>
+              <w:t>이름·식별값·주소·대표자를 설정한다. 기본 프로필은 가상 값이다.</w:t>
             </w:r>
           </w:p>
         </w:tc>
@@ -618,6 +916,12 @@
                 <w:b w:val="0"/>
                 <w:sz w:val="17"/>
               </w:rPr>
+            </w:r>
+            <w:r>
+              <w:rPr>
+                <w:b w:val="0"/>
+                <w:sz w:val="17"/>
+              </w:rPr>
               <w:t>서식별 점검</w:t>
             </w:r>
           </w:p>
@@ -637,6 +941,12 @@
             <w:pPr>
               <w:spacing w:after="60" w:before="60" w:line="276" w:lineRule="auto"/>
             </w:pPr>
+            <w:r>
+              <w:rPr>
+                <w:b w:val="0"/>
+                <w:sz w:val="17"/>
+              </w:rPr>
+            </w:r>
             <w:r>
               <w:rPr>
                 <w:b w:val="0"/>
@@ -668,6 +978,12 @@
                 <w:b w:val="0"/>
                 <w:sz w:val="17"/>
               </w:rPr>
+            </w:r>
+            <w:r>
+              <w:rPr>
+                <w:b w:val="0"/>
+                <w:sz w:val="17"/>
+              </w:rPr>
               <w:t>상태 구분·검색</w:t>
             </w:r>
           </w:p>
@@ -687,6 +1003,12 @@
             <w:pPr>
               <w:spacing w:after="60" w:before="60" w:line="276" w:lineRule="auto"/>
             </w:pPr>
+            <w:r>
+              <w:rPr>
+                <w:b w:val="0"/>
+                <w:sz w:val="17"/>
+              </w:rPr>
+            </w:r>
             <w:r>
               <w:rPr>
                 <w:b w:val="0"/>
@@ -718,6 +1040,12 @@
                 <w:b w:val="0"/>
                 <w:sz w:val="17"/>
               </w:rPr>
+            </w:r>
+            <w:r>
+              <w:rPr>
+                <w:b w:val="0"/>
+                <w:sz w:val="17"/>
+              </w:rPr>
               <w:t>원문 근거 확인</w:t>
             </w:r>
           </w:p>
@@ -737,6 +1065,12 @@
             <w:pPr>
               <w:spacing w:after="60" w:before="60" w:line="276" w:lineRule="auto"/>
             </w:pPr>
+            <w:r>
+              <w:rPr>
+                <w:b w:val="0"/>
+                <w:sz w:val="17"/>
+              </w:rPr>
+            </w:r>
             <w:r>
               <w:rPr>
                 <w:b w:val="0"/>
@@ -768,6 +1102,12 @@
                 <w:b w:val="0"/>
                 <w:sz w:val="17"/>
               </w:rPr>
+            </w:r>
+            <w:r>
+              <w:rPr>
+                <w:b w:val="0"/>
+                <w:sz w:val="17"/>
+              </w:rPr>
               <w:t>확인 기록·내보내기</w:t>
             </w:r>
           </w:p>
@@ -792,6 +1132,12 @@
                 <w:b w:val="0"/>
                 <w:sz w:val="17"/>
               </w:rPr>
+            </w:r>
+            <w:r>
+              <w:rPr>
+                <w:b w:val="0"/>
+                <w:sz w:val="17"/>
+              </w:rPr>
               <w:t>사람이 검토한 표시를 자동 판정과 구분하고 결과를 내려받는다.</w:t>
             </w:r>
           </w:p>
@@ -804,41 +1150,11 @@
       </w:pPr>
     </w:p>
     <w:p>
-      <w:pPr>
-        <w:pStyle w:val="Heading2"/>
-      </w:pPr>
       <w:r>
-        <w:t>사용 순서</w:t>
-      </w:r>
-    </w:p>
-    <w:p>
-      <w:r>
-        <w:t>01 · 시작가상 체험을 실행하거나 DSD 파일을 선택한다.</w:t>
-      </w:r>
-    </w:p>
-    <w:p>
-      <w:r>
-        <w:t>02 · 기준 확인해당 감사인의 프로필과 문서 종류를 확인한다.</w:t>
-      </w:r>
-    </w:p>
-    <w:p>
-      <w:r>
-        <w:t>03 · 결과 검토상태별로 걸러 근거와 원문을 확인한다.</w:t>
-      </w:r>
-    </w:p>
-    <w:p>
-      <w:r>
-        <w:t>04 · 수동 확인사람의 판단이 필요한 항목을 검토한다.</w:t>
-      </w:r>
-    </w:p>
-    <w:p>
-      <w:r>
-        <w:t>05 · 비교 체험오류·수정 샘플을 실행해 결과 차이를 본다.</w:t>
-      </w:r>
-    </w:p>
-    <w:p>
-      <w:r>
-        <w:t>06 · 결과 보관필요한 결과를 사용자 기기에 내려받는다.</w:t>
+        <w:rPr>
+          <w:b w:val="0"/>
+        </w:rPr>
+        <w:t>감사인 식별값은 DSD 헤더의 AUDIT_CIK 필드와 비교하는 값이다. 이 보고서는 해당 값이 미국 SEC CIK나 OpenDART의 공시대상회사 corp_code와 같다고 검증하지 않았다. 화면과 본문에서는 일반적인 “식별값”으로 표기한다.</w:t>
       </w:r>
     </w:p>
     <w:p>
@@ -846,22 +1162,171 @@
         <w:pStyle w:val="Heading2"/>
       </w:pPr>
       <w:r>
+        <w:rPr>
+          <w:b w:val="0"/>
+        </w:rPr>
+        <w:t>사용 순서</w:t>
+      </w:r>
+    </w:p>
+    <w:p>
+      <w:r>
+        <w:rPr>
+          <w:b/>
+        </w:rPr>
+        <w:t>01 · 시작</w:t>
+      </w:r>
+      <w:r>
+        <w:t>가상 체험을 실행하거나 DSD 파일을 선택한다.</w:t>
+      </w:r>
+    </w:p>
+    <w:p>
+      <w:r>
+        <w:rPr>
+          <w:b/>
+        </w:rPr>
+        <w:t>02 · 기준 확인</w:t>
+      </w:r>
+      <w:r>
+        <w:t>해당 감사인의 프로필과 문서 종류를 확인한다.</w:t>
+      </w:r>
+    </w:p>
+    <w:p>
+      <w:r>
+        <w:rPr>
+          <w:b/>
+        </w:rPr>
+        <w:t>03 · 결과 검토</w:t>
+      </w:r>
+      <w:r>
+        <w:t>상태별로 걸러 근거와 원문을 확인한다.</w:t>
+      </w:r>
+    </w:p>
+    <w:p>
+      <w:r>
+        <w:rPr>
+          <w:b/>
+        </w:rPr>
+        <w:t>04 · 수동 확인</w:t>
+      </w:r>
+      <w:r>
+        <w:t>사람의 판단이 필요한 항목을 검토한다.</w:t>
+      </w:r>
+    </w:p>
+    <w:p>
+      <w:r>
+        <w:rPr>
+          <w:b/>
+        </w:rPr>
+        <w:t>05 · 비교 체험</w:t>
+      </w:r>
+      <w:r>
+        <w:t>오류·수정 샘플을 실행해 결과 차이를 본다.</w:t>
+      </w:r>
+    </w:p>
+    <w:p>
+      <w:r>
+        <w:rPr>
+          <w:b/>
+        </w:rPr>
+        <w:t>06 · 결과 보관</w:t>
+      </w:r>
+      <w:r>
+        <w:t>필요한 결과를 사용자 기기에 내려받는다.</w:t>
+      </w:r>
+    </w:p>
+    <w:p>
+      <w:pPr>
+        <w:pStyle w:val="Heading2"/>
+      </w:pPr>
+      <w:r>
+        <w:rPr>
+          <w:b w:val="0"/>
+        </w:rPr>
         <w:t>지원 범위</w:t>
       </w:r>
     </w:p>
     <w:p>
       <w:r>
-        <w:t>연차 감사보고서 코드는 00760·00761, 분·반기 검토보고서 코드는 90020·90220·90320·90420이다. 범위 밖이나 코드 미확인 입력에는 연차 규칙을 임의로 적용하지 않는다.</w:t>
+        <w:rPr>
+          <w:b w:val="0"/>
+        </w:rPr>
+        <w:t xml:space="preserve">연차 감사보고서 코드는 </w:t>
+      </w:r>
+      <w:r>
+        <w:rPr>
+          <w:b w:val="0"/>
+        </w:rPr>
+        <w:t>00760</w:t>
+      </w:r>
+      <w:r>
+        <w:t>·</w:t>
+      </w:r>
+      <w:r>
+        <w:rPr>
+          <w:b w:val="0"/>
+        </w:rPr>
+        <w:t>00761</w:t>
+      </w:r>
+      <w:r>
+        <w:t xml:space="preserve">, 분·반기 검토보고서 코드는 </w:t>
+      </w:r>
+      <w:r>
+        <w:rPr>
+          <w:b w:val="0"/>
+        </w:rPr>
+        <w:t>90020</w:t>
+      </w:r>
+      <w:r>
+        <w:t>·</w:t>
+      </w:r>
+      <w:r>
+        <w:rPr>
+          <w:b w:val="0"/>
+        </w:rPr>
+        <w:t>90220</w:t>
+      </w:r>
+      <w:r>
+        <w:t>·</w:t>
+      </w:r>
+      <w:r>
+        <w:rPr>
+          <w:b w:val="0"/>
+        </w:rPr>
+        <w:t>90320</w:t>
+      </w:r>
+      <w:r>
+        <w:t>·</w:t>
+      </w:r>
+      <w:r>
+        <w:rPr>
+          <w:b w:val="0"/>
+        </w:rPr>
+        <w:t>90420</w:t>
+      </w:r>
+      <w:r>
+        <w:t>이다. 범위 밖이나 코드 미확인 입력에는 연차 규칙을 임의로 적용하지 않는다.</w:t>
       </w:r>
     </w:p>
     <w:p>
       <w:r>
+        <w:rPr>
+          <w:b w:val="0"/>
+        </w:rPr>
         <w:t>연차 점검은 기본 체크리스트 55개와 보조 점검으로 구성된다. 항목의 적용 여부와 자동·수동 확인 범위가 다르므로 전체 항목 수를 자동 검증된 항목 수로 해석하지 않는다.</w:t>
       </w:r>
     </w:p>
     <w:p>
       <w:r>
-        <w:t>완료 기준 공개 URL에서 체험 실행 → 결과 표시 → 원문 근거 확인 → 결과 다운로드를 수행할 수 있고, 수동 확인이 남은 상태를 자동 통과로 표시하지 않아야 한다.</w:t>
+        <w:rPr>
+          <w:b/>
+        </w:rPr>
+        <w:t>완료 기준</w:t>
+      </w:r>
+      <w:r>
+        <w:br/>
+      </w:r>
+      <w:r>
+        <w:t>공개 URL에서 체험 실행 → 결과 표시 → 원문 근거 확인 → 결과 다운로드를 수행할 수 있고, 수동 확인이 남은 상태를 자동 통과로 표시하지 않아야 한다.</w:t>
       </w:r>
     </w:p>
     <w:p>
@@ -874,16 +1339,25 @@
         <w:pStyle w:val="Heading1"/>
       </w:pPr>
       <w:r>
+        <w:rPr>
+          <w:b w:val="0"/>
+        </w:rPr>
         <w:t>3. 앱 구조와 작동 원리</w:t>
       </w:r>
     </w:p>
     <w:p>
       <w:r>
+        <w:rPr>
+          <w:b w:val="0"/>
+        </w:rPr>
         <w:t>6주차 강의의 HTML·CSS·JavaScript 역할 구분으로 구조를 설명했다. 9주차의 저장 방식 비교를 바탕으로, 문서 보존이 필요 없는 이 앱에서는 브라우저 메모리 처리를 선택한 이유를 점검했다.</w:t>
       </w:r>
     </w:p>
     <w:p>
       <w:r>
+        <w:rPr>
+          <w:b w:val="0"/>
+        </w:rPr>
         <w:t>HTML·CSS·JavaScript를 제공하는 정적 웹 앱으로 구성했다. 별도 데이터베이스나 로그인, 외부 AI API 없이 파일 읽기부터 결과 생성까지 브라우저에서 수행한다.</w:t>
       </w:r>
     </w:p>
@@ -912,12 +1386,18 @@
               <w:bottom w:val="single" w:sz="4" w:color="D9D9D9"/>
               <w:right w:val="single" w:sz="4" w:color="D9D9D9"/>
             </w:tcBorders>
-            <w:shd w:fill="FFF5ED"/>
+            <w:shd w:fill="F1F5F9"/>
           </w:tcPr>
           <w:p>
             <w:pPr>
               <w:spacing w:after="60" w:before="60" w:line="276" w:lineRule="auto"/>
             </w:pPr>
+            <w:r>
+              <w:rPr>
+                <w:b/>
+                <w:sz w:val="17"/>
+              </w:rPr>
+            </w:r>
             <w:r>
               <w:rPr>
                 <w:b/>
@@ -937,12 +1417,18 @@
               <w:bottom w:val="single" w:sz="4" w:color="D9D9D9"/>
               <w:right w:val="single" w:sz="4" w:color="D9D9D9"/>
             </w:tcBorders>
-            <w:shd w:fill="FFF5ED"/>
+            <w:shd w:fill="F1F5F9"/>
           </w:tcPr>
           <w:p>
             <w:pPr>
               <w:spacing w:after="60" w:before="60" w:line="276" w:lineRule="auto"/>
             </w:pPr>
+            <w:r>
+              <w:rPr>
+                <w:b/>
+                <w:sz w:val="17"/>
+              </w:rPr>
+            </w:r>
             <w:r>
               <w:rPr>
                 <w:b/>
@@ -974,6 +1460,12 @@
                 <w:b w:val="0"/>
                 <w:sz w:val="17"/>
               </w:rPr>
+            </w:r>
+            <w:r>
+              <w:rPr>
+                <w:b w:val="0"/>
+                <w:sz w:val="17"/>
+              </w:rPr>
               <w:t>화면 · HTML/CSS</w:t>
             </w:r>
           </w:p>
@@ -993,6 +1485,12 @@
             <w:pPr>
               <w:spacing w:after="60" w:before="60" w:line="276" w:lineRule="auto"/>
             </w:pPr>
+            <w:r>
+              <w:rPr>
+                <w:b w:val="0"/>
+                <w:sz w:val="17"/>
+              </w:rPr>
+            </w:r>
             <w:r>
               <w:rPr>
                 <w:b w:val="0"/>
@@ -1024,6 +1522,12 @@
                 <w:b w:val="0"/>
                 <w:sz w:val="17"/>
               </w:rPr>
+            </w:r>
+            <w:r>
+              <w:rPr>
+                <w:b w:val="0"/>
+                <w:sz w:val="17"/>
+              </w:rPr>
               <w:t>동작 · JavaScript</w:t>
             </w:r>
           </w:p>
@@ -1043,6 +1547,12 @@
             <w:pPr>
               <w:spacing w:after="60" w:before="60" w:line="276" w:lineRule="auto"/>
             </w:pPr>
+            <w:r>
+              <w:rPr>
+                <w:b w:val="0"/>
+                <w:sz w:val="17"/>
+              </w:rPr>
+            </w:r>
             <w:r>
               <w:rPr>
                 <w:b w:val="0"/>
@@ -1074,6 +1584,12 @@
                 <w:b w:val="0"/>
                 <w:sz w:val="17"/>
               </w:rPr>
+            </w:r>
+            <w:r>
+              <w:rPr>
+                <w:b w:val="0"/>
+                <w:sz w:val="17"/>
+              </w:rPr>
               <w:t>DSD 읽기 모듈</w:t>
             </w:r>
           </w:p>
@@ -1093,6 +1609,12 @@
             <w:pPr>
               <w:spacing w:after="60" w:before="60" w:line="276" w:lineRule="auto"/>
             </w:pPr>
+            <w:r>
+              <w:rPr>
+                <w:b w:val="0"/>
+                <w:sz w:val="17"/>
+              </w:rPr>
+            </w:r>
             <w:r>
               <w:rPr>
                 <w:b w:val="0"/>
@@ -1124,6 +1646,12 @@
                 <w:b w:val="0"/>
                 <w:sz w:val="17"/>
               </w:rPr>
+            </w:r>
+            <w:r>
+              <w:rPr>
+                <w:b w:val="0"/>
+                <w:sz w:val="17"/>
+              </w:rPr>
               <w:t>점검 엔진</w:t>
             </w:r>
           </w:p>
@@ -1143,6 +1671,12 @@
             <w:pPr>
               <w:spacing w:after="60" w:before="60" w:line="276" w:lineRule="auto"/>
             </w:pPr>
+            <w:r>
+              <w:rPr>
+                <w:b w:val="0"/>
+                <w:sz w:val="17"/>
+              </w:rPr>
+            </w:r>
             <w:r>
               <w:rPr>
                 <w:b w:val="0"/>
@@ -1174,6 +1708,12 @@
                 <w:b w:val="0"/>
                 <w:sz w:val="17"/>
               </w:rPr>
+            </w:r>
+            <w:r>
+              <w:rPr>
+                <w:b w:val="0"/>
+                <w:sz w:val="17"/>
+              </w:rPr>
               <w:t>합성 체험 자료</w:t>
             </w:r>
           </w:p>
@@ -1193,6 +1733,12 @@
             <w:pPr>
               <w:spacing w:after="60" w:before="60" w:line="276" w:lineRule="auto"/>
             </w:pPr>
+            <w:r>
+              <w:rPr>
+                <w:b w:val="0"/>
+                <w:sz w:val="17"/>
+              </w:rPr>
+            </w:r>
             <w:r>
               <w:rPr>
                 <w:b w:val="0"/>
@@ -1224,6 +1770,12 @@
                 <w:b w:val="0"/>
                 <w:sz w:val="17"/>
               </w:rPr>
+            </w:r>
+            <w:r>
+              <w:rPr>
+                <w:b w:val="0"/>
+                <w:sz w:val="17"/>
+              </w:rPr>
               <w:t>정적 호스팅</w:t>
             </w:r>
           </w:p>
@@ -1248,6 +1800,12 @@
                 <w:b w:val="0"/>
                 <w:sz w:val="17"/>
               </w:rPr>
+            </w:r>
+            <w:r>
+              <w:rPr>
+                <w:b w:val="0"/>
+                <w:sz w:val="17"/>
+              </w:rPr>
               <w:t>앱 소스 파일만 제공한다. 사용자가 고른 DSD를 업로드받는 API는 두지 않는다.</w:t>
             </w:r>
           </w:p>
@@ -1261,6 +1819,9 @@
     </w:p>
     <w:p>
       <w:r>
+        <w:rPr>
+          <w:b w:val="0"/>
+        </w:rPr>
         <w:t>기존 도구의 문서 읽기·점검 모듈 7개를 재사용하고 독립 화면을 구성했다. 별도·연결 문서는 각각 점검할 수 있지만 두 파일의 비교와 전체 공시사례 검색은 이번 앱에 포함하지 않았다. 원본 기준과 변경 내역은 docs/provenance.md에 남겼다.</w:t>
       </w:r>
     </w:p>
@@ -1269,17 +1830,26 @@
         <w:pStyle w:val="Heading2"/>
       </w:pPr>
       <w:r>
+        <w:rPr>
+          <w:b w:val="0"/>
+        </w:rPr>
         <w:t>데이터 처리</w:t>
       </w:r>
     </w:p>
     <w:p>
       <w:r>
-        <w:t>처리 대상은 공시 전의 미공시 DSD일 수 있다. 원본 DSD와 분석 결과를 브라우저 메모리에 두고 서버로 보내거나 저장하지 않는다. 콘텐츠 보안 정책에 connect-src 'none'을 적용해 점검 중 네트워크 연결을 제한한다. 파일과 결과가 localStorage에 저장되는 구조로 설명하지 않는다.</w:t>
+        <w:rPr>
+          <w:b w:val="0"/>
+        </w:rPr>
+        <w:t>점검 과정에서 앱 코드가 DSD를 별도 업로드하거나 localStorage에 저장하지 않도록 구현했다. 원본과 결과는 실행 중 브라우저 메모리에서 처리하며 connect-src 'none'을 적용한다. 이는 공개된 앱 코드의 파일 처리 경로에 대한 설명이고 독립 보안감사나 호스팅 접속 로그 처리까지 확인했다는 뜻은 아니다.</w:t>
       </w:r>
     </w:p>
     <w:p>
       <w:r>
-        <w:t>사용자가 결과를 내려받으면 그 파일은 사용자 기기에 남는다. 웹 페이지 새로고침·닫기와 다운로드한 파일의 삭제는 서로 다른 동작이다.</w:t>
+        <w:rPr>
+          <w:b w:val="0"/>
+        </w:rPr>
+        <w:t>사용자가 내려받은 파일은 사용자 기기에 남는다. 호스팅 접속 로그와 다운로드 파일의 처리는 앱이 통제하지 않는다. 실제 고객 문서 입력은 승인된 환경과 정책을 확인한 뒤에만 고려해야 한다.</w:t>
       </w:r>
     </w:p>
     <w:p>
@@ -1287,22 +1857,40 @@
         <w:pStyle w:val="Heading2"/>
       </w:pPr>
       <w:r>
+        <w:rPr>
+          <w:b w:val="0"/>
+        </w:rPr>
         <w:t>재사용과 이번 과제의 변경</w:t>
       </w:r>
     </w:p>
     <w:p>
       <w:r>
+        <w:rPr>
+          <w:b w:val="0"/>
+        </w:rPr>
         <w:t>기존에 개발하던 DSD 읽기·점검 기능 일부를 활용했다. 이번 과제에서는 이를 독립 웹 앱으로 구성하고, 감사인 기준 입력·가상 체험·결과 확인·내보내기와 공개 배포를 완성했다.</w:t>
       </w:r>
     </w:p>
     <w:p>
       <w:r>
-        <w:t>화면과 보고서는 PwC 디자인 가이드에 맞춰 흰 배경, 오렌지 강조, 기존 공식 로고와 UI 토큰을 활용했다. 사내 메뉴·내부 링크·실제 고객 문서는 포함하지 않았으며, 공개 체험은 가상 자료로 구성했다.</w:t>
+        <w:rPr>
+          <w:b w:val="0"/>
+        </w:rPr>
+        <w:t>디자인 가이드에서 참고한 여백·가독성·일관된 글자 위계는 유지하고, 공식 서비스로 오인하지 않도록 로고와 전용 색상 표현을 제거했다. 흰 배경·검정 본문·회색 강조로 개인 과제임을 드러냈다.</w:t>
       </w:r>
     </w:p>
     <w:p>
       <w:r>
-        <w:t>설명할 수 있는 작동 원리 “서버는 화면 파일만 보냅니다. 브라우저가 DSD의 ZIP/XML을 읽어 문서 종류에 맞는 규칙을 실행하고, 결과와 근거 위치를 표시합니다. 의미 판단이 필요한 부분은 사람이 확인합니다.”</w:t>
+        <w:rPr>
+          <w:b/>
+        </w:rPr>
+        <w:t>설명할 수 있는 작동 원리</w:t>
+      </w:r>
+      <w:r>
+        <w:br/>
+      </w:r>
+      <w:r>
+        <w:t>“서버는 화면 파일만 보냅니다. 브라우저가 DSD의 ZIP/XML을 읽어 문서 종류에 맞는 규칙을 실행하고, 결과와 근거 위치를 표시합니다. 의미 판단이 필요한 부분은 사람이 확인합니다.”</w:t>
       </w:r>
     </w:p>
     <w:p>
@@ -1315,11 +1903,17 @@
         <w:pStyle w:val="Heading1"/>
       </w:pPr>
       <w:r>
+        <w:rPr>
+          <w:b w:val="0"/>
+        </w:rPr>
         <w:t>4. 강의에서 배운 내용을 어떻게 적용했는가</w:t>
       </w:r>
     </w:p>
     <w:p>
       <w:r>
+        <w:rPr>
+          <w:b w:val="0"/>
+        </w:rPr>
         <w:t>이번 보완 작업에서는 강의안을 다시 읽고, 앱의 설계와 검증 절차를 수업에서 다룬 개념으로 설명해 보았다. 강의 용어를 나열하기보다 코드와 결과에서 확인할 수 있는 연결을 중심으로 정리했다.</w:t>
       </w:r>
     </w:p>
@@ -1348,12 +1942,18 @@
               <w:bottom w:val="single" w:sz="4" w:color="D9D9D9"/>
               <w:right w:val="single" w:sz="4" w:color="D9D9D9"/>
             </w:tcBorders>
-            <w:shd w:fill="FFF5ED"/>
+            <w:shd w:fill="F1F5F9"/>
           </w:tcPr>
           <w:p>
             <w:pPr>
               <w:spacing w:after="60" w:before="60" w:line="276" w:lineRule="auto"/>
             </w:pPr>
+            <w:r>
+              <w:rPr>
+                <w:b/>
+                <w:sz w:val="17"/>
+              </w:rPr>
+            </w:r>
             <w:r>
               <w:rPr>
                 <w:b/>
@@ -1373,12 +1973,18 @@
               <w:bottom w:val="single" w:sz="4" w:color="D9D9D9"/>
               <w:right w:val="single" w:sz="4" w:color="D9D9D9"/>
             </w:tcBorders>
-            <w:shd w:fill="FFF5ED"/>
+            <w:shd w:fill="F1F5F9"/>
           </w:tcPr>
           <w:p>
             <w:pPr>
               <w:spacing w:after="60" w:before="60" w:line="276" w:lineRule="auto"/>
             </w:pPr>
+            <w:r>
+              <w:rPr>
+                <w:b/>
+                <w:sz w:val="17"/>
+              </w:rPr>
+            </w:r>
             <w:r>
               <w:rPr>
                 <w:b/>
@@ -1410,7 +2016,27 @@
                 <w:b w:val="0"/>
                 <w:sz w:val="17"/>
               </w:rPr>
-              <w:t>5주차프롬프트·콘텍스트 엔지니어링</w:t>
+            </w:r>
+            <w:r>
+              <w:rPr>
+                <w:b w:val="0"/>
+                <w:sz w:val="17"/>
+              </w:rPr>
+              <w:t>5주차</w:t>
+            </w:r>
+            <w:r>
+              <w:rPr>
+                <w:b w:val="0"/>
+                <w:sz w:val="17"/>
+              </w:rPr>
+              <w:br/>
+            </w:r>
+            <w:r>
+              <w:rPr>
+                <w:b w:val="0"/>
+                <w:sz w:val="17"/>
+              </w:rPr>
+              <w:t>프롬프트·콘텍스트 엔지니어링</w:t>
             </w:r>
           </w:p>
         </w:tc>
@@ -1429,6 +2055,12 @@
             <w:pPr>
               <w:spacing w:after="60" w:before="60" w:line="276" w:lineRule="auto"/>
             </w:pPr>
+            <w:r>
+              <w:rPr>
+                <w:b w:val="0"/>
+                <w:sz w:val="17"/>
+              </w:rPr>
+            </w:r>
             <w:r>
               <w:rPr>
                 <w:b w:val="0"/>
@@ -1460,7 +2092,27 @@
                 <w:b w:val="0"/>
                 <w:sz w:val="17"/>
               </w:rPr>
-              <w:t>6주차웹의 기본 구조와 작동 원리</w:t>
+            </w:r>
+            <w:r>
+              <w:rPr>
+                <w:b w:val="0"/>
+                <w:sz w:val="17"/>
+              </w:rPr>
+              <w:t>6주차</w:t>
+            </w:r>
+            <w:r>
+              <w:rPr>
+                <w:b w:val="0"/>
+                <w:sz w:val="17"/>
+              </w:rPr>
+              <w:br/>
+            </w:r>
+            <w:r>
+              <w:rPr>
+                <w:b w:val="0"/>
+                <w:sz w:val="17"/>
+              </w:rPr>
+              <w:t>웹의 기본 구조와 작동 원리</w:t>
             </w:r>
           </w:p>
         </w:tc>
@@ -1484,7 +2136,48 @@
                 <w:b w:val="0"/>
                 <w:sz w:val="17"/>
               </w:rPr>
-              <w:t>index.html은 파일·프로필 입력과 결과 표, app.css는 배치와 반응형 표현, app.js는 이벤트와 화면 갱신을 담당한다. 웹 서버에서 받은 코드를 브라우저가 실행한다.</w:t>
+            </w:r>
+            <w:r>
+              <w:rPr>
+                <w:b w:val="0"/>
+                <w:sz w:val="17"/>
+              </w:rPr>
+              <w:t>index.html</w:t>
+            </w:r>
+            <w:r>
+              <w:rPr>
+                <w:b w:val="0"/>
+                <w:sz w:val="17"/>
+              </w:rPr>
+              <w:t xml:space="preserve">은 파일·프로필 입력과 결과 표, </w:t>
+            </w:r>
+            <w:r>
+              <w:rPr>
+                <w:b w:val="0"/>
+                <w:sz w:val="17"/>
+              </w:rPr>
+              <w:t>app.css</w:t>
+            </w:r>
+            <w:r>
+              <w:rPr>
+                <w:b w:val="0"/>
+                <w:sz w:val="17"/>
+              </w:rPr>
+              <w:t xml:space="preserve">는 배치와 반응형 표현, </w:t>
+            </w:r>
+            <w:r>
+              <w:rPr>
+                <w:b w:val="0"/>
+                <w:sz w:val="17"/>
+              </w:rPr>
+              <w:t>app.js</w:t>
+            </w:r>
+            <w:r>
+              <w:rPr>
+                <w:b w:val="0"/>
+                <w:sz w:val="17"/>
+              </w:rPr>
+              <w:t>는 이벤트와 화면 갱신을 담당한다. 웹 서버에서 받은 코드를 브라우저가 실행한다.</w:t>
             </w:r>
           </w:p>
         </w:tc>
@@ -1510,7 +2203,27 @@
                 <w:b w:val="0"/>
                 <w:sz w:val="17"/>
               </w:rPr>
-              <w:t>7주차웹 배포 방법</w:t>
+            </w:r>
+            <w:r>
+              <w:rPr>
+                <w:b w:val="0"/>
+                <w:sz w:val="17"/>
+              </w:rPr>
+              <w:t>7주차</w:t>
+            </w:r>
+            <w:r>
+              <w:rPr>
+                <w:b w:val="0"/>
+                <w:sz w:val="17"/>
+              </w:rPr>
+              <w:br/>
+            </w:r>
+            <w:r>
+              <w:rPr>
+                <w:b w:val="0"/>
+                <w:sz w:val="17"/>
+              </w:rPr>
+              <w:t>웹 배포 방법</w:t>
             </w:r>
           </w:p>
         </w:tc>
@@ -1529,6 +2242,12 @@
             <w:pPr>
               <w:spacing w:after="60" w:before="60" w:line="276" w:lineRule="auto"/>
             </w:pPr>
+            <w:r>
+              <w:rPr>
+                <w:b w:val="0"/>
+                <w:sz w:val="17"/>
+              </w:rPr>
+            </w:r>
             <w:r>
               <w:rPr>
                 <w:b w:val="0"/>
@@ -1560,7 +2279,27 @@
                 <w:b w:val="0"/>
                 <w:sz w:val="17"/>
               </w:rPr>
-              <w:t>7주차하네스 엔지니어링 §2·§3</w:t>
+            </w:r>
+            <w:r>
+              <w:rPr>
+                <w:b w:val="0"/>
+                <w:sz w:val="17"/>
+              </w:rPr>
+              <w:t>7주차</w:t>
+            </w:r>
+            <w:r>
+              <w:rPr>
+                <w:b w:val="0"/>
+                <w:sz w:val="17"/>
+              </w:rPr>
+              <w:br/>
+            </w:r>
+            <w:r>
+              <w:rPr>
+                <w:b w:val="0"/>
+                <w:sz w:val="17"/>
+              </w:rPr>
+              <w:t>하네스 엔지니어링 §2·§3</w:t>
             </w:r>
           </w:p>
         </w:tc>
@@ -1579,6 +2318,12 @@
             <w:pPr>
               <w:spacing w:after="60" w:before="60" w:line="276" w:lineRule="auto"/>
             </w:pPr>
+            <w:r>
+              <w:rPr>
+                <w:b w:val="0"/>
+                <w:sz w:val="17"/>
+              </w:rPr>
+            </w:r>
             <w:r>
               <w:rPr>
                 <w:b w:val="0"/>
@@ -1610,7 +2355,27 @@
                 <w:b w:val="0"/>
                 <w:sz w:val="17"/>
               </w:rPr>
-              <w:t>7주차하네스의 검증 원칙</w:t>
+            </w:r>
+            <w:r>
+              <w:rPr>
+                <w:b w:val="0"/>
+                <w:sz w:val="17"/>
+              </w:rPr>
+              <w:t>7주차</w:t>
+            </w:r>
+            <w:r>
+              <w:rPr>
+                <w:b w:val="0"/>
+                <w:sz w:val="17"/>
+              </w:rPr>
+              <w:br/>
+            </w:r>
+            <w:r>
+              <w:rPr>
+                <w:b w:val="0"/>
+                <w:sz w:val="17"/>
+              </w:rPr>
+              <w:t>하네스의 검증 원칙</w:t>
             </w:r>
           </w:p>
         </w:tc>
@@ -1629,6 +2394,12 @@
             <w:pPr>
               <w:spacing w:after="60" w:before="60" w:line="276" w:lineRule="auto"/>
             </w:pPr>
+            <w:r>
+              <w:rPr>
+                <w:b w:val="0"/>
+                <w:sz w:val="17"/>
+              </w:rPr>
+            </w:r>
             <w:r>
               <w:rPr>
                 <w:b w:val="0"/>
@@ -1660,7 +2431,27 @@
                 <w:b w:val="0"/>
                 <w:sz w:val="17"/>
               </w:rPr>
-              <w:t>9주차웹 앱에서 DB의 역할 §1·§2·§10</w:t>
+            </w:r>
+            <w:r>
+              <w:rPr>
+                <w:b w:val="0"/>
+                <w:sz w:val="17"/>
+              </w:rPr>
+              <w:t>9주차</w:t>
+            </w:r>
+            <w:r>
+              <w:rPr>
+                <w:b w:val="0"/>
+                <w:sz w:val="17"/>
+              </w:rPr>
+              <w:br/>
+            </w:r>
+            <w:r>
+              <w:rPr>
+                <w:b w:val="0"/>
+                <w:sz w:val="17"/>
+              </w:rPr>
+              <w:t>웹 앱에서 DB의 역할 §1·§2·§10</w:t>
             </w:r>
           </w:p>
         </w:tc>
@@ -1684,6 +2475,12 @@
                 <w:b w:val="0"/>
                 <w:sz w:val="17"/>
               </w:rPr>
+            </w:r>
+            <w:r>
+              <w:rPr>
+                <w:b w:val="0"/>
+                <w:sz w:val="17"/>
+              </w:rPr>
               <w:t>저장 필요를 먼저 판단했다. 이번 앱은 문서 1회 점검이 목적이므로 메모리만 사용한다. localStorage나 DB에 고객 문서를 남기지 않는다. 새로고침하면 결과가 사라지는 한계도 함께 설명한다.</w:t>
             </w:r>
           </w:p>
@@ -1697,11 +2494,23 @@
     </w:p>
     <w:p>
       <w:r>
-        <w:t>수업 내용을 적용하며 달라진 점 “화면을 만들어 달라”에서 끝내지 않고, 어떤 자료로 무엇을 확인할지 정했다. 특히 가상 감사인 기준을 실제 파일에 적용한 비교와 기준을 지정한 비교를 분리한 것이 이번 검증에서 가장 중요한 판단이었다.</w:t>
+        <w:rPr>
+          <w:b/>
+        </w:rPr>
+        <w:t>수업 내용을 적용하며 달라진 점</w:t>
+      </w:r>
+      <w:r>
+        <w:br/>
+      </w:r>
+      <w:r>
+        <w:t>“화면을 만들어 달라”에서 끝내지 않고, 어떤 자료로 무엇을 확인할지 정했다. 특히 가상 감사인 기준을 실제 파일에 적용한 비교와 기준을 지정한 비교를 분리한 것이 이번 검증에서 가장 중요한 판단이었다.</w:t>
       </w:r>
     </w:p>
     <w:p>
       <w:r>
+        <w:rPr>
+          <w:b w:val="0"/>
+        </w:rPr>
         <w:t>출처: 주차별 로컬 강의안. 상세 파일명·절·SHA-256은 docs/course-alignment.md에 기록했다. 기존 앱의 모든 설계가 처음부터 해당 강의에서 비롯되었다고 소급해 주장하지 않는다.</w:t>
       </w:r>
     </w:p>
@@ -1715,11 +2524,17 @@
         <w:pStyle w:val="Heading1"/>
       </w:pPr>
       <w:r>
+        <w:rPr>
+          <w:b w:val="0"/>
+        </w:rPr>
         <w:t>5. 시작 화면과 점검 결과</w:t>
       </w:r>
     </w:p>
     <w:p>
       <w:r>
+        <w:rPr>
+          <w:b w:val="0"/>
+        </w:rPr>
         <w:t>캡처는 실제 고객 문서 대신 공개 가능한 합성 DSD를 사용한 화면이다. 방문자는 시작 화면에서 체험을 실행하고 점검 결과로 이동할 수 있다.</w:t>
       </w:r>
     </w:p>
@@ -1730,7 +2545,7 @@
       <w:r>
         <w:drawing>
           <wp:inline xmlns:a="http://schemas.openxmlformats.org/drawingml/2006/main" xmlns:pic="http://schemas.openxmlformats.org/drawingml/2006/picture">
-            <wp:extent cx="3526095" cy="2808000"/>
+            <wp:extent cx="3369600" cy="2808000"/>
             <wp:docPr id="1" name="Picture 1"/>
             <wp:cNvGraphicFramePr>
               <a:graphicFrameLocks noChangeAspect="1"/>
@@ -1743,7 +2558,7 @@
                     <pic:cNvPicPr/>
                   </pic:nvPicPr>
                   <pic:blipFill>
-                    <a:blip r:embed="rId10"/>
+                    <a:blip r:embed="rId17"/>
                     <a:stretch>
                       <a:fillRect/>
                     </a:stretch>
@@ -1751,7 +2566,7 @@
                   <pic:spPr>
                     <a:xfrm>
                       <a:off x="0" y="0"/>
-                      <a:ext cx="3526095" cy="2808000"/>
+                      <a:ext cx="3369600" cy="2808000"/>
                     </a:xfrm>
                     <a:prstGeom prst="rect"/>
                   </pic:spPr>
@@ -1767,7 +2582,10 @@
         <w:pStyle w:val="Caption"/>
       </w:pPr>
       <w:r>
-        <w:t>그림 1. 시작 화면. 목적과 처리 방식을 확인하고 가상 체험 또는 파일 선택으로 시작한다.</w:t>
+        <w:rPr>
+          <w:b w:val="0"/>
+        </w:rPr>
+        <w:t>그림 1. 로컬 수정본. 시작 화면. 목적과 처리 방식을 확인하고 가상 체험 또는 파일 선택으로 시작한다.</w:t>
       </w:r>
     </w:p>
     <w:p>
@@ -1777,7 +2595,7 @@
       <w:r>
         <w:drawing>
           <wp:inline xmlns:a="http://schemas.openxmlformats.org/drawingml/2006/main" xmlns:pic="http://schemas.openxmlformats.org/drawingml/2006/picture">
-            <wp:extent cx="4137952" cy="2808000"/>
+            <wp:extent cx="3369600" cy="2808000"/>
             <wp:docPr id="2" name="Picture 2"/>
             <wp:cNvGraphicFramePr>
               <a:graphicFrameLocks noChangeAspect="1"/>
@@ -1790,7 +2608,7 @@
                     <pic:cNvPicPr/>
                   </pic:nvPicPr>
                   <pic:blipFill>
-                    <a:blip r:embed="rId11"/>
+                    <a:blip r:embed="rId18"/>
                     <a:stretch>
                       <a:fillRect/>
                     </a:stretch>
@@ -1798,7 +2616,7 @@
                   <pic:spPr>
                     <a:xfrm>
                       <a:off x="0" y="0"/>
-                      <a:ext cx="4137952" cy="2808000"/>
+                      <a:ext cx="3369600" cy="2808000"/>
                     </a:xfrm>
                     <a:prstGeom prst="rect"/>
                   </pic:spPr>
@@ -1814,11 +2632,17 @@
         <w:pStyle w:val="Caption"/>
       </w:pPr>
       <w:r>
-        <w:t>그림 2. 점검 결과. 오류·확인 필요·수동 확인 등의 상태를 구분하고 필요한 결과를 찾는다.</w:t>
+        <w:rPr>
+          <w:b w:val="0"/>
+        </w:rPr>
+        <w:t>그림 2. 로컬 수정본. 점검 결과. 오류·확인 필요·수동 확인 등의 상태를 구분하고 필요한 결과를 찾는다.</w:t>
       </w:r>
     </w:p>
     <w:p>
       <w:r>
+        <w:rPr>
+          <w:b w:val="0"/>
+        </w:rPr>
         <w:t>화면 캡처는 해당 시점의 기능 동작을 보여 주는 자료다. 특정 샘플의 결과를 실제 전체 보고서에 대한 정확도나 제출 승인으로 일반화하지 않는다.</w:t>
       </w:r>
     </w:p>
@@ -1832,11 +2656,17 @@
         <w:pStyle w:val="Heading1"/>
       </w:pPr>
       <w:r>
+        <w:rPr>
+          <w:b w:val="0"/>
+        </w:rPr>
         <w:t>6. 원문 근거와 모바일 화면</w:t>
       </w:r>
     </w:p>
     <w:p>
       <w:r>
+        <w:rPr>
+          <w:b w:val="0"/>
+        </w:rPr>
         <w:t>결과 문구만으로는 무엇을 고쳐야 하는지 알기 어렵다. 발견 사항과 관련 원문 위치를 함께 보여 주어 사용자가 직접 대조하도록 구성했다.</w:t>
       </w:r>
     </w:p>
@@ -1847,7 +2677,7 @@
       <w:r>
         <w:drawing>
           <wp:inline xmlns:a="http://schemas.openxmlformats.org/drawingml/2006/main" xmlns:pic="http://schemas.openxmlformats.org/drawingml/2006/picture">
-            <wp:extent cx="4032000" cy="2736101"/>
+            <wp:extent cx="3456000" cy="2880000"/>
             <wp:docPr id="3" name="Picture 3"/>
             <wp:cNvGraphicFramePr>
               <a:graphicFrameLocks noChangeAspect="1"/>
@@ -1860,7 +2690,7 @@
                     <pic:cNvPicPr/>
                   </pic:nvPicPr>
                   <pic:blipFill>
-                    <a:blip r:embed="rId12"/>
+                    <a:blip r:embed="rId19"/>
                     <a:stretch>
                       <a:fillRect/>
                     </a:stretch>
@@ -1868,7 +2698,7 @@
                   <pic:spPr>
                     <a:xfrm>
                       <a:off x="0" y="0"/>
-                      <a:ext cx="4032000" cy="2736101"/>
+                      <a:ext cx="3456000" cy="2880000"/>
                     </a:xfrm>
                     <a:prstGeom prst="rect"/>
                   </pic:spPr>
@@ -1884,7 +2714,7 @@
       <w:r>
         <w:drawing>
           <wp:inline xmlns:a="http://schemas.openxmlformats.org/drawingml/2006/main" xmlns:pic="http://schemas.openxmlformats.org/drawingml/2006/picture">
-            <wp:extent cx="665024" cy="2879997"/>
+            <wp:extent cx="1330805" cy="2879999"/>
             <wp:docPr id="4" name="Picture 4"/>
             <wp:cNvGraphicFramePr>
               <a:graphicFrameLocks noChangeAspect="1"/>
@@ -1897,7 +2727,7 @@
                     <pic:cNvPicPr/>
                   </pic:nvPicPr>
                   <pic:blipFill>
-                    <a:blip r:embed="rId13"/>
+                    <a:blip r:embed="rId20"/>
                     <a:stretch>
                       <a:fillRect/>
                     </a:stretch>
@@ -1905,7 +2735,7 @@
                   <pic:spPr>
                     <a:xfrm>
                       <a:off x="0" y="0"/>
-                      <a:ext cx="665024" cy="2879997"/>
+                      <a:ext cx="1330805" cy="2879999"/>
                     </a:xfrm>
                     <a:prstGeom prst="rect"/>
                   </pic:spPr>
@@ -1924,7 +2754,10 @@
         <w:pStyle w:val="Caption"/>
       </w:pPr>
       <w:r>
-        <w:t>그림 3. 근거 확인. 헤더 정보·본문 위치와 점검 결과를 대조한다.</w:t>
+        <w:rPr>
+          <w:b w:val="0"/>
+        </w:rPr>
+        <w:t>그림 3. 로컬 수정본. 근거 확인. 헤더 정보·본문 위치와 점검 결과를 대조한다.</w:t>
       </w:r>
     </w:p>
     <w:p>
@@ -1932,7 +2765,10 @@
         <w:pStyle w:val="Caption"/>
       </w:pPr>
       <w:r>
-        <w:t>그림 4. 모바일 화면. 좁은 폭에서 핵심 조작과 결과를 확인한다.</w:t>
+        <w:rPr>
+          <w:b w:val="0"/>
+        </w:rPr>
+        <w:t>그림 4. 로컬 수정본. 모바일 화면. 좁은 폭에서 핵심 조작과 결과를 확인한다.</w:t>
       </w:r>
     </w:p>
     <w:p>
@@ -1940,6 +2776,9 @@
         <w:pStyle w:val="Heading2"/>
       </w:pPr>
       <w:r>
+        <w:rPr>
+          <w:b w:val="0"/>
+        </w:rPr>
         <w:t>판정과 검토 표시</w:t>
       </w:r>
     </w:p>
@@ -1968,12 +2807,18 @@
               <w:bottom w:val="single" w:sz="4" w:color="D9D9D9"/>
               <w:right w:val="single" w:sz="4" w:color="D9D9D9"/>
             </w:tcBorders>
-            <w:shd w:fill="FFF5ED"/>
+            <w:shd w:fill="F1F5F9"/>
           </w:tcPr>
           <w:p>
             <w:pPr>
               <w:spacing w:after="60" w:before="60" w:line="276" w:lineRule="auto"/>
             </w:pPr>
+            <w:r>
+              <w:rPr>
+                <w:b/>
+                <w:sz w:val="17"/>
+              </w:rPr>
+            </w:r>
             <w:r>
               <w:rPr>
                 <w:b/>
@@ -1993,12 +2838,18 @@
               <w:bottom w:val="single" w:sz="4" w:color="D9D9D9"/>
               <w:right w:val="single" w:sz="4" w:color="D9D9D9"/>
             </w:tcBorders>
-            <w:shd w:fill="FFF5ED"/>
+            <w:shd w:fill="F1F5F9"/>
           </w:tcPr>
           <w:p>
             <w:pPr>
               <w:spacing w:after="60" w:before="60" w:line="276" w:lineRule="auto"/>
             </w:pPr>
+            <w:r>
+              <w:rPr>
+                <w:b/>
+                <w:sz w:val="17"/>
+              </w:rPr>
+            </w:r>
             <w:r>
               <w:rPr>
                 <w:b/>
@@ -2030,7 +2881,13 @@
                 <w:b w:val="0"/>
                 <w:sz w:val="17"/>
               </w:rPr>
-              <w:t>오류</w:t>
+            </w:r>
+            <w:r>
+              <w:rPr>
+                <w:b w:val="0"/>
+                <w:sz w:val="17"/>
+              </w:rPr>
+              <w:t>오류 후보</w:t>
             </w:r>
           </w:p>
         </w:tc>
@@ -2049,6 +2906,12 @@
             <w:pPr>
               <w:spacing w:after="60" w:before="60" w:line="276" w:lineRule="auto"/>
             </w:pPr>
+            <w:r>
+              <w:rPr>
+                <w:b w:val="0"/>
+                <w:sz w:val="17"/>
+              </w:rPr>
+            </w:r>
             <w:r>
               <w:rPr>
                 <w:b w:val="0"/>
@@ -2080,6 +2943,12 @@
                 <w:b w:val="0"/>
                 <w:sz w:val="17"/>
               </w:rPr>
+            </w:r>
+            <w:r>
+              <w:rPr>
+                <w:b w:val="0"/>
+                <w:sz w:val="17"/>
+              </w:rPr>
               <w:t>확인 필요</w:t>
             </w:r>
           </w:p>
@@ -2099,6 +2968,12 @@
             <w:pPr>
               <w:spacing w:after="60" w:before="60" w:line="276" w:lineRule="auto"/>
             </w:pPr>
+            <w:r>
+              <w:rPr>
+                <w:b w:val="0"/>
+                <w:sz w:val="17"/>
+              </w:rPr>
+            </w:r>
             <w:r>
               <w:rPr>
                 <w:b w:val="0"/>
@@ -2130,6 +3005,12 @@
                 <w:b w:val="0"/>
                 <w:sz w:val="17"/>
               </w:rPr>
+            </w:r>
+            <w:r>
+              <w:rPr>
+                <w:b w:val="0"/>
+                <w:sz w:val="17"/>
+              </w:rPr>
               <w:t>수동 확인</w:t>
             </w:r>
           </w:p>
@@ -2149,6 +3030,12 @@
             <w:pPr>
               <w:spacing w:after="60" w:before="60" w:line="276" w:lineRule="auto"/>
             </w:pPr>
+            <w:r>
+              <w:rPr>
+                <w:b w:val="0"/>
+                <w:sz w:val="17"/>
+              </w:rPr>
+            </w:r>
             <w:r>
               <w:rPr>
                 <w:b w:val="0"/>
@@ -2180,6 +3067,12 @@
                 <w:b w:val="0"/>
                 <w:sz w:val="17"/>
               </w:rPr>
+            </w:r>
+            <w:r>
+              <w:rPr>
+                <w:b w:val="0"/>
+                <w:sz w:val="17"/>
+              </w:rPr>
               <w:t>통과</w:t>
             </w:r>
           </w:p>
@@ -2199,6 +3092,12 @@
             <w:pPr>
               <w:spacing w:after="60" w:before="60" w:line="276" w:lineRule="auto"/>
             </w:pPr>
+            <w:r>
+              <w:rPr>
+                <w:b w:val="0"/>
+                <w:sz w:val="17"/>
+              </w:rPr>
+            </w:r>
             <w:r>
               <w:rPr>
                 <w:b w:val="0"/>
@@ -2230,6 +3129,12 @@
                 <w:b w:val="0"/>
                 <w:sz w:val="17"/>
               </w:rPr>
+            </w:r>
+            <w:r>
+              <w:rPr>
+                <w:b w:val="0"/>
+                <w:sz w:val="17"/>
+              </w:rPr>
               <w:t>해당 없음</w:t>
             </w:r>
           </w:p>
@@ -2254,6 +3159,12 @@
                 <w:b w:val="0"/>
                 <w:sz w:val="17"/>
               </w:rPr>
+            </w:r>
+            <w:r>
+              <w:rPr>
+                <w:b w:val="0"/>
+                <w:sz w:val="17"/>
+              </w:rPr>
               <w:t>문서의 조건에 따라 해당 항목을 적용하지 않는다.</w:t>
             </w:r>
           </w:p>
@@ -2267,6 +3178,9 @@
     </w:p>
     <w:p>
       <w:r>
+        <w:rPr>
+          <w:b w:val="0"/>
+        </w:rPr>
         <w:t>담당자의 확인 체크는 원래 기계 판정과 별도로 표시한다. 체크를 했다는 사실을 자동 검증 성공이나 보고서 전체의 품질 승인으로 바꾸지 않는다.</w:t>
       </w:r>
     </w:p>
@@ -2280,11 +3194,25 @@
         <w:pStyle w:val="Heading1"/>
       </w:pPr>
       <w:r>
+        <w:rPr>
+          <w:b w:val="0"/>
+        </w:rPr>
         <w:t>7. AI와 함께 문제를 해결한 과정</w:t>
       </w:r>
     </w:p>
     <w:p>
       <w:r>
+        <w:rPr>
+          <w:b w:val="0"/>
+        </w:rPr>
+        <w:t>기존 개발 단계(2026-10-27~28)의 기록을 요약했다. 현재 과제에서 새로 수행한 28건 실행과는 구분한다.</w:t>
+      </w:r>
+    </w:p>
+    <w:p>
+      <w:r>
+        <w:rPr>
+          <w:b w:val="0"/>
+        </w:rPr>
         <w:t>저는 실무에서 겪은 문제, 과제 요구사항과 디자인·설명 방향을 제시했습니다. AI 코딩 도구 Codex에는 기능 구현과 실행·오류 수정·검증을 맡겼습니다. 아래는 기존 개발 기록에 남아 있는 과정입니다. 실제 자료 28건을 추가한 이번 작업은 뒤의 검증 절에 따로 기록했습니다.</w:t>
       </w:r>
     </w:p>
@@ -2293,22 +3221,43 @@
         <w:pStyle w:val="Heading2"/>
       </w:pPr>
       <w:r>
+        <w:rPr>
+          <w:b w:val="0"/>
+        </w:rPr>
         <w:t>A. 특정 감사인의 고정값을 적용하는 문제</w:t>
       </w:r>
     </w:p>
     <w:p>
       <w:r>
-        <w:t>문제 상황 원본의 특정 감사인 이름·CIK·주소·대표자 고정값을 독립 앱에 그대로 쓰면 다른 감사인의 보고서도 오류로 판정할 수 있었다.</w:t>
+        <w:rPr>
+          <w:b w:val="0"/>
+        </w:rPr>
+        <w:t>문제 상황</w:t>
+      </w:r>
+      <w:r>
+        <w:t xml:space="preserve"> 원본의 특정 감사인 이름·식별값·주소·대표자 고정값을 독립 앱에 그대로 쓰면 다른 감사인의 보고서도 오류로 판정할 수 있었다.</w:t>
       </w:r>
     </w:p>
     <w:p>
       <w:r>
-        <w:t>AI 활용·해결 과정 Codex가 원본의 의존성과 고정 기준을 조사하고, 네 값을 사용자가 입력하는 프로필로 바꾸도록 구현 범위를 정했다. 기본값은 가상회계법인으로 제공한다.</w:t>
+        <w:rPr>
+          <w:b w:val="0"/>
+        </w:rPr>
+        <w:t>AI 활용·해결 과정</w:t>
+      </w:r>
+      <w:r>
+        <w:t xml:space="preserve"> Codex가 원본의 의존성과 고정 기준을 조사하고, 네 값을 사용자가 입력하는 프로필로 바꾸도록 구현 범위를 정했다. 기본값은 가상회계법인으로 제공한다.</w:t>
       </w:r>
     </w:p>
     <w:p>
       <w:r>
-        <w:t>최종 결과·한계 지정 프로필로 확인하는 흐름을 과제용으로 구성했다. 사용자가 입력한 기준의 최신성·정확성을 앱이 공식 인증하는 것은 아니다.</w:t>
+        <w:rPr>
+          <w:b w:val="0"/>
+        </w:rPr>
+        <w:t>최종 결과·한계</w:t>
+      </w:r>
+      <w:r>
+        <w:t xml:space="preserve"> 지정 프로필로 확인하는 흐름을 과제용으로 구성했다. 사용자가 입력한 기준의 최신성·정확성을 앱이 공식 인증하는 것은 아니다.</w:t>
       </w:r>
     </w:p>
     <w:p>
@@ -2316,22 +3265,43 @@
         <w:pStyle w:val="Heading2"/>
       </w:pPr>
       <w:r>
+        <w:rPr>
+          <w:b w:val="0"/>
+        </w:rPr>
         <w:t>B. 검토보고서에 연차 기준을 적용하는 과탐</w:t>
       </w:r>
     </w:p>
     <w:p>
       <w:r>
-        <w:t>문제 상황 연차와 분·반기 문서에 같은 기준을 적용하면 올바른 검토보고서 표현도 오류가 될 수 있다.</w:t>
+        <w:rPr>
+          <w:b w:val="0"/>
+        </w:rPr>
+        <w:t>문제 상황</w:t>
+      </w:r>
+      <w:r>
+        <w:t xml:space="preserve"> 연차와 분·반기 문서에 같은 기준을 적용하면 올바른 검토보고서 표현도 오류가 될 수 있다.</w:t>
       </w:r>
     </w:p>
     <w:p>
       <w:r>
-        <w:t>AI 활용·해결 과정 최신 원본을 조사한 결과 서식별 분리 구현이 이미 있었다. 이를 재사용하고, 범위 밖·코드 미확인 입력을 임의로 점검하지 않게 구성한다.</w:t>
+        <w:rPr>
+          <w:b w:val="0"/>
+        </w:rPr>
+        <w:t>AI 활용·해결 과정</w:t>
+      </w:r>
+      <w:r>
+        <w:t xml:space="preserve"> 최신 원본을 조사한 결과 서식별 분리 구현이 이미 있었다. 이를 재사용하고, 범위 밖·코드 미확인 입력을 임의로 점검하지 않게 구성한다.</w:t>
       </w:r>
     </w:p>
     <w:p>
       <w:r>
-        <w:t>최종 결과·한계 기존 보호 동작을 보존하는 재사용 결정이다. 이번 과제에서 새로 발견해 원본 규칙을 전면 수정했다고 쓰지 않는다.</w:t>
+        <w:rPr>
+          <w:b w:val="0"/>
+        </w:rPr>
+        <w:t>최종 결과·한계</w:t>
+      </w:r>
+      <w:r>
+        <w:t xml:space="preserve"> 기존 보호 동작을 보존하는 재사용 결정이다. 이번 과제에서 새로 발견해 원본 규칙을 전면 수정했다고 쓰지 않는다.</w:t>
       </w:r>
     </w:p>
     <w:p>
@@ -2339,22 +3309,43 @@
         <w:pStyle w:val="Heading2"/>
       </w:pPr>
       <w:r>
+        <w:rPr>
+          <w:b w:val="0"/>
+        </w:rPr>
         <w:t>C. 업무 파일이 없는 방문자의 재현 문제</w:t>
       </w:r>
     </w:p>
     <w:p>
       <w:r>
-        <w:t>문제 상황 파일 선택만 있으면 평가자가 DSD를 준비하지 못할 때 핵심 기능을 확인할 수 없다.</w:t>
+        <w:rPr>
+          <w:b w:val="0"/>
+        </w:rPr>
+        <w:t>문제 상황</w:t>
+      </w:r>
+      <w:r>
+        <w:t xml:space="preserve"> 파일 선택만 있으면 평가자가 DSD를 준비하지 못할 때 핵심 기능을 확인할 수 없다.</w:t>
       </w:r>
     </w:p>
     <w:p>
       <w:r>
-        <w:t>AI 활용·해결 과정 실제 고객 자료 대신 가상 회사 XML·ZIP을 브라우저에서 생성하는 체험을 구성했다. 수정 전후와 검토보고서를 같은 읽기·점검 경로로 처리한다.</w:t>
+        <w:rPr>
+          <w:b w:val="0"/>
+        </w:rPr>
+        <w:t>AI 활용·해결 과정</w:t>
+      </w:r>
+      <w:r>
+        <w:t xml:space="preserve"> 실제 고객 자료 대신 가상 회사 XML·ZIP을 브라우저에서 생성하는 체험을 구성했다. 수정 전후와 검토보고서를 같은 읽기·점검 경로로 처리한다.</w:t>
       </w:r>
     </w:p>
     <w:p>
       <w:r>
-        <w:t>최종 결과·한계 별도 자료 없이 실행할 수 있는 경로를 만들었다. 합성 자료의 기대값 일치는 실제 전체 문서의 정확도 검증과 구분한다.</w:t>
+        <w:rPr>
+          <w:b w:val="0"/>
+        </w:rPr>
+        <w:t>최종 결과·한계</w:t>
+      </w:r>
+      <w:r>
+        <w:t xml:space="preserve"> 별도 자료 없이 실행할 수 있는 경로를 만들었다. 합성 자료의 기대값 일치는 실제 전체 문서의 정확도 검증과 구분한다.</w:t>
       </w:r>
     </w:p>
     <w:p>
@@ -2362,26 +3353,50 @@
         <w:pStyle w:val="Heading2"/>
       </w:pPr>
       <w:r>
+        <w:rPr>
+          <w:b w:val="0"/>
+        </w:rPr>
         <w:t>D. 자동 통과와 수동 확인의 혼동</w:t>
       </w:r>
     </w:p>
     <w:p>
       <w:r>
-        <w:t>문제 상황 자동 점검이 끝나도 문장 의미·보고서 범위처럼 사람이 판단할 내용은 남는다.</w:t>
+        <w:rPr>
+          <w:b w:val="0"/>
+        </w:rPr>
+        <w:t>문제 상황</w:t>
+      </w:r>
+      <w:r>
+        <w:t xml:space="preserve"> 자동 점검이 끝나도 문장 의미·보고서 범위처럼 사람이 판단할 내용은 남는다.</w:t>
       </w:r>
     </w:p>
     <w:p>
       <w:r>
-        <w:t>AI 활용·해결 과정 기존 엔진의 다섯 상태를 화면에서 구분하고, 담당자의 확인 표시를 기계의 원래 상태와 따로 다루도록 요구했다.</w:t>
+        <w:rPr>
+          <w:b w:val="0"/>
+        </w:rPr>
+        <w:t>AI 활용·해결 과정</w:t>
+      </w:r>
+      <w:r>
+        <w:t xml:space="preserve"> 기존 엔진의 다섯 상태를 화면에서 구분하고, 담당자의 확인 표시를 기계의 원래 상태와 따로 다루도록 요구했다.</w:t>
       </w:r>
     </w:p>
     <w:p>
       <w:r>
-        <w:t>최종 결과·한계 원본의 수동 판단 경계를 보존했다. 최종 업무 품질 승인은 실제 담당자의 확인이 필요하다.</w:t>
+        <w:rPr>
+          <w:b w:val="0"/>
+        </w:rPr>
+        <w:t>최종 결과·한계</w:t>
+      </w:r>
+      <w:r>
+        <w:t xml:space="preserve"> 원본의 수동 판단 경계를 보존했다. 최종 업무 품질 승인은 실제 담당자의 확인이 필요하다.</w:t>
       </w:r>
     </w:p>
     <w:p>
       <w:r>
+        <w:rPr>
+          <w:b w:val="0"/>
+        </w:rPr>
         <w:t>위 네 사례는 구조·재사용 결정과 개선 사항이다. 실제 실행 중 발견·수정한 기능 오류와 경계 입력 시험은 다음 절에 따로 기록한다.</w:t>
       </w:r>
     </w:p>
@@ -2395,12 +3410,18 @@
         <w:pStyle w:val="Heading1"/>
       </w:pPr>
       <w:r>
+        <w:rPr>
+          <w:b w:val="0"/>
+        </w:rPr>
         <w:t>8. 실행 중 발견한 오류와 수정</w:t>
       </w:r>
     </w:p>
     <w:p>
       <w:r>
-        <w:t>아래 두 사례는 기존 개발 기록에서 구현 후 실행·시험 과정에 확인한 문제다. AI가 앱을 실행하고 관측한 내용이며, 실제 사용자 기능 확인나 실제 보안 사고로 표현하지 않는다.</w:t>
+        <w:rPr>
+          <w:b w:val="0"/>
+        </w:rPr>
+        <w:t>아래 두 사례는 10월 27일의 개발 기록을 요약한 것이다. Codex가 브라우저와 시험 도구를 조작해 확인했다. 요청·수정 방향은 기록의 요약이며, 남아 있지 않은 사용자 프롬프트를 직접 인용하지 않았다.</w:t>
       </w:r>
     </w:p>
     <w:p>
@@ -2408,32 +3429,122 @@
         <w:pStyle w:val="Heading2"/>
       </w:pPr>
       <w:r>
+        <w:rPr>
+          <w:b w:val="0"/>
+        </w:rPr>
         <w:t>E. 근거 창을 열면 닫기 버튼이 사라짐</w:t>
       </w:r>
     </w:p>
     <w:p>
       <w:r>
-        <w:t>문제 상황 Codex가 브라우저에서 원문 근거 dialog를 열자, 블록 위치를 찾는 scrollIntoView()가 원문 패널의 조상인 dialog까지 스크롤했다. 제목과 닫기 버튼이 화면 위로 밀려나 보이지 않았다.</w:t>
+        <w:rPr>
+          <w:b w:val="0"/>
+        </w:rPr>
+        <w:t>문제 상황</w:t>
+      </w:r>
+      <w:r>
+        <w:t xml:space="preserve"> Codex가 브라우저에서 원문 근거 dialog를 열자, 블록 위치를 찾는 </w:t>
+      </w:r>
+      <w:r>
+        <w:rPr>
+          <w:b w:val="0"/>
+        </w:rPr>
+        <w:t>scrollIntoView()</w:t>
+      </w:r>
+      <w:r>
+        <w:t>가 원문 패널의 조상인 dialog까지 스크롤했다. 제목과 닫기 버튼이 화면 위로 밀려나 보이지 않았다.</w:t>
       </w:r>
     </w:p>
     <w:p>
       <w:r>
-        <w:t>AI 활용 Codex는 실제 화면에서 제목·닫기 버튼 위치를 확인해 재현했다. 원문 위치로 이동하는 동작을 내부 패널에만 적용하도록 수정 방향을 정했다.</w:t>
+        <w:rPr>
+          <w:b w:val="0"/>
+        </w:rPr>
+        <w:t>AI 활용</w:t>
+      </w:r>
+      <w:r>
+        <w:t xml:space="preserve"> 수정 요구의 핵심은 근거 창의 제목·닫기 버튼이 화면 밖으로 이동하지 않도록 재현하고, 원문 패널 내부에서만 스크롤하게 만드는 것이었다. 이는 기존 개발 기록의 요약이며 사용자 프롬프트의 직접 인용은 아니다. Codex가 수정 후 같은 화면을 다시 실행해 확인했다.</w:t>
       </w:r>
     </w:p>
     <w:p>
       <w:r>
-        <w:t>해결 과정 public/app.js의 highlightLocation()에서 source-view.scrollTop만 조절하도록 바꾸었다. dialog를 열 때는 dialog.scrollTop = 0으로 초기 위치를 고정했다.</w:t>
+        <w:rPr>
+          <w:b w:val="0"/>
+        </w:rPr>
+        <w:t>해결 과정</w:t>
+      </w:r>
+      <w:r>
+        <w:t xml:space="preserve"> </w:t>
+      </w:r>
+      <w:r>
+        <w:rPr>
+          <w:b w:val="0"/>
+        </w:rPr>
+        <w:t>public/app.js</w:t>
+      </w:r>
+      <w:r>
+        <w:t xml:space="preserve">의 </w:t>
+      </w:r>
+      <w:r>
+        <w:rPr>
+          <w:b w:val="0"/>
+        </w:rPr>
+        <w:t>highlightLocation()</w:t>
+      </w:r>
+      <w:r>
+        <w:t xml:space="preserve">에서 </w:t>
+      </w:r>
+      <w:r>
+        <w:rPr>
+          <w:b w:val="0"/>
+        </w:rPr>
+        <w:t>source-view.scrollTop</w:t>
+      </w:r>
+      <w:r>
+        <w:t xml:space="preserve">만 조절하도록 바꾸었다. dialog를 열 때는 </w:t>
+      </w:r>
+      <w:r>
+        <w:rPr>
+          <w:b w:val="0"/>
+        </w:rPr>
+        <w:t>dialog.scrollTop = 0</w:t>
+      </w:r>
+      <w:r>
+        <w:t>으로 초기 위치를 고정했다.</w:t>
       </w:r>
     </w:p>
     <w:p>
       <w:r>
-        <w:t>최종 결과 같은 화면을 다시 실행한 시험에서 닫기 버튼 노출(visible=true)을 확인했다. 원문은 내부에서 이동하고 바깥 제목·닫기 조작은 유지되었다. 모든 브라우저에서의 동작까지 시험한 것은 아니다.</w:t>
+        <w:rPr>
+          <w:b w:val="0"/>
+        </w:rPr>
+        <w:t>최종 결과</w:t>
+      </w:r>
+      <w:r>
+        <w:t xml:space="preserve"> 같은 화면을 다시 실행한 시험에서 닫기 버튼 노출(</w:t>
+      </w:r>
+      <w:r>
+        <w:rPr>
+          <w:b w:val="0"/>
+        </w:rPr>
+        <w:t>visible=true</w:t>
+      </w:r>
+      <w:r>
+        <w:t>)을 확인했다. 원문은 내부에서 이동하고 바깥 제목·닫기 조작은 유지되었다. 모든 브라우저에서의 동작까지 시험한 것은 아니다.</w:t>
       </w:r>
     </w:p>
     <w:p>
       <w:r>
-        <w:t>실제 수정 순서 AI의 브라우저 실행 → 근거 창의 조상 스크롤 관측 → 내부 패널만 스크롤하도록 수정 → 재실행하여 닫기 버튼 노출 확인</w:t>
+        <w:rPr>
+          <w:b/>
+        </w:rPr>
+        <w:t>실제 수정 순서</w:t>
+      </w:r>
+      <w:r>
+        <w:br/>
+      </w:r>
+      <w:r>
+        <w:t>AI의 브라우저 실행 → 근거 창의 조상 스크롤 관측 → 내부 패널만 스크롤하도록 수정 → 재실행하여 닫기 버튼 노출 확인</w:t>
       </w:r>
     </w:p>
     <w:p>
@@ -2441,32 +3552,116 @@
         <w:pStyle w:val="Heading2"/>
       </w:pPr>
       <w:r>
+        <w:rPr>
+          <w:b w:val="0"/>
+        </w:rPr>
         <w:t>F. 원문이 Excel 수식으로 해석될 수 있는 입력</w:t>
       </w:r>
     </w:p>
     <w:p>
       <w:r>
-        <w:t>문제 상황 원문을 CSV로 내보낼 때 글이 =·+·-·@로 시작하면 Excel에서 수식으로 해석될 수 있다. 실제 공격 사례가 아니라 내보내기 경계 입력을 시험하며 확인한 조건이다.</w:t>
+        <w:rPr>
+          <w:b w:val="0"/>
+        </w:rPr>
+        <w:t>문제 상황</w:t>
+      </w:r>
+      <w:r>
+        <w:t xml:space="preserve"> 원문을 CSV로 내보낼 때 글이 </w:t>
+      </w:r>
+      <w:r>
+        <w:rPr>
+          <w:b w:val="0"/>
+        </w:rPr>
+        <w:t>=</w:t>
+      </w:r>
+      <w:r>
+        <w:t>·</w:t>
+      </w:r>
+      <w:r>
+        <w:rPr>
+          <w:b w:val="0"/>
+        </w:rPr>
+        <w:t>+</w:t>
+      </w:r>
+      <w:r>
+        <w:t>·</w:t>
+      </w:r>
+      <w:r>
+        <w:rPr>
+          <w:b w:val="0"/>
+        </w:rPr>
+        <w:t>-</w:t>
+      </w:r>
+      <w:r>
+        <w:t>·</w:t>
+      </w:r>
+      <w:r>
+        <w:rPr>
+          <w:b w:val="0"/>
+        </w:rPr>
+        <w:t>@</w:t>
+      </w:r>
+      <w:r>
+        <w:t>로 시작하면 Excel에서 수식으로 해석될 수 있다. 실제 공격 사례가 아니라 내보내기 경계 입력을 시험하며 확인한 조건이다.</w:t>
       </w:r>
     </w:p>
     <w:p>
       <w:r>
-        <w:t>AI 활용 Codex가 =HYPERLINK(...) 형태의 문자열을 시험용 입력로 구성해 결과 파일이 수식 대신 문자열로 처리되도록 확인하는 시험을 만들었다.</w:t>
+        <w:rPr>
+          <w:b w:val="0"/>
+        </w:rPr>
+        <w:t>AI 활용</w:t>
+      </w:r>
+      <w:r>
+        <w:t xml:space="preserve"> 기존 기록의 수정 요구는 수식처럼 시작하는 원문을 Excel에서 글자로 유지하고, 내보낸 파일로 확인하는 것이었다. Codex가 </w:t>
+      </w:r>
+      <w:r>
+        <w:rPr>
+          <w:b w:val="0"/>
+        </w:rPr>
+        <w:t>=HYPERLINK(...)</w:t>
+      </w:r>
+      <w:r>
+        <w:t xml:space="preserve"> 형태의 시험용 입력과 CSV·XLSX 검사를 구성했다. 이 설명도 과거 대화 원문의 인용은 아니다.</w:t>
       </w:r>
     </w:p>
     <w:p>
       <w:r>
-        <w:t>해결 과정 CSV는 선행 공백 뒤의 수식 접두 문자를 검사해 작은따옴표를 붙인다. XLSX는 inlineStr 문자열 셀로 기록한다. 코드와 테스트에서 보호 접두 문자 및 문자열 셀 구조를 확인한다.</w:t>
+        <w:rPr>
+          <w:b w:val="0"/>
+        </w:rPr>
+        <w:t>해결 과정</w:t>
+      </w:r>
+      <w:r>
+        <w:t xml:space="preserve"> CSV는 선행 공백 뒤의 수식 접두 문자를 검사해 작은따옴표를 붙인다. XLSX는 </w:t>
+      </w:r>
+      <w:r>
+        <w:rPr>
+          <w:b w:val="0"/>
+        </w:rPr>
+        <w:t>inlineStr</w:t>
+      </w:r>
+      <w:r>
+        <w:t xml:space="preserve"> 문자열 셀로 기록한다. 코드와 테스트에서 보호 접두 문자 및 문자열 셀 구조를 확인한다.</w:t>
       </w:r>
     </w:p>
     <w:p>
       <w:r>
-        <w:t>최종 결과 경계 입력 시험용 입력를 포함한 Node 테스트가 통과했고 브라우저에서 CSV·XLSX 다운로드도 성공했다. 모든 Excel 버전의 실제 열기 동작을 확인한 것은 아니며 실제 피해가 있었다고 주장하지 않는다.</w:t>
+        <w:rPr>
+          <w:b w:val="0"/>
+        </w:rPr>
+        <w:t>최종 결과</w:t>
+      </w:r>
+      <w:r>
+        <w:t xml:space="preserve"> 경계 입력 시험용 입력을 포함한 Node 테스트가 통과했고 브라우저에서 CSV·XLSX 다운로드도 성공했다. 모든 Excel 버전의 실제 열기 동작을 확인한 것은 아니며 실제 피해가 있었다고 주장하지 않는다.</w:t>
       </w:r>
     </w:p>
     <w:p>
       <w:r>
-        <w:t>상세 기록: docs/ai-collaboration.md · 재현 및 재실행은 Codex 수행. 사용자의 직접 기능 확인는 미실행이다.</w:t>
+        <w:rPr>
+          <w:b w:val="0"/>
+        </w:rPr>
+        <w:t>상세 기록: docs/ai-collaboration.md. 작성자의 독립적인 수동 조작과 구분해 Codex 수행 결과로 기록했다.</w:t>
       </w:r>
     </w:p>
     <w:p>
@@ -2479,7 +3674,18 @@
         <w:pStyle w:val="Heading1"/>
       </w:pPr>
       <w:r>
+        <w:rPr>
+          <w:b w:val="0"/>
+        </w:rPr>
         <w:t>9. 리뷰와 사용성 개선</w:t>
+      </w:r>
+    </w:p>
+    <w:p>
+      <w:r>
+        <w:rPr>
+          <w:b w:val="0"/>
+        </w:rPr>
+        <w:t>기존 개발 단계(2026-10-27~28)의 기록을 요약했다. 현재 과제에서 새로 수행한 28건 실행과는 구분한다.</w:t>
       </w:r>
     </w:p>
     <w:p>
@@ -2487,27 +3693,54 @@
         <w:pStyle w:val="Heading2"/>
       </w:pPr>
       <w:r>
+        <w:rPr>
+          <w:b w:val="0"/>
+        </w:rPr>
         <w:t>G. 비워진 화면에 남은 문서 텍스트</w:t>
       </w:r>
     </w:p>
     <w:p>
       <w:r>
-        <w:t>문제 상황 독립 리뷰에서 ‘문서 비우기’가 결과를 가리기만 하고 결과행·근거·헤더·파일 메타의 텍스트와 이벤트를 남기는 것을 발견했다. 메모리에서만 처리한다는 설명을 지키려면 숨김과 제거를 구별해야 했다.</w:t>
+        <w:rPr>
+          <w:b w:val="0"/>
+        </w:rPr>
+        <w:t>문제 상황</w:t>
+      </w:r>
+      <w:r>
+        <w:t xml:space="preserve"> 독립 리뷰에서 ‘문서 비우기’가 결과를 가리기만 하고 결과행·근거·헤더·파일 메타의 텍스트와 이벤트를 남기는 것을 발견했다. 메모리에서만 처리한다는 설명을 지키려면 숨김과 제거를 구별해야 했다.</w:t>
       </w:r>
     </w:p>
     <w:p>
       <w:r>
-        <w:t>AI 활용 개발에 사용한 세션과 별도의 Codex 검토 세션에 같은 코드 버전을 읽기 전용으로 확인하도록 맡겼다. 검토자가 실제 초기화 함수를 화면 요소를 재현한 메모리 모형에서 실행해 잔존을 재현했고, 작성 Codex가 수용했다.</w:t>
+        <w:rPr>
+          <w:b w:val="0"/>
+        </w:rPr>
+        <w:t>AI 활용</w:t>
+      </w:r>
+      <w:r>
+        <w:t xml:space="preserve"> 개발에 사용한 세션과 별도의 Codex 검토 세션에 같은 코드 버전을 읽기 전용으로 확인하도록 맡겼다. 검토자가 실제 초기화 함수를 화면 요소를 재현한 메모리 모형에서 실행해 잔존을 재현했고, 작성 Codex가 수용했다.</w:t>
       </w:r>
     </w:p>
     <w:p>
       <w:r>
-        <w:t>해결 과정 공용 초기화 함수에서 상태·원문 뷰·Blob URL과 문서별 화면 요소을 함께 제거했다. 문서 비우기뿐 아니라 새 파일을 읽기 시작하거나 실패하는 경우에도 같은 경로를 사용한다.</w:t>
+        <w:rPr>
+          <w:b w:val="0"/>
+        </w:rPr>
+        <w:t>해결 과정</w:t>
+      </w:r>
+      <w:r>
+        <w:t xml:space="preserve"> 공용 초기화 함수에서 상태·원문 뷰·Blob URL과 문서별 화면 요소를 함께 제거했다. 문서 비우기뿐 아니라 새 파일을 읽기 시작하거나 실패하는 경우에도 같은 경로를 사용한다.</w:t>
       </w:r>
     </w:p>
     <w:p>
       <w:r>
-        <w:t>최종 결과 수정 전 소스에서 회귀 시험 2개가 실패하고 수정본에서 통과했다. 브라우저에서도 회사명 잔존 false, 근거·헤더·원문·메타 텍스트 길이 0을 확인했다. 브라우저 메모리의 물리적 덮어쓰기를 보증하는 기능은 아니다.</w:t>
+        <w:rPr>
+          <w:b w:val="0"/>
+        </w:rPr>
+        <w:t>최종 결과</w:t>
+      </w:r>
+      <w:r>
+        <w:t xml:space="preserve"> 수정 전 소스에서 회귀 시험 2개가 실패하고 수정본에서 통과했다. 브라우저에서도 회사명 잔존 false, 근거·헤더·원문·메타 텍스트 길이 0을 확인했다. 브라우저 메모리의 물리적 덮어쓰기를 보증하는 기능은 아니다.</w:t>
       </w:r>
     </w:p>
     <w:p>
@@ -2515,27 +3748,54 @@
         <w:pStyle w:val="Heading2"/>
       </w:pPr>
       <w:r>
+        <w:rPr>
+          <w:b w:val="0"/>
+        </w:rPr>
         <w:t>H. 모바일 결과 표의 가로 넘침</w:t>
       </w:r>
     </w:p>
     <w:p>
       <w:r>
-        <w:t>문제 상황 좁은 화면에서 결과가 나타나자 문서 폭이 582px로 늘어나 실제 내용 영역 375px를 넘었다. 첫 화면만 봐서는 찾지 못한 문제였다.</w:t>
+        <w:rPr>
+          <w:b w:val="0"/>
+        </w:rPr>
+        <w:t>문제 상황</w:t>
+      </w:r>
+      <w:r>
+        <w:t xml:space="preserve"> 좁은 화면에서 결과가 나타나자 문서 폭이 582px로 늘어나 실제 내용 영역 375px를 넘었다. 첫 화면만 봐서는 찾지 못한 문제였다.</w:t>
       </w:r>
     </w:p>
     <w:p>
       <w:r>
-        <w:t>AI 활용 Codex가 브라우저의 반응형 폭을 적용해 결과 생성 전후의 페이지 폭을 비교했다. 표의 최소 폭이 grid 자식을 밀어내는 경로를 좁혔다.</w:t>
+        <w:rPr>
+          <w:b w:val="0"/>
+        </w:rPr>
+        <w:t>AI 활용</w:t>
+      </w:r>
+      <w:r>
+        <w:t xml:space="preserve"> Codex가 브라우저의 반응형 폭을 적용해 결과 생성 전후의 페이지 폭을 비교했다. 표의 최소 폭이 grid 자식을 밀어내는 경로를 좁혔다.</w:t>
       </w:r>
     </w:p>
     <w:p>
       <w:r>
-        <w:t>해결 과정 main의 최소 폭을 0으로, 표 컨테이너의 최대 폭을 100%로 제한했다. 표의 열은 보존하고 표 안에서만 가로 스크롤하게 했다.</w:t>
+        <w:rPr>
+          <w:b w:val="0"/>
+        </w:rPr>
+        <w:t>해결 과정</w:t>
+      </w:r>
+      <w:r>
+        <w:t xml:space="preserve"> main의 최소 폭을 0으로, 표 컨테이너의 최대 폭을 100%로 제한했다. 표의 열은 보존하고 표 안에서만 가로 스크롤하게 했다.</w:t>
       </w:r>
     </w:p>
     <w:p>
       <w:r>
-        <w:t>최종 결과 재시험에서 페이지 폭과 문서 폭이 모두 375px로 같았다. 표 내부 334px에 내용 540px만 스크롤된다. 실제 모바일 기기 전체를 시험한 것은 아니다.</w:t>
+        <w:rPr>
+          <w:b w:val="0"/>
+        </w:rPr>
+        <w:t>최종 결과</w:t>
+      </w:r>
+      <w:r>
+        <w:t xml:space="preserve"> 재시험에서 페이지 폭과 문서 폭이 모두 375px로 같았다. 표 내부 334px에 내용 540px만 스크롤된다. 실제 모바일 기기 전체를 시험한 것은 아니다.</w:t>
       </w:r>
     </w:p>
     <w:p>
@@ -2548,27 +3808,77 @@
         <w:pStyle w:val="Heading1"/>
       </w:pPr>
       <w:r>
+        <w:rPr>
+          <w:b w:val="0"/>
+        </w:rPr>
         <w:t>10. 실제 오류 사례 28건으로 실행 범위를 넓히기</w:t>
       </w:r>
     </w:p>
     <w:p>
       <w:r>
+        <w:rPr>
+          <w:b w:val="0"/>
+        </w:rPr>
         <w:t>기존 보고서는 합성 체험 자료 중심이었다. 이번에는 공시팀 안내와 함께 전달받은 실제 DSD 28건을 원본 변경 없이 읽었다. 신규 오류 예시는 만들지 않았고, 실제 파일은 다운로드 폴더에서 직접 읽어 공개본에 복사하지 않았다.</w:t>
       </w:r>
     </w:p>
     <w:p>
       <w:r>
-        <w:t>28 / 28건읽기·점검 완료 실행 예외·범위 제외 0건</w:t>
+        <w:rPr>
+          <w:b/>
+        </w:rPr>
+        <w:t>28 / 28건</w:t>
+      </w:r>
+      <w:r>
+        <w:t>읽기·점검 완료</w:t>
+      </w:r>
+      <w:r>
+        <w:br/>
+      </w:r>
+      <w:r>
+        <w:t>실행 예외·범위 제외 0건</w:t>
       </w:r>
     </w:p>
     <w:p>
       <w:r>
-        <w:t>23 + 5건감사보고서 00760 연결감사보고서 00761</w:t>
+        <w:rPr>
+          <w:b/>
+        </w:rPr>
+        <w:t>23 + 5건</w:t>
+      </w:r>
+      <w:r>
+        <w:t>감사보고서 00760</w:t>
+      </w:r>
+      <w:r>
+        <w:br/>
+      </w:r>
+      <w:r>
+        <w:t>연결감사보고서 00761</w:t>
       </w:r>
     </w:p>
     <w:p>
       <w:r>
-        <w:t>1,624항목28문서 × 58항목 문서 수와 구분하여 집계</w:t>
+        <w:rPr>
+          <w:b/>
+        </w:rPr>
+        <w:t>1,624항목</w:t>
+      </w:r>
+      <w:r>
+        <w:t>28문서 × 58항목</w:t>
+      </w:r>
+      <w:r>
+        <w:br/>
+      </w:r>
+      <w:r>
+        <w:t>문서 수와 구분하여 집계</w:t>
+      </w:r>
+    </w:p>
+    <w:p>
+      <w:r>
+        <w:rPr>
+          <w:b w:val="0"/>
+        </w:rPr>
+        <w:t>집계 단위는 문서·출력 항목 조합이다. 이번 연차 문서 28건에서 각 58개 항목이 출력돼 총 1,624개를 집계했다. 58에는 기본 체크리스트 55개와 보조 항목이 포함된다.</w:t>
       </w:r>
     </w:p>
     <w:tbl>
@@ -2597,12 +3907,18 @@
               <w:bottom w:val="single" w:sz="4" w:color="D9D9D9"/>
               <w:right w:val="single" w:sz="4" w:color="D9D9D9"/>
             </w:tcBorders>
-            <w:shd w:fill="FFF5ED"/>
+            <w:shd w:fill="F1F5F9"/>
           </w:tcPr>
           <w:p>
             <w:pPr>
               <w:spacing w:after="60" w:before="60" w:line="276" w:lineRule="auto"/>
             </w:pPr>
+            <w:r>
+              <w:rPr>
+                <w:b/>
+                <w:sz w:val="17"/>
+              </w:rPr>
+            </w:r>
             <w:r>
               <w:rPr>
                 <w:b/>
@@ -2622,12 +3938,18 @@
               <w:bottom w:val="single" w:sz="4" w:color="D9D9D9"/>
               <w:right w:val="single" w:sz="4" w:color="D9D9D9"/>
             </w:tcBorders>
-            <w:shd w:fill="FFF5ED"/>
+            <w:shd w:fill="F1F5F9"/>
           </w:tcPr>
           <w:p>
             <w:pPr>
               <w:spacing w:after="60" w:before="60" w:line="276" w:lineRule="auto"/>
             </w:pPr>
+            <w:r>
+              <w:rPr>
+                <w:b/>
+                <w:sz w:val="17"/>
+              </w:rPr>
+            </w:r>
             <w:r>
               <w:rPr>
                 <w:b/>
@@ -2647,12 +3969,18 @@
               <w:bottom w:val="single" w:sz="4" w:color="D9D9D9"/>
               <w:right w:val="single" w:sz="4" w:color="D9D9D9"/>
             </w:tcBorders>
-            <w:shd w:fill="FFF5ED"/>
+            <w:shd w:fill="F1F5F9"/>
           </w:tcPr>
           <w:p>
             <w:pPr>
               <w:spacing w:after="60" w:before="60" w:line="276" w:lineRule="auto"/>
             </w:pPr>
+            <w:r>
+              <w:rPr>
+                <w:b/>
+                <w:sz w:val="17"/>
+              </w:rPr>
+            </w:r>
             <w:r>
               <w:rPr>
                 <w:b/>
@@ -2684,7 +4012,13 @@
                 <w:b w:val="0"/>
                 <w:sz w:val="17"/>
               </w:rPr>
-              <w:t>오류</w:t>
+            </w:r>
+            <w:r>
+              <w:rPr>
+                <w:b w:val="0"/>
+                <w:sz w:val="17"/>
+              </w:rPr>
+              <w:t>오류 후보</w:t>
             </w:r>
           </w:p>
         </w:tc>
@@ -2709,6 +4043,12 @@
                 <w:b w:val="0"/>
                 <w:sz w:val="17"/>
               </w:rPr>
+            </w:r>
+            <w:r>
+              <w:rPr>
+                <w:b w:val="0"/>
+                <w:sz w:val="17"/>
+              </w:rPr>
               <w:t>92</w:t>
             </w:r>
           </w:p>
@@ -2728,6 +4068,12 @@
             <w:pPr>
               <w:spacing w:after="60" w:before="60" w:line="276" w:lineRule="auto"/>
             </w:pPr>
+            <w:r>
+              <w:rPr>
+                <w:b w:val="0"/>
+                <w:sz w:val="17"/>
+              </w:rPr>
+            </w:r>
             <w:r>
               <w:rPr>
                 <w:b w:val="0"/>
@@ -2759,6 +4105,12 @@
                 <w:b w:val="0"/>
                 <w:sz w:val="17"/>
               </w:rPr>
+            </w:r>
+            <w:r>
+              <w:rPr>
+                <w:b w:val="0"/>
+                <w:sz w:val="17"/>
+              </w:rPr>
               <w:t>확인 필요</w:t>
             </w:r>
           </w:p>
@@ -2784,6 +4136,12 @@
                 <w:b w:val="0"/>
                 <w:sz w:val="17"/>
               </w:rPr>
+            </w:r>
+            <w:r>
+              <w:rPr>
+                <w:b w:val="0"/>
+                <w:sz w:val="17"/>
+              </w:rPr>
               <w:t>61</w:t>
             </w:r>
           </w:p>
@@ -2803,6 +4161,12 @@
             <w:pPr>
               <w:spacing w:after="60" w:before="60" w:line="276" w:lineRule="auto"/>
             </w:pPr>
+            <w:r>
+              <w:rPr>
+                <w:b w:val="0"/>
+                <w:sz w:val="17"/>
+              </w:rPr>
+            </w:r>
             <w:r>
               <w:rPr>
                 <w:b w:val="0"/>
@@ -2834,6 +4198,12 @@
                 <w:b w:val="0"/>
                 <w:sz w:val="17"/>
               </w:rPr>
+            </w:r>
+            <w:r>
+              <w:rPr>
+                <w:b w:val="0"/>
+                <w:sz w:val="17"/>
+              </w:rPr>
               <w:t>수동 확인</w:t>
             </w:r>
           </w:p>
@@ -2859,6 +4229,12 @@
                 <w:b w:val="0"/>
                 <w:sz w:val="17"/>
               </w:rPr>
+            </w:r>
+            <w:r>
+              <w:rPr>
+                <w:b w:val="0"/>
+                <w:sz w:val="17"/>
+              </w:rPr>
               <w:t>153</w:t>
             </w:r>
           </w:p>
@@ -2878,6 +4254,12 @@
             <w:pPr>
               <w:spacing w:after="60" w:before="60" w:line="276" w:lineRule="auto"/>
             </w:pPr>
+            <w:r>
+              <w:rPr>
+                <w:b w:val="0"/>
+                <w:sz w:val="17"/>
+              </w:rPr>
+            </w:r>
             <w:r>
               <w:rPr>
                 <w:b w:val="0"/>
@@ -2909,6 +4291,12 @@
                 <w:b w:val="0"/>
                 <w:sz w:val="17"/>
               </w:rPr>
+            </w:r>
+            <w:r>
+              <w:rPr>
+                <w:b w:val="0"/>
+                <w:sz w:val="17"/>
+              </w:rPr>
               <w:t>통과</w:t>
             </w:r>
           </w:p>
@@ -2934,6 +4322,12 @@
                 <w:b w:val="0"/>
                 <w:sz w:val="17"/>
               </w:rPr>
+            </w:r>
+            <w:r>
+              <w:rPr>
+                <w:b w:val="0"/>
+                <w:sz w:val="17"/>
+              </w:rPr>
               <w:t>888</w:t>
             </w:r>
           </w:p>
@@ -2953,6 +4347,12 @@
             <w:pPr>
               <w:spacing w:after="60" w:before="60" w:line="276" w:lineRule="auto"/>
             </w:pPr>
+            <w:r>
+              <w:rPr>
+                <w:b w:val="0"/>
+                <w:sz w:val="17"/>
+              </w:rPr>
+            </w:r>
             <w:r>
               <w:rPr>
                 <w:b w:val="0"/>
@@ -2984,6 +4384,12 @@
                 <w:b w:val="0"/>
                 <w:sz w:val="17"/>
               </w:rPr>
+            </w:r>
+            <w:r>
+              <w:rPr>
+                <w:b w:val="0"/>
+                <w:sz w:val="17"/>
+              </w:rPr>
               <w:t>해당 없음</w:t>
             </w:r>
           </w:p>
@@ -3004,6 +4410,12 @@
               <w:spacing w:after="60" w:before="60" w:line="276" w:lineRule="auto"/>
               <w:jc w:val="center"/>
             </w:pPr>
+            <w:r>
+              <w:rPr>
+                <w:b w:val="0"/>
+                <w:sz w:val="17"/>
+              </w:rPr>
+            </w:r>
             <w:r>
               <w:rPr>
                 <w:b w:val="0"/>
@@ -3033,6 +4445,12 @@
                 <w:b w:val="0"/>
                 <w:sz w:val="17"/>
               </w:rPr>
+            </w:r>
+            <w:r>
+              <w:rPr>
+                <w:b w:val="0"/>
+                <w:sz w:val="17"/>
+              </w:rPr>
               <w:t>문서 조건에 따라 비적용</w:t>
             </w:r>
           </w:p>
@@ -3046,7 +4464,18 @@
     </w:p>
     <w:p>
       <w:r>
-        <w:t>오류가 하나 이상 표시된 문서는 26건이다. 나머지 2건도 보고서 전체가 적정하다는 의미는 아니다. 92는 실제 결함을 확정한 개수가 아니라 엔진의 오류 판정 항목 수다. 공시팀 정답표가 없어 정밀도·재현율은 계산하지 않았다.</w:t>
+        <w:rPr>
+          <w:b w:val="0"/>
+        </w:rPr>
+        <w:t>오류 후보 92개는 확정 결함 수가 아니다. 28건의 처리 성공도 28건의 정확도 검증을 뜻하지 않는다.</w:t>
+      </w:r>
+    </w:p>
+    <w:p>
+      <w:r>
+        <w:rPr>
+          <w:b w:val="0"/>
+        </w:rPr>
+        <w:t>오류 후보가 하나 이상 표시된 문서는 26건이다. 독립 정답표가 없어 정밀도·재현율은 계산하지 않았다.</w:t>
       </w:r>
     </w:p>
     <w:p>
@@ -3054,22 +4483,52 @@
         <w:pStyle w:val="Heading2"/>
       </w:pPr>
       <w:r>
+        <w:rPr>
+          <w:b w:val="0"/>
+        </w:rPr>
         <w:t>원본 대신 남긴 재현 근거</w:t>
       </w:r>
     </w:p>
     <w:p>
       <w:r>
-        <w:t>validate-private-dsd.mjs가 기존 analyzeDsd()를 직접 호출한다. 파일별 읽기 성공, 문서 코드, 비어 있지 않은 블록, 판정 개수와 실패한 규칙 번호를 확인한다. 두 번의 연속 실행에서 28건의 입력 해시·판정 집계·실패 규칙이 모두 같았다.</w:t>
+        <w:rPr>
+          <w:b w:val="0"/>
+        </w:rPr>
+        <w:t>validate-private-dsd.mjs</w:t>
+      </w:r>
+      <w:r>
+        <w:t xml:space="preserve">가 기존 </w:t>
+      </w:r>
+      <w:r>
+        <w:rPr>
+          <w:b w:val="0"/>
+        </w:rPr>
+        <w:t>analyzeDsd()</w:t>
+      </w:r>
+      <w:r>
+        <w:t>를 직접 호출한다. 파일별 읽기 성공, 문서 코드, 비어 있지 않은 블록, 판정 개수와 실패한 규칙 번호를 확인한다. 두 번의 연속 실행에서 28건의 입력 해시·판정 집계·실패 규칙이 모두 같았다.</w:t>
       </w:r>
     </w:p>
     <w:p>
       <w:r>
+        <w:rPr>
+          <w:b w:val="0"/>
+        </w:rPr>
         <w:t>공개 근거에는 DSD-01 같은 익명 ID와 집계만 남겼다. 원문·회사명·파일명·원본 해시는 공개하지 않는다. 기존 가상 체험은 평가자의 접속용으로 유지하되 실제 사례의 대체 정답으로 쓰지 않았다.</w:t>
       </w:r>
     </w:p>
     <w:p>
       <w:r>
-        <w:t>강의와 연결 — 7주차 하네스 프로그램이 종료됐는지에 더해 28건 모두 점검 단계에 도달했는지를 확인했다. 반복 실행 결과의 일치는 재현성 근거이며, 오류 판정의 정확성을 승인한 근거와는 구분했다.</w:t>
+        <w:rPr>
+          <w:b/>
+        </w:rPr>
+        <w:t>강의와 연결 — 7주차 하네스</w:t>
+      </w:r>
+      <w:r>
+        <w:br/>
+      </w:r>
+      <w:r>
+        <w:t>프로그램이 종료됐는지에 더해 28건 모두 점검 단계에 도달했는지를 확인했다. 반복 실행 결과의 일치는 재현성 근거이며, 오류 판정의 정확성을 승인한 근거와는 구분했다.</w:t>
       </w:r>
     </w:p>
     <w:p>
@@ -3082,6 +4541,9 @@
         <w:pStyle w:val="Heading1"/>
       </w:pPr>
       <w:r>
+        <w:rPr>
+          <w:b w:val="0"/>
+        </w:rPr>
         <w:t>11. 실제 자료를 넣고 비교 기준부터 다시 확인하다</w:t>
       </w:r>
     </w:p>
@@ -3090,17 +4552,32 @@
         <w:pStyle w:val="Heading2"/>
       </w:pPr>
       <w:r>
+        <w:rPr>
+          <w:b w:val="0"/>
+        </w:rPr>
         <w:t>I. 가상 프로필을 실제 보고서에 적용한 경우</w:t>
       </w:r>
     </w:p>
     <w:p>
       <w:r>
-        <w:t>문제 상황 앱의 기본 감사인은 공개 체험용 가상회계법인이다. 이 기준으로 실제 DSD를 점검하면 정상적으로 기재된 감사인 정보도 불일치로 표시된다.</w:t>
+        <w:rPr>
+          <w:b w:val="0"/>
+        </w:rPr>
+        <w:t>문제 상황</w:t>
+      </w:r>
+      <w:r>
+        <w:t xml:space="preserve"> 앱의 기본 감사인은 공개 체험용 가상회계법인이다. 이 기준으로 실제 DSD를 점검하면 정상적으로 기재된 감사인 정보도 불일치로 표시된다.</w:t>
       </w:r>
     </w:p>
     <w:p>
       <w:r>
-        <w:t>AI 활용 이번 요청에서 실제 오류 자료를 제공하고 코드와 보고서 보완을 맡겼다. Codex는 프로필 의존성을 확인한 뒤 기본값 실행과 지정 프로필 실행을 분리했다. 아래 수치는 이 세션에서 실제로 다시 실행한 결과다.</w:t>
+        <w:rPr>
+          <w:b w:val="0"/>
+        </w:rPr>
+        <w:t>AI 활용</w:t>
+      </w:r>
+      <w:r>
+        <w:t xml:space="preserve"> 작성자는 이번 대화에서 “오류 dsd 예시 만들기 등은 필요 없고”, “실제 오류 dsd 사례를 줄게”라고 요청했다. 실제 자료로 실행 범위를 확인하고 보고서에 반영하는 방향을 정했다. Codex는 프로필 의존성을 확인한 뒤 기본값 실행과 지정 프로필 실행을 분리했다. 아래 수치는 이 세션에서 실제로 다시 실행한 결과다.</w:t>
       </w:r>
     </w:p>
     <w:tbl>
@@ -3129,12 +4606,18 @@
               <w:bottom w:val="single" w:sz="4" w:color="D9D9D9"/>
               <w:right w:val="single" w:sz="4" w:color="D9D9D9"/>
             </w:tcBorders>
-            <w:shd w:fill="FFF5ED"/>
+            <w:shd w:fill="F1F5F9"/>
           </w:tcPr>
           <w:p>
             <w:pPr>
               <w:spacing w:after="60" w:before="60" w:line="276" w:lineRule="auto"/>
             </w:pPr>
+            <w:r>
+              <w:rPr>
+                <w:b/>
+                <w:sz w:val="17"/>
+              </w:rPr>
+            </w:r>
             <w:r>
               <w:rPr>
                 <w:b/>
@@ -3154,12 +4637,18 @@
               <w:bottom w:val="single" w:sz="4" w:color="D9D9D9"/>
               <w:right w:val="single" w:sz="4" w:color="D9D9D9"/>
             </w:tcBorders>
-            <w:shd w:fill="FFF5ED"/>
+            <w:shd w:fill="F1F5F9"/>
           </w:tcPr>
           <w:p>
             <w:pPr>
               <w:spacing w:after="60" w:before="60" w:line="276" w:lineRule="auto"/>
             </w:pPr>
+            <w:r>
+              <w:rPr>
+                <w:b/>
+                <w:sz w:val="17"/>
+              </w:rPr>
+            </w:r>
             <w:r>
               <w:rPr>
                 <w:b/>
@@ -3179,12 +4668,18 @@
               <w:bottom w:val="single" w:sz="4" w:color="D9D9D9"/>
               <w:right w:val="single" w:sz="4" w:color="D9D9D9"/>
             </w:tcBorders>
-            <w:shd w:fill="FFF5ED"/>
+            <w:shd w:fill="F1F5F9"/>
           </w:tcPr>
           <w:p>
             <w:pPr>
               <w:spacing w:after="60" w:before="60" w:line="276" w:lineRule="auto"/>
             </w:pPr>
+            <w:r>
+              <w:rPr>
+                <w:b/>
+                <w:sz w:val="17"/>
+              </w:rPr>
+            </w:r>
             <w:r>
               <w:rPr>
                 <w:b/>
@@ -3216,7 +4711,13 @@
                 <w:b w:val="0"/>
                 <w:sz w:val="17"/>
               </w:rPr>
-              <w:t>전체 오류 판정 항목</w:t>
+            </w:r>
+            <w:r>
+              <w:rPr>
+                <w:b w:val="0"/>
+                <w:sz w:val="17"/>
+              </w:rPr>
+              <w:t>전체 오류 후보 항목 수</w:t>
             </w:r>
           </w:p>
         </w:tc>
@@ -3236,6 +4737,12 @@
               <w:spacing w:after="60" w:before="60" w:line="276" w:lineRule="auto"/>
               <w:jc w:val="center"/>
             </w:pPr>
+            <w:r>
+              <w:rPr>
+                <w:b w:val="0"/>
+                <w:sz w:val="17"/>
+              </w:rPr>
+            </w:r>
             <w:r>
               <w:rPr>
                 <w:b w:val="0"/>
@@ -3261,6 +4768,12 @@
               <w:spacing w:after="60" w:before="60" w:line="276" w:lineRule="auto"/>
               <w:jc w:val="center"/>
             </w:pPr>
+            <w:r>
+              <w:rPr>
+                <w:b w:val="0"/>
+                <w:sz w:val="17"/>
+              </w:rPr>
+            </w:r>
             <w:r>
               <w:rPr>
                 <w:b w:val="0"/>
@@ -3292,7 +4805,13 @@
                 <w:b w:val="0"/>
                 <w:sz w:val="17"/>
               </w:rPr>
-              <w:t>4번: 감사인 CIK 오류 문서</w:t>
+            </w:r>
+            <w:r>
+              <w:rPr>
+                <w:b w:val="0"/>
+                <w:sz w:val="17"/>
+              </w:rPr>
+              <w:t>4번: 감사인 식별값 오류 후보 문서</w:t>
             </w:r>
           </w:p>
         </w:tc>
@@ -3312,6 +4831,12 @@
               <w:spacing w:after="60" w:before="60" w:line="276" w:lineRule="auto"/>
               <w:jc w:val="center"/>
             </w:pPr>
+            <w:r>
+              <w:rPr>
+                <w:b w:val="0"/>
+                <w:sz w:val="17"/>
+              </w:rPr>
+            </w:r>
             <w:r>
               <w:rPr>
                 <w:b w:val="0"/>
@@ -3337,6 +4862,12 @@
               <w:spacing w:after="60" w:before="60" w:line="276" w:lineRule="auto"/>
               <w:jc w:val="center"/>
             </w:pPr>
+            <w:r>
+              <w:rPr>
+                <w:b w:val="0"/>
+                <w:sz w:val="17"/>
+              </w:rPr>
+            </w:r>
             <w:r>
               <w:rPr>
                 <w:b w:val="0"/>
@@ -3368,7 +4899,13 @@
                 <w:b w:val="0"/>
                 <w:sz w:val="17"/>
               </w:rPr>
-              <w:t>14번: 표지 감사인명 오류 문서</w:t>
+            </w:r>
+            <w:r>
+              <w:rPr>
+                <w:b w:val="0"/>
+                <w:sz w:val="17"/>
+              </w:rPr>
+              <w:t>14번: 표지 감사인명 오류 후보 문서</w:t>
             </w:r>
           </w:p>
         </w:tc>
@@ -3388,6 +4925,12 @@
               <w:spacing w:after="60" w:before="60" w:line="276" w:lineRule="auto"/>
               <w:jc w:val="center"/>
             </w:pPr>
+            <w:r>
+              <w:rPr>
+                <w:b w:val="0"/>
+                <w:sz w:val="17"/>
+              </w:rPr>
+            </w:r>
             <w:r>
               <w:rPr>
                 <w:b w:val="0"/>
@@ -3413,6 +4956,12 @@
               <w:spacing w:after="60" w:before="60" w:line="276" w:lineRule="auto"/>
               <w:jc w:val="center"/>
             </w:pPr>
+            <w:r>
+              <w:rPr>
+                <w:b w:val="0"/>
+                <w:sz w:val="17"/>
+              </w:rPr>
+            </w:r>
             <w:r>
               <w:rPr>
                 <w:b w:val="0"/>
@@ -3444,6 +4993,12 @@
                 <w:b w:val="0"/>
                 <w:sz w:val="17"/>
               </w:rPr>
+            </w:r>
+            <w:r>
+              <w:rPr>
+                <w:b w:val="0"/>
+                <w:sz w:val="17"/>
+              </w:rPr>
               <w:t>확인 필요 / 수동 확인</w:t>
             </w:r>
           </w:p>
@@ -3464,6 +5019,12 @@
               <w:spacing w:after="60" w:before="60" w:line="276" w:lineRule="auto"/>
               <w:jc w:val="center"/>
             </w:pPr>
+            <w:r>
+              <w:rPr>
+                <w:b w:val="0"/>
+                <w:sz w:val="17"/>
+              </w:rPr>
+            </w:r>
             <w:r>
               <w:rPr>
                 <w:b w:val="0"/>
@@ -3494,6 +5055,12 @@
                 <w:b w:val="0"/>
                 <w:sz w:val="17"/>
               </w:rPr>
+            </w:r>
+            <w:r>
+              <w:rPr>
+                <w:b w:val="0"/>
+                <w:sz w:val="17"/>
+              </w:rPr>
               <w:t>61 / 153</w:t>
             </w:r>
           </w:p>
@@ -3507,12 +5074,21 @@
     </w:p>
     <w:p>
       <w:r>
-        <w:t>해결 과정 기존 업무 코드에 있는 삼일회계법인 프로필 기준 정보의 이름·CIK·주소·대표자를 검증 입력으로 지정했다. 프로필은 로컬 .tmp에만 두었다. 비교 결과를 보고 문서 자체나 엔진 규칙을 고치지는 않았다.</w:t>
+        <w:rPr>
+          <w:b w:val="0"/>
+        </w:rPr>
+        <w:t>단위: 189·92 및 확인 필요·수동 확인은 28문서의 출력 항목 수 합계다. 4번·14번의 문서 수는 해당 규칙에서 오류 후보 판정이 나온 문서 수다. “가상 기본값”은 체험용 가상회계법인 프로필, “지정 기준”은 기존 로컬 코드의 감사인 기준 정보다. 프로필 입력만 달리한 비교이며 오류가 수정됐다는 뜻이 아니다. 실제 기준 값은 공개하지 않는다.</w:t>
       </w:r>
     </w:p>
     <w:p>
       <w:r>
-        <w:t>최종 결과 이 검증에 필요한 기준을 명시했다. 189에서 92로의 감소를 오류 수정 성과나 정확도 향상으로 쓰지 않는다. 실제 업무에 사용할 때에는 담당자가 기준 정보의 유효성을 확인해야 한다.</w:t>
+        <w:rPr>
+          <w:b w:val="0"/>
+        </w:rPr>
+        <w:t>해결 과정</w:t>
+      </w:r>
+      <w:r>
+        <w:t xml:space="preserve"> 기존 업무 코드에 있는 삼일회계법인 프로필 기준 정보의 이름·식별값·주소·대표자를 검증 입력으로 지정했다. 프로필은 로컬 .tmp에만 두었다. 비교 결과를 보고 문서 자체나 엔진 규칙을 고치지는 않았다.</w:t>
       </w:r>
     </w:p>
     <w:p>
@@ -3520,6 +5096,9 @@
         <w:pStyle w:val="Heading2"/>
       </w:pPr>
       <w:r>
+        <w:rPr>
+          <w:b w:val="0"/>
+        </w:rPr>
         <w:t>규칙별로 다음 검토 대상을 좁히기</w:t>
       </w:r>
     </w:p>
@@ -3549,12 +5128,18 @@
               <w:bottom w:val="single" w:sz="4" w:color="D9D9D9"/>
               <w:right w:val="single" w:sz="4" w:color="D9D9D9"/>
             </w:tcBorders>
-            <w:shd w:fill="FFF5ED"/>
+            <w:shd w:fill="F1F5F9"/>
           </w:tcPr>
           <w:p>
             <w:pPr>
               <w:spacing w:after="60" w:before="60" w:line="276" w:lineRule="auto"/>
             </w:pPr>
+            <w:r>
+              <w:rPr>
+                <w:b/>
+                <w:sz w:val="17"/>
+              </w:rPr>
+            </w:r>
             <w:r>
               <w:rPr>
                 <w:b/>
@@ -3574,7 +5159,7 @@
               <w:bottom w:val="single" w:sz="4" w:color="D9D9D9"/>
               <w:right w:val="single" w:sz="4" w:color="D9D9D9"/>
             </w:tcBorders>
-            <w:shd w:fill="FFF5ED"/>
+            <w:shd w:fill="F1F5F9"/>
           </w:tcPr>
           <w:p>
             <w:pPr>
@@ -3585,7 +5170,13 @@
                 <w:b/>
                 <w:sz w:val="17"/>
               </w:rPr>
-              <w:t>오류 표시 문서 수</w:t>
+            </w:r>
+            <w:r>
+              <w:rPr>
+                <w:b/>
+                <w:sz w:val="17"/>
+              </w:rPr>
+              <w:t>오류 후보 문서 수</w:t>
             </w:r>
           </w:p>
         </w:tc>
@@ -3599,12 +5190,18 @@
               <w:bottom w:val="single" w:sz="4" w:color="D9D9D9"/>
               <w:right w:val="single" w:sz="4" w:color="D9D9D9"/>
             </w:tcBorders>
-            <w:shd w:fill="FFF5ED"/>
+            <w:shd w:fill="F1F5F9"/>
           </w:tcPr>
           <w:p>
             <w:pPr>
               <w:spacing w:after="60" w:before="60" w:line="276" w:lineRule="auto"/>
             </w:pPr>
+            <w:r>
+              <w:rPr>
+                <w:b/>
+                <w:sz w:val="17"/>
+              </w:rPr>
+            </w:r>
             <w:r>
               <w:rPr>
                 <w:b/>
@@ -3636,6 +5233,12 @@
                 <w:b w:val="0"/>
                 <w:sz w:val="17"/>
               </w:rPr>
+            </w:r>
+            <w:r>
+              <w:rPr>
+                <w:b w:val="0"/>
+                <w:sz w:val="17"/>
+              </w:rPr>
               <w:t>52 주요 감사실시내용</w:t>
             </w:r>
           </w:p>
@@ -3661,6 +5264,12 @@
                 <w:b w:val="0"/>
                 <w:sz w:val="17"/>
               </w:rPr>
+            </w:r>
+            <w:r>
+              <w:rPr>
+                <w:b w:val="0"/>
+                <w:sz w:val="17"/>
+              </w:rPr>
               <w:t>7</w:t>
             </w:r>
           </w:p>
@@ -3680,6 +5289,12 @@
             <w:pPr>
               <w:spacing w:after="60" w:before="60" w:line="276" w:lineRule="auto"/>
             </w:pPr>
+            <w:r>
+              <w:rPr>
+                <w:b w:val="0"/>
+                <w:sz w:val="17"/>
+              </w:rPr>
+            </w:r>
             <w:r>
               <w:rPr>
                 <w:b w:val="0"/>
@@ -3711,6 +5326,12 @@
                 <w:b w:val="0"/>
                 <w:sz w:val="17"/>
               </w:rPr>
+            </w:r>
+            <w:r>
+              <w:rPr>
+                <w:b w:val="0"/>
+                <w:sz w:val="17"/>
+              </w:rPr>
               <w:t>18 감사의견</w:t>
             </w:r>
           </w:p>
@@ -3736,6 +5357,12 @@
                 <w:b w:val="0"/>
                 <w:sz w:val="17"/>
               </w:rPr>
+            </w:r>
+            <w:r>
+              <w:rPr>
+                <w:b w:val="0"/>
+                <w:sz w:val="17"/>
+              </w:rPr>
               <w:t>6</w:t>
             </w:r>
           </w:p>
@@ -3755,6 +5382,12 @@
             <w:pPr>
               <w:spacing w:after="60" w:before="60" w:line="276" w:lineRule="auto"/>
             </w:pPr>
+            <w:r>
+              <w:rPr>
+                <w:b w:val="0"/>
+                <w:sz w:val="17"/>
+              </w:rPr>
+            </w:r>
             <w:r>
               <w:rPr>
                 <w:b w:val="0"/>
@@ -3786,6 +5419,12 @@
                 <w:b w:val="0"/>
                 <w:sz w:val="17"/>
               </w:rPr>
+            </w:r>
+            <w:r>
+              <w:rPr>
+                <w:b w:val="0"/>
+                <w:sz w:val="17"/>
+              </w:rPr>
               <w:t>27 사업연도 표기</w:t>
             </w:r>
           </w:p>
@@ -3811,6 +5450,12 @@
                 <w:b w:val="0"/>
                 <w:sz w:val="17"/>
               </w:rPr>
+            </w:r>
+            <w:r>
+              <w:rPr>
+                <w:b w:val="0"/>
+                <w:sz w:val="17"/>
+              </w:rPr>
               <w:t>6</w:t>
             </w:r>
           </w:p>
@@ -3830,6 +5475,12 @@
             <w:pPr>
               <w:spacing w:after="60" w:before="60" w:line="276" w:lineRule="auto"/>
             </w:pPr>
+            <w:r>
+              <w:rPr>
+                <w:b w:val="0"/>
+                <w:sz w:val="17"/>
+              </w:rPr>
+            </w:r>
             <w:r>
               <w:rPr>
                 <w:b w:val="0"/>
@@ -3861,6 +5512,12 @@
                 <w:b w:val="0"/>
                 <w:sz w:val="17"/>
               </w:rPr>
+            </w:r>
+            <w:r>
+              <w:rPr>
+                <w:b w:val="0"/>
+                <w:sz w:val="17"/>
+              </w:rPr>
               <w:t>2 파일형식 검사</w:t>
             </w:r>
           </w:p>
@@ -3881,6 +5538,12 @@
               <w:spacing w:after="60" w:before="60" w:line="276" w:lineRule="auto"/>
               <w:jc w:val="center"/>
             </w:pPr>
+            <w:r>
+              <w:rPr>
+                <w:b w:val="0"/>
+                <w:sz w:val="17"/>
+              </w:rPr>
+            </w:r>
             <w:r>
               <w:rPr>
                 <w:b w:val="0"/>
@@ -3910,6 +5573,12 @@
                 <w:b w:val="0"/>
                 <w:sz w:val="17"/>
               </w:rPr>
+            </w:r>
+            <w:r>
+              <w:rPr>
+                <w:b w:val="0"/>
+                <w:sz w:val="17"/>
+              </w:rPr>
               <w:t>DART 편집기 F7 결과와 차이</w:t>
             </w:r>
           </w:p>
@@ -3923,12 +5592,10 @@
     </w:p>
     <w:p>
       <w:r>
-        <w:t>한 문서가 여러 행에 포함될 수 있다. 위 표는 엔진 출력의 후속 검토 목록이며 개별 오류의 확정 원인을 요약한 것이 아니다. 공시팀 지적 위치가 없는 상태에서 AI가 정답을 추정해 규칙을 맞추지 않았다.</w:t>
-      </w:r>
-    </w:p>
-    <w:p>
-      <w:r>
-        <w:t>강의와 연결 — 콘텍스트 엔지니어링 파일만 제공하는 것으로 충분하지 않았다. “어떤 감사인 기준으로 비교하는가”도 입력 맥락이었다. 결과를 검토하면서 빠진 조건을 찾아 다시 실행한 과정이다.</w:t>
+        <w:rPr>
+          <w:b w:val="0"/>
+        </w:rPr>
+        <w:t>한 문서가 여러 행에 포함될 수 있다. 위 표는 엔진 출력의 후속 검토 목록이며 개별 오류의 확정 원인을 요약한 것이 아니다. 개별 지적 위치가 없는 상태에서 AI가 정답을 추정해 규칙을 맞추지 않았다.</w:t>
       </w:r>
     </w:p>
     <w:p>
@@ -3941,6 +5608,9 @@
         <w:pStyle w:val="Heading1"/>
       </w:pPr>
       <w:r>
+        <w:rPr>
+          <w:b w:val="0"/>
+        </w:rPr>
         <w:t>12. 실행 확인과 비교 결과</w:t>
       </w:r>
     </w:p>
@@ -3949,12 +5619,24 @@
         <w:pStyle w:val="Heading2"/>
       </w:pPr>
       <w:r>
+        <w:rPr>
+          <w:b w:val="0"/>
+        </w:rPr>
         <w:t>검증 결과</w:t>
       </w:r>
     </w:p>
     <w:p>
       <w:r>
-        <w:t>개발자 테스트 Node 테스트 11/11 통과, 실패 0, 건너뜀 0. CSV 수식 접두 문자 보호와 XLSX 문자열 셀 시험용 입력를 포함한다.</w:t>
+        <w:rPr>
+          <w:b/>
+        </w:rPr>
+        <w:t>개발자 테스트</w:t>
+      </w:r>
+      <w:r>
+        <w:br/>
+      </w:r>
+      <w:r>
+        <w:t>Node 테스트 11/11 통과, 실패 0, 건너뜀 0. CSV 수식 접두 문자 보호와 XLSX 문자열 셀 시험용 입력을 포함한다.</w:t>
       </w:r>
     </w:p>
     <w:p>
@@ -3962,7 +5644,10 @@
         <w:pStyle w:val="Heading2"/>
       </w:pPr>
       <w:r>
-        <w:t>브라우저에서 확인한 합성 샘플 결과</w:t>
+        <w:rPr>
+          <w:b w:val="0"/>
+        </w:rPr>
+        <w:t>브라우저에서 확인한 가상 체험 자료 결과</w:t>
       </w:r>
     </w:p>
     <w:tbl>
@@ -3994,12 +5679,18 @@
               <w:bottom w:val="single" w:sz="4" w:color="D9D9D9"/>
               <w:right w:val="single" w:sz="4" w:color="D9D9D9"/>
             </w:tcBorders>
-            <w:shd w:fill="FFF5ED"/>
+            <w:shd w:fill="F1F5F9"/>
           </w:tcPr>
           <w:p>
             <w:pPr>
               <w:spacing w:after="60" w:before="60" w:line="276" w:lineRule="auto"/>
             </w:pPr>
+            <w:r>
+              <w:rPr>
+                <w:b/>
+                <w:sz w:val="17"/>
+              </w:rPr>
+            </w:r>
             <w:r>
               <w:rPr>
                 <w:b/>
@@ -4019,7 +5710,7 @@
               <w:bottom w:val="single" w:sz="4" w:color="D9D9D9"/>
               <w:right w:val="single" w:sz="4" w:color="D9D9D9"/>
             </w:tcBorders>
-            <w:shd w:fill="FFF5ED"/>
+            <w:shd w:fill="F1F5F9"/>
           </w:tcPr>
           <w:p>
             <w:pPr>
@@ -4030,7 +5721,13 @@
                 <w:b/>
                 <w:sz w:val="17"/>
               </w:rPr>
-              <w:t>오류</w:t>
+            </w:r>
+            <w:r>
+              <w:rPr>
+                <w:b/>
+                <w:sz w:val="17"/>
+              </w:rPr>
+              <w:t>오류 후보</w:t>
             </w:r>
           </w:p>
         </w:tc>
@@ -4044,12 +5741,18 @@
               <w:bottom w:val="single" w:sz="4" w:color="D9D9D9"/>
               <w:right w:val="single" w:sz="4" w:color="D9D9D9"/>
             </w:tcBorders>
-            <w:shd w:fill="FFF5ED"/>
+            <w:shd w:fill="F1F5F9"/>
           </w:tcPr>
           <w:p>
             <w:pPr>
               <w:spacing w:after="60" w:before="60" w:line="276" w:lineRule="auto"/>
             </w:pPr>
+            <w:r>
+              <w:rPr>
+                <w:b/>
+                <w:sz w:val="17"/>
+              </w:rPr>
+            </w:r>
             <w:r>
               <w:rPr>
                 <w:b/>
@@ -4069,12 +5772,18 @@
               <w:bottom w:val="single" w:sz="4" w:color="D9D9D9"/>
               <w:right w:val="single" w:sz="4" w:color="D9D9D9"/>
             </w:tcBorders>
-            <w:shd w:fill="FFF5ED"/>
+            <w:shd w:fill="F1F5F9"/>
           </w:tcPr>
           <w:p>
             <w:pPr>
               <w:spacing w:after="60" w:before="60" w:line="276" w:lineRule="auto"/>
             </w:pPr>
+            <w:r>
+              <w:rPr>
+                <w:b/>
+                <w:sz w:val="17"/>
+              </w:rPr>
+            </w:r>
             <w:r>
               <w:rPr>
                 <w:b/>
@@ -4094,12 +5803,18 @@
               <w:bottom w:val="single" w:sz="4" w:color="D9D9D9"/>
               <w:right w:val="single" w:sz="4" w:color="D9D9D9"/>
             </w:tcBorders>
-            <w:shd w:fill="FFF5ED"/>
+            <w:shd w:fill="F1F5F9"/>
           </w:tcPr>
           <w:p>
             <w:pPr>
               <w:spacing w:after="60" w:before="60" w:line="276" w:lineRule="auto"/>
             </w:pPr>
+            <w:r>
+              <w:rPr>
+                <w:b/>
+                <w:sz w:val="17"/>
+              </w:rPr>
+            </w:r>
             <w:r>
               <w:rPr>
                 <w:b/>
@@ -4119,12 +5834,18 @@
               <w:bottom w:val="single" w:sz="4" w:color="D9D9D9"/>
               <w:right w:val="single" w:sz="4" w:color="D9D9D9"/>
             </w:tcBorders>
-            <w:shd w:fill="FFF5ED"/>
+            <w:shd w:fill="F1F5F9"/>
           </w:tcPr>
           <w:p>
             <w:pPr>
               <w:spacing w:after="60" w:before="60" w:line="276" w:lineRule="auto"/>
             </w:pPr>
+            <w:r>
+              <w:rPr>
+                <w:b/>
+                <w:sz w:val="17"/>
+              </w:rPr>
+            </w:r>
             <w:r>
               <w:rPr>
                 <w:b/>
@@ -4156,6 +5877,12 @@
                 <w:b w:val="0"/>
                 <w:sz w:val="17"/>
               </w:rPr>
+            </w:r>
+            <w:r>
+              <w:rPr>
+                <w:b w:val="0"/>
+                <w:sz w:val="17"/>
+              </w:rPr>
               <w:t>연차 오류 샘플</w:t>
             </w:r>
           </w:p>
@@ -4176,6 +5903,12 @@
               <w:spacing w:after="60" w:before="60" w:line="276" w:lineRule="auto"/>
               <w:jc w:val="center"/>
             </w:pPr>
+            <w:r>
+              <w:rPr>
+                <w:b w:val="0"/>
+                <w:sz w:val="17"/>
+              </w:rPr>
+            </w:r>
             <w:r>
               <w:rPr>
                 <w:b w:val="0"/>
@@ -4206,6 +5939,12 @@
                 <w:b w:val="0"/>
                 <w:sz w:val="17"/>
               </w:rPr>
+            </w:r>
+            <w:r>
+              <w:rPr>
+                <w:b w:val="0"/>
+                <w:sz w:val="17"/>
+              </w:rPr>
               <w:t>2</w:t>
             </w:r>
           </w:p>
@@ -4226,6 +5965,12 @@
               <w:spacing w:after="60" w:before="60" w:line="276" w:lineRule="auto"/>
               <w:jc w:val="center"/>
             </w:pPr>
+            <w:r>
+              <w:rPr>
+                <w:b w:val="0"/>
+                <w:sz w:val="17"/>
+              </w:rPr>
+            </w:r>
             <w:r>
               <w:rPr>
                 <w:b w:val="0"/>
@@ -4256,6 +6001,12 @@
                 <w:b w:val="0"/>
                 <w:sz w:val="17"/>
               </w:rPr>
+            </w:r>
+            <w:r>
+              <w:rPr>
+                <w:b w:val="0"/>
+                <w:sz w:val="17"/>
+              </w:rPr>
               <w:t>36</w:t>
             </w:r>
           </w:p>
@@ -4276,6 +6027,12 @@
               <w:spacing w:after="60" w:before="60" w:line="276" w:lineRule="auto"/>
               <w:jc w:val="center"/>
             </w:pPr>
+            <w:r>
+              <w:rPr>
+                <w:b w:val="0"/>
+                <w:sz w:val="17"/>
+              </w:rPr>
+            </w:r>
             <w:r>
               <w:rPr>
                 <w:b w:val="0"/>
@@ -4307,6 +6064,12 @@
                 <w:b w:val="0"/>
                 <w:sz w:val="17"/>
               </w:rPr>
+            </w:r>
+            <w:r>
+              <w:rPr>
+                <w:b w:val="0"/>
+                <w:sz w:val="17"/>
+              </w:rPr>
               <w:t>연차 수정본</w:t>
             </w:r>
           </w:p>
@@ -4327,6 +6090,12 @@
               <w:spacing w:after="60" w:before="60" w:line="276" w:lineRule="auto"/>
               <w:jc w:val="center"/>
             </w:pPr>
+            <w:r>
+              <w:rPr>
+                <w:b w:val="0"/>
+                <w:sz w:val="17"/>
+              </w:rPr>
+            </w:r>
             <w:r>
               <w:rPr>
                 <w:b w:val="0"/>
@@ -4357,6 +6126,12 @@
                 <w:b w:val="0"/>
                 <w:sz w:val="17"/>
               </w:rPr>
+            </w:r>
+            <w:r>
+              <w:rPr>
+                <w:b w:val="0"/>
+                <w:sz w:val="17"/>
+              </w:rPr>
               <w:t>1</w:t>
             </w:r>
           </w:p>
@@ -4377,6 +6152,12 @@
               <w:spacing w:after="60" w:before="60" w:line="276" w:lineRule="auto"/>
               <w:jc w:val="center"/>
             </w:pPr>
+            <w:r>
+              <w:rPr>
+                <w:b w:val="0"/>
+                <w:sz w:val="17"/>
+              </w:rPr>
+            </w:r>
             <w:r>
               <w:rPr>
                 <w:b w:val="0"/>
@@ -4407,6 +6188,12 @@
                 <w:b w:val="0"/>
                 <w:sz w:val="17"/>
               </w:rPr>
+            </w:r>
+            <w:r>
+              <w:rPr>
+                <w:b w:val="0"/>
+                <w:sz w:val="17"/>
+              </w:rPr>
               <w:t>40</w:t>
             </w:r>
           </w:p>
@@ -4427,6 +6214,12 @@
               <w:spacing w:after="60" w:before="60" w:line="276" w:lineRule="auto"/>
               <w:jc w:val="center"/>
             </w:pPr>
+            <w:r>
+              <w:rPr>
+                <w:b w:val="0"/>
+                <w:sz w:val="17"/>
+              </w:rPr>
+            </w:r>
             <w:r>
               <w:rPr>
                 <w:b w:val="0"/>
@@ -4458,6 +6251,12 @@
                 <w:b w:val="0"/>
                 <w:sz w:val="17"/>
               </w:rPr>
+            </w:r>
+            <w:r>
+              <w:rPr>
+                <w:b w:val="0"/>
+                <w:sz w:val="17"/>
+              </w:rPr>
               <w:t>검토보고서 샘플</w:t>
             </w:r>
           </w:p>
@@ -4478,6 +6277,12 @@
               <w:spacing w:after="60" w:before="60" w:line="276" w:lineRule="auto"/>
               <w:jc w:val="center"/>
             </w:pPr>
+            <w:r>
+              <w:rPr>
+                <w:b w:val="0"/>
+                <w:sz w:val="17"/>
+              </w:rPr>
+            </w:r>
             <w:r>
               <w:rPr>
                 <w:b w:val="0"/>
@@ -4508,6 +6313,12 @@
                 <w:b w:val="0"/>
                 <w:sz w:val="17"/>
               </w:rPr>
+            </w:r>
+            <w:r>
+              <w:rPr>
+                <w:b w:val="0"/>
+                <w:sz w:val="17"/>
+              </w:rPr>
               <w:t>11</w:t>
             </w:r>
           </w:p>
@@ -4528,6 +6339,12 @@
               <w:spacing w:after="60" w:before="60" w:line="276" w:lineRule="auto"/>
               <w:jc w:val="center"/>
             </w:pPr>
+            <w:r>
+              <w:rPr>
+                <w:b w:val="0"/>
+                <w:sz w:val="17"/>
+              </w:rPr>
+            </w:r>
             <w:r>
               <w:rPr>
                 <w:b w:val="0"/>
@@ -4558,6 +6375,12 @@
                 <w:b w:val="0"/>
                 <w:sz w:val="17"/>
               </w:rPr>
+            </w:r>
+            <w:r>
+              <w:rPr>
+                <w:b w:val="0"/>
+                <w:sz w:val="17"/>
+              </w:rPr>
               <w:t>3</w:t>
             </w:r>
           </w:p>
@@ -4583,6 +6406,12 @@
                 <w:b w:val="0"/>
                 <w:sz w:val="17"/>
               </w:rPr>
+            </w:r>
+            <w:r>
+              <w:rPr>
+                <w:b w:val="0"/>
+                <w:sz w:val="17"/>
+              </w:rPr>
               <w:t>1</w:t>
             </w:r>
           </w:p>
@@ -4596,7 +6425,10 @@
     </w:p>
     <w:p>
       <w:r>
-        <w:t>연차 수정본의 자동 오류는 0개지만 확인 필요 1개와 수동 확인 9개가 남는다. 이를 보고서 전체의 최종 통과나 접수 승인으로 해석하지 않는다. 합성 샘플의 결과 차이는 실제 업무 자료 전체의 정확도·오류 감소 효과와 다르다.</w:t>
+        <w:rPr>
+          <w:b w:val="0"/>
+        </w:rPr>
+        <w:t>연차 수정본의 자동 오류는 0개지만 확인 필요 1개와 수동 확인 9개가 남는다. 이를 보고서 전체의 최종 통과나 접수 승인으로 해석하지 않는다. 가상 체험 자료의 결과 차이는 실제 업무 자료 전체의 정확도·오류 감소 효과와 다르다.</w:t>
       </w:r>
     </w:p>
     <w:p>
@@ -4604,6 +6436,9 @@
         <w:pStyle w:val="Heading2"/>
       </w:pPr>
       <w:r>
+        <w:rPr>
+          <w:b w:val="0"/>
+        </w:rPr>
         <w:t>핵심 동작 확인</w:t>
       </w:r>
     </w:p>
@@ -4612,6 +6447,9 @@
         <w:pStyle w:val="ListBullet"/>
       </w:pPr>
       <w:r>
+        <w:rPr>
+          <w:b w:val="0"/>
+        </w:rPr>
         <w:t>브라우저에서 CSV·XLSX 결과 파일 다운로드 성공.</w:t>
       </w:r>
     </w:p>
@@ -4620,6 +6458,9 @@
         <w:pStyle w:val="ListBullet"/>
       </w:pPr>
       <w:r>
+        <w:rPr>
+          <w:b w:val="0"/>
+        </w:rPr>
         <w:t>직접 확인 체크 후에도 해당 항목의 자동 오류 판정 유지.</w:t>
       </w:r>
     </w:p>
@@ -4628,6 +6469,9 @@
         <w:pStyle w:val="ListBullet"/>
       </w:pPr>
       <w:r>
+        <w:rPr>
+          <w:b w:val="0"/>
+        </w:rPr>
         <w:t>근거 창 스크롤 수정 후 닫기 버튼 노출 확인.</w:t>
       </w:r>
     </w:p>
@@ -4636,22 +6480,40 @@
         <w:pStyle w:val="ListBullet"/>
       </w:pPr>
       <w:r>
+        <w:rPr>
+          <w:b w:val="0"/>
+        </w:rPr>
         <w:t>시작·결과·근거·모바일 주요 화면은 Codex가 캡처.</w:t>
       </w:r>
     </w:p>
     <w:p>
       <w:r>
-        <w:t>배포 상태 Sites 버전 2 공개 앱을 Edge 브라우저에서 다시 열어 HTTP 200과 체험 실행을 확인했다. 오류 필터 4행, CSV·XLSX 다운로드, 비우기, 모바일 폭 390px도 재확인했다. 자동 HTTP 클라이언트의 403 응답과 브라우저 접속 결과는 검증 기록에 구분했다.</w:t>
+        <w:rPr>
+          <w:b w:val="0"/>
+        </w:rPr>
+        <w:t>브라우저 실행 주체: Codex가 Edge 브라우저 자동화로 공개 앱의 체험·필터·다운로드·비우기·모바일을 확인했다. 작성자가 직접 조작한 결과로 기록하지 않는다. 이번 수정본의 공개 배포 확인은 검증 기록에 별도로 남긴다.</w:t>
       </w:r>
     </w:p>
     <w:p>
       <w:r>
-        <w:t>독립 검토 개발용 AI와 별도의 검토용 AI 세션으로 코드를 확인했다. 화면에 숨겨진 원문이 남는 문제 1건을 재현해 수정하고 재발 방지 시험을 추가했다. 다른 모델 리뷰와 현업 품질 승인은 미실행이다.</w:t>
+        <w:rPr>
+          <w:b/>
+        </w:rPr>
+        <w:t>독립 검토</w:t>
+      </w:r>
+      <w:r>
+        <w:br/>
+      </w:r>
+      <w:r>
+        <w:t>개발용 AI와 별도의 검토용 AI 세션으로 코드를 확인했다. 화면에 숨겨진 원문이 남는 문제 1건을 재현해 수정하고 재발 방지 시험을 추가했다. 다른 모델 리뷰와 현업 품질 승인은 미실행이다.</w:t>
       </w:r>
     </w:p>
     <w:p>
       <w:r>
-        <w:t>미검증과 승인 경계 이번에 실제 DSD 28건의 실행·반복 결과를 확인했다. 사용자의 직접 기능 확인, 공시팀 정답과의 대조, 오류율·업무시간 감소 효과와 담당자의 품질 승인은 미검증이다. 자동 테스트·Codex 브라우저 확인을 이 단계의 완료로 바꾸지 않는다.</w:t>
+        <w:rPr>
+          <w:b w:val="0"/>
+        </w:rPr>
+        <w:t>확인 범위: Codex의 자동 시험과 브라우저 실행 결과다. 작성자의 독립적인 수동 기능 확인, 담당자 정답과의 대조, 정확도·업무시간 효과 및 실제 업무 품질 승인은 수행하지 않았다.</w:t>
       </w:r>
     </w:p>
     <w:p>
@@ -4664,11 +6526,17 @@
         <w:pStyle w:val="Heading1"/>
       </w:pPr>
       <w:r>
+        <w:rPr>
+          <w:b w:val="0"/>
+        </w:rPr>
         <w:t>13. 과제 제출물과 남은 단계</w:t>
       </w:r>
     </w:p>
     <w:p>
       <w:r>
+        <w:rPr>
+          <w:b w:val="0"/>
+        </w:rPr>
         <w:t>이 보고서는 앱 URL·GitHub 주소·개발 목적과 주요 기능·화면 캡처·AI 활용 및 문제 해결 과정을 함께 제시한다. URL 공개, 사용자의 확인, LearnUs 제출은 각각 따로 확인한다.</w:t>
       </w:r>
     </w:p>
@@ -4677,6 +6545,9 @@
         <w:pStyle w:val="Heading2"/>
       </w:pPr>
       <w:r>
+        <w:rPr>
+          <w:b w:val="0"/>
+        </w:rPr>
         <w:t>과제 제출물 대응</w:t>
       </w:r>
     </w:p>
@@ -4705,12 +6576,18 @@
               <w:bottom w:val="single" w:sz="4" w:color="D9D9D9"/>
               <w:right w:val="single" w:sz="4" w:color="D9D9D9"/>
             </w:tcBorders>
-            <w:shd w:fill="FFF5ED"/>
+            <w:shd w:fill="F1F5F9"/>
           </w:tcPr>
           <w:p>
             <w:pPr>
               <w:spacing w:after="60" w:before="60" w:line="276" w:lineRule="auto"/>
             </w:pPr>
+            <w:r>
+              <w:rPr>
+                <w:b/>
+                <w:sz w:val="17"/>
+              </w:rPr>
+            </w:r>
             <w:r>
               <w:rPr>
                 <w:b/>
@@ -4730,12 +6607,18 @@
               <w:bottom w:val="single" w:sz="4" w:color="D9D9D9"/>
               <w:right w:val="single" w:sz="4" w:color="D9D9D9"/>
             </w:tcBorders>
-            <w:shd w:fill="FFF5ED"/>
+            <w:shd w:fill="F1F5F9"/>
           </w:tcPr>
           <w:p>
             <w:pPr>
               <w:spacing w:after="60" w:before="60" w:line="276" w:lineRule="auto"/>
             </w:pPr>
+            <w:r>
+              <w:rPr>
+                <w:b/>
+                <w:sz w:val="17"/>
+              </w:rPr>
+            </w:r>
             <w:r>
               <w:rPr>
                 <w:b/>
@@ -4767,6 +6650,12 @@
                 <w:b w:val="0"/>
                 <w:sz w:val="17"/>
               </w:rPr>
+            </w:r>
+            <w:r>
+              <w:rPr>
+                <w:b w:val="0"/>
+                <w:sz w:val="17"/>
+              </w:rPr>
               <w:t>웹 앱 URL</w:t>
             </w:r>
           </w:p>
@@ -4791,8 +6680,16 @@
                 <w:b w:val="0"/>
                 <w:sz w:val="17"/>
               </w:rPr>
-              <w:t>https://dart-filing-readiness-keunil.tasty-note-8705.chatgpt.site</w:t>
             </w:r>
+            <w:hyperlink r:id="rId10">
+              <w:r>
+                <w:rPr>
+                  <w:color w:val="000000"/>
+                  <w:u w:val="single"/>
+                </w:rPr>
+                <w:t>https://dart-filing-readiness-keunil.tasty-note-8705.chatgpt.site</w:t>
+              </w:r>
+            </w:hyperlink>
           </w:p>
         </w:tc>
       </w:tr>
@@ -4812,6 +6709,12 @@
             <w:pPr>
               <w:spacing w:after="60" w:before="60" w:line="276" w:lineRule="auto"/>
             </w:pPr>
+            <w:r>
+              <w:rPr>
+                <w:b w:val="0"/>
+                <w:sz w:val="17"/>
+              </w:rPr>
+            </w:r>
             <w:r>
               <w:rPr>
                 <w:b w:val="0"/>
@@ -4841,8 +6744,16 @@
                 <w:b w:val="0"/>
                 <w:sz w:val="17"/>
               </w:rPr>
-              <w:t>github.com/Keunil/dart-filing-readiness</w:t>
             </w:r>
+            <w:hyperlink r:id="rId11">
+              <w:r>
+                <w:rPr>
+                  <w:color w:val="000000"/>
+                  <w:u w:val="single"/>
+                </w:rPr>
+                <w:t>github.com/Keunil/dart-filing-readiness</w:t>
+              </w:r>
+            </w:hyperlink>
           </w:p>
         </w:tc>
       </w:tr>
@@ -4867,6 +6778,12 @@
                 <w:b w:val="0"/>
                 <w:sz w:val="17"/>
               </w:rPr>
+            </w:r>
+            <w:r>
+              <w:rPr>
+                <w:b w:val="0"/>
+                <w:sz w:val="17"/>
+              </w:rPr>
               <w:t>개발 목적·주요 기능</w:t>
             </w:r>
           </w:p>
@@ -4886,6 +6803,12 @@
             <w:pPr>
               <w:spacing w:after="60" w:before="60" w:line="276" w:lineRule="auto"/>
             </w:pPr>
+            <w:r>
+              <w:rPr>
+                <w:b w:val="0"/>
+                <w:sz w:val="17"/>
+              </w:rPr>
+            </w:r>
             <w:r>
               <w:rPr>
                 <w:b w:val="0"/>
@@ -4917,6 +6840,12 @@
                 <w:b w:val="0"/>
                 <w:sz w:val="17"/>
               </w:rPr>
+            </w:r>
+            <w:r>
+              <w:rPr>
+                <w:b w:val="0"/>
+                <w:sz w:val="17"/>
+              </w:rPr>
               <w:t>주요 화면 캡처</w:t>
             </w:r>
           </w:p>
@@ -4936,6 +6865,12 @@
             <w:pPr>
               <w:spacing w:after="60" w:before="60" w:line="276" w:lineRule="auto"/>
             </w:pPr>
+            <w:r>
+              <w:rPr>
+                <w:b w:val="0"/>
+                <w:sz w:val="17"/>
+              </w:rPr>
+            </w:r>
             <w:r>
               <w:rPr>
                 <w:b w:val="0"/>
@@ -4967,6 +6902,12 @@
                 <w:b w:val="0"/>
                 <w:sz w:val="17"/>
               </w:rPr>
+            </w:r>
+            <w:r>
+              <w:rPr>
+                <w:b w:val="0"/>
+                <w:sz w:val="17"/>
+              </w:rPr>
               <w:t>AI 활용·문제 해결</w:t>
             </w:r>
           </w:p>
@@ -4991,6 +6932,12 @@
                 <w:b w:val="0"/>
                 <w:sz w:val="17"/>
               </w:rPr>
+            </w:r>
+            <w:r>
+              <w:rPr>
+                <w:b w:val="0"/>
+                <w:sz w:val="17"/>
+              </w:rPr>
               <w:t>보고서 7~9절·11절 · docs/ai-collaboration.md</w:t>
             </w:r>
           </w:p>
@@ -5007,12 +6954,43 @@
         <w:pStyle w:val="Heading2"/>
       </w:pPr>
       <w:r>
-        <w:t>평가 기준과 연결</w:t>
+        <w:rPr>
+          <w:b w:val="0"/>
+        </w:rPr>
+        <w:t>J. 리뷰를 받아 설명과 화면을 수정한 과정</w:t>
       </w:r>
     </w:p>
     <w:p>
       <w:r>
-        <w:t>실제 작동(30%)은 공개 체험과 실행 확인, 구조·기능 적절성(20%)은 브라우저 처리와 서식별 점검으로 제시한다. AI 협업(20%)과 문제 해결(20%)은 재사용 결정·실제 화면 오류 수정·경계 입력 시험 기록으로, 배포·제출 완성도(10%)는 URL·GitHub·캡처·보고서로 제시한다.</w:t>
+        <w:rPr>
+          <w:b/>
+        </w:rPr>
+        <w:t>문제와 요청</w:t>
+      </w:r>
+      <w:r>
+        <w:t xml:space="preserve"> 공식 도구로 보일 가능성, 확인 주체와 식별값 용어의 모호함을 지적받았다. 작성자는 이번 대화에서 “다음 피드백 받아 과제 업데이트”, “작업은 21시 전에 마무리해야 함”이라고 요청했다.</w:t>
+      </w:r>
+    </w:p>
+    <w:p>
+      <w:r>
+        <w:rPr>
+          <w:b/>
+        </w:rPr>
+        <w:t>AI의 제안과 적용</w:t>
+      </w:r>
+      <w:r>
+        <w:t xml:space="preserve"> Codex가 로고·회사 전용 색상을 빼고 개인 과제 안내를 넣었다. 확인 주체를 Codex로 명시하고, 식별값과 집계 단위를 설명했으며 표기 오류를 고쳤다. 원본 수치와 정확도 미승인 사실은 유지했다.</w:t>
+      </w:r>
+    </w:p>
+    <w:p>
+      <w:r>
+        <w:rPr>
+          <w:b/>
+        </w:rPr>
+        <w:t>확인 방법</w:t>
+      </w:r>
+      <w:r>
+        <w:t xml:space="preserve"> 수정한 첫 화면·결과·근거·모바일을 다시 캡처하고, Word에 실제 이미지 4개와 클릭 가능한 URL이 있는지 검사했다. 기능 시험 결과와 공개 배포 상태는 12절에 기록한다.</w:t>
       </w:r>
     </w:p>
     <w:p>
@@ -5020,30 +6998,32 @@
         <w:pStyle w:val="Heading2"/>
       </w:pPr>
       <w:r>
+        <w:rPr>
+          <w:b w:val="0"/>
+        </w:rPr>
         <w:t>이번 작업에서 배운 점</w:t>
       </w:r>
     </w:p>
     <w:p>
       <w:r>
+        <w:rPr>
+          <w:b w:val="0"/>
+        </w:rPr>
         <w:t>회계 업무를 아는 것과 검증 기준을 코드로 전달하는 것은 별개의 일이었다. 실제 문서를 넣으니 체험용 기본값이 결과에 영향을 주었다. AI가 낸 숫자를 곧바로 성과로 쓰기보다, 입력 조건과 사람이 확인할 범위를 먼저 정하는 것이 제 역할이라고 느꼈다.</w:t>
       </w:r>
     </w:p>
     <w:p>
-      <w:pPr>
-        <w:pStyle w:val="Heading2"/>
-      </w:pPr>
       <w:r>
-        <w:t>확장 방향</w:t>
+        <w:rPr>
+          <w:b/>
+        </w:rPr>
+        <w:t>제출 전 확인</w:t>
       </w:r>
-    </w:p>
-    <w:p>
       <w:r>
-        <w:t>이번에 읽은 28건을 담당자의 정답과 대조해 과탐·누락을 확인하고, 서식 변화에 맞춰 규칙과 회귀 시험을 갱신할 수 있다. 이후 실제 담당자의 검토시간과 수정 내역을 수집하면 업무 개선 효과를 측정할 수 있다. 현재 보고서는 그러한 효과가 입증되었다고 주장하지 않는다.</w:t>
+        <w:br/>
       </w:r>
-    </w:p>
-    <w:p>
       <w:r>
-        <w:t>제출 전 확인 공개 앱과 GitHub 링크를 직접 열어 체험을 확인한 뒤 개발 보고서를 LearnUs에 제출한다. 보고서 생성과 LearnUs 제출은 별도 단계다.</w:t>
+        <w:t>공개 앱과 GitHub 링크를 직접 열어 체험을 확인한 뒤 개발 보고서를 LearnUs에 제출한다. 보고서 생성과 LearnUs 제출은 별도 단계다.</w:t>
       </w:r>
     </w:p>
     <w:sectPr>
@@ -5071,6 +7051,10 @@
       <w:t xml:space="preserve">최근일 2026505521   </w:t>
     </w:r>
     <w:fldSimple w:instr="PAGE"/>
+    <w:r>
+      <w:t xml:space="preserve"> / </w:t>
+    </w:r>
+    <w:fldSimple w:instr="NUMPAGES"/>
   </w:p>
 </w:ftr>
 </file>

--- a/submission/과제2_공시체크리스트_제출보고서.docx
+++ b/submission/과제2_공시체크리스트_제출보고서.docx
@@ -138,7 +138,7 @@
             <w:color w:val="000000"/>
             <w:u w:val="single"/>
           </w:rPr>
-          <w:t>https://dart-filing-readiness-keunil.tasty-note-8705.chatgpt.site</w:t>
+          <w:t>https://dart-filing-readiness-keunil.rmsdlf0330.chatgpt.site</w:t>
         </w:r>
       </w:hyperlink>
       <w:r>
@@ -6491,7 +6491,7 @@
         <w:rPr>
           <w:b w:val="0"/>
         </w:rPr>
-        <w:t>브라우저 실행 주체: Codex가 Edge 브라우저 자동화로 공개 앱의 체험·필터·다운로드·비우기·모바일을 확인했다. 작성자가 직접 조작한 결과로 기록하지 않는다. 이번 수정본의 공개 배포 확인은 검증 기록에 별도로 남긴다.</w:t>
+        <w:t>공개 배포: Sites 버전 3 배포 성공(2026-10-28 20:31 KST). Codex가 Edge 브라우저 자동화로 기능을 확인했다. 작성자가 직접 조작한 결과로 기록하지 않는다. 새 공개 주소는 표지와 마지막 장에 기재했다.</w:t>
       </w:r>
     </w:p>
     <w:p>
@@ -6687,7 +6687,7 @@
                   <w:color w:val="000000"/>
                   <w:u w:val="single"/>
                 </w:rPr>
-                <w:t>https://dart-filing-readiness-keunil.tasty-note-8705.chatgpt.site</w:t>
+                <w:t>https://dart-filing-readiness-keunil.rmsdlf0330.chatgpt.site</w:t>
               </w:r>
             </w:hyperlink>
           </w:p>

--- a/submission/과제2_공시체크리스트_제출보고서.docx
+++ b/submission/과제2_공시체크리스트_제출보고서.docx
@@ -2511,7 +2511,7 @@
         <w:rPr>
           <w:b w:val="0"/>
         </w:rPr>
-        <w:t>출처: 주차별 로컬 강의안. 상세 파일명·절·SHA-256은 docs/course-alignment.md에 기록했다. 기존 앱의 모든 설계가 처음부터 해당 강의에서 비롯되었다고 소급해 주장하지 않는다.</w:t>
+        <w:t>출처: 주차별 로컬 강의안. 상세 파일명·절·SHA-256은 docs/course-alignment.md에 기록했다. 강의안은 이번 보완 작업에서 앱 구조와 검증 기준을 설명하는 데 참고했다.</w:t>
       </w:r>
     </w:p>
     <w:p>
@@ -3301,7 +3301,7 @@
         <w:t>최종 결과·한계</w:t>
       </w:r>
       <w:r>
-        <w:t xml:space="preserve"> 기존 보호 동작을 보존하는 재사용 결정이다. 이번 과제에서 새로 발견해 원본 규칙을 전면 수정했다고 쓰지 않는다.</w:t>
+        <w:t xml:space="preserve"> 이번 과제에서는 이미 구현된 서식 구분과 보호 동작을 확인해 재사용했다.</w:t>
       </w:r>
     </w:p>
     <w:p>
@@ -6491,7 +6491,7 @@
         <w:rPr>
           <w:b w:val="0"/>
         </w:rPr>
-        <w:t>공개 배포: Sites 버전 3 배포 성공(2026-10-28 20:31 KST). Codex가 Edge 브라우저 자동화로 기능을 확인했다. 작성자가 직접 조작한 결과로 기록하지 않는다. 새 공개 주소는 표지와 마지막 장에 기재했다.</w:t>
+        <w:t>공개 배포: Sites 버전 4 공개 배포 완료(2026-10-28 20:39 KST). Codex가 Edge 브라우저 자동화로 기능을 확인했다. 작성자가 직접 조작한 결과로 기록하지 않는다. 새 공개 주소는 표지와 마지막 장에 기재했다.</w:t>
       </w:r>
     </w:p>
     <w:p>

--- a/submission/과제2_공시체크리스트_제출보고서.docx
+++ b/submission/과제2_공시체크리스트_제출보고서.docx
@@ -828,7 +828,7 @@
                 <w:b w:val="0"/>
                 <w:sz w:val="17"/>
               </w:rPr>
-              <w:t>자신의 파일을 선택하거나 가상 체험 자료을 실행해 문서 정보를 확인한다.</w:t>
+              <w:t>자신의 파일을 선택하거나 가상 체험 자료를 실행해 문서 정보를 확인한다.</w:t>
             </w:r>
           </w:p>
         </w:tc>
@@ -1014,7 +1014,7 @@
                 <w:b w:val="0"/>
                 <w:sz w:val="17"/>
               </w:rPr>
-              <w:t>오류·확인 필요·수동 확인·통과·해당 없음을 구분하고 필요한 항목을 찾는다.</w:t>
+              <w:t>오류 후보·확인 필요·수동 확인·통과·해당 없음을 구분하고 필요한 항목을 찾는다.</w:t>
             </w:r>
           </w:p>
         </w:tc>
@@ -1176,6 +1176,9 @@
         <w:t>01 · 시작</w:t>
       </w:r>
       <w:r>
+        <w:t xml:space="preserve">: </w:t>
+      </w:r>
+      <w:r>
         <w:t>가상 체험을 실행하거나 DSD 파일을 선택한다.</w:t>
       </w:r>
     </w:p>
@@ -1185,6 +1188,9 @@
           <w:b/>
         </w:rPr>
         <w:t>02 · 기준 확인</w:t>
+      </w:r>
+      <w:r>
+        <w:t xml:space="preserve">: </w:t>
       </w:r>
       <w:r>
         <w:t>해당 감사인의 프로필과 문서 종류를 확인한다.</w:t>
@@ -1198,6 +1204,9 @@
         <w:t>03 · 결과 검토</w:t>
       </w:r>
       <w:r>
+        <w:t xml:space="preserve">: </w:t>
+      </w:r>
+      <w:r>
         <w:t>상태별로 걸러 근거와 원문을 확인한다.</w:t>
       </w:r>
     </w:p>
@@ -1207,6 +1216,9 @@
           <w:b/>
         </w:rPr>
         <w:t>04 · 수동 확인</w:t>
+      </w:r>
+      <w:r>
+        <w:t xml:space="preserve">: </w:t>
       </w:r>
       <w:r>
         <w:t>사람의 판단이 필요한 항목을 검토한다.</w:t>
@@ -1220,6 +1232,9 @@
         <w:t>05 · 비교 체험</w:t>
       </w:r>
       <w:r>
+        <w:t xml:space="preserve">: </w:t>
+      </w:r>
+      <w:r>
         <w:t>오류·수정 샘플을 실행해 결과 차이를 본다.</w:t>
       </w:r>
     </w:p>
@@ -1229,6 +1244,9 @@
           <w:b/>
         </w:rPr>
         <w:t>06 · 결과 보관</w:t>
+      </w:r>
+      <w:r>
+        <w:t xml:space="preserve">: </w:t>
       </w:r>
       <w:r>
         <w:t>필요한 결과를 사용자 기기에 내려받는다.</w:t>
@@ -2635,7 +2653,7 @@
         <w:rPr>
           <w:b w:val="0"/>
         </w:rPr>
-        <w:t>그림 2. 로컬 수정본. 점검 결과. 오류·확인 필요·수동 확인 등의 상태를 구분하고 필요한 결과를 찾는다.</w:t>
+        <w:t>그림 2. 로컬 수정본. 점검 결과. 오류 후보·확인 필요·수동 확인 등의 상태를 구분하고 필요한 결과를 찾는다.</w:t>
       </w:r>
     </w:p>
     <w:p>
@@ -3830,6 +3848,9 @@
         <w:t>28 / 28건</w:t>
       </w:r>
       <w:r>
+        <w:t xml:space="preserve">: </w:t>
+      </w:r>
+      <w:r>
         <w:t>읽기·점검 완료</w:t>
       </w:r>
       <w:r>
@@ -3847,6 +3868,9 @@
         <w:t>23 + 5건</w:t>
       </w:r>
       <w:r>
+        <w:t xml:space="preserve">: </w:t>
+      </w:r>
+      <w:r>
         <w:t>감사보고서 00760</w:t>
       </w:r>
       <w:r>
@@ -3862,6 +3886,9 @@
           <w:b/>
         </w:rPr>
         <w:t>1,624항목</w:t>
+      </w:r>
+      <w:r>
+        <w:t xml:space="preserve">: </w:t>
       </w:r>
       <w:r>
         <w:t>28문서 × 58항목</w:t>

--- a/submission/과제2_공시체크리스트_제출보고서.docx
+++ b/submission/과제2_공시체크리스트_제출보고서.docx
@@ -2,14 +2,6 @@
 <file path=word/document.xml><?xml version="1.0" encoding="utf-8"?>
 <w:document xmlns:wpc="http://schemas.microsoft.com/office/word/2010/wordprocessingCanvas" xmlns:mo="http://schemas.microsoft.com/office/mac/office/2008/main" xmlns:mc="http://schemas.openxmlformats.org/markup-compatibility/2006" xmlns:mv="urn:schemas-microsoft-com:mac:vml" xmlns:o="urn:schemas-microsoft-com:office:office" xmlns:r="http://schemas.openxmlformats.org/officeDocument/2006/relationships" xmlns:m="http://schemas.openxmlformats.org/officeDocument/2006/math" xmlns:v="urn:schemas-microsoft-com:vml" xmlns:wp14="http://schemas.microsoft.com/office/word/2010/wordprocessingDrawing" xmlns:wp="http://schemas.openxmlformats.org/drawingml/2006/wordprocessingDrawing" xmlns:w10="urn:schemas-microsoft-com:office:word" xmlns:w="http://schemas.openxmlformats.org/wordprocessingml/2006/main" xmlns:w14="http://schemas.microsoft.com/office/word/2010/wordml" xmlns:wpg="http://schemas.microsoft.com/office/word/2010/wordprocessingGroup" xmlns:wpi="http://schemas.microsoft.com/office/word/2010/wordprocessingInk" xmlns:wne="http://schemas.microsoft.com/office/word/2006/wordml" xmlns:wps="http://schemas.microsoft.com/office/word/2010/wordprocessingShape" mc:Ignorable="w14 wp14">
   <w:body>
-    <w:p>
-      <w:pPr>
-        <w:pStyle w:val="Subtitle"/>
-      </w:pPr>
-      <w:r>
-        <w:t>생성형 AI와 바이브 코딩 과제 2</w:t>
-      </w:r>
-    </w:p>
     <w:p>
       <w:pPr>
         <w:pStyle w:val="Title"/>
@@ -19,14 +11,28 @@
       </w:r>
     </w:p>
     <w:p>
+      <w:r>
+        <w:rPr>
+          <w:b w:val="0"/>
+        </w:rPr>
+        <w:t>공시 전 DSD 오류 점검 웹 애플리케이션</w:t>
+      </w:r>
+      <w:r>
+        <w:br/>
+      </w:r>
+      <w:r>
+        <w:t>최근일 · 2026521505</w:t>
+      </w:r>
+    </w:p>
+    <w:p>
       <w:pPr>
-        <w:pStyle w:val="Subtitle"/>
+        <w:pStyle w:val="Heading1"/>
       </w:pPr>
       <w:r>
         <w:rPr>
           <w:b w:val="0"/>
         </w:rPr>
-        <w:t>공시 전 문서 검증을 돕는 웹 애플리케이션</w:t>
+        <w:t>요약</w:t>
       </w:r>
     </w:p>
     <w:p>
@@ -34,92 +40,7 @@
         <w:rPr>
           <w:b w:val="0"/>
         </w:rPr>
-        <w:t>회계사의 반복 점검 업무에서 발견한 문제를</w:t>
-      </w:r>
-      <w:r>
-        <w:br/>
-      </w:r>
-      <w:r>
-        <w:t>AI와 함께 작동하는 웹 앱으로 구현하기</w:t>
-      </w:r>
-    </w:p>
-    <w:p>
-      <w:r>
-        <w:rPr>
-          <w:b w:val="0"/>
-        </w:rPr>
-        <w:t>최근일 · 2026505521</w:t>
-      </w:r>
-    </w:p>
-    <w:p>
-      <w:r>
-        <w:rPr>
-          <w:b w:val="0"/>
-        </w:rPr>
-        <w:t>삼일회계법인 재직 회계사 · Assurance 업무</w:t>
-      </w:r>
-      <w:r>
-        <w:br/>
-      </w:r>
-      <w:r>
-        <w:t>작성일: 2026년 10월 28일</w:t>
-      </w:r>
-      <w:r>
-        <w:br/>
-      </w:r>
-      <w:r>
-        <w:t>제출: LearnUs · 2026년 10월 28일(수) 자정</w:t>
-      </w:r>
-    </w:p>
-    <w:p>
-      <w:pPr>
-        <w:pStyle w:val="Heading2"/>
-      </w:pPr>
-      <w:r>
-        <w:rPr>
-          <w:b w:val="0"/>
-        </w:rPr>
-        <w:t>과제 요약</w:t>
-      </w:r>
-    </w:p>
-    <w:p>
-      <w:r>
-        <w:rPr>
-          <w:b w:val="0"/>
-        </w:rPr>
-        <w:t>공시 전 DSD 문서의 일부 형식·구조를 점검하는 개인 과제용 웹 앱이다.</w:t>
-      </w:r>
-      <w:r>
-        <w:br/>
-      </w:r>
-      <w:r>
-        <w:t>실제 DSD 28건의 읽기·점검 실행과 반복 결과 일치를 확인했다.</w:t>
-      </w:r>
-      <w:r>
-        <w:br/>
-      </w:r>
-      <w:r>
-        <w:t>92는 문서·항목 조합의 오류 후보 수이며, 정확도는 승인하지 않았다.</w:t>
-      </w:r>
-      <w:r>
-        <w:br/>
-      </w:r>
-      <w:r>
-        <w:t>브라우저 조작과 캡처는 Codex가 수행했다. 작성자의 독립적인 수동 확인은 하지 않았다.</w:t>
-      </w:r>
-      <w:r>
-        <w:br/>
-      </w:r>
-      <w:r>
-        <w:t>감사·검토 및 회사의 공시 제출 책임과 승인 절차를 대체하지 않는다.</w:t>
-      </w:r>
-    </w:p>
-    <w:p>
-      <w:r>
-        <w:rPr>
-          <w:b w:val="0"/>
-        </w:rPr>
-        <w:t>본 앱은 과제 수행을 위한 개인 프로토타입이며, 삼일회계법인 또는 PwC의 공식 서비스·업무도구가 아니고 회사의 검토·승인을 받은 제품이 아닙니다.</w:t>
+        <w:t>공시팀의 수기 DSD 점검 부담과 공시 지연 리스크를 줄이기 위해 웹 기반 체크리스트를 개발했다. DSD 파일을 선택하면 보고서 서식에 맞춰 오류 후보를 찾고, 관련 원문과 점검 결과를 함께 보여 준다. 실제 오류 사례 28건에서 1,624개 항목을 점검했으며, 결과는 CSV와 Excel로 내려받을 수 있다.</w:t>
       </w:r>
     </w:p>
     <w:p>
@@ -130,7 +51,7 @@
         <w:t>웹 앱</w:t>
       </w:r>
       <w:r>
-        <w:br/>
+        <w:t xml:space="preserve"> </w:t>
       </w:r>
       <w:hyperlink r:id="rId10">
         <w:r>
@@ -151,7 +72,7 @@
         <w:t>GitHub</w:t>
       </w:r>
       <w:r>
-        <w:br/>
+        <w:t xml:space="preserve"> </w:t>
       </w:r>
       <w:hyperlink r:id="rId11">
         <w:r>
@@ -159,14 +80,9 @@
             <w:color w:val="000000"/>
             <w:u w:val="single"/>
           </w:rPr>
-          <w:t>https://github.com/Keunil/dart-filing-readiness</w:t>
+          <w:t>소스코드 저장소</w:t>
         </w:r>
       </w:hyperlink>
-    </w:p>
-    <w:p>
-      <w:r>
-        <w:br w:type="page"/>
-      </w:r>
     </w:p>
     <w:p>
       <w:pPr>
@@ -176,7 +92,7 @@
         <w:rPr>
           <w:b w:val="0"/>
         </w:rPr>
-        <w:t>1. 업무 배경과 발견한 문제</w:t>
+        <w:t>1. 식별한 문제와 개발 목표</w:t>
       </w:r>
     </w:p>
     <w:p>
@@ -184,7 +100,7 @@
         <w:rPr>
           <w:b w:val="0"/>
         </w:rPr>
-        <w:t>상장회사와 일정 요건을 충족하는 비상장회사 등은 적용되는 제도에 따라 재무제표와 관련 보고서를 공시합니다. 투자자와 이해관계자는 공개된 자료를 통해 기업의 재무상태와 경영성과를 확인합니다.</w:t>
+        <w:t>공시팀은 제출 전 DSD의 오류를 체크리스트에 따라 수기로 최종 확인한다. 제출이 집중되는 시기에는 반복 점검의 업무 부담이 과중해지고, 누락이나 재검토로 공시 일정이 지연될 위험이 있다.</w:t>
       </w:r>
     </w:p>
     <w:p>
@@ -192,27 +108,7 @@
         <w:rPr>
           <w:b w:val="0"/>
         </w:rPr>
-        <w:t xml:space="preserve">기업은 재무제표를 작성하고, 회계사는 이를 감사해 감사보고서를 작성합니다. 분·반기에는 해당 보고서와 업무 범위에 맞는 검토 절차가 수행되기도 합니다. 본 과제는 이러한 감사·검토의 전문적 판단 전체를 자동화하려는 것이 아니라, </w:t>
-      </w:r>
-      <w:r>
-        <w:rPr>
-          <w:b/>
-        </w:rPr>
-        <w:t>최종 공시문서의 반복적인 형식·구조 점검</w:t>
-      </w:r>
-      <w:r>
-        <w:t>을 돕는 데 초점을 맞췄습니다.</w:t>
-      </w:r>
-    </w:p>
-    <w:p>
-      <w:pPr>
-        <w:pStyle w:val="Heading2"/>
-      </w:pPr>
-      <w:r>
-        <w:rPr>
-          <w:b w:val="0"/>
-        </w:rPr>
-        <w:t>처음 접하는 분을 위한 용어</w:t>
+        <w:t>반복 확인이 가능한 항목을 먼저 점검하고 오류 위치를 원문과 연결해, 담당자가 확인할 부분을 빠르게 찾는 것을 목표로 했다.</w:t>
       </w:r>
     </w:p>
     <w:tbl>
@@ -240,7 +136,7 @@
               <w:bottom w:val="single" w:sz="4" w:color="D9D9D9"/>
               <w:right w:val="single" w:sz="4" w:color="D9D9D9"/>
             </w:tcBorders>
-            <w:shd w:fill="F1F5F9"/>
+            <w:shd w:fill="FFF5ED"/>
           </w:tcPr>
           <w:p>
             <w:pPr>
@@ -249,15 +145,15 @@
             <w:r>
               <w:rPr>
                 <w:b/>
-                <w:sz w:val="17"/>
+                <w:sz w:val="18"/>
               </w:rPr>
             </w:r>
             <w:r>
               <w:rPr>
                 <w:b/>
-                <w:sz w:val="17"/>
+                <w:sz w:val="18"/>
               </w:rPr>
-              <w:t>재무제표</w:t>
+              <w:t>주요 기능</w:t>
             </w:r>
           </w:p>
         </w:tc>
@@ -271,7 +167,7 @@
               <w:bottom w:val="single" w:sz="4" w:color="D9D9D9"/>
               <w:right w:val="single" w:sz="4" w:color="D9D9D9"/>
             </w:tcBorders>
-            <w:shd w:fill="F1F5F9"/>
+            <w:shd w:fill="FFF5ED"/>
           </w:tcPr>
           <w:p>
             <w:pPr>
@@ -280,15 +176,15 @@
             <w:r>
               <w:rPr>
                 <w:b/>
-                <w:sz w:val="17"/>
+                <w:sz w:val="18"/>
               </w:rPr>
             </w:r>
             <w:r>
               <w:rPr>
                 <w:b/>
-                <w:sz w:val="17"/>
+                <w:sz w:val="18"/>
               </w:rPr>
-              <w:t>기업의 재무상태와 일정 기간의 경영성과 등을 보여 주는 보고서입니다.</w:t>
+              <w:t>구현 내용</w:t>
             </w:r>
           </w:p>
         </w:tc>
@@ -312,15 +208,15 @@
             <w:r>
               <w:rPr>
                 <w:b w:val="0"/>
-                <w:sz w:val="17"/>
+                <w:sz w:val="18"/>
               </w:rPr>
             </w:r>
             <w:r>
               <w:rPr>
                 <w:b w:val="0"/>
-                <w:sz w:val="17"/>
+                <w:sz w:val="18"/>
               </w:rPr>
-              <w:t>Assurance</w:t>
+              <w:t>DSD 읽기</w:t>
             </w:r>
           </w:p>
         </w:tc>
@@ -342,15 +238,15 @@
             <w:r>
               <w:rPr>
                 <w:b w:val="0"/>
-                <w:sz w:val="17"/>
+                <w:sz w:val="18"/>
               </w:rPr>
             </w:r>
             <w:r>
               <w:rPr>
                 <w:b w:val="0"/>
-                <w:sz w:val="17"/>
+                <w:sz w:val="18"/>
               </w:rPr>
-              <w:t>감사·검토 등 정보의 신뢰성을 높이는 회계사의 업무 영역입니다. 저는 이 분야에서 일하고 있습니다.</w:t>
+              <w:t>파일 선택과 끌어놓기로 문서를 불러온다.</w:t>
             </w:r>
           </w:p>
         </w:tc>
@@ -374,15 +270,15 @@
             <w:r>
               <w:rPr>
                 <w:b w:val="0"/>
-                <w:sz w:val="17"/>
+                <w:sz w:val="18"/>
               </w:rPr>
             </w:r>
             <w:r>
               <w:rPr>
                 <w:b w:val="0"/>
-                <w:sz w:val="17"/>
+                <w:sz w:val="18"/>
               </w:rPr>
-              <w:t>DART</w:t>
+              <w:t>서식별 점검</w:t>
             </w:r>
           </w:p>
         </w:tc>
@@ -404,15 +300,15 @@
             <w:r>
               <w:rPr>
                 <w:b w:val="0"/>
-                <w:sz w:val="17"/>
+                <w:sz w:val="18"/>
               </w:rPr>
             </w:r>
             <w:r>
               <w:rPr>
                 <w:b w:val="0"/>
-                <w:sz w:val="17"/>
+                <w:sz w:val="18"/>
               </w:rPr>
-              <w:t>금융감독원이 운영하는 전자공시시스템입니다. 기업이 제출한 재무제표와 감사보고서 등을 누구나 조회할 수 있습니다.</w:t>
+              <w:t>감사·연결감사·분기·반기 검토보고서에 맞는 규칙을 적용한다.</w:t>
             </w:r>
           </w:p>
         </w:tc>
@@ -436,15 +332,15 @@
             <w:r>
               <w:rPr>
                 <w:b w:val="0"/>
-                <w:sz w:val="17"/>
+                <w:sz w:val="18"/>
               </w:rPr>
             </w:r>
             <w:r>
               <w:rPr>
                 <w:b w:val="0"/>
-                <w:sz w:val="17"/>
+                <w:sz w:val="18"/>
               </w:rPr>
-              <w:t>DSD</w:t>
+              <w:t>결과 탐색</w:t>
             </w:r>
           </w:p>
         </w:tc>
@@ -466,15 +362,15 @@
             <w:r>
               <w:rPr>
                 <w:b w:val="0"/>
-                <w:sz w:val="17"/>
+                <w:sz w:val="18"/>
               </w:rPr>
             </w:r>
             <w:r>
               <w:rPr>
                 <w:b w:val="0"/>
-                <w:sz w:val="17"/>
+                <w:sz w:val="18"/>
               </w:rPr>
-              <w:t>DART 편집기에서 작성·저장하는 전자문서 파일입니다. 표지, 문단, 표, 날짜, 문서 정보 등이 들어 있으며 이 앱이 점검하는 입력 파일입니다.</w:t>
+              <w:t>상태별 필터와 검색으로 확인할 항목을 찾는다.</w:t>
             </w:r>
           </w:p>
         </w:tc>
@@ -498,15 +394,15 @@
             <w:r>
               <w:rPr>
                 <w:b w:val="0"/>
-                <w:sz w:val="17"/>
+                <w:sz w:val="18"/>
               </w:rPr>
             </w:r>
             <w:r>
               <w:rPr>
                 <w:b w:val="0"/>
-                <w:sz w:val="17"/>
+                <w:sz w:val="18"/>
               </w:rPr>
-              <w:t>R&amp;Q 공시팀</w:t>
+              <w:t>원문 확인</w:t>
             </w:r>
           </w:p>
         </w:tc>
@@ -528,15 +424,77 @@
             <w:r>
               <w:rPr>
                 <w:b w:val="0"/>
-                <w:sz w:val="17"/>
+                <w:sz w:val="18"/>
               </w:rPr>
             </w:r>
             <w:r>
               <w:rPr>
                 <w:b w:val="0"/>
-                <w:sz w:val="17"/>
+                <w:sz w:val="18"/>
               </w:rPr>
-              <w:t>이 보고서에서는 제가 경험한 공시 관련 점검 업무를 가리킵니다. 공식 조직의 역할·절차를 정의하는 설명은 아닙니다.</w:t>
+              <w:t>항목별 근거와 문서 내 해당 위치를 함께 보여 준다.</w:t>
+            </w:r>
+          </w:p>
+        </w:tc>
+      </w:tr>
+      <w:tr>
+        <w:tc>
+          <w:tcPr>
+            <w:tcW w:type="dxa" w:w="2762"/>
+            <w:vAlign w:val="center"/>
+            <w:tcBorders>
+              <w:top w:val="single" w:sz="4" w:color="D9D9D9"/>
+              <w:left w:val="single" w:sz="4" w:color="D9D9D9"/>
+              <w:bottom w:val="single" w:sz="4" w:color="D9D9D9"/>
+              <w:right w:val="single" w:sz="4" w:color="D9D9D9"/>
+            </w:tcBorders>
+          </w:tcPr>
+          <w:p>
+            <w:pPr>
+              <w:spacing w:after="60" w:before="60" w:line="276" w:lineRule="auto"/>
+            </w:pPr>
+            <w:r>
+              <w:rPr>
+                <w:b w:val="0"/>
+                <w:sz w:val="18"/>
+              </w:rPr>
+            </w:r>
+            <w:r>
+              <w:rPr>
+                <w:b w:val="0"/>
+                <w:sz w:val="18"/>
+              </w:rPr>
+              <w:t>검토·내보내기</w:t>
+            </w:r>
+          </w:p>
+        </w:tc>
+        <w:tc>
+          <w:tcPr>
+            <w:tcW w:type="dxa" w:w="7102"/>
+            <w:vAlign w:val="center"/>
+            <w:tcBorders>
+              <w:top w:val="single" w:sz="4" w:color="D9D9D9"/>
+              <w:left w:val="single" w:sz="4" w:color="D9D9D9"/>
+              <w:bottom w:val="single" w:sz="4" w:color="D9D9D9"/>
+              <w:right w:val="single" w:sz="4" w:color="D9D9D9"/>
+            </w:tcBorders>
+          </w:tcPr>
+          <w:p>
+            <w:pPr>
+              <w:spacing w:after="60" w:before="60" w:line="276" w:lineRule="auto"/>
+            </w:pPr>
+            <w:r>
+              <w:rPr>
+                <w:b w:val="0"/>
+                <w:sz w:val="18"/>
+              </w:rPr>
+            </w:r>
+            <w:r>
+              <w:rPr>
+                <w:b w:val="0"/>
+                <w:sz w:val="18"/>
+              </w:rPr>
+              <w:t>확인 표시를 남기고 CSV 또는 Excel로 결과를 저장한다.</w:t>
             </w:r>
           </w:p>
         </w:tc>
@@ -548,14 +506,19 @@
       </w:pPr>
     </w:p>
     <w:p>
+      <w:r>
+        <w:br w:type="page"/>
+      </w:r>
+    </w:p>
+    <w:p>
       <w:pPr>
-        <w:pStyle w:val="Heading2"/>
+        <w:pStyle w:val="Heading1"/>
       </w:pPr>
       <w:r>
         <w:rPr>
           <w:b w:val="0"/>
         </w:rPr>
-        <w:t>공시까지의 흐름</w:t>
+        <w:t>2. 파일 선택과 점검 시작</w:t>
       </w:r>
     </w:p>
     <w:p>
@@ -563,7 +526,57 @@
         <w:rPr>
           <w:b w:val="0"/>
         </w:rPr>
-        <w:t>회사가 재무제표와 공시서류를 작성하고, 감사인은 적용되는 업무 범위에 따라 감사 또는 검토를 수행해 관련 보고서를 발행합니다. 회사는 공시서류를 DART 제출 절차에 따라 제출합니다. 앱은 제출 전 일부 형식·구조 점검을 보조하며, 감사·검토나 회사의 공시 책임을 대체하지 않습니다.</w:t>
+        <w:t>감사인 기준을 확인한 뒤 DSD 파일을 선택하거나 화면에 끌어놓으면 점검이 시작된다.</w:t>
+      </w:r>
+    </w:p>
+    <w:p>
+      <w:pPr>
+        <w:jc w:val="center"/>
+      </w:pPr>
+      <w:r>
+        <w:drawing>
+          <wp:inline xmlns:a="http://schemas.openxmlformats.org/drawingml/2006/main" xmlns:pic="http://schemas.openxmlformats.org/drawingml/2006/picture">
+            <wp:extent cx="6220800" cy="4752000"/>
+            <wp:docPr id="1" name="Picture 1"/>
+            <wp:cNvGraphicFramePr>
+              <a:graphicFrameLocks noChangeAspect="1"/>
+            </wp:cNvGraphicFramePr>
+            <a:graphic>
+              <a:graphicData uri="http://schemas.openxmlformats.org/drawingml/2006/picture">
+                <pic:pic>
+                  <pic:nvPicPr>
+                    <pic:cNvPr id="0" name="01-home.jpg"/>
+                    <pic:cNvPicPr/>
+                  </pic:nvPicPr>
+                  <pic:blipFill>
+                    <a:blip r:embed="rId12"/>
+                    <a:stretch>
+                      <a:fillRect/>
+                    </a:stretch>
+                  </pic:blipFill>
+                  <pic:spPr>
+                    <a:xfrm>
+                      <a:off x="0" y="0"/>
+                      <a:ext cx="6220800" cy="4752000"/>
+                    </a:xfrm>
+                    <a:prstGeom prst="rect"/>
+                  </pic:spPr>
+                </pic:pic>
+              </a:graphicData>
+            </a:graphic>
+          </wp:inline>
+        </w:drawing>
+      </w:r>
+    </w:p>
+    <w:p>
+      <w:pPr>
+        <w:pStyle w:val="Caption"/>
+      </w:pPr>
+      <w:r>
+        <w:rPr>
+          <w:b w:val="0"/>
+        </w:rPr>
+        <w:t>그림 1. 감사인 기준 입력과 DSD 파일 선택 화면</w:t>
       </w:r>
     </w:p>
     <w:p>
@@ -574,99 +587,51 @@
         <w:rPr>
           <w:b w:val="0"/>
         </w:rPr>
-        <w:t>사람을 늘려도 남는 반복 작업</w:t>
+        <w:t>사용 순서</w:t>
       </w:r>
     </w:p>
     <w:p>
+      <w:pPr>
+        <w:pStyle w:val="ListNumber"/>
+      </w:pPr>
       <w:r>
         <w:rPr>
           <w:b w:val="0"/>
         </w:rPr>
-        <w:t>제가 경험한 제출 집중기에는 짧은 기간에 여러 문서를 반복해서 확인해야 했습니다. 이 과정에서 누락이나 표기 불일치를 먼저 찾고 원문 위치를 함께 제시하면 검토에 도움이 되겠다고 생각했습니다. 인력 규모나 운영 방식은 이 보고서에서 설명하지 않습니다.</w:t>
+        <w:t>감사인 명칭·식별값·주소·대표자 기준을 확인한다.</w:t>
       </w:r>
     </w:p>
     <w:p>
+      <w:pPr>
+        <w:pStyle w:val="ListNumber"/>
+      </w:pPr>
       <w:r>
         <w:rPr>
           <w:b w:val="0"/>
         </w:rPr>
-        <w:t>따라서 파일을 읽어 오류 후보를 먼저 찾고, 관련 원문으로 바로 이동하며, 수동 확인이 필요한 항목을 구분하는 도구를 기획했습니다. 처리시간이나 오류 감소율은 측정하지 않았으므로 효과를 수치로 단정하지 않습니다.</w:t>
+        <w:t>첨부 ZIP을 풀고 점검할 DSD 파일을 선택한다.</w:t>
       </w:r>
     </w:p>
     <w:p>
+      <w:pPr>
+        <w:pStyle w:val="ListNumber"/>
+      </w:pPr>
       <w:r>
         <w:rPr>
           <w:b w:val="0"/>
         </w:rPr>
-        <w:t xml:space="preserve">업무 흐름과 병목은 저의 실무 경험 및 본 과제의 문제 정의를 바탕으로 작성했습니다. 시스템·파일 형식 참고: 금융감독원 </w:t>
-      </w:r>
-      <w:hyperlink r:id="rId12">
-        <w:r>
-          <w:rPr>
-            <w:color w:val="000000"/>
-            <w:u w:val="single"/>
-          </w:rPr>
-          <w:t>DART</w:t>
-        </w:r>
-      </w:hyperlink>
-      <w:r>
-        <w:t xml:space="preserve">, </w:t>
-      </w:r>
-      <w:hyperlink r:id="rId13">
-        <w:r>
-          <w:rPr>
-            <w:color w:val="000000"/>
-            <w:u w:val="single"/>
-          </w:rPr>
-          <w:t>기업공시 길라잡이(전자문서 작성·제출)</w:t>
-        </w:r>
-      </w:hyperlink>
-      <w:r>
-        <w:t>.</w:t>
+        <w:t>결과에서 오류 후보와 확인할 항목을 찾는다.</w:t>
       </w:r>
     </w:p>
     <w:p>
+      <w:pPr>
+        <w:pStyle w:val="ListNumber"/>
+      </w:pPr>
       <w:r>
         <w:rPr>
           <w:b w:val="0"/>
         </w:rPr>
-        <w:t xml:space="preserve">공개 배경 자료: </w:t>
-      </w:r>
-      <w:hyperlink r:id="rId14">
-        <w:r>
-          <w:rPr>
-            <w:color w:val="000000"/>
-            <w:u w:val="single"/>
-          </w:rPr>
-          <w:t>삼일PwC Assurance 소개</w:t>
-        </w:r>
-      </w:hyperlink>
-      <w:r>
-        <w:t xml:space="preserve">는 서비스 일반 설명에 한해 참고했다. </w:t>
-      </w:r>
-      <w:hyperlink r:id="rId15">
-        <w:r>
-          <w:rPr>
-            <w:color w:val="000000"/>
-            <w:u w:val="single"/>
-          </w:rPr>
-          <w:t>금융감독원 DART</w:t>
-        </w:r>
-      </w:hyperlink>
-      <w:r>
-        <w:t xml:space="preserve">와 </w:t>
-      </w:r>
-      <w:hyperlink r:id="rId16">
-        <w:r>
-          <w:rPr>
-            <w:color w:val="000000"/>
-            <w:u w:val="single"/>
-          </w:rPr>
-          <w:t>OpenDART 공시정보 안내</w:t>
-        </w:r>
-      </w:hyperlink>
-      <w:r>
-        <w:t>는 시스템 및 공시대상회사 고유번호 설명 자료다. 이들로 사내 점검 절차나 AUDIT_CIK의 공식 의미를 입증하지 않는다.</w:t>
+        <w:t>원문 근거를 검토하고 결과를 내려받는다.</w:t>
       </w:r>
     </w:p>
     <w:p>
@@ -682,7 +647,7 @@
         <w:rPr>
           <w:b w:val="0"/>
         </w:rPr>
-        <w:t>2. 주요 기능과 사용 순서</w:t>
+        <w:t>3. 점검 결과와 검토</w:t>
       </w:r>
     </w:p>
     <w:p>
@@ -690,7 +655,57 @@
         <w:rPr>
           <w:b w:val="0"/>
         </w:rPr>
-        <w:t>핵심 사용자는 접수 전 보고서의 구조를 확인하는 담당자다. 공개 방문자도 실제 업무 파일을 준비하지 않고 가상 회사의 DSD로 동일한 점검 흐름을 체험할 수 있게 했다.</w:t>
+        <w:t>58개 출력 항목을 상태별로 모아 보여 주고, 검색과 필터로 필요한 결과를 좁힐 수 있다.</w:t>
+      </w:r>
+    </w:p>
+    <w:p>
+      <w:pPr>
+        <w:jc w:val="center"/>
+      </w:pPr>
+      <w:r>
+        <w:drawing>
+          <wp:inline xmlns:a="http://schemas.openxmlformats.org/drawingml/2006/main" xmlns:pic="http://schemas.openxmlformats.org/drawingml/2006/picture">
+            <wp:extent cx="6264000" cy="3967200"/>
+            <wp:docPr id="2" name="Picture 2"/>
+            <wp:cNvGraphicFramePr>
+              <a:graphicFrameLocks noChangeAspect="1"/>
+            </wp:cNvGraphicFramePr>
+            <a:graphic>
+              <a:graphicData uri="http://schemas.openxmlformats.org/drawingml/2006/picture">
+                <pic:pic>
+                  <pic:nvPicPr>
+                    <pic:cNvPr id="0" name="02-findings.jpg"/>
+                    <pic:cNvPicPr/>
+                  </pic:nvPicPr>
+                  <pic:blipFill>
+                    <a:blip r:embed="rId13"/>
+                    <a:stretch>
+                      <a:fillRect/>
+                    </a:stretch>
+                  </pic:blipFill>
+                  <pic:spPr>
+                    <a:xfrm>
+                      <a:off x="0" y="0"/>
+                      <a:ext cx="6264000" cy="3967200"/>
+                    </a:xfrm>
+                    <a:prstGeom prst="rect"/>
+                  </pic:spPr>
+                </pic:pic>
+              </a:graphicData>
+            </a:graphic>
+          </wp:inline>
+        </w:drawing>
+      </w:r>
+    </w:p>
+    <w:p>
+      <w:pPr>
+        <w:pStyle w:val="Caption"/>
+      </w:pPr>
+      <w:r>
+        <w:rPr>
+          <w:b w:val="0"/>
+        </w:rPr>
+        <w:t>그림 2. 실제 DSD 점검 결과</w:t>
       </w:r>
     </w:p>
     <w:tbl>
@@ -718,7 +733,7 @@
               <w:bottom w:val="single" w:sz="4" w:color="D9D9D9"/>
               <w:right w:val="single" w:sz="4" w:color="D9D9D9"/>
             </w:tcBorders>
-            <w:shd w:fill="F1F5F9"/>
+            <w:shd w:fill="FFF5ED"/>
           </w:tcPr>
           <w:p>
             <w:pPr>
@@ -727,15 +742,15 @@
             <w:r>
               <w:rPr>
                 <w:b/>
-                <w:sz w:val="17"/>
+                <w:sz w:val="18"/>
               </w:rPr>
             </w:r>
             <w:r>
               <w:rPr>
                 <w:b/>
-                <w:sz w:val="17"/>
+                <w:sz w:val="18"/>
               </w:rPr>
-              <w:t>주요 기능</w:t>
+              <w:t>상태</w:t>
             </w:r>
           </w:p>
         </w:tc>
@@ -749,7 +764,7 @@
               <w:bottom w:val="single" w:sz="4" w:color="D9D9D9"/>
               <w:right w:val="single" w:sz="4" w:color="D9D9D9"/>
             </w:tcBorders>
-            <w:shd w:fill="F1F5F9"/>
+            <w:shd w:fill="FFF5ED"/>
           </w:tcPr>
           <w:p>
             <w:pPr>
@@ -758,15 +773,15 @@
             <w:r>
               <w:rPr>
                 <w:b/>
-                <w:sz w:val="17"/>
+                <w:sz w:val="18"/>
               </w:rPr>
             </w:r>
             <w:r>
               <w:rPr>
                 <w:b/>
-                <w:sz w:val="17"/>
+                <w:sz w:val="18"/>
               </w:rPr>
-              <w:t>사용자가 확인할 수 있는 동작</w:t>
+              <w:t>표시 의미</w:t>
             </w:r>
           </w:p>
         </w:tc>
@@ -790,15 +805,15 @@
             <w:r>
               <w:rPr>
                 <w:b w:val="0"/>
-                <w:sz w:val="17"/>
+                <w:sz w:val="18"/>
               </w:rPr>
             </w:r>
             <w:r>
               <w:rPr>
                 <w:b w:val="0"/>
-                <w:sz w:val="17"/>
+                <w:sz w:val="18"/>
               </w:rPr>
-              <w:t>DSD 선택·체험</w:t>
+              <w:t>오류 후보</w:t>
             </w:r>
           </w:p>
         </w:tc>
@@ -820,15 +835,15 @@
             <w:r>
               <w:rPr>
                 <w:b w:val="0"/>
-                <w:sz w:val="17"/>
+                <w:sz w:val="18"/>
               </w:rPr>
             </w:r>
             <w:r>
               <w:rPr>
                 <w:b w:val="0"/>
-                <w:sz w:val="17"/>
+                <w:sz w:val="18"/>
               </w:rPr>
-              <w:t>자신의 파일을 선택하거나 가상 체험 자료를 실행해 문서 정보를 확인한다.</w:t>
+              <w:t>설정한 점검 규칙과 다른 내용이 발견된 항목</w:t>
             </w:r>
           </w:p>
         </w:tc>
@@ -852,15 +867,15 @@
             <w:r>
               <w:rPr>
                 <w:b w:val="0"/>
-                <w:sz w:val="17"/>
+                <w:sz w:val="18"/>
               </w:rPr>
             </w:r>
             <w:r>
               <w:rPr>
                 <w:b w:val="0"/>
-                <w:sz w:val="17"/>
+                <w:sz w:val="18"/>
               </w:rPr>
-              <w:t>감사인 기준 지정</w:t>
+              <w:t>확인 필요</w:t>
             </w:r>
           </w:p>
         </w:tc>
@@ -882,15 +897,15 @@
             <w:r>
               <w:rPr>
                 <w:b w:val="0"/>
-                <w:sz w:val="17"/>
+                <w:sz w:val="18"/>
               </w:rPr>
             </w:r>
             <w:r>
               <w:rPr>
                 <w:b w:val="0"/>
-                <w:sz w:val="17"/>
+                <w:sz w:val="18"/>
               </w:rPr>
-              <w:t>이름·식별값·주소·대표자를 설정한다. 기본 프로필은 가상 값이다.</w:t>
+              <w:t>추가로 원문을 대조할 항목</w:t>
             </w:r>
           </w:p>
         </w:tc>
@@ -914,15 +929,15 @@
             <w:r>
               <w:rPr>
                 <w:b w:val="0"/>
-                <w:sz w:val="17"/>
+                <w:sz w:val="18"/>
               </w:rPr>
             </w:r>
             <w:r>
               <w:rPr>
                 <w:b w:val="0"/>
-                <w:sz w:val="17"/>
+                <w:sz w:val="18"/>
               </w:rPr>
-              <w:t>서식별 점검</w:t>
+              <w:t>수동 확인</w:t>
             </w:r>
           </w:p>
         </w:tc>
@@ -944,15 +959,15 @@
             <w:r>
               <w:rPr>
                 <w:b w:val="0"/>
-                <w:sz w:val="17"/>
+                <w:sz w:val="18"/>
               </w:rPr>
             </w:r>
             <w:r>
               <w:rPr>
                 <w:b w:val="0"/>
-                <w:sz w:val="17"/>
+                <w:sz w:val="18"/>
               </w:rPr>
-              <w:t>연차 감사보고서와 분·반기 검토보고서의 규칙을 구분해 적용한다.</w:t>
+              <w:t>담당자의 검토가 필요한 항목</w:t>
             </w:r>
           </w:p>
         </w:tc>
@@ -976,15 +991,15 @@
             <w:r>
               <w:rPr>
                 <w:b w:val="0"/>
-                <w:sz w:val="17"/>
+                <w:sz w:val="18"/>
               </w:rPr>
             </w:r>
             <w:r>
               <w:rPr>
                 <w:b w:val="0"/>
-                <w:sz w:val="17"/>
+                <w:sz w:val="18"/>
               </w:rPr>
-              <w:t>상태 구분·검색</w:t>
+              <w:t>통과</w:t>
             </w:r>
           </w:p>
         </w:tc>
@@ -1006,15 +1021,15 @@
             <w:r>
               <w:rPr>
                 <w:b w:val="0"/>
-                <w:sz w:val="17"/>
+                <w:sz w:val="18"/>
               </w:rPr>
             </w:r>
             <w:r>
               <w:rPr>
                 <w:b w:val="0"/>
-                <w:sz w:val="17"/>
+                <w:sz w:val="18"/>
               </w:rPr>
-              <w:t>오류 후보·확인 필요·수동 확인·통과·해당 없음을 구분하고 필요한 항목을 찾는다.</w:t>
+              <w:t>적용한 규칙에서 문제를 찾지 않은 항목</w:t>
             </w:r>
           </w:p>
         </w:tc>
@@ -1038,15 +1053,15 @@
             <w:r>
               <w:rPr>
                 <w:b w:val="0"/>
-                <w:sz w:val="17"/>
+                <w:sz w:val="18"/>
               </w:rPr>
             </w:r>
             <w:r>
               <w:rPr>
                 <w:b w:val="0"/>
-                <w:sz w:val="17"/>
+                <w:sz w:val="18"/>
               </w:rPr>
-              <w:t>원문 근거 확인</w:t>
+              <w:t>해당 없음</w:t>
             </w:r>
           </w:p>
         </w:tc>
@@ -1068,77 +1083,15 @@
             <w:r>
               <w:rPr>
                 <w:b w:val="0"/>
-                <w:sz w:val="17"/>
+                <w:sz w:val="18"/>
               </w:rPr>
             </w:r>
             <w:r>
               <w:rPr>
                 <w:b w:val="0"/>
-                <w:sz w:val="17"/>
+                <w:sz w:val="18"/>
               </w:rPr>
-              <w:t>발견 사항의 헤더 정보와 문단·표 등 원문 위치를 확인한다.</w:t>
-            </w:r>
-          </w:p>
-        </w:tc>
-      </w:tr>
-      <w:tr>
-        <w:tc>
-          <w:tcPr>
-            <w:tcW w:type="dxa" w:w="2762"/>
-            <w:vAlign w:val="center"/>
-            <w:tcBorders>
-              <w:top w:val="single" w:sz="4" w:color="D9D9D9"/>
-              <w:left w:val="single" w:sz="4" w:color="D9D9D9"/>
-              <w:bottom w:val="single" w:sz="4" w:color="D9D9D9"/>
-              <w:right w:val="single" w:sz="4" w:color="D9D9D9"/>
-            </w:tcBorders>
-          </w:tcPr>
-          <w:p>
-            <w:pPr>
-              <w:spacing w:after="60" w:before="60" w:line="276" w:lineRule="auto"/>
-            </w:pPr>
-            <w:r>
-              <w:rPr>
-                <w:b w:val="0"/>
-                <w:sz w:val="17"/>
-              </w:rPr>
-            </w:r>
-            <w:r>
-              <w:rPr>
-                <w:b w:val="0"/>
-                <w:sz w:val="17"/>
-              </w:rPr>
-              <w:t>확인 기록·내보내기</w:t>
-            </w:r>
-          </w:p>
-        </w:tc>
-        <w:tc>
-          <w:tcPr>
-            <w:tcW w:type="dxa" w:w="7102"/>
-            <w:vAlign w:val="center"/>
-            <w:tcBorders>
-              <w:top w:val="single" w:sz="4" w:color="D9D9D9"/>
-              <w:left w:val="single" w:sz="4" w:color="D9D9D9"/>
-              <w:bottom w:val="single" w:sz="4" w:color="D9D9D9"/>
-              <w:right w:val="single" w:sz="4" w:color="D9D9D9"/>
-            </w:tcBorders>
-          </w:tcPr>
-          <w:p>
-            <w:pPr>
-              <w:spacing w:after="60" w:before="60" w:line="276" w:lineRule="auto"/>
-            </w:pPr>
-            <w:r>
-              <w:rPr>
-                <w:b w:val="0"/>
-                <w:sz w:val="17"/>
-              </w:rPr>
-            </w:r>
-            <w:r>
-              <w:rPr>
-                <w:b w:val="0"/>
-                <w:sz w:val="17"/>
-              </w:rPr>
-              <w:t>사람이 검토한 표시를 자동 판정과 구분하고 결과를 내려받는다.</w:t>
+              <w:t>현재 문서에 적용되지 않는 항목</w:t>
             </w:r>
           </w:p>
         </w:tc>
@@ -1154,197 +1107,7 @@
         <w:rPr>
           <w:b w:val="0"/>
         </w:rPr>
-        <w:t>감사인 식별값은 DSD 헤더의 AUDIT_CIK 필드와 비교하는 값이다. 이 보고서는 해당 값이 미국 SEC CIK나 OpenDART의 공시대상회사 corp_code와 같다고 검증하지 않았다. 화면과 본문에서는 일반적인 “식별값”으로 표기한다.</w:t>
-      </w:r>
-    </w:p>
-    <w:p>
-      <w:pPr>
-        <w:pStyle w:val="Heading2"/>
-      </w:pPr>
-      <w:r>
-        <w:rPr>
-          <w:b w:val="0"/>
-        </w:rPr>
-        <w:t>사용 순서</w:t>
-      </w:r>
-    </w:p>
-    <w:p>
-      <w:r>
-        <w:rPr>
-          <w:b/>
-        </w:rPr>
-        <w:t>01 · 시작</w:t>
-      </w:r>
-      <w:r>
-        <w:t xml:space="preserve">: </w:t>
-      </w:r>
-      <w:r>
-        <w:t>가상 체험을 실행하거나 DSD 파일을 선택한다.</w:t>
-      </w:r>
-    </w:p>
-    <w:p>
-      <w:r>
-        <w:rPr>
-          <w:b/>
-        </w:rPr>
-        <w:t>02 · 기준 확인</w:t>
-      </w:r>
-      <w:r>
-        <w:t xml:space="preserve">: </w:t>
-      </w:r>
-      <w:r>
-        <w:t>해당 감사인의 프로필과 문서 종류를 확인한다.</w:t>
-      </w:r>
-    </w:p>
-    <w:p>
-      <w:r>
-        <w:rPr>
-          <w:b/>
-        </w:rPr>
-        <w:t>03 · 결과 검토</w:t>
-      </w:r>
-      <w:r>
-        <w:t xml:space="preserve">: </w:t>
-      </w:r>
-      <w:r>
-        <w:t>상태별로 걸러 근거와 원문을 확인한다.</w:t>
-      </w:r>
-    </w:p>
-    <w:p>
-      <w:r>
-        <w:rPr>
-          <w:b/>
-        </w:rPr>
-        <w:t>04 · 수동 확인</w:t>
-      </w:r>
-      <w:r>
-        <w:t xml:space="preserve">: </w:t>
-      </w:r>
-      <w:r>
-        <w:t>사람의 판단이 필요한 항목을 검토한다.</w:t>
-      </w:r>
-    </w:p>
-    <w:p>
-      <w:r>
-        <w:rPr>
-          <w:b/>
-        </w:rPr>
-        <w:t>05 · 비교 체험</w:t>
-      </w:r>
-      <w:r>
-        <w:t xml:space="preserve">: </w:t>
-      </w:r>
-      <w:r>
-        <w:t>오류·수정 샘플을 실행해 결과 차이를 본다.</w:t>
-      </w:r>
-    </w:p>
-    <w:p>
-      <w:r>
-        <w:rPr>
-          <w:b/>
-        </w:rPr>
-        <w:t>06 · 결과 보관</w:t>
-      </w:r>
-      <w:r>
-        <w:t xml:space="preserve">: </w:t>
-      </w:r>
-      <w:r>
-        <w:t>필요한 결과를 사용자 기기에 내려받는다.</w:t>
-      </w:r>
-    </w:p>
-    <w:p>
-      <w:pPr>
-        <w:pStyle w:val="Heading2"/>
-      </w:pPr>
-      <w:r>
-        <w:rPr>
-          <w:b w:val="0"/>
-        </w:rPr>
-        <w:t>지원 범위</w:t>
-      </w:r>
-    </w:p>
-    <w:p>
-      <w:r>
-        <w:rPr>
-          <w:b w:val="0"/>
-        </w:rPr>
-        <w:t xml:space="preserve">연차 감사보고서 코드는 </w:t>
-      </w:r>
-      <w:r>
-        <w:rPr>
-          <w:b w:val="0"/>
-        </w:rPr>
-        <w:t>00760</w:t>
-      </w:r>
-      <w:r>
-        <w:t>·</w:t>
-      </w:r>
-      <w:r>
-        <w:rPr>
-          <w:b w:val="0"/>
-        </w:rPr>
-        <w:t>00761</w:t>
-      </w:r>
-      <w:r>
-        <w:t xml:space="preserve">, 분·반기 검토보고서 코드는 </w:t>
-      </w:r>
-      <w:r>
-        <w:rPr>
-          <w:b w:val="0"/>
-        </w:rPr>
-        <w:t>90020</w:t>
-      </w:r>
-      <w:r>
-        <w:t>·</w:t>
-      </w:r>
-      <w:r>
-        <w:rPr>
-          <w:b w:val="0"/>
-        </w:rPr>
-        <w:t>90220</w:t>
-      </w:r>
-      <w:r>
-        <w:t>·</w:t>
-      </w:r>
-      <w:r>
-        <w:rPr>
-          <w:b w:val="0"/>
-        </w:rPr>
-        <w:t>90320</w:t>
-      </w:r>
-      <w:r>
-        <w:t>·</w:t>
-      </w:r>
-      <w:r>
-        <w:rPr>
-          <w:b w:val="0"/>
-        </w:rPr>
-        <w:t>90420</w:t>
-      </w:r>
-      <w:r>
-        <w:t>이다. 범위 밖이나 코드 미확인 입력에는 연차 규칙을 임의로 적용하지 않는다.</w:t>
-      </w:r>
-    </w:p>
-    <w:p>
-      <w:r>
-        <w:rPr>
-          <w:b w:val="0"/>
-        </w:rPr>
-        <w:t>연차 점검은 기본 체크리스트 55개와 보조 점검으로 구성된다. 항목의 적용 여부와 자동·수동 확인 범위가 다르므로 전체 항목 수를 자동 검증된 항목 수로 해석하지 않는다.</w:t>
-      </w:r>
-    </w:p>
-    <w:p>
-      <w:r>
-        <w:rPr>
-          <w:b/>
-        </w:rPr>
-        <w:t>완료 기준</w:t>
-      </w:r>
-      <w:r>
-        <w:br/>
-      </w:r>
-      <w:r>
-        <w:t>공개 URL에서 체험 실행 → 결과 표시 → 원문 근거 확인 → 결과 다운로드를 수행할 수 있고, 수동 확인이 남은 상태를 자동 통과로 표시하지 않아야 한다.</w:t>
+        <w:t>검토한 항목에는 ‘직접 확인’을 표시할 수 있다. 결과 파일에는 항목, 판정, 원문 근거와 확인 기록이 함께 포함된다.</w:t>
       </w:r>
     </w:p>
     <w:p>
@@ -1360,7 +1123,108 @@
         <w:rPr>
           <w:b w:val="0"/>
         </w:rPr>
-        <w:t>3. 앱 구조와 작동 원리</w:t>
+        <w:t>4. 원문 확인과 구현 구조</w:t>
+      </w:r>
+    </w:p>
+    <w:p>
+      <w:pPr>
+        <w:jc w:val="center"/>
+      </w:pPr>
+      <w:r>
+        <w:drawing>
+          <wp:inline xmlns:a="http://schemas.openxmlformats.org/drawingml/2006/main" xmlns:pic="http://schemas.openxmlformats.org/drawingml/2006/picture">
+            <wp:extent cx="3840000" cy="3960000"/>
+            <wp:docPr id="3" name="Picture 3"/>
+            <wp:cNvGraphicFramePr>
+              <a:graphicFrameLocks noChangeAspect="1"/>
+            </wp:cNvGraphicFramePr>
+            <a:graphic>
+              <a:graphicData uri="http://schemas.openxmlformats.org/drawingml/2006/picture">
+                <pic:pic>
+                  <pic:nvPicPr>
+                    <pic:cNvPr id="0" name="03-evidence.jpg"/>
+                    <pic:cNvPicPr/>
+                  </pic:nvPicPr>
+                  <pic:blipFill>
+                    <a:blip r:embed="rId14"/>
+                    <a:stretch>
+                      <a:fillRect/>
+                    </a:stretch>
+                  </pic:blipFill>
+                  <pic:spPr>
+                    <a:xfrm>
+                      <a:off x="0" y="0"/>
+                      <a:ext cx="3840000" cy="3960000"/>
+                    </a:xfrm>
+                    <a:prstGeom prst="rect"/>
+                  </pic:spPr>
+                </pic:pic>
+              </a:graphicData>
+            </a:graphic>
+          </wp:inline>
+        </w:drawing>
+      </w:r>
+      <w:r>
+        <w:t xml:space="preserve">  </w:t>
+      </w:r>
+      <w:r>
+        <w:drawing>
+          <wp:inline xmlns:a="http://schemas.openxmlformats.org/drawingml/2006/main" xmlns:pic="http://schemas.openxmlformats.org/drawingml/2006/picture">
+            <wp:extent cx="1829857" cy="3959998"/>
+            <wp:docPr id="4" name="Picture 4"/>
+            <wp:cNvGraphicFramePr>
+              <a:graphicFrameLocks noChangeAspect="1"/>
+            </wp:cNvGraphicFramePr>
+            <a:graphic>
+              <a:graphicData uri="http://schemas.openxmlformats.org/drawingml/2006/picture">
+                <pic:pic>
+                  <pic:nvPicPr>
+                    <pic:cNvPr id="0" name="04-mobile.jpg"/>
+                    <pic:cNvPicPr/>
+                  </pic:nvPicPr>
+                  <pic:blipFill>
+                    <a:blip r:embed="rId15"/>
+                    <a:stretch>
+                      <a:fillRect/>
+                    </a:stretch>
+                  </pic:blipFill>
+                  <pic:spPr>
+                    <a:xfrm>
+                      <a:off x="0" y="0"/>
+                      <a:ext cx="1829857" cy="3959998"/>
+                    </a:xfrm>
+                    <a:prstGeom prst="rect"/>
+                  </pic:spPr>
+                </pic:pic>
+              </a:graphicData>
+            </a:graphic>
+          </wp:inline>
+        </w:drawing>
+      </w:r>
+      <w:r>
+        <w:t xml:space="preserve">  </w:t>
+      </w:r>
+    </w:p>
+    <w:p>
+      <w:pPr>
+        <w:pStyle w:val="Caption"/>
+      </w:pPr>
+      <w:r>
+        <w:rPr>
+          <w:b w:val="0"/>
+        </w:rPr>
+        <w:t>그림 3. 오류 후보의 원문 위치 확인</w:t>
+      </w:r>
+    </w:p>
+    <w:p>
+      <w:pPr>
+        <w:pStyle w:val="Caption"/>
+      </w:pPr>
+      <w:r>
+        <w:rPr>
+          <w:b w:val="0"/>
+        </w:rPr>
+        <w:t>그림 4. 모바일 화면</w:t>
       </w:r>
     </w:p>
     <w:p>
@@ -1368,7 +1232,18 @@
         <w:rPr>
           <w:b w:val="0"/>
         </w:rPr>
-        <w:t>6주차 강의의 HTML·CSS·JavaScript 역할 구분으로 구조를 설명했다. 9주차의 저장 방식 비교를 바탕으로, 문서 보존이 필요 없는 이 앱에서는 브라우저 메모리 처리를 선택한 이유를 점검했다.</w:t>
+        <w:t>실제 사례에서는 커뮤니케이션 횟수와 기재된 날짜 수의 불일치가 표시됐다. 근거 버튼을 누르면 관련 문단이나 표로 이동해 내용을 대조할 수 있다.</w:t>
+      </w:r>
+    </w:p>
+    <w:p>
+      <w:pPr>
+        <w:pStyle w:val="Heading2"/>
+      </w:pPr>
+      <w:r>
+        <w:rPr>
+          <w:b w:val="0"/>
+        </w:rPr>
+        <w:t>작동 방식</w:t>
       </w:r>
     </w:p>
     <w:p>
@@ -1376,7 +1251,7 @@
         <w:rPr>
           <w:b w:val="0"/>
         </w:rPr>
-        <w:t>HTML·CSS·JavaScript를 제공하는 정적 웹 앱으로 구성했다. 별도 데이터베이스나 로그인, 외부 AI API 없이 파일 읽기부터 결과 생성까지 브라우저에서 수행한다.</w:t>
+        <w:t>DSD 선택 → ZIP 내부 XML 읽기 → 문서 구조 파악 → 서식별 규칙 실행 → 결과·원문 위치 표시 → CSV·Excel 내보내기</w:t>
       </w:r>
     </w:p>
     <w:tbl>
@@ -1404,7 +1279,7 @@
               <w:bottom w:val="single" w:sz="4" w:color="D9D9D9"/>
               <w:right w:val="single" w:sz="4" w:color="D9D9D9"/>
             </w:tcBorders>
-            <w:shd w:fill="F1F5F9"/>
+            <w:shd w:fill="FFF5ED"/>
           </w:tcPr>
           <w:p>
             <w:pPr>
@@ -1413,13 +1288,13 @@
             <w:r>
               <w:rPr>
                 <w:b/>
-                <w:sz w:val="17"/>
+                <w:sz w:val="18"/>
               </w:rPr>
             </w:r>
             <w:r>
               <w:rPr>
                 <w:b/>
-                <w:sz w:val="17"/>
+                <w:sz w:val="18"/>
               </w:rPr>
               <w:t>구성</w:t>
             </w:r>
@@ -1435,7 +1310,7 @@
               <w:bottom w:val="single" w:sz="4" w:color="D9D9D9"/>
               <w:right w:val="single" w:sz="4" w:color="D9D9D9"/>
             </w:tcBorders>
-            <w:shd w:fill="F1F5F9"/>
+            <w:shd w:fill="FFF5ED"/>
           </w:tcPr>
           <w:p>
             <w:pPr>
@@ -1444,13 +1319,13 @@
             <w:r>
               <w:rPr>
                 <w:b/>
-                <w:sz w:val="17"/>
+                <w:sz w:val="18"/>
               </w:rPr>
             </w:r>
             <w:r>
               <w:rPr>
                 <w:b/>
-                <w:sz w:val="17"/>
+                <w:sz w:val="18"/>
               </w:rPr>
               <w:t>역할</w:t>
             </w:r>
@@ -1476,15 +1351,15 @@
             <w:r>
               <w:rPr>
                 <w:b w:val="0"/>
-                <w:sz w:val="17"/>
+                <w:sz w:val="18"/>
               </w:rPr>
             </w:r>
             <w:r>
               <w:rPr>
                 <w:b w:val="0"/>
-                <w:sz w:val="17"/>
+                <w:sz w:val="18"/>
               </w:rPr>
-              <w:t>화면 · HTML/CSS</w:t>
+              <w:t>HTML·CSS</w:t>
             </w:r>
           </w:p>
         </w:tc>
@@ -1506,15 +1381,15 @@
             <w:r>
               <w:rPr>
                 <w:b w:val="0"/>
-                <w:sz w:val="17"/>
+                <w:sz w:val="18"/>
               </w:rPr>
             </w:r>
             <w:r>
               <w:rPr>
                 <w:b w:val="0"/>
-                <w:sz w:val="17"/>
+                <w:sz w:val="18"/>
               </w:rPr>
-              <w:t>파일 선택, 체험, 프로필 입력, 상태별 결과와 원문 근거를 배치한다.</w:t>
+              <w:t>파일 선택, 입력, 결과 표와 반응형 화면</w:t>
             </w:r>
           </w:p>
         </w:tc>
@@ -1538,15 +1413,15 @@
             <w:r>
               <w:rPr>
                 <w:b w:val="0"/>
-                <w:sz w:val="17"/>
+                <w:sz w:val="18"/>
               </w:rPr>
             </w:r>
             <w:r>
               <w:rPr>
                 <w:b w:val="0"/>
-                <w:sz w:val="17"/>
+                <w:sz w:val="18"/>
               </w:rPr>
-              <w:t>동작 · JavaScript</w:t>
+              <w:t>JavaScript</w:t>
             </w:r>
           </w:p>
         </w:tc>
@@ -1568,15 +1443,15 @@
             <w:r>
               <w:rPr>
                 <w:b w:val="0"/>
-                <w:sz w:val="17"/>
+                <w:sz w:val="18"/>
               </w:rPr>
             </w:r>
             <w:r>
               <w:rPr>
                 <w:b w:val="0"/>
-                <w:sz w:val="17"/>
+                <w:sz w:val="18"/>
               </w:rPr>
-              <w:t>사용자 동작을 받아 읽기·점검을 실행하고 필터·확인 표시·다운로드를 처리한다.</w:t>
+              <w:t>파일 읽기, 규칙 실행, 검색·필터와 내보내기</w:t>
             </w:r>
           </w:p>
         </w:tc>
@@ -1600,15 +1475,15 @@
             <w:r>
               <w:rPr>
                 <w:b w:val="0"/>
-                <w:sz w:val="17"/>
+                <w:sz w:val="18"/>
               </w:rPr>
             </w:r>
             <w:r>
               <w:rPr>
                 <w:b w:val="0"/>
-                <w:sz w:val="17"/>
+                <w:sz w:val="18"/>
               </w:rPr>
-              <w:t>DSD 읽기 모듈</w:t>
+              <w:t>브라우저 메모리</w:t>
             </w:r>
           </w:p>
         </w:tc>
@@ -1630,15 +1505,15 @@
             <w:r>
               <w:rPr>
                 <w:b w:val="0"/>
-                <w:sz w:val="17"/>
+                <w:sz w:val="18"/>
               </w:rPr>
             </w:r>
             <w:r>
               <w:rPr>
                 <w:b w:val="0"/>
-                <w:sz w:val="17"/>
+                <w:sz w:val="18"/>
               </w:rPr>
-              <w:t>DSD는 ZIP 형식이다. 내부의 contents.xml·meta.xml에서 헤더·문단·표와 위치를 읽는다.</w:t>
+              <w:t>DSD 원본과 점검 결과 처리. 문서를 비우거나 창을 닫으면 초기화</w:t>
             </w:r>
           </w:p>
         </w:tc>
@@ -1662,15 +1537,15 @@
             <w:r>
               <w:rPr>
                 <w:b w:val="0"/>
-                <w:sz w:val="17"/>
+                <w:sz w:val="18"/>
               </w:rPr>
             </w:r>
             <w:r>
               <w:rPr>
                 <w:b w:val="0"/>
-                <w:sz w:val="17"/>
+                <w:sz w:val="18"/>
               </w:rPr>
-              <w:t>점검 엔진</w:t>
+              <w:t>정적 웹 호스팅</w:t>
             </w:r>
           </w:p>
         </w:tc>
@@ -1692,139 +1567,15 @@
             <w:r>
               <w:rPr>
                 <w:b w:val="0"/>
-                <w:sz w:val="17"/>
+                <w:sz w:val="18"/>
               </w:rPr>
             </w:r>
             <w:r>
               <w:rPr>
                 <w:b w:val="0"/>
-                <w:sz w:val="17"/>
+                <w:sz w:val="18"/>
               </w:rPr>
-              <w:t>보고서 코드에 맞는 규칙을 실행하고 상태·발견 사항·원문 위치를 반환한다.</w:t>
-            </w:r>
-          </w:p>
-        </w:tc>
-      </w:tr>
-      <w:tr>
-        <w:tc>
-          <w:tcPr>
-            <w:tcW w:type="dxa" w:w="2762"/>
-            <w:vAlign w:val="center"/>
-            <w:tcBorders>
-              <w:top w:val="single" w:sz="4" w:color="D9D9D9"/>
-              <w:left w:val="single" w:sz="4" w:color="D9D9D9"/>
-              <w:bottom w:val="single" w:sz="4" w:color="D9D9D9"/>
-              <w:right w:val="single" w:sz="4" w:color="D9D9D9"/>
-            </w:tcBorders>
-          </w:tcPr>
-          <w:p>
-            <w:pPr>
-              <w:spacing w:after="60" w:before="60" w:line="276" w:lineRule="auto"/>
-            </w:pPr>
-            <w:r>
-              <w:rPr>
-                <w:b w:val="0"/>
-                <w:sz w:val="17"/>
-              </w:rPr>
-            </w:r>
-            <w:r>
-              <w:rPr>
-                <w:b w:val="0"/>
-                <w:sz w:val="17"/>
-              </w:rPr>
-              <w:t>합성 체험 자료</w:t>
-            </w:r>
-          </w:p>
-        </w:tc>
-        <w:tc>
-          <w:tcPr>
-            <w:tcW w:type="dxa" w:w="7102"/>
-            <w:vAlign w:val="center"/>
-            <w:tcBorders>
-              <w:top w:val="single" w:sz="4" w:color="D9D9D9"/>
-              <w:left w:val="single" w:sz="4" w:color="D9D9D9"/>
-              <w:bottom w:val="single" w:sz="4" w:color="D9D9D9"/>
-              <w:right w:val="single" w:sz="4" w:color="D9D9D9"/>
-            </w:tcBorders>
-          </w:tcPr>
-          <w:p>
-            <w:pPr>
-              <w:spacing w:after="60" w:before="60" w:line="276" w:lineRule="auto"/>
-            </w:pPr>
-            <w:r>
-              <w:rPr>
-                <w:b w:val="0"/>
-                <w:sz w:val="17"/>
-              </w:rPr>
-            </w:r>
-            <w:r>
-              <w:rPr>
-                <w:b w:val="0"/>
-                <w:sz w:val="17"/>
-              </w:rPr>
-              <w:t>가상 회사의 XML을 브라우저에서 ZIP으로 만들어 실제 파일과 같은 경로로 처리한다.</w:t>
-            </w:r>
-          </w:p>
-        </w:tc>
-      </w:tr>
-      <w:tr>
-        <w:tc>
-          <w:tcPr>
-            <w:tcW w:type="dxa" w:w="2762"/>
-            <w:vAlign w:val="center"/>
-            <w:tcBorders>
-              <w:top w:val="single" w:sz="4" w:color="D9D9D9"/>
-              <w:left w:val="single" w:sz="4" w:color="D9D9D9"/>
-              <w:bottom w:val="single" w:sz="4" w:color="D9D9D9"/>
-              <w:right w:val="single" w:sz="4" w:color="D9D9D9"/>
-            </w:tcBorders>
-          </w:tcPr>
-          <w:p>
-            <w:pPr>
-              <w:spacing w:after="60" w:before="60" w:line="276" w:lineRule="auto"/>
-            </w:pPr>
-            <w:r>
-              <w:rPr>
-                <w:b w:val="0"/>
-                <w:sz w:val="17"/>
-              </w:rPr>
-            </w:r>
-            <w:r>
-              <w:rPr>
-                <w:b w:val="0"/>
-                <w:sz w:val="17"/>
-              </w:rPr>
-              <w:t>정적 호스팅</w:t>
-            </w:r>
-          </w:p>
-        </w:tc>
-        <w:tc>
-          <w:tcPr>
-            <w:tcW w:type="dxa" w:w="7102"/>
-            <w:vAlign w:val="center"/>
-            <w:tcBorders>
-              <w:top w:val="single" w:sz="4" w:color="D9D9D9"/>
-              <w:left w:val="single" w:sz="4" w:color="D9D9D9"/>
-              <w:bottom w:val="single" w:sz="4" w:color="D9D9D9"/>
-              <w:right w:val="single" w:sz="4" w:color="D9D9D9"/>
-            </w:tcBorders>
-          </w:tcPr>
-          <w:p>
-            <w:pPr>
-              <w:spacing w:after="60" w:before="60" w:line="276" w:lineRule="auto"/>
-            </w:pPr>
-            <w:r>
-              <w:rPr>
-                <w:b w:val="0"/>
-                <w:sz w:val="17"/>
-              </w:rPr>
-            </w:r>
-            <w:r>
-              <w:rPr>
-                <w:b w:val="0"/>
-                <w:sz w:val="17"/>
-              </w:rPr>
-              <w:t>앱 소스 파일만 제공한다. 사용자가 고른 DSD를 업로드받는 API는 두지 않는다.</w:t>
+              <w:t>웹 화면과 프로그램 파일 제공</w:t>
             </w:r>
           </w:p>
         </w:tc>
@@ -1837,10 +1588,26 @@
     </w:p>
     <w:p>
       <w:r>
+        <w:br w:type="page"/>
+      </w:r>
+    </w:p>
+    <w:p>
+      <w:pPr>
+        <w:pStyle w:val="Heading1"/>
+      </w:pPr>
+      <w:r>
         <w:rPr>
           <w:b w:val="0"/>
         </w:rPr>
-        <w:t>기존 도구의 문서 읽기·점검 모듈 7개를 재사용하고 독립 화면을 구성했다. 별도·연결 문서는 각각 점검할 수 있지만 두 파일의 비교와 전체 공시사례 검색은 이번 앱에 포함하지 않았다. 원본 기준과 변경 내역은 docs/provenance.md에 남겼다.</w:t>
+        <w:t>5. AI 활용과 문제 해결</w:t>
+      </w:r>
+    </w:p>
+    <w:p>
+      <w:r>
+        <w:rPr>
+          <w:b w:val="0"/>
+        </w:rPr>
+        <w:t>기존 DSD 읽기·점검 모듈을 바탕으로 독립 웹 화면을 구성했다. AI 코딩 도구를 활용해 파일 선택, 결과 탐색, 원문 연결과 내보내기를 구현하고, 실행 중 발견한 문제를 수정했다.</w:t>
       </w:r>
     </w:p>
     <w:p>
@@ -1851,23 +1618,40 @@
         <w:rPr>
           <w:b w:val="0"/>
         </w:rPr>
-        <w:t>데이터 처리</w:t>
+        <w:t>① 원문 근거 창의 닫기 버튼이 사라지는 문제</w:t>
       </w:r>
     </w:p>
     <w:p>
       <w:r>
         <w:rPr>
-          <w:b w:val="0"/>
+          <w:b/>
         </w:rPr>
-        <w:t>점검 과정에서 앱 코드가 DSD를 별도 업로드하거나 localStorage에 저장하지 않도록 구현했다. 원본과 결과는 실행 중 브라우저 메모리에서 처리하며 connect-src 'none'을 적용한다. 이는 공개된 앱 코드의 파일 처리 경로에 대한 설명이고 독립 보안감사나 호스팅 접속 로그 처리까지 확인했다는 뜻은 아니다.</w:t>
+        <w:t>문제</w:t>
+      </w:r>
+      <w:r>
+        <w:t xml:space="preserve"> 원문 위치로 이동할 때 화면 전체가 스크롤되면서 제목과 닫기 버튼이 화면 밖으로 밀렸다.</w:t>
       </w:r>
     </w:p>
     <w:p>
       <w:r>
         <w:rPr>
-          <w:b w:val="0"/>
+          <w:b/>
         </w:rPr>
-        <w:t>사용자가 내려받은 파일은 사용자 기기에 남는다. 호스팅 접속 로그와 다운로드 파일의 처리는 앱이 통제하지 않는다. 실제 고객 문서 입력은 승인된 환경과 정책을 확인한 뒤에만 고려해야 한다.</w:t>
+        <w:t>AI 활용과 수정</w:t>
+      </w:r>
+      <w:r>
+        <w:t xml:space="preserve"> 원문 패널 내부에서만 스크롤하도록 수정 방향을 구체화했다. AI가 제안한 내부 스크롤 방식으로 바꾸고, 창을 열 때 상단 위치를 초기화했다.</w:t>
+      </w:r>
+    </w:p>
+    <w:p>
+      <w:r>
+        <w:rPr>
+          <w:b/>
+        </w:rPr>
+        <w:t>결과</w:t>
+      </w:r>
+      <w:r>
+        <w:t xml:space="preserve"> 원문 위치로 이동한 뒤에도 제목과 닫기 버튼이 유지됐다.</w:t>
       </w:r>
     </w:p>
     <w:p>
@@ -1878,23 +1662,7 @@
         <w:rPr>
           <w:b w:val="0"/>
         </w:rPr>
-        <w:t>재사용과 이번 과제의 변경</w:t>
-      </w:r>
-    </w:p>
-    <w:p>
-      <w:r>
-        <w:rPr>
-          <w:b w:val="0"/>
-        </w:rPr>
-        <w:t>기존에 개발하던 DSD 읽기·점검 기능 일부를 활용했다. 이번 과제에서는 이를 독립 웹 앱으로 구성하고, 감사인 기준 입력·가상 체험·결과 확인·내보내기와 공개 배포를 완성했다.</w:t>
-      </w:r>
-    </w:p>
-    <w:p>
-      <w:r>
-        <w:rPr>
-          <w:b w:val="0"/>
-        </w:rPr>
-        <w:t>디자인 가이드에서 참고한 여백·가독성·일관된 글자 위계는 유지하고, 공식 서비스로 오인하지 않도록 로고와 전용 색상 표현을 제거했다. 흰 배경·검정 본문·회색 강조로 개인 과제임을 드러냈다.</w:t>
+        <w:t>② 문서를 비운 뒤에도 이전 내용이 남는 문제</w:t>
       </w:r>
     </w:p>
     <w:p>
@@ -1902,13 +1670,76 @@
         <w:rPr>
           <w:b/>
         </w:rPr>
-        <w:t>설명할 수 있는 작동 원리</w:t>
+        <w:t>문제</w:t>
       </w:r>
       <w:r>
-        <w:br/>
+        <w:t xml:space="preserve"> 결과 화면을 숨겨도 내부 화면 요소에 이전 문서의 텍스트와 이벤트가 남아 있었다.</w:t>
+      </w:r>
+    </w:p>
+    <w:p>
+      <w:r>
+        <w:rPr>
+          <w:b/>
+        </w:rPr>
+        <w:t>AI 활용과 수정</w:t>
       </w:r>
       <w:r>
-        <w:t>“서버는 화면 파일만 보냅니다. 브라우저가 DSD의 ZIP/XML을 읽어 문서 종류에 맞는 규칙을 실행하고, 결과와 근거 위치를 표시합니다. 의미 판단이 필요한 부분은 사람이 확인합니다.”</w:t>
+        <w:t xml:space="preserve"> 파일 교체·초기화 경로를 함께 확인하고, 상태 값과 결과 행·근거·헤더·원문을 공통 함수에서 제거하도록 수정했다.</w:t>
+      </w:r>
+    </w:p>
+    <w:p>
+      <w:r>
+        <w:rPr>
+          <w:b/>
+        </w:rPr>
+        <w:t>결과</w:t>
+      </w:r>
+      <w:r>
+        <w:t xml:space="preserve"> 문서 비우기와 새 파일 읽기 실패 시 이전 내용이 남지 않았다. 재발 방지 시험 2개를 추가했다.</w:t>
+      </w:r>
+    </w:p>
+    <w:p>
+      <w:pPr>
+        <w:pStyle w:val="Heading2"/>
+      </w:pPr>
+      <w:r>
+        <w:rPr>
+          <w:b w:val="0"/>
+        </w:rPr>
+        <w:t>③ 모바일에서 결과 표가 화면을 밀어내는 문제</w:t>
+      </w:r>
+    </w:p>
+    <w:p>
+      <w:r>
+        <w:rPr>
+          <w:b/>
+        </w:rPr>
+        <w:t>문제</w:t>
+      </w:r>
+      <w:r>
+        <w:t xml:space="preserve"> 좁은 화면에서 결과 표가 나타나면 페이지 폭이 582px로 늘어났다.</w:t>
+      </w:r>
+    </w:p>
+    <w:p>
+      <w:r>
+        <w:rPr>
+          <w:b/>
+        </w:rPr>
+        <w:t>AI 활용과 수정</w:t>
+      </w:r>
+      <w:r>
+        <w:t xml:space="preserve"> 표와 바깥 배치의 최소 폭을 확인하고, 페이지는 화면 폭에 맞추되 표 내부만 가로 스크롤하도록 수정했다.</w:t>
+      </w:r>
+    </w:p>
+    <w:p>
+      <w:r>
+        <w:rPr>
+          <w:b/>
+        </w:rPr>
+        <w:t>결과</w:t>
+      </w:r>
+      <w:r>
+        <w:t xml:space="preserve"> 기존 재시험에서 페이지 폭이 375px로 맞춰졌고, 최신 화면에서도 390px 폭으로 결과와 주요 조작을 확인했다.</w:t>
       </w:r>
     </w:p>
     <w:p>
@@ -1924,7 +1755,7 @@
         <w:rPr>
           <w:b w:val="0"/>
         </w:rPr>
-        <w:t>4. 강의에서 배운 내용을 어떻게 적용했는가</w:t>
+        <w:t>6. 실제 DSD 점검 결과</w:t>
       </w:r>
     </w:p>
     <w:p>
@@ -1932,7 +1763,7 @@
         <w:rPr>
           <w:b w:val="0"/>
         </w:rPr>
-        <w:t>이번 보완 작업에서는 강의안을 다시 읽고, 앱의 설계와 검증 절차를 수업에서 다룬 개념으로 설명해 보았다. 강의 용어를 나열하기보다 코드와 결과에서 확인할 수 있는 연결을 중심으로 정리했다.</w:t>
+        <w:t>별첨 오류 DSD 사례 28건을 대상으로 실행했다. 감사보고서 23건과 연결감사보고서 5건이며, 문서마다 58개 항목이 출력돼 총 1,624개 항목을 집계했다.</w:t>
       </w:r>
     </w:p>
     <w:tbl>
@@ -1960,7 +1791,7 @@
               <w:bottom w:val="single" w:sz="4" w:color="D9D9D9"/>
               <w:right w:val="single" w:sz="4" w:color="D9D9D9"/>
             </w:tcBorders>
-            <w:shd w:fill="F1F5F9"/>
+            <w:shd w:fill="FFF5ED"/>
           </w:tcPr>
           <w:p>
             <w:pPr>
@@ -1969,15 +1800,15 @@
             <w:r>
               <w:rPr>
                 <w:b/>
-                <w:sz w:val="17"/>
+                <w:sz w:val="18"/>
               </w:rPr>
             </w:r>
             <w:r>
               <w:rPr>
                 <w:b/>
-                <w:sz w:val="17"/>
+                <w:sz w:val="18"/>
               </w:rPr>
-              <w:t>참고 강의</w:t>
+              <w:t>점검 상태</w:t>
             </w:r>
           </w:p>
         </w:tc>
@@ -1991,7 +1822,7 @@
               <w:bottom w:val="single" w:sz="4" w:color="D9D9D9"/>
               <w:right w:val="single" w:sz="4" w:color="D9D9D9"/>
             </w:tcBorders>
-            <w:shd w:fill="F1F5F9"/>
+            <w:shd w:fill="FFF5ED"/>
           </w:tcPr>
           <w:p>
             <w:pPr>
@@ -2000,15 +1831,15 @@
             <w:r>
               <w:rPr>
                 <w:b/>
-                <w:sz w:val="17"/>
+                <w:sz w:val="18"/>
               </w:rPr>
             </w:r>
             <w:r>
               <w:rPr>
                 <w:b/>
-                <w:sz w:val="17"/>
+                <w:sz w:val="18"/>
               </w:rPr>
-              <w:t>과제에서의 적용과 확인 지점</w:t>
+              <w:t>항목 수</w:t>
             </w:r>
           </w:p>
         </w:tc>
@@ -2032,29 +1863,15 @@
             <w:r>
               <w:rPr>
                 <w:b w:val="0"/>
-                <w:sz w:val="17"/>
+                <w:sz w:val="18"/>
               </w:rPr>
             </w:r>
             <w:r>
               <w:rPr>
                 <w:b w:val="0"/>
-                <w:sz w:val="17"/>
+                <w:sz w:val="18"/>
               </w:rPr>
-              <w:t>5주차</w:t>
-            </w:r>
-            <w:r>
-              <w:rPr>
-                <w:b w:val="0"/>
-                <w:sz w:val="17"/>
-              </w:rPr>
-              <w:br/>
-            </w:r>
-            <w:r>
-              <w:rPr>
-                <w:b w:val="0"/>
-                <w:sz w:val="17"/>
-              </w:rPr>
-              <w:t>프롬프트·콘텍스트 엔지니어링</w:t>
+              <w:t>오류 후보</w:t>
             </w:r>
           </w:p>
         </w:tc>
@@ -2072,19 +1889,20 @@
           <w:p>
             <w:pPr>
               <w:spacing w:after="60" w:before="60" w:line="276" w:lineRule="auto"/>
+              <w:jc w:val="center"/>
             </w:pPr>
             <w:r>
               <w:rPr>
                 <w:b w:val="0"/>
-                <w:sz w:val="17"/>
+                <w:sz w:val="18"/>
               </w:rPr>
             </w:r>
             <w:r>
               <w:rPr>
                 <w:b w:val="0"/>
-                <w:sz w:val="17"/>
+                <w:sz w:val="18"/>
               </w:rPr>
-              <w:t>실무 문제, 과제 안내, 기존 코드, 디자인 기준을 구분해 제공했다. 이번에는 실제 오류 DSD 28건을 추가했다. 목적·자료·수행 조건이 분명해야 AI의 결과도 검토할 수 있었다.</w:t>
+              <w:t>92</w:t>
             </w:r>
           </w:p>
         </w:tc>
@@ -2108,29 +1926,15 @@
             <w:r>
               <w:rPr>
                 <w:b w:val="0"/>
-                <w:sz w:val="17"/>
+                <w:sz w:val="18"/>
               </w:rPr>
             </w:r>
             <w:r>
               <w:rPr>
                 <w:b w:val="0"/>
-                <w:sz w:val="17"/>
+                <w:sz w:val="18"/>
               </w:rPr>
-              <w:t>6주차</w:t>
-            </w:r>
-            <w:r>
-              <w:rPr>
-                <w:b w:val="0"/>
-                <w:sz w:val="17"/>
-              </w:rPr>
-              <w:br/>
-            </w:r>
-            <w:r>
-              <w:rPr>
-                <w:b w:val="0"/>
-                <w:sz w:val="17"/>
-              </w:rPr>
-              <w:t>웹의 기본 구조와 작동 원리</w:t>
+              <w:t>확인 필요</w:t>
             </w:r>
           </w:p>
         </w:tc>
@@ -2148,54 +1952,20 @@
           <w:p>
             <w:pPr>
               <w:spacing w:after="60" w:before="60" w:line="276" w:lineRule="auto"/>
+              <w:jc w:val="center"/>
             </w:pPr>
             <w:r>
               <w:rPr>
                 <w:b w:val="0"/>
-                <w:sz w:val="17"/>
+                <w:sz w:val="18"/>
               </w:rPr>
             </w:r>
             <w:r>
               <w:rPr>
                 <w:b w:val="0"/>
-                <w:sz w:val="17"/>
+                <w:sz w:val="18"/>
               </w:rPr>
-              <w:t>index.html</w:t>
-            </w:r>
-            <w:r>
-              <w:rPr>
-                <w:b w:val="0"/>
-                <w:sz w:val="17"/>
-              </w:rPr>
-              <w:t xml:space="preserve">은 파일·프로필 입력과 결과 표, </w:t>
-            </w:r>
-            <w:r>
-              <w:rPr>
-                <w:b w:val="0"/>
-                <w:sz w:val="17"/>
-              </w:rPr>
-              <w:t>app.css</w:t>
-            </w:r>
-            <w:r>
-              <w:rPr>
-                <w:b w:val="0"/>
-                <w:sz w:val="17"/>
-              </w:rPr>
-              <w:t xml:space="preserve">는 배치와 반응형 표현, </w:t>
-            </w:r>
-            <w:r>
-              <w:rPr>
-                <w:b w:val="0"/>
-                <w:sz w:val="17"/>
-              </w:rPr>
-              <w:t>app.js</w:t>
-            </w:r>
-            <w:r>
-              <w:rPr>
-                <w:b w:val="0"/>
-                <w:sz w:val="17"/>
-              </w:rPr>
-              <w:t>는 이벤트와 화면 갱신을 담당한다. 웹 서버에서 받은 코드를 브라우저가 실행한다.</w:t>
+              <w:t>61</w:t>
             </w:r>
           </w:p>
         </w:tc>
@@ -2219,29 +1989,15 @@
             <w:r>
               <w:rPr>
                 <w:b w:val="0"/>
-                <w:sz w:val="17"/>
+                <w:sz w:val="18"/>
               </w:rPr>
             </w:r>
             <w:r>
               <w:rPr>
                 <w:b w:val="0"/>
-                <w:sz w:val="17"/>
+                <w:sz w:val="18"/>
               </w:rPr>
-              <w:t>7주차</w:t>
-            </w:r>
-            <w:r>
-              <w:rPr>
-                <w:b w:val="0"/>
-                <w:sz w:val="17"/>
-              </w:rPr>
-              <w:br/>
-            </w:r>
-            <w:r>
-              <w:rPr>
-                <w:b w:val="0"/>
-                <w:sz w:val="17"/>
-              </w:rPr>
-              <w:t>웹 배포 방법</w:t>
+              <w:t>수동 확인</w:t>
             </w:r>
           </w:p>
         </w:tc>
@@ -2259,19 +2015,20 @@
           <w:p>
             <w:pPr>
               <w:spacing w:after="60" w:before="60" w:line="276" w:lineRule="auto"/>
+              <w:jc w:val="center"/>
             </w:pPr>
             <w:r>
               <w:rPr>
                 <w:b w:val="0"/>
-                <w:sz w:val="17"/>
+                <w:sz w:val="18"/>
               </w:rPr>
             </w:r>
             <w:r>
               <w:rPr>
                 <w:b w:val="0"/>
-                <w:sz w:val="17"/>
+                <w:sz w:val="18"/>
               </w:rPr>
-              <w:t>GitHub의 소스 저장과 웹 호스팅의 역할을 구분했다. 강의의 Vercel 예시 대신 기존 Sites 공개 배포를 유지했다. 저장소에 파일이 있다는 사실만으로 접속·실행 확인을 대신하지 않았다.</w:t>
+              <w:t>153</w:t>
             </w:r>
           </w:p>
         </w:tc>
@@ -2295,29 +2052,15 @@
             <w:r>
               <w:rPr>
                 <w:b w:val="0"/>
-                <w:sz w:val="17"/>
+                <w:sz w:val="18"/>
               </w:rPr>
             </w:r>
             <w:r>
               <w:rPr>
                 <w:b w:val="0"/>
-                <w:sz w:val="17"/>
+                <w:sz w:val="18"/>
               </w:rPr>
-              <w:t>7주차</w:t>
-            </w:r>
-            <w:r>
-              <w:rPr>
-                <w:b w:val="0"/>
-                <w:sz w:val="17"/>
-              </w:rPr>
-              <w:br/>
-            </w:r>
-            <w:r>
-              <w:rPr>
-                <w:b w:val="0"/>
-                <w:sz w:val="17"/>
-              </w:rPr>
-              <w:t>하네스 엔지니어링 §2·§3</w:t>
+              <w:t>통과</w:t>
             </w:r>
           </w:p>
         </w:tc>
@@ -2335,19 +2078,20 @@
           <w:p>
             <w:pPr>
               <w:spacing w:after="60" w:before="60" w:line="276" w:lineRule="auto"/>
+              <w:jc w:val="center"/>
             </w:pPr>
             <w:r>
               <w:rPr>
                 <w:b w:val="0"/>
-                <w:sz w:val="17"/>
+                <w:sz w:val="18"/>
               </w:rPr>
             </w:r>
             <w:r>
               <w:rPr>
                 <w:b w:val="0"/>
-                <w:sz w:val="17"/>
+                <w:sz w:val="18"/>
               </w:rPr>
-              <w:t>AGENTS.md, 별도 worktree, .tmp 폴더, 회귀 시험, 검토 기록을 사용했다. 기존 개발 기록의 독립 리뷰와 이번 재실행 결과는 서로 다른 근거로 표시했다.</w:t>
+              <w:t>888</w:t>
             </w:r>
           </w:p>
         </w:tc>
@@ -2371,29 +2115,15 @@
             <w:r>
               <w:rPr>
                 <w:b w:val="0"/>
-                <w:sz w:val="17"/>
+                <w:sz w:val="18"/>
               </w:rPr>
             </w:r>
             <w:r>
               <w:rPr>
                 <w:b w:val="0"/>
-                <w:sz w:val="17"/>
+                <w:sz w:val="18"/>
               </w:rPr>
-              <w:t>7주차</w:t>
-            </w:r>
-            <w:r>
-              <w:rPr>
-                <w:b w:val="0"/>
-                <w:sz w:val="17"/>
-              </w:rPr>
-              <w:br/>
-            </w:r>
-            <w:r>
-              <w:rPr>
-                <w:b w:val="0"/>
-                <w:sz w:val="17"/>
-              </w:rPr>
-              <w:t>하네스의 검증 원칙</w:t>
+              <w:t>해당 없음</w:t>
             </w:r>
           </w:p>
         </w:tc>
@@ -2411,19 +2141,20 @@
           <w:p>
             <w:pPr>
               <w:spacing w:after="60" w:before="60" w:line="276" w:lineRule="auto"/>
+              <w:jc w:val="center"/>
             </w:pPr>
             <w:r>
               <w:rPr>
                 <w:b w:val="0"/>
-                <w:sz w:val="17"/>
+                <w:sz w:val="18"/>
               </w:rPr>
             </w:r>
             <w:r>
               <w:rPr>
                 <w:b w:val="0"/>
-                <w:sz w:val="17"/>
+                <w:sz w:val="18"/>
               </w:rPr>
-              <w:t>실행 성공·비교 완료·품질 승인을 나눴다. 28건 처리와 반복 결과 일치는 확인했지만 담당자 정답과 대조하지 않아 정확도 승인은 남겨 두었다.</w:t>
+              <w:t>430</w:t>
             </w:r>
           </w:p>
         </w:tc>
@@ -2447,29 +2178,15 @@
             <w:r>
               <w:rPr>
                 <w:b w:val="0"/>
-                <w:sz w:val="17"/>
+                <w:sz w:val="18"/>
               </w:rPr>
             </w:r>
             <w:r>
               <w:rPr>
                 <w:b w:val="0"/>
-                <w:sz w:val="17"/>
+                <w:sz w:val="18"/>
               </w:rPr>
-              <w:t>9주차</w:t>
-            </w:r>
-            <w:r>
-              <w:rPr>
-                <w:b w:val="0"/>
-                <w:sz w:val="17"/>
-              </w:rPr>
-              <w:br/>
-            </w:r>
-            <w:r>
-              <w:rPr>
-                <w:b w:val="0"/>
-                <w:sz w:val="17"/>
-              </w:rPr>
-              <w:t>웹 앱에서 DB의 역할 §1·§2·§10</w:t>
+              <w:t>합계</w:t>
             </w:r>
           </w:p>
         </w:tc>
@@ -2491,15 +2208,15 @@
             <w:r>
               <w:rPr>
                 <w:b w:val="0"/>
-                <w:sz w:val="17"/>
+                <w:sz w:val="18"/>
               </w:rPr>
             </w:r>
             <w:r>
               <w:rPr>
                 <w:b w:val="0"/>
-                <w:sz w:val="17"/>
+                <w:sz w:val="18"/>
               </w:rPr>
-              <w:t>저장 필요를 먼저 판단했다. 이번 앱은 문서 1회 점검이 목적이므로 메모리만 사용한다. localStorage나 DB에 고객 문서를 남기지 않는다. 새로고침하면 결과가 사라지는 한계도 함께 설명한다.</w:t>
+              <w:t>1,624</w:t>
             </w:r>
           </w:p>
         </w:tc>
@@ -2513,280 +2230,9 @@
     <w:p>
       <w:r>
         <w:rPr>
-          <w:b/>
-        </w:rPr>
-        <w:t>수업 내용을 적용하며 달라진 점</w:t>
-      </w:r>
-      <w:r>
-        <w:br/>
-      </w:r>
-      <w:r>
-        <w:t>“화면을 만들어 달라”에서 끝내지 않고, 어떤 자료로 무엇을 확인할지 정했다. 특히 가상 감사인 기준을 실제 파일에 적용한 비교와 기준을 지정한 비교를 분리한 것이 이번 검증에서 가장 중요한 판단이었다.</w:t>
-      </w:r>
-    </w:p>
-    <w:p>
-      <w:r>
-        <w:rPr>
           <w:b w:val="0"/>
         </w:rPr>
-        <w:t>출처: 주차별 로컬 강의안. 상세 파일명·절·SHA-256은 docs/course-alignment.md에 기록했다. 강의안은 이번 보완 작업에서 앱 구조와 검증 기준을 설명하는 데 참고했다.</w:t>
-      </w:r>
-    </w:p>
-    <w:p>
-      <w:r>
-        <w:br w:type="page"/>
-      </w:r>
-    </w:p>
-    <w:p>
-      <w:pPr>
-        <w:pStyle w:val="Heading1"/>
-      </w:pPr>
-      <w:r>
-        <w:rPr>
-          <w:b w:val="0"/>
-        </w:rPr>
-        <w:t>5. 시작 화면과 점검 결과</w:t>
-      </w:r>
-    </w:p>
-    <w:p>
-      <w:r>
-        <w:rPr>
-          <w:b w:val="0"/>
-        </w:rPr>
-        <w:t>캡처는 실제 고객 문서 대신 공개 가능한 합성 DSD를 사용한 화면이다. 방문자는 시작 화면에서 체험을 실행하고 점검 결과로 이동할 수 있다.</w:t>
-      </w:r>
-    </w:p>
-    <w:p>
-      <w:pPr>
-        <w:jc w:val="center"/>
-      </w:pPr>
-      <w:r>
-        <w:drawing>
-          <wp:inline xmlns:a="http://schemas.openxmlformats.org/drawingml/2006/main" xmlns:pic="http://schemas.openxmlformats.org/drawingml/2006/picture">
-            <wp:extent cx="3369600" cy="2808000"/>
-            <wp:docPr id="1" name="Picture 1"/>
-            <wp:cNvGraphicFramePr>
-              <a:graphicFrameLocks noChangeAspect="1"/>
-            </wp:cNvGraphicFramePr>
-            <a:graphic>
-              <a:graphicData uri="http://schemas.openxmlformats.org/drawingml/2006/picture">
-                <pic:pic>
-                  <pic:nvPicPr>
-                    <pic:cNvPr id="0" name="01-home.jpg"/>
-                    <pic:cNvPicPr/>
-                  </pic:nvPicPr>
-                  <pic:blipFill>
-                    <a:blip r:embed="rId17"/>
-                    <a:stretch>
-                      <a:fillRect/>
-                    </a:stretch>
-                  </pic:blipFill>
-                  <pic:spPr>
-                    <a:xfrm>
-                      <a:off x="0" y="0"/>
-                      <a:ext cx="3369600" cy="2808000"/>
-                    </a:xfrm>
-                    <a:prstGeom prst="rect"/>
-                  </pic:spPr>
-                </pic:pic>
-              </a:graphicData>
-            </a:graphic>
-          </wp:inline>
-        </w:drawing>
-      </w:r>
-    </w:p>
-    <w:p>
-      <w:pPr>
-        <w:pStyle w:val="Caption"/>
-      </w:pPr>
-      <w:r>
-        <w:rPr>
-          <w:b w:val="0"/>
-        </w:rPr>
-        <w:t>그림 1. 로컬 수정본. 시작 화면. 목적과 처리 방식을 확인하고 가상 체험 또는 파일 선택으로 시작한다.</w:t>
-      </w:r>
-    </w:p>
-    <w:p>
-      <w:pPr>
-        <w:jc w:val="center"/>
-      </w:pPr>
-      <w:r>
-        <w:drawing>
-          <wp:inline xmlns:a="http://schemas.openxmlformats.org/drawingml/2006/main" xmlns:pic="http://schemas.openxmlformats.org/drawingml/2006/picture">
-            <wp:extent cx="3369600" cy="2808000"/>
-            <wp:docPr id="2" name="Picture 2"/>
-            <wp:cNvGraphicFramePr>
-              <a:graphicFrameLocks noChangeAspect="1"/>
-            </wp:cNvGraphicFramePr>
-            <a:graphic>
-              <a:graphicData uri="http://schemas.openxmlformats.org/drawingml/2006/picture">
-                <pic:pic>
-                  <pic:nvPicPr>
-                    <pic:cNvPr id="0" name="02-findings.jpg"/>
-                    <pic:cNvPicPr/>
-                  </pic:nvPicPr>
-                  <pic:blipFill>
-                    <a:blip r:embed="rId18"/>
-                    <a:stretch>
-                      <a:fillRect/>
-                    </a:stretch>
-                  </pic:blipFill>
-                  <pic:spPr>
-                    <a:xfrm>
-                      <a:off x="0" y="0"/>
-                      <a:ext cx="3369600" cy="2808000"/>
-                    </a:xfrm>
-                    <a:prstGeom prst="rect"/>
-                  </pic:spPr>
-                </pic:pic>
-              </a:graphicData>
-            </a:graphic>
-          </wp:inline>
-        </w:drawing>
-      </w:r>
-    </w:p>
-    <w:p>
-      <w:pPr>
-        <w:pStyle w:val="Caption"/>
-      </w:pPr>
-      <w:r>
-        <w:rPr>
-          <w:b w:val="0"/>
-        </w:rPr>
-        <w:t>그림 2. 로컬 수정본. 점검 결과. 오류 후보·확인 필요·수동 확인 등의 상태를 구분하고 필요한 결과를 찾는다.</w:t>
-      </w:r>
-    </w:p>
-    <w:p>
-      <w:r>
-        <w:rPr>
-          <w:b w:val="0"/>
-        </w:rPr>
-        <w:t>화면 캡처는 해당 시점의 기능 동작을 보여 주는 자료다. 특정 샘플의 결과를 실제 전체 보고서에 대한 정확도나 제출 승인으로 일반화하지 않는다.</w:t>
-      </w:r>
-    </w:p>
-    <w:p>
-      <w:r>
-        <w:br w:type="page"/>
-      </w:r>
-    </w:p>
-    <w:p>
-      <w:pPr>
-        <w:pStyle w:val="Heading1"/>
-      </w:pPr>
-      <w:r>
-        <w:rPr>
-          <w:b w:val="0"/>
-        </w:rPr>
-        <w:t>6. 원문 근거와 모바일 화면</w:t>
-      </w:r>
-    </w:p>
-    <w:p>
-      <w:r>
-        <w:rPr>
-          <w:b w:val="0"/>
-        </w:rPr>
-        <w:t>결과 문구만으로는 무엇을 고쳐야 하는지 알기 어렵다. 발견 사항과 관련 원문 위치를 함께 보여 주어 사용자가 직접 대조하도록 구성했다.</w:t>
-      </w:r>
-    </w:p>
-    <w:p>
-      <w:pPr>
-        <w:jc w:val="center"/>
-      </w:pPr>
-      <w:r>
-        <w:drawing>
-          <wp:inline xmlns:a="http://schemas.openxmlformats.org/drawingml/2006/main" xmlns:pic="http://schemas.openxmlformats.org/drawingml/2006/picture">
-            <wp:extent cx="3456000" cy="2880000"/>
-            <wp:docPr id="3" name="Picture 3"/>
-            <wp:cNvGraphicFramePr>
-              <a:graphicFrameLocks noChangeAspect="1"/>
-            </wp:cNvGraphicFramePr>
-            <a:graphic>
-              <a:graphicData uri="http://schemas.openxmlformats.org/drawingml/2006/picture">
-                <pic:pic>
-                  <pic:nvPicPr>
-                    <pic:cNvPr id="0" name="03-evidence.jpg"/>
-                    <pic:cNvPicPr/>
-                  </pic:nvPicPr>
-                  <pic:blipFill>
-                    <a:blip r:embed="rId19"/>
-                    <a:stretch>
-                      <a:fillRect/>
-                    </a:stretch>
-                  </pic:blipFill>
-                  <pic:spPr>
-                    <a:xfrm>
-                      <a:off x="0" y="0"/>
-                      <a:ext cx="3456000" cy="2880000"/>
-                    </a:xfrm>
-                    <a:prstGeom prst="rect"/>
-                  </pic:spPr>
-                </pic:pic>
-              </a:graphicData>
-            </a:graphic>
-          </wp:inline>
-        </w:drawing>
-      </w:r>
-      <w:r>
-        <w:t xml:space="preserve">  </w:t>
-      </w:r>
-      <w:r>
-        <w:drawing>
-          <wp:inline xmlns:a="http://schemas.openxmlformats.org/drawingml/2006/main" xmlns:pic="http://schemas.openxmlformats.org/drawingml/2006/picture">
-            <wp:extent cx="1330805" cy="2879999"/>
-            <wp:docPr id="4" name="Picture 4"/>
-            <wp:cNvGraphicFramePr>
-              <a:graphicFrameLocks noChangeAspect="1"/>
-            </wp:cNvGraphicFramePr>
-            <a:graphic>
-              <a:graphicData uri="http://schemas.openxmlformats.org/drawingml/2006/picture">
-                <pic:pic>
-                  <pic:nvPicPr>
-                    <pic:cNvPr id="0" name="04-mobile.jpg"/>
-                    <pic:cNvPicPr/>
-                  </pic:nvPicPr>
-                  <pic:blipFill>
-                    <a:blip r:embed="rId20"/>
-                    <a:stretch>
-                      <a:fillRect/>
-                    </a:stretch>
-                  </pic:blipFill>
-                  <pic:spPr>
-                    <a:xfrm>
-                      <a:off x="0" y="0"/>
-                      <a:ext cx="1330805" cy="2879999"/>
-                    </a:xfrm>
-                    <a:prstGeom prst="rect"/>
-                  </pic:spPr>
-                </pic:pic>
-              </a:graphicData>
-            </a:graphic>
-          </wp:inline>
-        </w:drawing>
-      </w:r>
-      <w:r>
-        <w:t xml:space="preserve">  </w:t>
-      </w:r>
-    </w:p>
-    <w:p>
-      <w:pPr>
-        <w:pStyle w:val="Caption"/>
-      </w:pPr>
-      <w:r>
-        <w:rPr>
-          <w:b w:val="0"/>
-        </w:rPr>
-        <w:t>그림 3. 로컬 수정본. 근거 확인. 헤더 정보·본문 위치와 점검 결과를 대조한다.</w:t>
-      </w:r>
-    </w:p>
-    <w:p>
-      <w:pPr>
-        <w:pStyle w:val="Caption"/>
-      </w:pPr>
-      <w:r>
-        <w:rPr>
-          <w:b w:val="0"/>
-        </w:rPr>
-        <w:t>그림 4. 로컬 수정본. 모바일 화면. 좁은 폭에서 핵심 조작과 결과를 확인한다.</w:t>
+        <w:t>28건 모두 파일 읽기와 점검을 마쳤다. 같은 입력을 반복 실행한 결과, 항목별 판정과 오류 후보 수가 일치했다.</w:t>
       </w:r>
     </w:p>
     <w:p>
@@ -2797,7 +2243,7 @@
         <w:rPr>
           <w:b w:val="0"/>
         </w:rPr>
-        <w:t>판정과 검토 표시</w:t>
+        <w:t>오류 후보가 표시된 주요 항목</w:t>
       </w:r>
     </w:p>
     <w:tbl>
@@ -2825,7 +2271,7 @@
               <w:bottom w:val="single" w:sz="4" w:color="D9D9D9"/>
               <w:right w:val="single" w:sz="4" w:color="D9D9D9"/>
             </w:tcBorders>
-            <w:shd w:fill="F1F5F9"/>
+            <w:shd w:fill="FFF5ED"/>
           </w:tcPr>
           <w:p>
             <w:pPr>
@@ -2834,15 +2280,15 @@
             <w:r>
               <w:rPr>
                 <w:b/>
-                <w:sz w:val="17"/>
+                <w:sz w:val="18"/>
               </w:rPr>
             </w:r>
             <w:r>
               <w:rPr>
                 <w:b/>
-                <w:sz w:val="17"/>
+                <w:sz w:val="18"/>
               </w:rPr>
-              <w:t>상태</w:t>
+              <w:t>점검 항목</w:t>
             </w:r>
           </w:p>
         </w:tc>
@@ -2856,7 +2302,7 @@
               <w:bottom w:val="single" w:sz="4" w:color="D9D9D9"/>
               <w:right w:val="single" w:sz="4" w:color="D9D9D9"/>
             </w:tcBorders>
-            <w:shd w:fill="F1F5F9"/>
+            <w:shd w:fill="FFF5ED"/>
           </w:tcPr>
           <w:p>
             <w:pPr>
@@ -2865,15 +2311,15 @@
             <w:r>
               <w:rPr>
                 <w:b/>
-                <w:sz w:val="17"/>
+                <w:sz w:val="18"/>
               </w:rPr>
             </w:r>
             <w:r>
               <w:rPr>
                 <w:b/>
-                <w:sz w:val="17"/>
+                <w:sz w:val="18"/>
               </w:rPr>
-              <w:t>의미</w:t>
+              <w:t>문서 수</w:t>
             </w:r>
           </w:p>
         </w:tc>
@@ -2897,15 +2343,15 @@
             <w:r>
               <w:rPr>
                 <w:b w:val="0"/>
-                <w:sz w:val="17"/>
+                <w:sz w:val="18"/>
               </w:rPr>
             </w:r>
             <w:r>
               <w:rPr>
                 <w:b w:val="0"/>
-                <w:sz w:val="17"/>
+                <w:sz w:val="18"/>
               </w:rPr>
-              <w:t>오류 후보</w:t>
+              <w:t>주요 감사실시내용</w:t>
             </w:r>
           </w:p>
         </w:tc>
@@ -2923,19 +2369,20 @@
           <w:p>
             <w:pPr>
               <w:spacing w:after="60" w:before="60" w:line="276" w:lineRule="auto"/>
+              <w:jc w:val="center"/>
             </w:pPr>
             <w:r>
               <w:rPr>
                 <w:b w:val="0"/>
-                <w:sz w:val="17"/>
+                <w:sz w:val="18"/>
               </w:rPr>
             </w:r>
             <w:r>
               <w:rPr>
                 <w:b w:val="0"/>
-                <w:sz w:val="17"/>
+                <w:sz w:val="18"/>
               </w:rPr>
-              <w:t>적용한 규칙과 다른 내용이 발견되어 수정·확인이 필요하다.</w:t>
+              <w:t>7</w:t>
             </w:r>
           </w:p>
         </w:tc>
@@ -2959,15 +2406,15 @@
             <w:r>
               <w:rPr>
                 <w:b w:val="0"/>
-                <w:sz w:val="17"/>
+                <w:sz w:val="18"/>
               </w:rPr>
             </w:r>
             <w:r>
               <w:rPr>
                 <w:b w:val="0"/>
-                <w:sz w:val="17"/>
+                <w:sz w:val="18"/>
               </w:rPr>
-              <w:t>확인 필요</w:t>
+              <w:t>감사의견</w:t>
             </w:r>
           </w:p>
         </w:tc>
@@ -2985,19 +2432,20 @@
           <w:p>
             <w:pPr>
               <w:spacing w:after="60" w:before="60" w:line="276" w:lineRule="auto"/>
+              <w:jc w:val="center"/>
             </w:pPr>
             <w:r>
               <w:rPr>
                 <w:b w:val="0"/>
-                <w:sz w:val="17"/>
+                <w:sz w:val="18"/>
               </w:rPr>
             </w:r>
             <w:r>
               <w:rPr>
                 <w:b w:val="0"/>
-                <w:sz w:val="17"/>
+                <w:sz w:val="18"/>
               </w:rPr>
-              <w:t>자동 판정으로 확정하기 어려워 근거를 대조해야 한다.</w:t>
+              <w:t>6</w:t>
             </w:r>
           </w:p>
         </w:tc>
@@ -3021,15 +2469,15 @@
             <w:r>
               <w:rPr>
                 <w:b w:val="0"/>
-                <w:sz w:val="17"/>
+                <w:sz w:val="18"/>
               </w:rPr>
             </w:r>
             <w:r>
               <w:rPr>
                 <w:b w:val="0"/>
-                <w:sz w:val="17"/>
+                <w:sz w:val="18"/>
               </w:rPr>
-              <w:t>수동 확인</w:t>
+              <w:t>사업연도 표기</w:t>
             </w:r>
           </w:p>
         </w:tc>
@@ -3047,19 +2495,20 @@
           <w:p>
             <w:pPr>
               <w:spacing w:after="60" w:before="60" w:line="276" w:lineRule="auto"/>
+              <w:jc w:val="center"/>
             </w:pPr>
             <w:r>
               <w:rPr>
                 <w:b w:val="0"/>
-                <w:sz w:val="17"/>
+                <w:sz w:val="18"/>
               </w:rPr>
             </w:r>
             <w:r>
               <w:rPr>
                 <w:b w:val="0"/>
-                <w:sz w:val="17"/>
+                <w:sz w:val="18"/>
               </w:rPr>
-              <w:t>문서 밖 정보나 사람의 판단이 필요한 부분이 남아 있다.</w:t>
+              <w:t>6</w:t>
             </w:r>
           </w:p>
         </w:tc>
@@ -3083,15 +2532,15 @@
             <w:r>
               <w:rPr>
                 <w:b w:val="0"/>
-                <w:sz w:val="17"/>
+                <w:sz w:val="18"/>
               </w:rPr>
             </w:r>
             <w:r>
               <w:rPr>
                 <w:b w:val="0"/>
-                <w:sz w:val="17"/>
+                <w:sz w:val="18"/>
               </w:rPr>
-              <w:t>통과</w:t>
+              <w:t>파일형식 검사</w:t>
             </w:r>
           </w:p>
         </w:tc>
@@ -3109,3863 +2558,20 @@
           <w:p>
             <w:pPr>
               <w:spacing w:after="60" w:before="60" w:line="276" w:lineRule="auto"/>
+              <w:jc w:val="center"/>
             </w:pPr>
             <w:r>
               <w:rPr>
                 <w:b w:val="0"/>
-                <w:sz w:val="17"/>
+                <w:sz w:val="18"/>
               </w:rPr>
             </w:r>
             <w:r>
               <w:rPr>
                 <w:b w:val="0"/>
-                <w:sz w:val="17"/>
-              </w:rPr>
-              <w:t>해당 자동 규칙에서 발견한 문제가 없다는 뜻이다.</w:t>
-            </w:r>
-          </w:p>
-        </w:tc>
-      </w:tr>
-      <w:tr>
-        <w:tc>
-          <w:tcPr>
-            <w:tcW w:type="dxa" w:w="2762"/>
-            <w:vAlign w:val="center"/>
-            <w:tcBorders>
-              <w:top w:val="single" w:sz="4" w:color="D9D9D9"/>
-              <w:left w:val="single" w:sz="4" w:color="D9D9D9"/>
-              <w:bottom w:val="single" w:sz="4" w:color="D9D9D9"/>
-              <w:right w:val="single" w:sz="4" w:color="D9D9D9"/>
-            </w:tcBorders>
-          </w:tcPr>
-          <w:p>
-            <w:pPr>
-              <w:spacing w:after="60" w:before="60" w:line="276" w:lineRule="auto"/>
-            </w:pPr>
-            <w:r>
-              <w:rPr>
-                <w:b w:val="0"/>
-                <w:sz w:val="17"/>
-              </w:rPr>
-            </w:r>
-            <w:r>
-              <w:rPr>
-                <w:b w:val="0"/>
-                <w:sz w:val="17"/>
-              </w:rPr>
-              <w:t>해당 없음</w:t>
-            </w:r>
-          </w:p>
-        </w:tc>
-        <w:tc>
-          <w:tcPr>
-            <w:tcW w:type="dxa" w:w="7102"/>
-            <w:vAlign w:val="center"/>
-            <w:tcBorders>
-              <w:top w:val="single" w:sz="4" w:color="D9D9D9"/>
-              <w:left w:val="single" w:sz="4" w:color="D9D9D9"/>
-              <w:bottom w:val="single" w:sz="4" w:color="D9D9D9"/>
-              <w:right w:val="single" w:sz="4" w:color="D9D9D9"/>
-            </w:tcBorders>
-          </w:tcPr>
-          <w:p>
-            <w:pPr>
-              <w:spacing w:after="60" w:before="60" w:line="276" w:lineRule="auto"/>
-            </w:pPr>
-            <w:r>
-              <w:rPr>
-                <w:b w:val="0"/>
-                <w:sz w:val="17"/>
-              </w:rPr>
-            </w:r>
-            <w:r>
-              <w:rPr>
-                <w:b w:val="0"/>
-                <w:sz w:val="17"/>
-              </w:rPr>
-              <w:t>문서의 조건에 따라 해당 항목을 적용하지 않는다.</w:t>
-            </w:r>
-          </w:p>
-        </w:tc>
-      </w:tr>
-    </w:tbl>
-    <w:p>
-      <w:pPr>
-        <w:spacing w:after="20"/>
-      </w:pPr>
-    </w:p>
-    <w:p>
-      <w:r>
-        <w:rPr>
-          <w:b w:val="0"/>
-        </w:rPr>
-        <w:t>담당자의 확인 체크는 원래 기계 판정과 별도로 표시한다. 체크를 했다는 사실을 자동 검증 성공이나 보고서 전체의 품질 승인으로 바꾸지 않는다.</w:t>
-      </w:r>
-    </w:p>
-    <w:p>
-      <w:r>
-        <w:br w:type="page"/>
-      </w:r>
-    </w:p>
-    <w:p>
-      <w:pPr>
-        <w:pStyle w:val="Heading1"/>
-      </w:pPr>
-      <w:r>
-        <w:rPr>
-          <w:b w:val="0"/>
-        </w:rPr>
-        <w:t>7. AI와 함께 문제를 해결한 과정</w:t>
-      </w:r>
-    </w:p>
-    <w:p>
-      <w:r>
-        <w:rPr>
-          <w:b w:val="0"/>
-        </w:rPr>
-        <w:t>기존 개발 단계(2026-10-27~28)의 기록을 요약했다. 현재 과제에서 새로 수행한 28건 실행과는 구분한다.</w:t>
-      </w:r>
-    </w:p>
-    <w:p>
-      <w:r>
-        <w:rPr>
-          <w:b w:val="0"/>
-        </w:rPr>
-        <w:t>저는 실무에서 겪은 문제, 과제 요구사항과 디자인·설명 방향을 제시했습니다. AI 코딩 도구 Codex에는 기능 구현과 실행·오류 수정·검증을 맡겼습니다. 아래는 기존 개발 기록에 남아 있는 과정입니다. 실제 자료 28건을 추가한 이번 작업은 뒤의 검증 절에 따로 기록했습니다.</w:t>
-      </w:r>
-    </w:p>
-    <w:p>
-      <w:pPr>
-        <w:pStyle w:val="Heading2"/>
-      </w:pPr>
-      <w:r>
-        <w:rPr>
-          <w:b w:val="0"/>
-        </w:rPr>
-        <w:t>A. 특정 감사인의 고정값을 적용하는 문제</w:t>
-      </w:r>
-    </w:p>
-    <w:p>
-      <w:r>
-        <w:rPr>
-          <w:b w:val="0"/>
-        </w:rPr>
-        <w:t>문제 상황</w:t>
-      </w:r>
-      <w:r>
-        <w:t xml:space="preserve"> 원본의 특정 감사인 이름·식별값·주소·대표자 고정값을 독립 앱에 그대로 쓰면 다른 감사인의 보고서도 오류로 판정할 수 있었다.</w:t>
-      </w:r>
-    </w:p>
-    <w:p>
-      <w:r>
-        <w:rPr>
-          <w:b w:val="0"/>
-        </w:rPr>
-        <w:t>AI 활용·해결 과정</w:t>
-      </w:r>
-      <w:r>
-        <w:t xml:space="preserve"> Codex가 원본의 의존성과 고정 기준을 조사하고, 네 값을 사용자가 입력하는 프로필로 바꾸도록 구현 범위를 정했다. 기본값은 가상회계법인으로 제공한다.</w:t>
-      </w:r>
-    </w:p>
-    <w:p>
-      <w:r>
-        <w:rPr>
-          <w:b w:val="0"/>
-        </w:rPr>
-        <w:t>최종 결과·한계</w:t>
-      </w:r>
-      <w:r>
-        <w:t xml:space="preserve"> 지정 프로필로 확인하는 흐름을 과제용으로 구성했다. 사용자가 입력한 기준의 최신성·정확성을 앱이 공식 인증하는 것은 아니다.</w:t>
-      </w:r>
-    </w:p>
-    <w:p>
-      <w:pPr>
-        <w:pStyle w:val="Heading2"/>
-      </w:pPr>
-      <w:r>
-        <w:rPr>
-          <w:b w:val="0"/>
-        </w:rPr>
-        <w:t>B. 검토보고서에 연차 기준을 적용하는 과탐</w:t>
-      </w:r>
-    </w:p>
-    <w:p>
-      <w:r>
-        <w:rPr>
-          <w:b w:val="0"/>
-        </w:rPr>
-        <w:t>문제 상황</w:t>
-      </w:r>
-      <w:r>
-        <w:t xml:space="preserve"> 연차와 분·반기 문서에 같은 기준을 적용하면 올바른 검토보고서 표현도 오류가 될 수 있다.</w:t>
-      </w:r>
-    </w:p>
-    <w:p>
-      <w:r>
-        <w:rPr>
-          <w:b w:val="0"/>
-        </w:rPr>
-        <w:t>AI 활용·해결 과정</w:t>
-      </w:r>
-      <w:r>
-        <w:t xml:space="preserve"> 최신 원본을 조사한 결과 서식별 분리 구현이 이미 있었다. 이를 재사용하고, 범위 밖·코드 미확인 입력을 임의로 점검하지 않게 구성한다.</w:t>
-      </w:r>
-    </w:p>
-    <w:p>
-      <w:r>
-        <w:rPr>
-          <w:b w:val="0"/>
-        </w:rPr>
-        <w:t>최종 결과·한계</w:t>
-      </w:r>
-      <w:r>
-        <w:t xml:space="preserve"> 이번 과제에서는 이미 구현된 서식 구분과 보호 동작을 확인해 재사용했다.</w:t>
-      </w:r>
-    </w:p>
-    <w:p>
-      <w:pPr>
-        <w:pStyle w:val="Heading2"/>
-      </w:pPr>
-      <w:r>
-        <w:rPr>
-          <w:b w:val="0"/>
-        </w:rPr>
-        <w:t>C. 업무 파일이 없는 방문자의 재현 문제</w:t>
-      </w:r>
-    </w:p>
-    <w:p>
-      <w:r>
-        <w:rPr>
-          <w:b w:val="0"/>
-        </w:rPr>
-        <w:t>문제 상황</w:t>
-      </w:r>
-      <w:r>
-        <w:t xml:space="preserve"> 파일 선택만 있으면 평가자가 DSD를 준비하지 못할 때 핵심 기능을 확인할 수 없다.</w:t>
-      </w:r>
-    </w:p>
-    <w:p>
-      <w:r>
-        <w:rPr>
-          <w:b w:val="0"/>
-        </w:rPr>
-        <w:t>AI 활용·해결 과정</w:t>
-      </w:r>
-      <w:r>
-        <w:t xml:space="preserve"> 실제 고객 자료 대신 가상 회사 XML·ZIP을 브라우저에서 생성하는 체험을 구성했다. 수정 전후와 검토보고서를 같은 읽기·점검 경로로 처리한다.</w:t>
-      </w:r>
-    </w:p>
-    <w:p>
-      <w:r>
-        <w:rPr>
-          <w:b w:val="0"/>
-        </w:rPr>
-        <w:t>최종 결과·한계</w:t>
-      </w:r>
-      <w:r>
-        <w:t xml:space="preserve"> 별도 자료 없이 실행할 수 있는 경로를 만들었다. 합성 자료의 기대값 일치는 실제 전체 문서의 정확도 검증과 구분한다.</w:t>
-      </w:r>
-    </w:p>
-    <w:p>
-      <w:pPr>
-        <w:pStyle w:val="Heading2"/>
-      </w:pPr>
-      <w:r>
-        <w:rPr>
-          <w:b w:val="0"/>
-        </w:rPr>
-        <w:t>D. 자동 통과와 수동 확인의 혼동</w:t>
-      </w:r>
-    </w:p>
-    <w:p>
-      <w:r>
-        <w:rPr>
-          <w:b w:val="0"/>
-        </w:rPr>
-        <w:t>문제 상황</w:t>
-      </w:r>
-      <w:r>
-        <w:t xml:space="preserve"> 자동 점검이 끝나도 문장 의미·보고서 범위처럼 사람이 판단할 내용은 남는다.</w:t>
-      </w:r>
-    </w:p>
-    <w:p>
-      <w:r>
-        <w:rPr>
-          <w:b w:val="0"/>
-        </w:rPr>
-        <w:t>AI 활용·해결 과정</w:t>
-      </w:r>
-      <w:r>
-        <w:t xml:space="preserve"> 기존 엔진의 다섯 상태를 화면에서 구분하고, 담당자의 확인 표시를 기계의 원래 상태와 따로 다루도록 요구했다.</w:t>
-      </w:r>
-    </w:p>
-    <w:p>
-      <w:r>
-        <w:rPr>
-          <w:b w:val="0"/>
-        </w:rPr>
-        <w:t>최종 결과·한계</w:t>
-      </w:r>
-      <w:r>
-        <w:t xml:space="preserve"> 원본의 수동 판단 경계를 보존했다. 최종 업무 품질 승인은 실제 담당자의 확인이 필요하다.</w:t>
-      </w:r>
-    </w:p>
-    <w:p>
-      <w:r>
-        <w:rPr>
-          <w:b w:val="0"/>
-        </w:rPr>
-        <w:t>위 네 사례는 구조·재사용 결정과 개선 사항이다. 실제 실행 중 발견·수정한 기능 오류와 경계 입력 시험은 다음 절에 따로 기록한다.</w:t>
-      </w:r>
-    </w:p>
-    <w:p>
-      <w:r>
-        <w:br w:type="page"/>
-      </w:r>
-    </w:p>
-    <w:p>
-      <w:pPr>
-        <w:pStyle w:val="Heading1"/>
-      </w:pPr>
-      <w:r>
-        <w:rPr>
-          <w:b w:val="0"/>
-        </w:rPr>
-        <w:t>8. 실행 중 발견한 오류와 수정</w:t>
-      </w:r>
-    </w:p>
-    <w:p>
-      <w:r>
-        <w:rPr>
-          <w:b w:val="0"/>
-        </w:rPr>
-        <w:t>아래 두 사례는 10월 27일의 개발 기록을 요약한 것이다. Codex가 브라우저와 시험 도구를 조작해 확인했다. 요청·수정 방향은 기록의 요약이며, 남아 있지 않은 사용자 프롬프트를 직접 인용하지 않았다.</w:t>
-      </w:r>
-    </w:p>
-    <w:p>
-      <w:pPr>
-        <w:pStyle w:val="Heading2"/>
-      </w:pPr>
-      <w:r>
-        <w:rPr>
-          <w:b w:val="0"/>
-        </w:rPr>
-        <w:t>E. 근거 창을 열면 닫기 버튼이 사라짐</w:t>
-      </w:r>
-    </w:p>
-    <w:p>
-      <w:r>
-        <w:rPr>
-          <w:b w:val="0"/>
-        </w:rPr>
-        <w:t>문제 상황</w:t>
-      </w:r>
-      <w:r>
-        <w:t xml:space="preserve"> Codex가 브라우저에서 원문 근거 dialog를 열자, 블록 위치를 찾는 </w:t>
-      </w:r>
-      <w:r>
-        <w:rPr>
-          <w:b w:val="0"/>
-        </w:rPr>
-        <w:t>scrollIntoView()</w:t>
-      </w:r>
-      <w:r>
-        <w:t>가 원문 패널의 조상인 dialog까지 스크롤했다. 제목과 닫기 버튼이 화면 위로 밀려나 보이지 않았다.</w:t>
-      </w:r>
-    </w:p>
-    <w:p>
-      <w:r>
-        <w:rPr>
-          <w:b w:val="0"/>
-        </w:rPr>
-        <w:t>AI 활용</w:t>
-      </w:r>
-      <w:r>
-        <w:t xml:space="preserve"> 수정 요구의 핵심은 근거 창의 제목·닫기 버튼이 화면 밖으로 이동하지 않도록 재현하고, 원문 패널 내부에서만 스크롤하게 만드는 것이었다. 이는 기존 개발 기록의 요약이며 사용자 프롬프트의 직접 인용은 아니다. Codex가 수정 후 같은 화면을 다시 실행해 확인했다.</w:t>
-      </w:r>
-    </w:p>
-    <w:p>
-      <w:r>
-        <w:rPr>
-          <w:b w:val="0"/>
-        </w:rPr>
-        <w:t>해결 과정</w:t>
-      </w:r>
-      <w:r>
-        <w:t xml:space="preserve"> </w:t>
-      </w:r>
-      <w:r>
-        <w:rPr>
-          <w:b w:val="0"/>
-        </w:rPr>
-        <w:t>public/app.js</w:t>
-      </w:r>
-      <w:r>
-        <w:t xml:space="preserve">의 </w:t>
-      </w:r>
-      <w:r>
-        <w:rPr>
-          <w:b w:val="0"/>
-        </w:rPr>
-        <w:t>highlightLocation()</w:t>
-      </w:r>
-      <w:r>
-        <w:t xml:space="preserve">에서 </w:t>
-      </w:r>
-      <w:r>
-        <w:rPr>
-          <w:b w:val="0"/>
-        </w:rPr>
-        <w:t>source-view.scrollTop</w:t>
-      </w:r>
-      <w:r>
-        <w:t xml:space="preserve">만 조절하도록 바꾸었다. dialog를 열 때는 </w:t>
-      </w:r>
-      <w:r>
-        <w:rPr>
-          <w:b w:val="0"/>
-        </w:rPr>
-        <w:t>dialog.scrollTop = 0</w:t>
-      </w:r>
-      <w:r>
-        <w:t>으로 초기 위치를 고정했다.</w:t>
-      </w:r>
-    </w:p>
-    <w:p>
-      <w:r>
-        <w:rPr>
-          <w:b w:val="0"/>
-        </w:rPr>
-        <w:t>최종 결과</w:t>
-      </w:r>
-      <w:r>
-        <w:t xml:space="preserve"> 같은 화면을 다시 실행한 시험에서 닫기 버튼 노출(</w:t>
-      </w:r>
-      <w:r>
-        <w:rPr>
-          <w:b w:val="0"/>
-        </w:rPr>
-        <w:t>visible=true</w:t>
-      </w:r>
-      <w:r>
-        <w:t>)을 확인했다. 원문은 내부에서 이동하고 바깥 제목·닫기 조작은 유지되었다. 모든 브라우저에서의 동작까지 시험한 것은 아니다.</w:t>
-      </w:r>
-    </w:p>
-    <w:p>
-      <w:r>
-        <w:rPr>
-          <w:b/>
-        </w:rPr>
-        <w:t>실제 수정 순서</w:t>
-      </w:r>
-      <w:r>
-        <w:br/>
-      </w:r>
-      <w:r>
-        <w:t>AI의 브라우저 실행 → 근거 창의 조상 스크롤 관측 → 내부 패널만 스크롤하도록 수정 → 재실행하여 닫기 버튼 노출 확인</w:t>
-      </w:r>
-    </w:p>
-    <w:p>
-      <w:pPr>
-        <w:pStyle w:val="Heading2"/>
-      </w:pPr>
-      <w:r>
-        <w:rPr>
-          <w:b w:val="0"/>
-        </w:rPr>
-        <w:t>F. 원문이 Excel 수식으로 해석될 수 있는 입력</w:t>
-      </w:r>
-    </w:p>
-    <w:p>
-      <w:r>
-        <w:rPr>
-          <w:b w:val="0"/>
-        </w:rPr>
-        <w:t>문제 상황</w:t>
-      </w:r>
-      <w:r>
-        <w:t xml:space="preserve"> 원문을 CSV로 내보낼 때 글이 </w:t>
-      </w:r>
-      <w:r>
-        <w:rPr>
-          <w:b w:val="0"/>
-        </w:rPr>
-        <w:t>=</w:t>
-      </w:r>
-      <w:r>
-        <w:t>·</w:t>
-      </w:r>
-      <w:r>
-        <w:rPr>
-          <w:b w:val="0"/>
-        </w:rPr>
-        <w:t>+</w:t>
-      </w:r>
-      <w:r>
-        <w:t>·</w:t>
-      </w:r>
-      <w:r>
-        <w:rPr>
-          <w:b w:val="0"/>
-        </w:rPr>
-        <w:t>-</w:t>
-      </w:r>
-      <w:r>
-        <w:t>·</w:t>
-      </w:r>
-      <w:r>
-        <w:rPr>
-          <w:b w:val="0"/>
-        </w:rPr>
-        <w:t>@</w:t>
-      </w:r>
-      <w:r>
-        <w:t>로 시작하면 Excel에서 수식으로 해석될 수 있다. 실제 공격 사례가 아니라 내보내기 경계 입력을 시험하며 확인한 조건이다.</w:t>
-      </w:r>
-    </w:p>
-    <w:p>
-      <w:r>
-        <w:rPr>
-          <w:b w:val="0"/>
-        </w:rPr>
-        <w:t>AI 활용</w:t>
-      </w:r>
-      <w:r>
-        <w:t xml:space="preserve"> 기존 기록의 수정 요구는 수식처럼 시작하는 원문을 Excel에서 글자로 유지하고, 내보낸 파일로 확인하는 것이었다. Codex가 </w:t>
-      </w:r>
-      <w:r>
-        <w:rPr>
-          <w:b w:val="0"/>
-        </w:rPr>
-        <w:t>=HYPERLINK(...)</w:t>
-      </w:r>
-      <w:r>
-        <w:t xml:space="preserve"> 형태의 시험용 입력과 CSV·XLSX 검사를 구성했다. 이 설명도 과거 대화 원문의 인용은 아니다.</w:t>
-      </w:r>
-    </w:p>
-    <w:p>
-      <w:r>
-        <w:rPr>
-          <w:b w:val="0"/>
-        </w:rPr>
-        <w:t>해결 과정</w:t>
-      </w:r>
-      <w:r>
-        <w:t xml:space="preserve"> CSV는 선행 공백 뒤의 수식 접두 문자를 검사해 작은따옴표를 붙인다. XLSX는 </w:t>
-      </w:r>
-      <w:r>
-        <w:rPr>
-          <w:b w:val="0"/>
-        </w:rPr>
-        <w:t>inlineStr</w:t>
-      </w:r>
-      <w:r>
-        <w:t xml:space="preserve"> 문자열 셀로 기록한다. 코드와 테스트에서 보호 접두 문자 및 문자열 셀 구조를 확인한다.</w:t>
-      </w:r>
-    </w:p>
-    <w:p>
-      <w:r>
-        <w:rPr>
-          <w:b w:val="0"/>
-        </w:rPr>
-        <w:t>최종 결과</w:t>
-      </w:r>
-      <w:r>
-        <w:t xml:space="preserve"> 경계 입력 시험용 입력을 포함한 Node 테스트가 통과했고 브라우저에서 CSV·XLSX 다운로드도 성공했다. 모든 Excel 버전의 실제 열기 동작을 확인한 것은 아니며 실제 피해가 있었다고 주장하지 않는다.</w:t>
-      </w:r>
-    </w:p>
-    <w:p>
-      <w:r>
-        <w:rPr>
-          <w:b w:val="0"/>
-        </w:rPr>
-        <w:t>상세 기록: docs/ai-collaboration.md. 작성자의 독립적인 수동 조작과 구분해 Codex 수행 결과로 기록했다.</w:t>
-      </w:r>
-    </w:p>
-    <w:p>
-      <w:r>
-        <w:br w:type="page"/>
-      </w:r>
-    </w:p>
-    <w:p>
-      <w:pPr>
-        <w:pStyle w:val="Heading1"/>
-      </w:pPr>
-      <w:r>
-        <w:rPr>
-          <w:b w:val="0"/>
-        </w:rPr>
-        <w:t>9. 리뷰와 사용성 개선</w:t>
-      </w:r>
-    </w:p>
-    <w:p>
-      <w:r>
-        <w:rPr>
-          <w:b w:val="0"/>
-        </w:rPr>
-        <w:t>기존 개발 단계(2026-10-27~28)의 기록을 요약했다. 현재 과제에서 새로 수행한 28건 실행과는 구분한다.</w:t>
-      </w:r>
-    </w:p>
-    <w:p>
-      <w:pPr>
-        <w:pStyle w:val="Heading2"/>
-      </w:pPr>
-      <w:r>
-        <w:rPr>
-          <w:b w:val="0"/>
-        </w:rPr>
-        <w:t>G. 비워진 화면에 남은 문서 텍스트</w:t>
-      </w:r>
-    </w:p>
-    <w:p>
-      <w:r>
-        <w:rPr>
-          <w:b w:val="0"/>
-        </w:rPr>
-        <w:t>문제 상황</w:t>
-      </w:r>
-      <w:r>
-        <w:t xml:space="preserve"> 독립 리뷰에서 ‘문서 비우기’가 결과를 가리기만 하고 결과행·근거·헤더·파일 메타의 텍스트와 이벤트를 남기는 것을 발견했다. 메모리에서만 처리한다는 설명을 지키려면 숨김과 제거를 구별해야 했다.</w:t>
-      </w:r>
-    </w:p>
-    <w:p>
-      <w:r>
-        <w:rPr>
-          <w:b w:val="0"/>
-        </w:rPr>
-        <w:t>AI 활용</w:t>
-      </w:r>
-      <w:r>
-        <w:t xml:space="preserve"> 개발에 사용한 세션과 별도의 Codex 검토 세션에 같은 코드 버전을 읽기 전용으로 확인하도록 맡겼다. 검토자가 실제 초기화 함수를 화면 요소를 재현한 메모리 모형에서 실행해 잔존을 재현했고, 작성 Codex가 수용했다.</w:t>
-      </w:r>
-    </w:p>
-    <w:p>
-      <w:r>
-        <w:rPr>
-          <w:b w:val="0"/>
-        </w:rPr>
-        <w:t>해결 과정</w:t>
-      </w:r>
-      <w:r>
-        <w:t xml:space="preserve"> 공용 초기화 함수에서 상태·원문 뷰·Blob URL과 문서별 화면 요소를 함께 제거했다. 문서 비우기뿐 아니라 새 파일을 읽기 시작하거나 실패하는 경우에도 같은 경로를 사용한다.</w:t>
-      </w:r>
-    </w:p>
-    <w:p>
-      <w:r>
-        <w:rPr>
-          <w:b w:val="0"/>
-        </w:rPr>
-        <w:t>최종 결과</w:t>
-      </w:r>
-      <w:r>
-        <w:t xml:space="preserve"> 수정 전 소스에서 회귀 시험 2개가 실패하고 수정본에서 통과했다. 브라우저에서도 회사명 잔존 false, 근거·헤더·원문·메타 텍스트 길이 0을 확인했다. 브라우저 메모리의 물리적 덮어쓰기를 보증하는 기능은 아니다.</w:t>
-      </w:r>
-    </w:p>
-    <w:p>
-      <w:pPr>
-        <w:pStyle w:val="Heading2"/>
-      </w:pPr>
-      <w:r>
-        <w:rPr>
-          <w:b w:val="0"/>
-        </w:rPr>
-        <w:t>H. 모바일 결과 표의 가로 넘침</w:t>
-      </w:r>
-    </w:p>
-    <w:p>
-      <w:r>
-        <w:rPr>
-          <w:b w:val="0"/>
-        </w:rPr>
-        <w:t>문제 상황</w:t>
-      </w:r>
-      <w:r>
-        <w:t xml:space="preserve"> 좁은 화면에서 결과가 나타나자 문서 폭이 582px로 늘어나 실제 내용 영역 375px를 넘었다. 첫 화면만 봐서는 찾지 못한 문제였다.</w:t>
-      </w:r>
-    </w:p>
-    <w:p>
-      <w:r>
-        <w:rPr>
-          <w:b w:val="0"/>
-        </w:rPr>
-        <w:t>AI 활용</w:t>
-      </w:r>
-      <w:r>
-        <w:t xml:space="preserve"> Codex가 브라우저의 반응형 폭을 적용해 결과 생성 전후의 페이지 폭을 비교했다. 표의 최소 폭이 grid 자식을 밀어내는 경로를 좁혔다.</w:t>
-      </w:r>
-    </w:p>
-    <w:p>
-      <w:r>
-        <w:rPr>
-          <w:b w:val="0"/>
-        </w:rPr>
-        <w:t>해결 과정</w:t>
-      </w:r>
-      <w:r>
-        <w:t xml:space="preserve"> main의 최소 폭을 0으로, 표 컨테이너의 최대 폭을 100%로 제한했다. 표의 열은 보존하고 표 안에서만 가로 스크롤하게 했다.</w:t>
-      </w:r>
-    </w:p>
-    <w:p>
-      <w:r>
-        <w:rPr>
-          <w:b w:val="0"/>
-        </w:rPr>
-        <w:t>최종 결과</w:t>
-      </w:r>
-      <w:r>
-        <w:t xml:space="preserve"> 재시험에서 페이지 폭과 문서 폭이 모두 375px로 같았다. 표 내부 334px에 내용 540px만 스크롤된다. 실제 모바일 기기 전체를 시험한 것은 아니다.</w:t>
-      </w:r>
-    </w:p>
-    <w:p>
-      <w:r>
-        <w:br w:type="page"/>
-      </w:r>
-    </w:p>
-    <w:p>
-      <w:pPr>
-        <w:pStyle w:val="Heading1"/>
-      </w:pPr>
-      <w:r>
-        <w:rPr>
-          <w:b w:val="0"/>
-        </w:rPr>
-        <w:t>10. 실제 오류 사례 28건으로 실행 범위를 넓히기</w:t>
-      </w:r>
-    </w:p>
-    <w:p>
-      <w:r>
-        <w:rPr>
-          <w:b w:val="0"/>
-        </w:rPr>
-        <w:t>기존 보고서는 합성 체험 자료 중심이었다. 이번에는 공시팀 안내와 함께 전달받은 실제 DSD 28건을 원본 변경 없이 읽었다. 신규 오류 예시는 만들지 않았고, 실제 파일은 다운로드 폴더에서 직접 읽어 공개본에 복사하지 않았다.</w:t>
-      </w:r>
-    </w:p>
-    <w:p>
-      <w:r>
-        <w:rPr>
-          <w:b/>
-        </w:rPr>
-        <w:t>28 / 28건</w:t>
-      </w:r>
-      <w:r>
-        <w:t xml:space="preserve">: </w:t>
-      </w:r>
-      <w:r>
-        <w:t>읽기·점검 완료</w:t>
-      </w:r>
-      <w:r>
-        <w:br/>
-      </w:r>
-      <w:r>
-        <w:t>실행 예외·범위 제외 0건</w:t>
-      </w:r>
-    </w:p>
-    <w:p>
-      <w:r>
-        <w:rPr>
-          <w:b/>
-        </w:rPr>
-        <w:t>23 + 5건</w:t>
-      </w:r>
-      <w:r>
-        <w:t xml:space="preserve">: </w:t>
-      </w:r>
-      <w:r>
-        <w:t>감사보고서 00760</w:t>
-      </w:r>
-      <w:r>
-        <w:br/>
-      </w:r>
-      <w:r>
-        <w:t>연결감사보고서 00761</w:t>
-      </w:r>
-    </w:p>
-    <w:p>
-      <w:r>
-        <w:rPr>
-          <w:b/>
-        </w:rPr>
-        <w:t>1,624항목</w:t>
-      </w:r>
-      <w:r>
-        <w:t xml:space="preserve">: </w:t>
-      </w:r>
-      <w:r>
-        <w:t>28문서 × 58항목</w:t>
-      </w:r>
-      <w:r>
-        <w:br/>
-      </w:r>
-      <w:r>
-        <w:t>문서 수와 구분하여 집계</w:t>
-      </w:r>
-    </w:p>
-    <w:p>
-      <w:r>
-        <w:rPr>
-          <w:b w:val="0"/>
-        </w:rPr>
-        <w:t>집계 단위는 문서·출력 항목 조합이다. 이번 연차 문서 28건에서 각 58개 항목이 출력돼 총 1,624개를 집계했다. 58에는 기본 체크리스트 55개와 보조 항목이 포함된다.</w:t>
-      </w:r>
-    </w:p>
-    <w:tbl>
-      <w:tblPr>
-        <w:tblW w:type="auto" w:w="0"/>
-        <w:jc w:val="center"/>
-        <w:tblLayout w:type="fixed"/>
-        <w:tblLook w:firstColumn="1" w:firstRow="1" w:lastColumn="0" w:lastRow="0" w:noHBand="0" w:noVBand="1" w:val="04A0"/>
-      </w:tblPr>
-      <w:tblGrid>
-        <w:gridCol w:w="3289"/>
-        <w:gridCol w:w="3289"/>
-        <w:gridCol w:w="3289"/>
-      </w:tblGrid>
-      <w:tr>
-        <w:trPr>
-          <w:tblHeader/>
-        </w:trPr>
-        <w:tc>
-          <w:tcPr>
-            <w:tcW w:type="dxa" w:w="2762"/>
-            <w:vAlign w:val="center"/>
-            <w:tcBorders>
-              <w:top w:val="single" w:sz="4" w:color="D9D9D9"/>
-              <w:left w:val="single" w:sz="4" w:color="D9D9D9"/>
-              <w:bottom w:val="single" w:sz="4" w:color="D9D9D9"/>
-              <w:right w:val="single" w:sz="4" w:color="D9D9D9"/>
-            </w:tcBorders>
-            <w:shd w:fill="F1F5F9"/>
-          </w:tcPr>
-          <w:p>
-            <w:pPr>
-              <w:spacing w:after="60" w:before="60" w:line="276" w:lineRule="auto"/>
-            </w:pPr>
-            <w:r>
-              <w:rPr>
-                <w:b/>
-                <w:sz w:val="17"/>
-              </w:rPr>
-            </w:r>
-            <w:r>
-              <w:rPr>
-                <w:b/>
-                <w:sz w:val="17"/>
-              </w:rPr>
-              <w:t>자동 점검 상태</w:t>
-            </w:r>
-          </w:p>
-        </w:tc>
-        <w:tc>
-          <w:tcPr>
-            <w:tcW w:type="dxa" w:w="1973"/>
-            <w:vAlign w:val="center"/>
-            <w:tcBorders>
-              <w:top w:val="single" w:sz="4" w:color="D9D9D9"/>
-              <w:left w:val="single" w:sz="4" w:color="D9D9D9"/>
-              <w:bottom w:val="single" w:sz="4" w:color="D9D9D9"/>
-              <w:right w:val="single" w:sz="4" w:color="D9D9D9"/>
-            </w:tcBorders>
-            <w:shd w:fill="F1F5F9"/>
-          </w:tcPr>
-          <w:p>
-            <w:pPr>
-              <w:spacing w:after="60" w:before="60" w:line="276" w:lineRule="auto"/>
-            </w:pPr>
-            <w:r>
-              <w:rPr>
-                <w:b/>
-                <w:sz w:val="17"/>
-              </w:rPr>
-            </w:r>
-            <w:r>
-              <w:rPr>
-                <w:b/>
-                <w:sz w:val="17"/>
-              </w:rPr>
-              <w:t>문서·항목 조합 수</w:t>
-            </w:r>
-          </w:p>
-        </w:tc>
-        <w:tc>
-          <w:tcPr>
-            <w:tcW w:type="dxa" w:w="5130"/>
-            <w:vAlign w:val="center"/>
-            <w:tcBorders>
-              <w:top w:val="single" w:sz="4" w:color="D9D9D9"/>
-              <w:left w:val="single" w:sz="4" w:color="D9D9D9"/>
-              <w:bottom w:val="single" w:sz="4" w:color="D9D9D9"/>
-              <w:right w:val="single" w:sz="4" w:color="D9D9D9"/>
-            </w:tcBorders>
-            <w:shd w:fill="F1F5F9"/>
-          </w:tcPr>
-          <w:p>
-            <w:pPr>
-              <w:spacing w:after="60" w:before="60" w:line="276" w:lineRule="auto"/>
-            </w:pPr>
-            <w:r>
-              <w:rPr>
-                <w:b/>
-                <w:sz w:val="17"/>
-              </w:rPr>
-            </w:r>
-            <w:r>
-              <w:rPr>
-                <w:b/>
-                <w:sz w:val="17"/>
-              </w:rPr>
-              <w:t>해석</w:t>
-            </w:r>
-          </w:p>
-        </w:tc>
-      </w:tr>
-      <w:tr>
-        <w:tc>
-          <w:tcPr>
-            <w:tcW w:type="dxa" w:w="2762"/>
-            <w:vAlign w:val="center"/>
-            <w:tcBorders>
-              <w:top w:val="single" w:sz="4" w:color="D9D9D9"/>
-              <w:left w:val="single" w:sz="4" w:color="D9D9D9"/>
-              <w:bottom w:val="single" w:sz="4" w:color="D9D9D9"/>
-              <w:right w:val="single" w:sz="4" w:color="D9D9D9"/>
-            </w:tcBorders>
-          </w:tcPr>
-          <w:p>
-            <w:pPr>
-              <w:spacing w:after="60" w:before="60" w:line="276" w:lineRule="auto"/>
-            </w:pPr>
-            <w:r>
-              <w:rPr>
-                <w:b w:val="0"/>
-                <w:sz w:val="17"/>
-              </w:rPr>
-            </w:r>
-            <w:r>
-              <w:rPr>
-                <w:b w:val="0"/>
-                <w:sz w:val="17"/>
-              </w:rPr>
-              <w:t>오류 후보</w:t>
-            </w:r>
-          </w:p>
-        </w:tc>
-        <w:tc>
-          <w:tcPr>
-            <w:tcW w:type="dxa" w:w="1973"/>
-            <w:vAlign w:val="center"/>
-            <w:tcBorders>
-              <w:top w:val="single" w:sz="4" w:color="D9D9D9"/>
-              <w:left w:val="single" w:sz="4" w:color="D9D9D9"/>
-              <w:bottom w:val="single" w:sz="4" w:color="D9D9D9"/>
-              <w:right w:val="single" w:sz="4" w:color="D9D9D9"/>
-            </w:tcBorders>
-          </w:tcPr>
-          <w:p>
-            <w:pPr>
-              <w:spacing w:after="60" w:before="60" w:line="276" w:lineRule="auto"/>
-              <w:jc w:val="center"/>
-            </w:pPr>
-            <w:r>
-              <w:rPr>
-                <w:b w:val="0"/>
-                <w:sz w:val="17"/>
-              </w:rPr>
-            </w:r>
-            <w:r>
-              <w:rPr>
-                <w:b w:val="0"/>
-                <w:sz w:val="17"/>
-              </w:rPr>
-              <w:t>92</w:t>
-            </w:r>
-          </w:p>
-        </w:tc>
-        <w:tc>
-          <w:tcPr>
-            <w:tcW w:type="dxa" w:w="5130"/>
-            <w:vAlign w:val="center"/>
-            <w:tcBorders>
-              <w:top w:val="single" w:sz="4" w:color="D9D9D9"/>
-              <w:left w:val="single" w:sz="4" w:color="D9D9D9"/>
-              <w:bottom w:val="single" w:sz="4" w:color="D9D9D9"/>
-              <w:right w:val="single" w:sz="4" w:color="D9D9D9"/>
-            </w:tcBorders>
-          </w:tcPr>
-          <w:p>
-            <w:pPr>
-              <w:spacing w:after="60" w:before="60" w:line="276" w:lineRule="auto"/>
-            </w:pPr>
-            <w:r>
-              <w:rPr>
-                <w:b w:val="0"/>
-                <w:sz w:val="17"/>
-              </w:rPr>
-            </w:r>
-            <w:r>
-              <w:rPr>
-                <w:b w:val="0"/>
-                <w:sz w:val="17"/>
-              </w:rPr>
-              <w:t>규칙상 수정·확인 대상으로 표시</w:t>
-            </w:r>
-          </w:p>
-        </w:tc>
-      </w:tr>
-      <w:tr>
-        <w:tc>
-          <w:tcPr>
-            <w:tcW w:type="dxa" w:w="2762"/>
-            <w:vAlign w:val="center"/>
-            <w:tcBorders>
-              <w:top w:val="single" w:sz="4" w:color="D9D9D9"/>
-              <w:left w:val="single" w:sz="4" w:color="D9D9D9"/>
-              <w:bottom w:val="single" w:sz="4" w:color="D9D9D9"/>
-              <w:right w:val="single" w:sz="4" w:color="D9D9D9"/>
-            </w:tcBorders>
-          </w:tcPr>
-          <w:p>
-            <w:pPr>
-              <w:spacing w:after="60" w:before="60" w:line="276" w:lineRule="auto"/>
-            </w:pPr>
-            <w:r>
-              <w:rPr>
-                <w:b w:val="0"/>
-                <w:sz w:val="17"/>
-              </w:rPr>
-            </w:r>
-            <w:r>
-              <w:rPr>
-                <w:b w:val="0"/>
-                <w:sz w:val="17"/>
-              </w:rPr>
-              <w:t>확인 필요</w:t>
-            </w:r>
-          </w:p>
-        </w:tc>
-        <w:tc>
-          <w:tcPr>
-            <w:tcW w:type="dxa" w:w="1973"/>
-            <w:vAlign w:val="center"/>
-            <w:tcBorders>
-              <w:top w:val="single" w:sz="4" w:color="D9D9D9"/>
-              <w:left w:val="single" w:sz="4" w:color="D9D9D9"/>
-              <w:bottom w:val="single" w:sz="4" w:color="D9D9D9"/>
-              <w:right w:val="single" w:sz="4" w:color="D9D9D9"/>
-            </w:tcBorders>
-          </w:tcPr>
-          <w:p>
-            <w:pPr>
-              <w:spacing w:after="60" w:before="60" w:line="276" w:lineRule="auto"/>
-              <w:jc w:val="center"/>
-            </w:pPr>
-            <w:r>
-              <w:rPr>
-                <w:b w:val="0"/>
-                <w:sz w:val="17"/>
-              </w:rPr>
-            </w:r>
-            <w:r>
-              <w:rPr>
-                <w:b w:val="0"/>
-                <w:sz w:val="17"/>
-              </w:rPr>
-              <w:t>61</w:t>
-            </w:r>
-          </w:p>
-        </w:tc>
-        <w:tc>
-          <w:tcPr>
-            <w:tcW w:type="dxa" w:w="5130"/>
-            <w:vAlign w:val="center"/>
-            <w:tcBorders>
-              <w:top w:val="single" w:sz="4" w:color="D9D9D9"/>
-              <w:left w:val="single" w:sz="4" w:color="D9D9D9"/>
-              <w:bottom w:val="single" w:sz="4" w:color="D9D9D9"/>
-              <w:right w:val="single" w:sz="4" w:color="D9D9D9"/>
-            </w:tcBorders>
-          </w:tcPr>
-          <w:p>
-            <w:pPr>
-              <w:spacing w:after="60" w:before="60" w:line="276" w:lineRule="auto"/>
-            </w:pPr>
-            <w:r>
-              <w:rPr>
-                <w:b w:val="0"/>
-                <w:sz w:val="17"/>
-              </w:rPr>
-            </w:r>
-            <w:r>
-              <w:rPr>
-                <w:b w:val="0"/>
-                <w:sz w:val="17"/>
-              </w:rPr>
-              <w:t>추가 근거 대조 필요</w:t>
-            </w:r>
-          </w:p>
-        </w:tc>
-      </w:tr>
-      <w:tr>
-        <w:tc>
-          <w:tcPr>
-            <w:tcW w:type="dxa" w:w="2762"/>
-            <w:vAlign w:val="center"/>
-            <w:tcBorders>
-              <w:top w:val="single" w:sz="4" w:color="D9D9D9"/>
-              <w:left w:val="single" w:sz="4" w:color="D9D9D9"/>
-              <w:bottom w:val="single" w:sz="4" w:color="D9D9D9"/>
-              <w:right w:val="single" w:sz="4" w:color="D9D9D9"/>
-            </w:tcBorders>
-          </w:tcPr>
-          <w:p>
-            <w:pPr>
-              <w:spacing w:after="60" w:before="60" w:line="276" w:lineRule="auto"/>
-            </w:pPr>
-            <w:r>
-              <w:rPr>
-                <w:b w:val="0"/>
-                <w:sz w:val="17"/>
-              </w:rPr>
-            </w:r>
-            <w:r>
-              <w:rPr>
-                <w:b w:val="0"/>
-                <w:sz w:val="17"/>
-              </w:rPr>
-              <w:t>수동 확인</w:t>
-            </w:r>
-          </w:p>
-        </w:tc>
-        <w:tc>
-          <w:tcPr>
-            <w:tcW w:type="dxa" w:w="1973"/>
-            <w:vAlign w:val="center"/>
-            <w:tcBorders>
-              <w:top w:val="single" w:sz="4" w:color="D9D9D9"/>
-              <w:left w:val="single" w:sz="4" w:color="D9D9D9"/>
-              <w:bottom w:val="single" w:sz="4" w:color="D9D9D9"/>
-              <w:right w:val="single" w:sz="4" w:color="D9D9D9"/>
-            </w:tcBorders>
-          </w:tcPr>
-          <w:p>
-            <w:pPr>
-              <w:spacing w:after="60" w:before="60" w:line="276" w:lineRule="auto"/>
-              <w:jc w:val="center"/>
-            </w:pPr>
-            <w:r>
-              <w:rPr>
-                <w:b w:val="0"/>
-                <w:sz w:val="17"/>
-              </w:rPr>
-            </w:r>
-            <w:r>
-              <w:rPr>
-                <w:b w:val="0"/>
-                <w:sz w:val="17"/>
-              </w:rPr>
-              <w:t>153</w:t>
-            </w:r>
-          </w:p>
-        </w:tc>
-        <w:tc>
-          <w:tcPr>
-            <w:tcW w:type="dxa" w:w="5130"/>
-            <w:vAlign w:val="center"/>
-            <w:tcBorders>
-              <w:top w:val="single" w:sz="4" w:color="D9D9D9"/>
-              <w:left w:val="single" w:sz="4" w:color="D9D9D9"/>
-              <w:bottom w:val="single" w:sz="4" w:color="D9D9D9"/>
-              <w:right w:val="single" w:sz="4" w:color="D9D9D9"/>
-            </w:tcBorders>
-          </w:tcPr>
-          <w:p>
-            <w:pPr>
-              <w:spacing w:after="60" w:before="60" w:line="276" w:lineRule="auto"/>
-            </w:pPr>
-            <w:r>
-              <w:rPr>
-                <w:b w:val="0"/>
-                <w:sz w:val="17"/>
-              </w:rPr>
-            </w:r>
-            <w:r>
-              <w:rPr>
-                <w:b w:val="0"/>
-                <w:sz w:val="17"/>
-              </w:rPr>
-              <w:t>사람 판단·문서 밖 자료 필요</w:t>
-            </w:r>
-          </w:p>
-        </w:tc>
-      </w:tr>
-      <w:tr>
-        <w:tc>
-          <w:tcPr>
-            <w:tcW w:type="dxa" w:w="2762"/>
-            <w:vAlign w:val="center"/>
-            <w:tcBorders>
-              <w:top w:val="single" w:sz="4" w:color="D9D9D9"/>
-              <w:left w:val="single" w:sz="4" w:color="D9D9D9"/>
-              <w:bottom w:val="single" w:sz="4" w:color="D9D9D9"/>
-              <w:right w:val="single" w:sz="4" w:color="D9D9D9"/>
-            </w:tcBorders>
-          </w:tcPr>
-          <w:p>
-            <w:pPr>
-              <w:spacing w:after="60" w:before="60" w:line="276" w:lineRule="auto"/>
-            </w:pPr>
-            <w:r>
-              <w:rPr>
-                <w:b w:val="0"/>
-                <w:sz w:val="17"/>
-              </w:rPr>
-            </w:r>
-            <w:r>
-              <w:rPr>
-                <w:b w:val="0"/>
-                <w:sz w:val="17"/>
-              </w:rPr>
-              <w:t>통과</w:t>
-            </w:r>
-          </w:p>
-        </w:tc>
-        <w:tc>
-          <w:tcPr>
-            <w:tcW w:type="dxa" w:w="1973"/>
-            <w:vAlign w:val="center"/>
-            <w:tcBorders>
-              <w:top w:val="single" w:sz="4" w:color="D9D9D9"/>
-              <w:left w:val="single" w:sz="4" w:color="D9D9D9"/>
-              <w:bottom w:val="single" w:sz="4" w:color="D9D9D9"/>
-              <w:right w:val="single" w:sz="4" w:color="D9D9D9"/>
-            </w:tcBorders>
-          </w:tcPr>
-          <w:p>
-            <w:pPr>
-              <w:spacing w:after="60" w:before="60" w:line="276" w:lineRule="auto"/>
-              <w:jc w:val="center"/>
-            </w:pPr>
-            <w:r>
-              <w:rPr>
-                <w:b w:val="0"/>
-                <w:sz w:val="17"/>
-              </w:rPr>
-            </w:r>
-            <w:r>
-              <w:rPr>
-                <w:b w:val="0"/>
-                <w:sz w:val="17"/>
-              </w:rPr>
-              <w:t>888</w:t>
-            </w:r>
-          </w:p>
-        </w:tc>
-        <w:tc>
-          <w:tcPr>
-            <w:tcW w:type="dxa" w:w="5130"/>
-            <w:vAlign w:val="center"/>
-            <w:tcBorders>
-              <w:top w:val="single" w:sz="4" w:color="D9D9D9"/>
-              <w:left w:val="single" w:sz="4" w:color="D9D9D9"/>
-              <w:bottom w:val="single" w:sz="4" w:color="D9D9D9"/>
-              <w:right w:val="single" w:sz="4" w:color="D9D9D9"/>
-            </w:tcBorders>
-          </w:tcPr>
-          <w:p>
-            <w:pPr>
-              <w:spacing w:after="60" w:before="60" w:line="276" w:lineRule="auto"/>
-            </w:pPr>
-            <w:r>
-              <w:rPr>
-                <w:b w:val="0"/>
-                <w:sz w:val="17"/>
-              </w:rPr>
-            </w:r>
-            <w:r>
-              <w:rPr>
-                <w:b w:val="0"/>
-                <w:sz w:val="17"/>
-              </w:rPr>
-              <w:t>해당 규칙에서 문제 미발견</w:t>
-            </w:r>
-          </w:p>
-        </w:tc>
-      </w:tr>
-      <w:tr>
-        <w:tc>
-          <w:tcPr>
-            <w:tcW w:type="dxa" w:w="2762"/>
-            <w:vAlign w:val="center"/>
-            <w:tcBorders>
-              <w:top w:val="single" w:sz="4" w:color="D9D9D9"/>
-              <w:left w:val="single" w:sz="4" w:color="D9D9D9"/>
-              <w:bottom w:val="single" w:sz="4" w:color="D9D9D9"/>
-              <w:right w:val="single" w:sz="4" w:color="D9D9D9"/>
-            </w:tcBorders>
-          </w:tcPr>
-          <w:p>
-            <w:pPr>
-              <w:spacing w:after="60" w:before="60" w:line="276" w:lineRule="auto"/>
-            </w:pPr>
-            <w:r>
-              <w:rPr>
-                <w:b w:val="0"/>
-                <w:sz w:val="17"/>
-              </w:rPr>
-            </w:r>
-            <w:r>
-              <w:rPr>
-                <w:b w:val="0"/>
-                <w:sz w:val="17"/>
-              </w:rPr>
-              <w:t>해당 없음</w:t>
-            </w:r>
-          </w:p>
-        </w:tc>
-        <w:tc>
-          <w:tcPr>
-            <w:tcW w:type="dxa" w:w="1973"/>
-            <w:vAlign w:val="center"/>
-            <w:tcBorders>
-              <w:top w:val="single" w:sz="4" w:color="D9D9D9"/>
-              <w:left w:val="single" w:sz="4" w:color="D9D9D9"/>
-              <w:bottom w:val="single" w:sz="4" w:color="D9D9D9"/>
-              <w:right w:val="single" w:sz="4" w:color="D9D9D9"/>
-            </w:tcBorders>
-          </w:tcPr>
-          <w:p>
-            <w:pPr>
-              <w:spacing w:after="60" w:before="60" w:line="276" w:lineRule="auto"/>
-              <w:jc w:val="center"/>
-            </w:pPr>
-            <w:r>
-              <w:rPr>
-                <w:b w:val="0"/>
-                <w:sz w:val="17"/>
-              </w:rPr>
-            </w:r>
-            <w:r>
-              <w:rPr>
-                <w:b w:val="0"/>
-                <w:sz w:val="17"/>
-              </w:rPr>
-              <w:t>430</w:t>
-            </w:r>
-          </w:p>
-        </w:tc>
-        <w:tc>
-          <w:tcPr>
-            <w:tcW w:type="dxa" w:w="5130"/>
-            <w:vAlign w:val="center"/>
-            <w:tcBorders>
-              <w:top w:val="single" w:sz="4" w:color="D9D9D9"/>
-              <w:left w:val="single" w:sz="4" w:color="D9D9D9"/>
-              <w:bottom w:val="single" w:sz="4" w:color="D9D9D9"/>
-              <w:right w:val="single" w:sz="4" w:color="D9D9D9"/>
-            </w:tcBorders>
-          </w:tcPr>
-          <w:p>
-            <w:pPr>
-              <w:spacing w:after="60" w:before="60" w:line="276" w:lineRule="auto"/>
-            </w:pPr>
-            <w:r>
-              <w:rPr>
-                <w:b w:val="0"/>
-                <w:sz w:val="17"/>
-              </w:rPr>
-            </w:r>
-            <w:r>
-              <w:rPr>
-                <w:b w:val="0"/>
-                <w:sz w:val="17"/>
-              </w:rPr>
-              <w:t>문서 조건에 따라 비적용</w:t>
-            </w:r>
-          </w:p>
-        </w:tc>
-      </w:tr>
-    </w:tbl>
-    <w:p>
-      <w:pPr>
-        <w:spacing w:after="20"/>
-      </w:pPr>
-    </w:p>
-    <w:p>
-      <w:r>
-        <w:rPr>
-          <w:b w:val="0"/>
-        </w:rPr>
-        <w:t>오류 후보 92개는 확정 결함 수가 아니다. 28건의 처리 성공도 28건의 정확도 검증을 뜻하지 않는다.</w:t>
-      </w:r>
-    </w:p>
-    <w:p>
-      <w:r>
-        <w:rPr>
-          <w:b w:val="0"/>
-        </w:rPr>
-        <w:t>오류 후보가 하나 이상 표시된 문서는 26건이다. 독립 정답표가 없어 정밀도·재현율은 계산하지 않았다.</w:t>
-      </w:r>
-    </w:p>
-    <w:p>
-      <w:pPr>
-        <w:pStyle w:val="Heading2"/>
-      </w:pPr>
-      <w:r>
-        <w:rPr>
-          <w:b w:val="0"/>
-        </w:rPr>
-        <w:t>원본 대신 남긴 재현 근거</w:t>
-      </w:r>
-    </w:p>
-    <w:p>
-      <w:r>
-        <w:rPr>
-          <w:b w:val="0"/>
-        </w:rPr>
-        <w:t>validate-private-dsd.mjs</w:t>
-      </w:r>
-      <w:r>
-        <w:t xml:space="preserve">가 기존 </w:t>
-      </w:r>
-      <w:r>
-        <w:rPr>
-          <w:b w:val="0"/>
-        </w:rPr>
-        <w:t>analyzeDsd()</w:t>
-      </w:r>
-      <w:r>
-        <w:t>를 직접 호출한다. 파일별 읽기 성공, 문서 코드, 비어 있지 않은 블록, 판정 개수와 실패한 규칙 번호를 확인한다. 두 번의 연속 실행에서 28건의 입력 해시·판정 집계·실패 규칙이 모두 같았다.</w:t>
-      </w:r>
-    </w:p>
-    <w:p>
-      <w:r>
-        <w:rPr>
-          <w:b w:val="0"/>
-        </w:rPr>
-        <w:t>공개 근거에는 DSD-01 같은 익명 ID와 집계만 남겼다. 원문·회사명·파일명·원본 해시는 공개하지 않는다. 기존 가상 체험은 평가자의 접속용으로 유지하되 실제 사례의 대체 정답으로 쓰지 않았다.</w:t>
-      </w:r>
-    </w:p>
-    <w:p>
-      <w:r>
-        <w:rPr>
-          <w:b/>
-        </w:rPr>
-        <w:t>강의와 연결 — 7주차 하네스</w:t>
-      </w:r>
-      <w:r>
-        <w:br/>
-      </w:r>
-      <w:r>
-        <w:t>프로그램이 종료됐는지에 더해 28건 모두 점검 단계에 도달했는지를 확인했다. 반복 실행 결과의 일치는 재현성 근거이며, 오류 판정의 정확성을 승인한 근거와는 구분했다.</w:t>
-      </w:r>
-    </w:p>
-    <w:p>
-      <w:r>
-        <w:br w:type="page"/>
-      </w:r>
-    </w:p>
-    <w:p>
-      <w:pPr>
-        <w:pStyle w:val="Heading1"/>
-      </w:pPr>
-      <w:r>
-        <w:rPr>
-          <w:b w:val="0"/>
-        </w:rPr>
-        <w:t>11. 실제 자료를 넣고 비교 기준부터 다시 확인하다</w:t>
-      </w:r>
-    </w:p>
-    <w:p>
-      <w:pPr>
-        <w:pStyle w:val="Heading2"/>
-      </w:pPr>
-      <w:r>
-        <w:rPr>
-          <w:b w:val="0"/>
-        </w:rPr>
-        <w:t>I. 가상 프로필을 실제 보고서에 적용한 경우</w:t>
-      </w:r>
-    </w:p>
-    <w:p>
-      <w:r>
-        <w:rPr>
-          <w:b w:val="0"/>
-        </w:rPr>
-        <w:t>문제 상황</w:t>
-      </w:r>
-      <w:r>
-        <w:t xml:space="preserve"> 앱의 기본 감사인은 공개 체험용 가상회계법인이다. 이 기준으로 실제 DSD를 점검하면 정상적으로 기재된 감사인 정보도 불일치로 표시된다.</w:t>
-      </w:r>
-    </w:p>
-    <w:p>
-      <w:r>
-        <w:rPr>
-          <w:b w:val="0"/>
-        </w:rPr>
-        <w:t>AI 활용</w:t>
-      </w:r>
-      <w:r>
-        <w:t xml:space="preserve"> 작성자는 이번 대화에서 “오류 dsd 예시 만들기 등은 필요 없고”, “실제 오류 dsd 사례를 줄게”라고 요청했다. 실제 자료로 실행 범위를 확인하고 보고서에 반영하는 방향을 정했다. Codex는 프로필 의존성을 확인한 뒤 기본값 실행과 지정 프로필 실행을 분리했다. 아래 수치는 이 세션에서 실제로 다시 실행한 결과다.</w:t>
-      </w:r>
-    </w:p>
-    <w:tbl>
-      <w:tblPr>
-        <w:tblW w:type="auto" w:w="0"/>
-        <w:jc w:val="center"/>
-        <w:tblLayout w:type="fixed"/>
-        <w:tblLook w:firstColumn="1" w:firstRow="1" w:lastColumn="0" w:lastRow="0" w:noHBand="0" w:noVBand="1" w:val="04A0"/>
-      </w:tblPr>
-      <w:tblGrid>
-        <w:gridCol w:w="3289"/>
-        <w:gridCol w:w="3289"/>
-        <w:gridCol w:w="3289"/>
-      </w:tblGrid>
-      <w:tr>
-        <w:trPr>
-          <w:tblHeader/>
-        </w:trPr>
-        <w:tc>
-          <w:tcPr>
-            <w:tcW w:type="dxa" w:w="2762"/>
-            <w:vAlign w:val="center"/>
-            <w:tcBorders>
-              <w:top w:val="single" w:sz="4" w:color="D9D9D9"/>
-              <w:left w:val="single" w:sz="4" w:color="D9D9D9"/>
-              <w:bottom w:val="single" w:sz="4" w:color="D9D9D9"/>
-              <w:right w:val="single" w:sz="4" w:color="D9D9D9"/>
-            </w:tcBorders>
-            <w:shd w:fill="F1F5F9"/>
-          </w:tcPr>
-          <w:p>
-            <w:pPr>
-              <w:spacing w:after="60" w:before="60" w:line="276" w:lineRule="auto"/>
-            </w:pPr>
-            <w:r>
-              <w:rPr>
-                <w:b/>
-                <w:sz w:val="17"/>
-              </w:rPr>
-            </w:r>
-            <w:r>
-              <w:rPr>
-                <w:b/>
-                <w:sz w:val="17"/>
-              </w:rPr>
-              <w:t>비교 항목</w:t>
-            </w:r>
-          </w:p>
-        </w:tc>
-        <w:tc>
-          <w:tcPr>
-            <w:tcW w:type="dxa" w:w="1973"/>
-            <w:vAlign w:val="center"/>
-            <w:tcBorders>
-              <w:top w:val="single" w:sz="4" w:color="D9D9D9"/>
-              <w:left w:val="single" w:sz="4" w:color="D9D9D9"/>
-              <w:bottom w:val="single" w:sz="4" w:color="D9D9D9"/>
-              <w:right w:val="single" w:sz="4" w:color="D9D9D9"/>
-            </w:tcBorders>
-            <w:shd w:fill="F1F5F9"/>
-          </w:tcPr>
-          <w:p>
-            <w:pPr>
-              <w:spacing w:after="60" w:before="60" w:line="276" w:lineRule="auto"/>
-            </w:pPr>
-            <w:r>
-              <w:rPr>
-                <w:b/>
-                <w:sz w:val="17"/>
-              </w:rPr>
-            </w:r>
-            <w:r>
-              <w:rPr>
-                <w:b/>
-                <w:sz w:val="17"/>
-              </w:rPr>
-              <w:t>가상 기본값</w:t>
-            </w:r>
-          </w:p>
-        </w:tc>
-        <w:tc>
-          <w:tcPr>
-            <w:tcW w:type="dxa" w:w="5130"/>
-            <w:vAlign w:val="center"/>
-            <w:tcBorders>
-              <w:top w:val="single" w:sz="4" w:color="D9D9D9"/>
-              <w:left w:val="single" w:sz="4" w:color="D9D9D9"/>
-              <w:bottom w:val="single" w:sz="4" w:color="D9D9D9"/>
-              <w:right w:val="single" w:sz="4" w:color="D9D9D9"/>
-            </w:tcBorders>
-            <w:shd w:fill="F1F5F9"/>
-          </w:tcPr>
-          <w:p>
-            <w:pPr>
-              <w:spacing w:after="60" w:before="60" w:line="276" w:lineRule="auto"/>
-            </w:pPr>
-            <w:r>
-              <w:rPr>
-                <w:b/>
-                <w:sz w:val="17"/>
-              </w:rPr>
-            </w:r>
-            <w:r>
-              <w:rPr>
-                <w:b/>
-                <w:sz w:val="17"/>
-              </w:rPr>
-              <w:t>지정한 감사인 기준</w:t>
-            </w:r>
-          </w:p>
-        </w:tc>
-      </w:tr>
-      <w:tr>
-        <w:tc>
-          <w:tcPr>
-            <w:tcW w:type="dxa" w:w="2762"/>
-            <w:vAlign w:val="center"/>
-            <w:tcBorders>
-              <w:top w:val="single" w:sz="4" w:color="D9D9D9"/>
-              <w:left w:val="single" w:sz="4" w:color="D9D9D9"/>
-              <w:bottom w:val="single" w:sz="4" w:color="D9D9D9"/>
-              <w:right w:val="single" w:sz="4" w:color="D9D9D9"/>
-            </w:tcBorders>
-          </w:tcPr>
-          <w:p>
-            <w:pPr>
-              <w:spacing w:after="60" w:before="60" w:line="276" w:lineRule="auto"/>
-            </w:pPr>
-            <w:r>
-              <w:rPr>
-                <w:b w:val="0"/>
-                <w:sz w:val="17"/>
-              </w:rPr>
-            </w:r>
-            <w:r>
-              <w:rPr>
-                <w:b w:val="0"/>
-                <w:sz w:val="17"/>
-              </w:rPr>
-              <w:t>전체 오류 후보 항목 수</w:t>
-            </w:r>
-          </w:p>
-        </w:tc>
-        <w:tc>
-          <w:tcPr>
-            <w:tcW w:type="dxa" w:w="1973"/>
-            <w:vAlign w:val="center"/>
-            <w:tcBorders>
-              <w:top w:val="single" w:sz="4" w:color="D9D9D9"/>
-              <w:left w:val="single" w:sz="4" w:color="D9D9D9"/>
-              <w:bottom w:val="single" w:sz="4" w:color="D9D9D9"/>
-              <w:right w:val="single" w:sz="4" w:color="D9D9D9"/>
-            </w:tcBorders>
-          </w:tcPr>
-          <w:p>
-            <w:pPr>
-              <w:spacing w:after="60" w:before="60" w:line="276" w:lineRule="auto"/>
-              <w:jc w:val="center"/>
-            </w:pPr>
-            <w:r>
-              <w:rPr>
-                <w:b w:val="0"/>
-                <w:sz w:val="17"/>
-              </w:rPr>
-            </w:r>
-            <w:r>
-              <w:rPr>
-                <w:b w:val="0"/>
-                <w:sz w:val="17"/>
-              </w:rPr>
-              <w:t>189</w:t>
-            </w:r>
-          </w:p>
-        </w:tc>
-        <w:tc>
-          <w:tcPr>
-            <w:tcW w:type="dxa" w:w="5130"/>
-            <w:vAlign w:val="center"/>
-            <w:tcBorders>
-              <w:top w:val="single" w:sz="4" w:color="D9D9D9"/>
-              <w:left w:val="single" w:sz="4" w:color="D9D9D9"/>
-              <w:bottom w:val="single" w:sz="4" w:color="D9D9D9"/>
-              <w:right w:val="single" w:sz="4" w:color="D9D9D9"/>
-            </w:tcBorders>
-          </w:tcPr>
-          <w:p>
-            <w:pPr>
-              <w:spacing w:after="60" w:before="60" w:line="276" w:lineRule="auto"/>
-              <w:jc w:val="center"/>
-            </w:pPr>
-            <w:r>
-              <w:rPr>
-                <w:b w:val="0"/>
-                <w:sz w:val="17"/>
-              </w:rPr>
-            </w:r>
-            <w:r>
-              <w:rPr>
-                <w:b w:val="0"/>
-                <w:sz w:val="17"/>
-              </w:rPr>
-              <w:t>92</w:t>
-            </w:r>
-          </w:p>
-        </w:tc>
-      </w:tr>
-      <w:tr>
-        <w:tc>
-          <w:tcPr>
-            <w:tcW w:type="dxa" w:w="2762"/>
-            <w:vAlign w:val="center"/>
-            <w:tcBorders>
-              <w:top w:val="single" w:sz="4" w:color="D9D9D9"/>
-              <w:left w:val="single" w:sz="4" w:color="D9D9D9"/>
-              <w:bottom w:val="single" w:sz="4" w:color="D9D9D9"/>
-              <w:right w:val="single" w:sz="4" w:color="D9D9D9"/>
-            </w:tcBorders>
-          </w:tcPr>
-          <w:p>
-            <w:pPr>
-              <w:spacing w:after="60" w:before="60" w:line="276" w:lineRule="auto"/>
-            </w:pPr>
-            <w:r>
-              <w:rPr>
-                <w:b w:val="0"/>
-                <w:sz w:val="17"/>
-              </w:rPr>
-            </w:r>
-            <w:r>
-              <w:rPr>
-                <w:b w:val="0"/>
-                <w:sz w:val="17"/>
-              </w:rPr>
-              <w:t>4번: 감사인 식별값 오류 후보 문서</w:t>
-            </w:r>
-          </w:p>
-        </w:tc>
-        <w:tc>
-          <w:tcPr>
-            <w:tcW w:type="dxa" w:w="1973"/>
-            <w:vAlign w:val="center"/>
-            <w:tcBorders>
-              <w:top w:val="single" w:sz="4" w:color="D9D9D9"/>
-              <w:left w:val="single" w:sz="4" w:color="D9D9D9"/>
-              <w:bottom w:val="single" w:sz="4" w:color="D9D9D9"/>
-              <w:right w:val="single" w:sz="4" w:color="D9D9D9"/>
-            </w:tcBorders>
-          </w:tcPr>
-          <w:p>
-            <w:pPr>
-              <w:spacing w:after="60" w:before="60" w:line="276" w:lineRule="auto"/>
-              <w:jc w:val="center"/>
-            </w:pPr>
-            <w:r>
-              <w:rPr>
-                <w:b w:val="0"/>
-                <w:sz w:val="17"/>
-              </w:rPr>
-            </w:r>
-            <w:r>
-              <w:rPr>
-                <w:b w:val="0"/>
-                <w:sz w:val="17"/>
-              </w:rPr>
-              <w:t>28 / 28</w:t>
-            </w:r>
-          </w:p>
-        </w:tc>
-        <w:tc>
-          <w:tcPr>
-            <w:tcW w:type="dxa" w:w="5130"/>
-            <w:vAlign w:val="center"/>
-            <w:tcBorders>
-              <w:top w:val="single" w:sz="4" w:color="D9D9D9"/>
-              <w:left w:val="single" w:sz="4" w:color="D9D9D9"/>
-              <w:bottom w:val="single" w:sz="4" w:color="D9D9D9"/>
-              <w:right w:val="single" w:sz="4" w:color="D9D9D9"/>
-            </w:tcBorders>
-          </w:tcPr>
-          <w:p>
-            <w:pPr>
-              <w:spacing w:after="60" w:before="60" w:line="276" w:lineRule="auto"/>
-              <w:jc w:val="center"/>
-            </w:pPr>
-            <w:r>
-              <w:rPr>
-                <w:b w:val="0"/>
-                <w:sz w:val="17"/>
-              </w:rPr>
-            </w:r>
-            <w:r>
-              <w:rPr>
-                <w:b w:val="0"/>
-                <w:sz w:val="17"/>
-              </w:rPr>
-              <w:t>0 / 28</w:t>
-            </w:r>
-          </w:p>
-        </w:tc>
-      </w:tr>
-      <w:tr>
-        <w:tc>
-          <w:tcPr>
-            <w:tcW w:type="dxa" w:w="2762"/>
-            <w:vAlign w:val="center"/>
-            <w:tcBorders>
-              <w:top w:val="single" w:sz="4" w:color="D9D9D9"/>
-              <w:left w:val="single" w:sz="4" w:color="D9D9D9"/>
-              <w:bottom w:val="single" w:sz="4" w:color="D9D9D9"/>
-              <w:right w:val="single" w:sz="4" w:color="D9D9D9"/>
-            </w:tcBorders>
-          </w:tcPr>
-          <w:p>
-            <w:pPr>
-              <w:spacing w:after="60" w:before="60" w:line="276" w:lineRule="auto"/>
-            </w:pPr>
-            <w:r>
-              <w:rPr>
-                <w:b w:val="0"/>
-                <w:sz w:val="17"/>
-              </w:rPr>
-            </w:r>
-            <w:r>
-              <w:rPr>
-                <w:b w:val="0"/>
-                <w:sz w:val="17"/>
-              </w:rPr>
-              <w:t>14번: 표지 감사인명 오류 후보 문서</w:t>
-            </w:r>
-          </w:p>
-        </w:tc>
-        <w:tc>
-          <w:tcPr>
-            <w:tcW w:type="dxa" w:w="1973"/>
-            <w:vAlign w:val="center"/>
-            <w:tcBorders>
-              <w:top w:val="single" w:sz="4" w:color="D9D9D9"/>
-              <w:left w:val="single" w:sz="4" w:color="D9D9D9"/>
-              <w:bottom w:val="single" w:sz="4" w:color="D9D9D9"/>
-              <w:right w:val="single" w:sz="4" w:color="D9D9D9"/>
-            </w:tcBorders>
-          </w:tcPr>
-          <w:p>
-            <w:pPr>
-              <w:spacing w:after="60" w:before="60" w:line="276" w:lineRule="auto"/>
-              <w:jc w:val="center"/>
-            </w:pPr>
-            <w:r>
-              <w:rPr>
-                <w:b w:val="0"/>
-                <w:sz w:val="17"/>
-              </w:rPr>
-            </w:r>
-            <w:r>
-              <w:rPr>
-                <w:b w:val="0"/>
-                <w:sz w:val="17"/>
-              </w:rPr>
-              <w:t>28 / 28</w:t>
-            </w:r>
-          </w:p>
-        </w:tc>
-        <w:tc>
-          <w:tcPr>
-            <w:tcW w:type="dxa" w:w="5130"/>
-            <w:vAlign w:val="center"/>
-            <w:tcBorders>
-              <w:top w:val="single" w:sz="4" w:color="D9D9D9"/>
-              <w:left w:val="single" w:sz="4" w:color="D9D9D9"/>
-              <w:bottom w:val="single" w:sz="4" w:color="D9D9D9"/>
-              <w:right w:val="single" w:sz="4" w:color="D9D9D9"/>
-            </w:tcBorders>
-          </w:tcPr>
-          <w:p>
-            <w:pPr>
-              <w:spacing w:after="60" w:before="60" w:line="276" w:lineRule="auto"/>
-              <w:jc w:val="center"/>
-            </w:pPr>
-            <w:r>
-              <w:rPr>
-                <w:b w:val="0"/>
-                <w:sz w:val="17"/>
-              </w:rPr>
-            </w:r>
-            <w:r>
-              <w:rPr>
-                <w:b w:val="0"/>
-                <w:sz w:val="17"/>
-              </w:rPr>
-              <w:t>1 / 28</w:t>
-            </w:r>
-          </w:p>
-        </w:tc>
-      </w:tr>
-      <w:tr>
-        <w:tc>
-          <w:tcPr>
-            <w:tcW w:type="dxa" w:w="2762"/>
-            <w:vAlign w:val="center"/>
-            <w:tcBorders>
-              <w:top w:val="single" w:sz="4" w:color="D9D9D9"/>
-              <w:left w:val="single" w:sz="4" w:color="D9D9D9"/>
-              <w:bottom w:val="single" w:sz="4" w:color="D9D9D9"/>
-              <w:right w:val="single" w:sz="4" w:color="D9D9D9"/>
-            </w:tcBorders>
-          </w:tcPr>
-          <w:p>
-            <w:pPr>
-              <w:spacing w:after="60" w:before="60" w:line="276" w:lineRule="auto"/>
-            </w:pPr>
-            <w:r>
-              <w:rPr>
-                <w:b w:val="0"/>
-                <w:sz w:val="17"/>
-              </w:rPr>
-            </w:r>
-            <w:r>
-              <w:rPr>
-                <w:b w:val="0"/>
-                <w:sz w:val="17"/>
-              </w:rPr>
-              <w:t>확인 필요 / 수동 확인</w:t>
-            </w:r>
-          </w:p>
-        </w:tc>
-        <w:tc>
-          <w:tcPr>
-            <w:tcW w:type="dxa" w:w="1973"/>
-            <w:vAlign w:val="center"/>
-            <w:tcBorders>
-              <w:top w:val="single" w:sz="4" w:color="D9D9D9"/>
-              <w:left w:val="single" w:sz="4" w:color="D9D9D9"/>
-              <w:bottom w:val="single" w:sz="4" w:color="D9D9D9"/>
-              <w:right w:val="single" w:sz="4" w:color="D9D9D9"/>
-            </w:tcBorders>
-          </w:tcPr>
-          <w:p>
-            <w:pPr>
-              <w:spacing w:after="60" w:before="60" w:line="276" w:lineRule="auto"/>
-              <w:jc w:val="center"/>
-            </w:pPr>
-            <w:r>
-              <w:rPr>
-                <w:b w:val="0"/>
-                <w:sz w:val="17"/>
-              </w:rPr>
-            </w:r>
-            <w:r>
-              <w:rPr>
-                <w:b w:val="0"/>
-                <w:sz w:val="17"/>
-              </w:rPr>
-              <w:t>60 / 153</w:t>
-            </w:r>
-          </w:p>
-        </w:tc>
-        <w:tc>
-          <w:tcPr>
-            <w:tcW w:type="dxa" w:w="5130"/>
-            <w:vAlign w:val="center"/>
-            <w:tcBorders>
-              <w:top w:val="single" w:sz="4" w:color="D9D9D9"/>
-              <w:left w:val="single" w:sz="4" w:color="D9D9D9"/>
-              <w:bottom w:val="single" w:sz="4" w:color="D9D9D9"/>
-              <w:right w:val="single" w:sz="4" w:color="D9D9D9"/>
-            </w:tcBorders>
-          </w:tcPr>
-          <w:p>
-            <w:pPr>
-              <w:spacing w:after="60" w:before="60" w:line="276" w:lineRule="auto"/>
-              <w:jc w:val="center"/>
-            </w:pPr>
-            <w:r>
-              <w:rPr>
-                <w:b w:val="0"/>
-                <w:sz w:val="17"/>
-              </w:rPr>
-            </w:r>
-            <w:r>
-              <w:rPr>
-                <w:b w:val="0"/>
-                <w:sz w:val="17"/>
-              </w:rPr>
-              <w:t>61 / 153</w:t>
-            </w:r>
-          </w:p>
-        </w:tc>
-      </w:tr>
-    </w:tbl>
-    <w:p>
-      <w:pPr>
-        <w:spacing w:after="20"/>
-      </w:pPr>
-    </w:p>
-    <w:p>
-      <w:r>
-        <w:rPr>
-          <w:b w:val="0"/>
-        </w:rPr>
-        <w:t>단위: 189·92 및 확인 필요·수동 확인은 28문서의 출력 항목 수 합계다. 4번·14번의 문서 수는 해당 규칙에서 오류 후보 판정이 나온 문서 수다. “가상 기본값”은 체험용 가상회계법인 프로필, “지정 기준”은 기존 로컬 코드의 감사인 기준 정보다. 프로필 입력만 달리한 비교이며 오류가 수정됐다는 뜻이 아니다. 실제 기준 값은 공개하지 않는다.</w:t>
-      </w:r>
-    </w:p>
-    <w:p>
-      <w:r>
-        <w:rPr>
-          <w:b w:val="0"/>
-        </w:rPr>
-        <w:t>해결 과정</w:t>
-      </w:r>
-      <w:r>
-        <w:t xml:space="preserve"> 기존 업무 코드에 있는 삼일회계법인 프로필 기준 정보의 이름·식별값·주소·대표자를 검증 입력으로 지정했다. 프로필은 로컬 .tmp에만 두었다. 비교 결과를 보고 문서 자체나 엔진 규칙을 고치지는 않았다.</w:t>
-      </w:r>
-    </w:p>
-    <w:p>
-      <w:pPr>
-        <w:pStyle w:val="Heading2"/>
-      </w:pPr>
-      <w:r>
-        <w:rPr>
-          <w:b w:val="0"/>
-        </w:rPr>
-        <w:t>규칙별로 다음 검토 대상을 좁히기</w:t>
-      </w:r>
-    </w:p>
-    <w:tbl>
-      <w:tblPr>
-        <w:tblW w:type="auto" w:w="0"/>
-        <w:jc w:val="center"/>
-        <w:tblLayout w:type="fixed"/>
-        <w:tblLook w:firstColumn="1" w:firstRow="1" w:lastColumn="0" w:lastRow="0" w:noHBand="0" w:noVBand="1" w:val="04A0"/>
-      </w:tblPr>
-      <w:tblGrid>
-        <w:gridCol w:w="3289"/>
-        <w:gridCol w:w="3289"/>
-        <w:gridCol w:w="3289"/>
-      </w:tblGrid>
-      <w:tr>
-        <w:trPr>
-          <w:tblHeader/>
-        </w:trPr>
-        <w:tc>
-          <w:tcPr>
-            <w:tcW w:type="dxa" w:w="2762"/>
-            <w:vAlign w:val="center"/>
-            <w:tcBorders>
-              <w:top w:val="single" w:sz="4" w:color="D9D9D9"/>
-              <w:left w:val="single" w:sz="4" w:color="D9D9D9"/>
-              <w:bottom w:val="single" w:sz="4" w:color="D9D9D9"/>
-              <w:right w:val="single" w:sz="4" w:color="D9D9D9"/>
-            </w:tcBorders>
-            <w:shd w:fill="F1F5F9"/>
-          </w:tcPr>
-          <w:p>
-            <w:pPr>
-              <w:spacing w:after="60" w:before="60" w:line="276" w:lineRule="auto"/>
-            </w:pPr>
-            <w:r>
-              <w:rPr>
-                <w:b/>
-                <w:sz w:val="17"/>
-              </w:rPr>
-            </w:r>
-            <w:r>
-              <w:rPr>
-                <w:b/>
-                <w:sz w:val="17"/>
-              </w:rPr>
-              <w:t>규칙</w:t>
-            </w:r>
-          </w:p>
-        </w:tc>
-        <w:tc>
-          <w:tcPr>
-            <w:tcW w:type="dxa" w:w="1973"/>
-            <w:vAlign w:val="center"/>
-            <w:tcBorders>
-              <w:top w:val="single" w:sz="4" w:color="D9D9D9"/>
-              <w:left w:val="single" w:sz="4" w:color="D9D9D9"/>
-              <w:bottom w:val="single" w:sz="4" w:color="D9D9D9"/>
-              <w:right w:val="single" w:sz="4" w:color="D9D9D9"/>
-            </w:tcBorders>
-            <w:shd w:fill="F1F5F9"/>
-          </w:tcPr>
-          <w:p>
-            <w:pPr>
-              <w:spacing w:after="60" w:before="60" w:line="276" w:lineRule="auto"/>
-            </w:pPr>
-            <w:r>
-              <w:rPr>
-                <w:b/>
-                <w:sz w:val="17"/>
-              </w:rPr>
-            </w:r>
-            <w:r>
-              <w:rPr>
-                <w:b/>
-                <w:sz w:val="17"/>
-              </w:rPr>
-              <w:t>오류 후보 문서 수</w:t>
-            </w:r>
-          </w:p>
-        </w:tc>
-        <w:tc>
-          <w:tcPr>
-            <w:tcW w:type="dxa" w:w="5130"/>
-            <w:vAlign w:val="center"/>
-            <w:tcBorders>
-              <w:top w:val="single" w:sz="4" w:color="D9D9D9"/>
-              <w:left w:val="single" w:sz="4" w:color="D9D9D9"/>
-              <w:bottom w:val="single" w:sz="4" w:color="D9D9D9"/>
-              <w:right w:val="single" w:sz="4" w:color="D9D9D9"/>
-            </w:tcBorders>
-            <w:shd w:fill="F1F5F9"/>
-          </w:tcPr>
-          <w:p>
-            <w:pPr>
-              <w:spacing w:after="60" w:before="60" w:line="276" w:lineRule="auto"/>
-            </w:pPr>
-            <w:r>
-              <w:rPr>
-                <w:b/>
-                <w:sz w:val="17"/>
-              </w:rPr>
-            </w:r>
-            <w:r>
-              <w:rPr>
-                <w:b/>
-                <w:sz w:val="17"/>
-              </w:rPr>
-              <w:t>다음에 대조할 사항</w:t>
-            </w:r>
-          </w:p>
-        </w:tc>
-      </w:tr>
-      <w:tr>
-        <w:tc>
-          <w:tcPr>
-            <w:tcW w:type="dxa" w:w="2762"/>
-            <w:vAlign w:val="center"/>
-            <w:tcBorders>
-              <w:top w:val="single" w:sz="4" w:color="D9D9D9"/>
-              <w:left w:val="single" w:sz="4" w:color="D9D9D9"/>
-              <w:bottom w:val="single" w:sz="4" w:color="D9D9D9"/>
-              <w:right w:val="single" w:sz="4" w:color="D9D9D9"/>
-            </w:tcBorders>
-          </w:tcPr>
-          <w:p>
-            <w:pPr>
-              <w:spacing w:after="60" w:before="60" w:line="276" w:lineRule="auto"/>
-            </w:pPr>
-            <w:r>
-              <w:rPr>
-                <w:b w:val="0"/>
-                <w:sz w:val="17"/>
-              </w:rPr>
-            </w:r>
-            <w:r>
-              <w:rPr>
-                <w:b w:val="0"/>
-                <w:sz w:val="17"/>
-              </w:rPr>
-              <w:t>52 주요 감사실시내용</w:t>
-            </w:r>
-          </w:p>
-        </w:tc>
-        <w:tc>
-          <w:tcPr>
-            <w:tcW w:type="dxa" w:w="1973"/>
-            <w:vAlign w:val="center"/>
-            <w:tcBorders>
-              <w:top w:val="single" w:sz="4" w:color="D9D9D9"/>
-              <w:left w:val="single" w:sz="4" w:color="D9D9D9"/>
-              <w:bottom w:val="single" w:sz="4" w:color="D9D9D9"/>
-              <w:right w:val="single" w:sz="4" w:color="D9D9D9"/>
-            </w:tcBorders>
-          </w:tcPr>
-          <w:p>
-            <w:pPr>
-              <w:spacing w:after="60" w:before="60" w:line="276" w:lineRule="auto"/>
-              <w:jc w:val="center"/>
-            </w:pPr>
-            <w:r>
-              <w:rPr>
-                <w:b w:val="0"/>
-                <w:sz w:val="17"/>
-              </w:rPr>
-            </w:r>
-            <w:r>
-              <w:rPr>
-                <w:b w:val="0"/>
-                <w:sz w:val="17"/>
-              </w:rPr>
-              <w:t>7</w:t>
-            </w:r>
-          </w:p>
-        </w:tc>
-        <w:tc>
-          <w:tcPr>
-            <w:tcW w:type="dxa" w:w="5130"/>
-            <w:vAlign w:val="center"/>
-            <w:tcBorders>
-              <w:top w:val="single" w:sz="4" w:color="D9D9D9"/>
-              <w:left w:val="single" w:sz="4" w:color="D9D9D9"/>
-              <w:bottom w:val="single" w:sz="4" w:color="D9D9D9"/>
-              <w:right w:val="single" w:sz="4" w:color="D9D9D9"/>
-            </w:tcBorders>
-          </w:tcPr>
-          <w:p>
-            <w:pPr>
-              <w:spacing w:after="60" w:before="60" w:line="276" w:lineRule="auto"/>
-            </w:pPr>
-            <w:r>
-              <w:rPr>
-                <w:b w:val="0"/>
-                <w:sz w:val="17"/>
-              </w:rPr>
-            </w:r>
-            <w:r>
-              <w:rPr>
-                <w:b w:val="0"/>
-                <w:sz w:val="17"/>
-              </w:rPr>
-              <w:t>기간·실시내용 원문과 공시팀 지적</w:t>
-            </w:r>
-          </w:p>
-        </w:tc>
-      </w:tr>
-      <w:tr>
-        <w:tc>
-          <w:tcPr>
-            <w:tcW w:type="dxa" w:w="2762"/>
-            <w:vAlign w:val="center"/>
-            <w:tcBorders>
-              <w:top w:val="single" w:sz="4" w:color="D9D9D9"/>
-              <w:left w:val="single" w:sz="4" w:color="D9D9D9"/>
-              <w:bottom w:val="single" w:sz="4" w:color="D9D9D9"/>
-              <w:right w:val="single" w:sz="4" w:color="D9D9D9"/>
-            </w:tcBorders>
-          </w:tcPr>
-          <w:p>
-            <w:pPr>
-              <w:spacing w:after="60" w:before="60" w:line="276" w:lineRule="auto"/>
-            </w:pPr>
-            <w:r>
-              <w:rPr>
-                <w:b w:val="0"/>
-                <w:sz w:val="17"/>
-              </w:rPr>
-            </w:r>
-            <w:r>
-              <w:rPr>
-                <w:b w:val="0"/>
-                <w:sz w:val="17"/>
-              </w:rPr>
-              <w:t>18 감사의견</w:t>
-            </w:r>
-          </w:p>
-        </w:tc>
-        <w:tc>
-          <w:tcPr>
-            <w:tcW w:type="dxa" w:w="1973"/>
-            <w:vAlign w:val="center"/>
-            <w:tcBorders>
-              <w:top w:val="single" w:sz="4" w:color="D9D9D9"/>
-              <w:left w:val="single" w:sz="4" w:color="D9D9D9"/>
-              <w:bottom w:val="single" w:sz="4" w:color="D9D9D9"/>
-              <w:right w:val="single" w:sz="4" w:color="D9D9D9"/>
-            </w:tcBorders>
-          </w:tcPr>
-          <w:p>
-            <w:pPr>
-              <w:spacing w:after="60" w:before="60" w:line="276" w:lineRule="auto"/>
-              <w:jc w:val="center"/>
-            </w:pPr>
-            <w:r>
-              <w:rPr>
-                <w:b w:val="0"/>
-                <w:sz w:val="17"/>
-              </w:rPr>
-            </w:r>
-            <w:r>
-              <w:rPr>
-                <w:b w:val="0"/>
-                <w:sz w:val="17"/>
-              </w:rPr>
-              <w:t>6</w:t>
-            </w:r>
-          </w:p>
-        </w:tc>
-        <w:tc>
-          <w:tcPr>
-            <w:tcW w:type="dxa" w:w="5130"/>
-            <w:vAlign w:val="center"/>
-            <w:tcBorders>
-              <w:top w:val="single" w:sz="4" w:color="D9D9D9"/>
-              <w:left w:val="single" w:sz="4" w:color="D9D9D9"/>
-              <w:bottom w:val="single" w:sz="4" w:color="D9D9D9"/>
-              <w:right w:val="single" w:sz="4" w:color="D9D9D9"/>
-            </w:tcBorders>
-          </w:tcPr>
-          <w:p>
-            <w:pPr>
-              <w:spacing w:after="60" w:before="60" w:line="276" w:lineRule="auto"/>
-            </w:pPr>
-            <w:r>
-              <w:rPr>
-                <w:b w:val="0"/>
-                <w:sz w:val="17"/>
-              </w:rPr>
-            </w:r>
-            <w:r>
-              <w:rPr>
-                <w:b w:val="0"/>
-                <w:sz w:val="17"/>
-              </w:rPr>
-              <w:t>회계기준·연결 범위의 문구</w:t>
-            </w:r>
-          </w:p>
-        </w:tc>
-      </w:tr>
-      <w:tr>
-        <w:tc>
-          <w:tcPr>
-            <w:tcW w:type="dxa" w:w="2762"/>
-            <w:vAlign w:val="center"/>
-            <w:tcBorders>
-              <w:top w:val="single" w:sz="4" w:color="D9D9D9"/>
-              <w:left w:val="single" w:sz="4" w:color="D9D9D9"/>
-              <w:bottom w:val="single" w:sz="4" w:color="D9D9D9"/>
-              <w:right w:val="single" w:sz="4" w:color="D9D9D9"/>
-            </w:tcBorders>
-          </w:tcPr>
-          <w:p>
-            <w:pPr>
-              <w:spacing w:after="60" w:before="60" w:line="276" w:lineRule="auto"/>
-            </w:pPr>
-            <w:r>
-              <w:rPr>
-                <w:b w:val="0"/>
-                <w:sz w:val="17"/>
-              </w:rPr>
-            </w:r>
-            <w:r>
-              <w:rPr>
-                <w:b w:val="0"/>
-                <w:sz w:val="17"/>
-              </w:rPr>
-              <w:t>27 사업연도 표기</w:t>
-            </w:r>
-          </w:p>
-        </w:tc>
-        <w:tc>
-          <w:tcPr>
-            <w:tcW w:type="dxa" w:w="1973"/>
-            <w:vAlign w:val="center"/>
-            <w:tcBorders>
-              <w:top w:val="single" w:sz="4" w:color="D9D9D9"/>
-              <w:left w:val="single" w:sz="4" w:color="D9D9D9"/>
-              <w:bottom w:val="single" w:sz="4" w:color="D9D9D9"/>
-              <w:right w:val="single" w:sz="4" w:color="D9D9D9"/>
-            </w:tcBorders>
-          </w:tcPr>
-          <w:p>
-            <w:pPr>
-              <w:spacing w:after="60" w:before="60" w:line="276" w:lineRule="auto"/>
-              <w:jc w:val="center"/>
-            </w:pPr>
-            <w:r>
-              <w:rPr>
-                <w:b w:val="0"/>
-                <w:sz w:val="17"/>
-              </w:rPr>
-            </w:r>
-            <w:r>
-              <w:rPr>
-                <w:b w:val="0"/>
-                <w:sz w:val="17"/>
-              </w:rPr>
-              <w:t>6</w:t>
-            </w:r>
-          </w:p>
-        </w:tc>
-        <w:tc>
-          <w:tcPr>
-            <w:tcW w:type="dxa" w:w="5130"/>
-            <w:vAlign w:val="center"/>
-            <w:tcBorders>
-              <w:top w:val="single" w:sz="4" w:color="D9D9D9"/>
-              <w:left w:val="single" w:sz="4" w:color="D9D9D9"/>
-              <w:bottom w:val="single" w:sz="4" w:color="D9D9D9"/>
-              <w:right w:val="single" w:sz="4" w:color="D9D9D9"/>
-            </w:tcBorders>
-          </w:tcPr>
-          <w:p>
-            <w:pPr>
-              <w:spacing w:after="60" w:before="60" w:line="276" w:lineRule="auto"/>
-            </w:pPr>
-            <w:r>
-              <w:rPr>
-                <w:b w:val="0"/>
-                <w:sz w:val="17"/>
-              </w:rPr>
-            </w:r>
-            <w:r>
-              <w:rPr>
-                <w:b w:val="0"/>
-                <w:sz w:val="17"/>
-              </w:rPr>
-              <w:t>재무제표 기간과 표기 일치</w:t>
-            </w:r>
-          </w:p>
-        </w:tc>
-      </w:tr>
-      <w:tr>
-        <w:tc>
-          <w:tcPr>
-            <w:tcW w:type="dxa" w:w="2762"/>
-            <w:vAlign w:val="center"/>
-            <w:tcBorders>
-              <w:top w:val="single" w:sz="4" w:color="D9D9D9"/>
-              <w:left w:val="single" w:sz="4" w:color="D9D9D9"/>
-              <w:bottom w:val="single" w:sz="4" w:color="D9D9D9"/>
-              <w:right w:val="single" w:sz="4" w:color="D9D9D9"/>
-            </w:tcBorders>
-          </w:tcPr>
-          <w:p>
-            <w:pPr>
-              <w:spacing w:after="60" w:before="60" w:line="276" w:lineRule="auto"/>
-            </w:pPr>
-            <w:r>
-              <w:rPr>
-                <w:b w:val="0"/>
-                <w:sz w:val="17"/>
-              </w:rPr>
-            </w:r>
-            <w:r>
-              <w:rPr>
-                <w:b w:val="0"/>
-                <w:sz w:val="17"/>
-              </w:rPr>
-              <w:t>2 파일형식 검사</w:t>
-            </w:r>
-          </w:p>
-        </w:tc>
-        <w:tc>
-          <w:tcPr>
-            <w:tcW w:type="dxa" w:w="1973"/>
-            <w:vAlign w:val="center"/>
-            <w:tcBorders>
-              <w:top w:val="single" w:sz="4" w:color="D9D9D9"/>
-              <w:left w:val="single" w:sz="4" w:color="D9D9D9"/>
-              <w:bottom w:val="single" w:sz="4" w:color="D9D9D9"/>
-              <w:right w:val="single" w:sz="4" w:color="D9D9D9"/>
-            </w:tcBorders>
-          </w:tcPr>
-          <w:p>
-            <w:pPr>
-              <w:spacing w:after="60" w:before="60" w:line="276" w:lineRule="auto"/>
-              <w:jc w:val="center"/>
-            </w:pPr>
-            <w:r>
-              <w:rPr>
-                <w:b w:val="0"/>
-                <w:sz w:val="17"/>
-              </w:rPr>
-            </w:r>
-            <w:r>
-              <w:rPr>
-                <w:b w:val="0"/>
-                <w:sz w:val="17"/>
+                <w:sz w:val="18"/>
               </w:rPr>
               <w:t>5</w:t>
-            </w:r>
-          </w:p>
-        </w:tc>
-        <w:tc>
-          <w:tcPr>
-            <w:tcW w:type="dxa" w:w="5130"/>
-            <w:vAlign w:val="center"/>
-            <w:tcBorders>
-              <w:top w:val="single" w:sz="4" w:color="D9D9D9"/>
-              <w:left w:val="single" w:sz="4" w:color="D9D9D9"/>
-              <w:bottom w:val="single" w:sz="4" w:color="D9D9D9"/>
-              <w:right w:val="single" w:sz="4" w:color="D9D9D9"/>
-            </w:tcBorders>
-          </w:tcPr>
-          <w:p>
-            <w:pPr>
-              <w:spacing w:after="60" w:before="60" w:line="276" w:lineRule="auto"/>
-            </w:pPr>
-            <w:r>
-              <w:rPr>
-                <w:b w:val="0"/>
-                <w:sz w:val="17"/>
-              </w:rPr>
-            </w:r>
-            <w:r>
-              <w:rPr>
-                <w:b w:val="0"/>
-                <w:sz w:val="17"/>
-              </w:rPr>
-              <w:t>DART 편집기 F7 결과와 차이</w:t>
-            </w:r>
-          </w:p>
-        </w:tc>
-      </w:tr>
-    </w:tbl>
-    <w:p>
-      <w:pPr>
-        <w:spacing w:after="20"/>
-      </w:pPr>
-    </w:p>
-    <w:p>
-      <w:r>
-        <w:rPr>
-          <w:b w:val="0"/>
-        </w:rPr>
-        <w:t>한 문서가 여러 행에 포함될 수 있다. 위 표는 엔진 출력의 후속 검토 목록이며 개별 오류의 확정 원인을 요약한 것이 아니다. 개별 지적 위치가 없는 상태에서 AI가 정답을 추정해 규칙을 맞추지 않았다.</w:t>
-      </w:r>
-    </w:p>
-    <w:p>
-      <w:r>
-        <w:br w:type="page"/>
-      </w:r>
-    </w:p>
-    <w:p>
-      <w:pPr>
-        <w:pStyle w:val="Heading1"/>
-      </w:pPr>
-      <w:r>
-        <w:rPr>
-          <w:b w:val="0"/>
-        </w:rPr>
-        <w:t>12. 실행 확인과 비교 결과</w:t>
-      </w:r>
-    </w:p>
-    <w:p>
-      <w:pPr>
-        <w:pStyle w:val="Heading2"/>
-      </w:pPr>
-      <w:r>
-        <w:rPr>
-          <w:b w:val="0"/>
-        </w:rPr>
-        <w:t>검증 결과</w:t>
-      </w:r>
-    </w:p>
-    <w:p>
-      <w:r>
-        <w:rPr>
-          <w:b/>
-        </w:rPr>
-        <w:t>개발자 테스트</w:t>
-      </w:r>
-      <w:r>
-        <w:br/>
-      </w:r>
-      <w:r>
-        <w:t>Node 테스트 11/11 통과, 실패 0, 건너뜀 0. CSV 수식 접두 문자 보호와 XLSX 문자열 셀 시험용 입력을 포함한다.</w:t>
-      </w:r>
-    </w:p>
-    <w:p>
-      <w:pPr>
-        <w:pStyle w:val="Heading2"/>
-      </w:pPr>
-      <w:r>
-        <w:rPr>
-          <w:b w:val="0"/>
-        </w:rPr>
-        <w:t>브라우저에서 확인한 가상 체험 자료 결과</w:t>
-      </w:r>
-    </w:p>
-    <w:tbl>
-      <w:tblPr>
-        <w:tblW w:type="auto" w:w="0"/>
-        <w:jc w:val="center"/>
-        <w:tblLayout w:type="fixed"/>
-        <w:tblLook w:firstColumn="1" w:firstRow="1" w:lastColumn="0" w:lastRow="0" w:noHBand="0" w:noVBand="1" w:val="04A0"/>
-      </w:tblPr>
-      <w:tblGrid>
-        <w:gridCol w:w="1644"/>
-        <w:gridCol w:w="1644"/>
-        <w:gridCol w:w="1644"/>
-        <w:gridCol w:w="1644"/>
-        <w:gridCol w:w="1644"/>
-        <w:gridCol w:w="1644"/>
-      </w:tblGrid>
-      <w:tr>
-        <w:trPr>
-          <w:tblHeader/>
-        </w:trPr>
-        <w:tc>
-          <w:tcPr>
-            <w:tcW w:type="dxa" w:w="3157"/>
-            <w:vAlign w:val="center"/>
-            <w:tcBorders>
-              <w:top w:val="single" w:sz="4" w:color="D9D9D9"/>
-              <w:left w:val="single" w:sz="4" w:color="D9D9D9"/>
-              <w:bottom w:val="single" w:sz="4" w:color="D9D9D9"/>
-              <w:right w:val="single" w:sz="4" w:color="D9D9D9"/>
-            </w:tcBorders>
-            <w:shd w:fill="F1F5F9"/>
-          </w:tcPr>
-          <w:p>
-            <w:pPr>
-              <w:spacing w:after="60" w:before="60" w:line="276" w:lineRule="auto"/>
-            </w:pPr>
-            <w:r>
-              <w:rPr>
-                <w:b/>
-                <w:sz w:val="17"/>
-              </w:rPr>
-            </w:r>
-            <w:r>
-              <w:rPr>
-                <w:b/>
-                <w:sz w:val="17"/>
-              </w:rPr>
-              <w:t>입력</w:t>
-            </w:r>
-          </w:p>
-        </w:tc>
-        <w:tc>
-          <w:tcPr>
-            <w:tcW w:type="dxa" w:w="1282"/>
-            <w:vAlign w:val="center"/>
-            <w:tcBorders>
-              <w:top w:val="single" w:sz="4" w:color="D9D9D9"/>
-              <w:left w:val="single" w:sz="4" w:color="D9D9D9"/>
-              <w:bottom w:val="single" w:sz="4" w:color="D9D9D9"/>
-              <w:right w:val="single" w:sz="4" w:color="D9D9D9"/>
-            </w:tcBorders>
-            <w:shd w:fill="F1F5F9"/>
-          </w:tcPr>
-          <w:p>
-            <w:pPr>
-              <w:spacing w:after="60" w:before="60" w:line="276" w:lineRule="auto"/>
-            </w:pPr>
-            <w:r>
-              <w:rPr>
-                <w:b/>
-                <w:sz w:val="17"/>
-              </w:rPr>
-            </w:r>
-            <w:r>
-              <w:rPr>
-                <w:b/>
-                <w:sz w:val="17"/>
-              </w:rPr>
-              <w:t>오류 후보</w:t>
-            </w:r>
-          </w:p>
-        </w:tc>
-        <w:tc>
-          <w:tcPr>
-            <w:tcW w:type="dxa" w:w="1480"/>
-            <w:vAlign w:val="center"/>
-            <w:tcBorders>
-              <w:top w:val="single" w:sz="4" w:color="D9D9D9"/>
-              <w:left w:val="single" w:sz="4" w:color="D9D9D9"/>
-              <w:bottom w:val="single" w:sz="4" w:color="D9D9D9"/>
-              <w:right w:val="single" w:sz="4" w:color="D9D9D9"/>
-            </w:tcBorders>
-            <w:shd w:fill="F1F5F9"/>
-          </w:tcPr>
-          <w:p>
-            <w:pPr>
-              <w:spacing w:after="60" w:before="60" w:line="276" w:lineRule="auto"/>
-            </w:pPr>
-            <w:r>
-              <w:rPr>
-                <w:b/>
-                <w:sz w:val="17"/>
-              </w:rPr>
-            </w:r>
-            <w:r>
-              <w:rPr>
-                <w:b/>
-                <w:sz w:val="17"/>
-              </w:rPr>
-              <w:t>확인 필요</w:t>
-            </w:r>
-          </w:p>
-        </w:tc>
-        <w:tc>
-          <w:tcPr>
-            <w:tcW w:type="dxa" w:w="1480"/>
-            <w:vAlign w:val="center"/>
-            <w:tcBorders>
-              <w:top w:val="single" w:sz="4" w:color="D9D9D9"/>
-              <w:left w:val="single" w:sz="4" w:color="D9D9D9"/>
-              <w:bottom w:val="single" w:sz="4" w:color="D9D9D9"/>
-              <w:right w:val="single" w:sz="4" w:color="D9D9D9"/>
-            </w:tcBorders>
-            <w:shd w:fill="F1F5F9"/>
-          </w:tcPr>
-          <w:p>
-            <w:pPr>
-              <w:spacing w:after="60" w:before="60" w:line="276" w:lineRule="auto"/>
-            </w:pPr>
-            <w:r>
-              <w:rPr>
-                <w:b/>
-                <w:sz w:val="17"/>
-              </w:rPr>
-            </w:r>
-            <w:r>
-              <w:rPr>
-                <w:b/>
-                <w:sz w:val="17"/>
-              </w:rPr>
-              <w:t>수동 확인</w:t>
-            </w:r>
-          </w:p>
-        </w:tc>
-        <w:tc>
-          <w:tcPr>
-            <w:tcW w:type="dxa" w:w="1184"/>
-            <w:vAlign w:val="center"/>
-            <w:tcBorders>
-              <w:top w:val="single" w:sz="4" w:color="D9D9D9"/>
-              <w:left w:val="single" w:sz="4" w:color="D9D9D9"/>
-              <w:bottom w:val="single" w:sz="4" w:color="D9D9D9"/>
-              <w:right w:val="single" w:sz="4" w:color="D9D9D9"/>
-            </w:tcBorders>
-            <w:shd w:fill="F1F5F9"/>
-          </w:tcPr>
-          <w:p>
-            <w:pPr>
-              <w:spacing w:after="60" w:before="60" w:line="276" w:lineRule="auto"/>
-            </w:pPr>
-            <w:r>
-              <w:rPr>
-                <w:b/>
-                <w:sz w:val="17"/>
-              </w:rPr>
-            </w:r>
-            <w:r>
-              <w:rPr>
-                <w:b/>
-                <w:sz w:val="17"/>
-              </w:rPr>
-              <w:t>통과</w:t>
-            </w:r>
-          </w:p>
-        </w:tc>
-        <w:tc>
-          <w:tcPr>
-            <w:tcW w:type="dxa" w:w="1282"/>
-            <w:vAlign w:val="center"/>
-            <w:tcBorders>
-              <w:top w:val="single" w:sz="4" w:color="D9D9D9"/>
-              <w:left w:val="single" w:sz="4" w:color="D9D9D9"/>
-              <w:bottom w:val="single" w:sz="4" w:color="D9D9D9"/>
-              <w:right w:val="single" w:sz="4" w:color="D9D9D9"/>
-            </w:tcBorders>
-            <w:shd w:fill="F1F5F9"/>
-          </w:tcPr>
-          <w:p>
-            <w:pPr>
-              <w:spacing w:after="60" w:before="60" w:line="276" w:lineRule="auto"/>
-            </w:pPr>
-            <w:r>
-              <w:rPr>
-                <w:b/>
-                <w:sz w:val="17"/>
-              </w:rPr>
-            </w:r>
-            <w:r>
-              <w:rPr>
-                <w:b/>
-                <w:sz w:val="17"/>
-              </w:rPr>
-              <w:t>해당 없음</w:t>
-            </w:r>
-          </w:p>
-        </w:tc>
-      </w:tr>
-      <w:tr>
-        <w:tc>
-          <w:tcPr>
-            <w:tcW w:type="dxa" w:w="3157"/>
-            <w:vAlign w:val="center"/>
-            <w:tcBorders>
-              <w:top w:val="single" w:sz="4" w:color="D9D9D9"/>
-              <w:left w:val="single" w:sz="4" w:color="D9D9D9"/>
-              <w:bottom w:val="single" w:sz="4" w:color="D9D9D9"/>
-              <w:right w:val="single" w:sz="4" w:color="D9D9D9"/>
-            </w:tcBorders>
-          </w:tcPr>
-          <w:p>
-            <w:pPr>
-              <w:spacing w:after="60" w:before="60" w:line="276" w:lineRule="auto"/>
-            </w:pPr>
-            <w:r>
-              <w:rPr>
-                <w:b w:val="0"/>
-                <w:sz w:val="17"/>
-              </w:rPr>
-            </w:r>
-            <w:r>
-              <w:rPr>
-                <w:b w:val="0"/>
-                <w:sz w:val="17"/>
-              </w:rPr>
-              <w:t>연차 오류 샘플</w:t>
-            </w:r>
-          </w:p>
-        </w:tc>
-        <w:tc>
-          <w:tcPr>
-            <w:tcW w:type="dxa" w:w="1282"/>
-            <w:vAlign w:val="center"/>
-            <w:tcBorders>
-              <w:top w:val="single" w:sz="4" w:color="D9D9D9"/>
-              <w:left w:val="single" w:sz="4" w:color="D9D9D9"/>
-              <w:bottom w:val="single" w:sz="4" w:color="D9D9D9"/>
-              <w:right w:val="single" w:sz="4" w:color="D9D9D9"/>
-            </w:tcBorders>
-          </w:tcPr>
-          <w:p>
-            <w:pPr>
-              <w:spacing w:after="60" w:before="60" w:line="276" w:lineRule="auto"/>
-              <w:jc w:val="center"/>
-            </w:pPr>
-            <w:r>
-              <w:rPr>
-                <w:b w:val="0"/>
-                <w:sz w:val="17"/>
-              </w:rPr>
-            </w:r>
-            <w:r>
-              <w:rPr>
-                <w:b w:val="0"/>
-                <w:sz w:val="17"/>
-              </w:rPr>
-              <w:t>4</w:t>
-            </w:r>
-          </w:p>
-        </w:tc>
-        <w:tc>
-          <w:tcPr>
-            <w:tcW w:type="dxa" w:w="1480"/>
-            <w:vAlign w:val="center"/>
-            <w:tcBorders>
-              <w:top w:val="single" w:sz="4" w:color="D9D9D9"/>
-              <w:left w:val="single" w:sz="4" w:color="D9D9D9"/>
-              <w:bottom w:val="single" w:sz="4" w:color="D9D9D9"/>
-              <w:right w:val="single" w:sz="4" w:color="D9D9D9"/>
-            </w:tcBorders>
-          </w:tcPr>
-          <w:p>
-            <w:pPr>
-              <w:spacing w:after="60" w:before="60" w:line="276" w:lineRule="auto"/>
-              <w:jc w:val="center"/>
-            </w:pPr>
-            <w:r>
-              <w:rPr>
-                <w:b w:val="0"/>
-                <w:sz w:val="17"/>
-              </w:rPr>
-            </w:r>
-            <w:r>
-              <w:rPr>
-                <w:b w:val="0"/>
-                <w:sz w:val="17"/>
-              </w:rPr>
-              <w:t>2</w:t>
-            </w:r>
-          </w:p>
-        </w:tc>
-        <w:tc>
-          <w:tcPr>
-            <w:tcW w:type="dxa" w:w="1480"/>
-            <w:vAlign w:val="center"/>
-            <w:tcBorders>
-              <w:top w:val="single" w:sz="4" w:color="D9D9D9"/>
-              <w:left w:val="single" w:sz="4" w:color="D9D9D9"/>
-              <w:bottom w:val="single" w:sz="4" w:color="D9D9D9"/>
-              <w:right w:val="single" w:sz="4" w:color="D9D9D9"/>
-            </w:tcBorders>
-          </w:tcPr>
-          <w:p>
-            <w:pPr>
-              <w:spacing w:after="60" w:before="60" w:line="276" w:lineRule="auto"/>
-              <w:jc w:val="center"/>
-            </w:pPr>
-            <w:r>
-              <w:rPr>
-                <w:b w:val="0"/>
-                <w:sz w:val="17"/>
-              </w:rPr>
-            </w:r>
-            <w:r>
-              <w:rPr>
-                <w:b w:val="0"/>
-                <w:sz w:val="17"/>
-              </w:rPr>
-              <w:t>8</w:t>
-            </w:r>
-          </w:p>
-        </w:tc>
-        <w:tc>
-          <w:tcPr>
-            <w:tcW w:type="dxa" w:w="1184"/>
-            <w:vAlign w:val="center"/>
-            <w:tcBorders>
-              <w:top w:val="single" w:sz="4" w:color="D9D9D9"/>
-              <w:left w:val="single" w:sz="4" w:color="D9D9D9"/>
-              <w:bottom w:val="single" w:sz="4" w:color="D9D9D9"/>
-              <w:right w:val="single" w:sz="4" w:color="D9D9D9"/>
-            </w:tcBorders>
-          </w:tcPr>
-          <w:p>
-            <w:pPr>
-              <w:spacing w:after="60" w:before="60" w:line="276" w:lineRule="auto"/>
-              <w:jc w:val="center"/>
-            </w:pPr>
-            <w:r>
-              <w:rPr>
-                <w:b w:val="0"/>
-                <w:sz w:val="17"/>
-              </w:rPr>
-            </w:r>
-            <w:r>
-              <w:rPr>
-                <w:b w:val="0"/>
-                <w:sz w:val="17"/>
-              </w:rPr>
-              <w:t>36</w:t>
-            </w:r>
-          </w:p>
-        </w:tc>
-        <w:tc>
-          <w:tcPr>
-            <w:tcW w:type="dxa" w:w="1282"/>
-            <w:vAlign w:val="center"/>
-            <w:tcBorders>
-              <w:top w:val="single" w:sz="4" w:color="D9D9D9"/>
-              <w:left w:val="single" w:sz="4" w:color="D9D9D9"/>
-              <w:bottom w:val="single" w:sz="4" w:color="D9D9D9"/>
-              <w:right w:val="single" w:sz="4" w:color="D9D9D9"/>
-            </w:tcBorders>
-          </w:tcPr>
-          <w:p>
-            <w:pPr>
-              <w:spacing w:after="60" w:before="60" w:line="276" w:lineRule="auto"/>
-              <w:jc w:val="center"/>
-            </w:pPr>
-            <w:r>
-              <w:rPr>
-                <w:b w:val="0"/>
-                <w:sz w:val="17"/>
-              </w:rPr>
-            </w:r>
-            <w:r>
-              <w:rPr>
-                <w:b w:val="0"/>
-                <w:sz w:val="17"/>
-              </w:rPr>
-              <w:t>8</w:t>
-            </w:r>
-          </w:p>
-        </w:tc>
-      </w:tr>
-      <w:tr>
-        <w:tc>
-          <w:tcPr>
-            <w:tcW w:type="dxa" w:w="3157"/>
-            <w:vAlign w:val="center"/>
-            <w:tcBorders>
-              <w:top w:val="single" w:sz="4" w:color="D9D9D9"/>
-              <w:left w:val="single" w:sz="4" w:color="D9D9D9"/>
-              <w:bottom w:val="single" w:sz="4" w:color="D9D9D9"/>
-              <w:right w:val="single" w:sz="4" w:color="D9D9D9"/>
-            </w:tcBorders>
-          </w:tcPr>
-          <w:p>
-            <w:pPr>
-              <w:spacing w:after="60" w:before="60" w:line="276" w:lineRule="auto"/>
-            </w:pPr>
-            <w:r>
-              <w:rPr>
-                <w:b w:val="0"/>
-                <w:sz w:val="17"/>
-              </w:rPr>
-            </w:r>
-            <w:r>
-              <w:rPr>
-                <w:b w:val="0"/>
-                <w:sz w:val="17"/>
-              </w:rPr>
-              <w:t>연차 수정본</w:t>
-            </w:r>
-          </w:p>
-        </w:tc>
-        <w:tc>
-          <w:tcPr>
-            <w:tcW w:type="dxa" w:w="1282"/>
-            <w:vAlign w:val="center"/>
-            <w:tcBorders>
-              <w:top w:val="single" w:sz="4" w:color="D9D9D9"/>
-              <w:left w:val="single" w:sz="4" w:color="D9D9D9"/>
-              <w:bottom w:val="single" w:sz="4" w:color="D9D9D9"/>
-              <w:right w:val="single" w:sz="4" w:color="D9D9D9"/>
-            </w:tcBorders>
-          </w:tcPr>
-          <w:p>
-            <w:pPr>
-              <w:spacing w:after="60" w:before="60" w:line="276" w:lineRule="auto"/>
-              <w:jc w:val="center"/>
-            </w:pPr>
-            <w:r>
-              <w:rPr>
-                <w:b w:val="0"/>
-                <w:sz w:val="17"/>
-              </w:rPr>
-            </w:r>
-            <w:r>
-              <w:rPr>
-                <w:b w:val="0"/>
-                <w:sz w:val="17"/>
-              </w:rPr>
-              <w:t>0</w:t>
-            </w:r>
-          </w:p>
-        </w:tc>
-        <w:tc>
-          <w:tcPr>
-            <w:tcW w:type="dxa" w:w="1480"/>
-            <w:vAlign w:val="center"/>
-            <w:tcBorders>
-              <w:top w:val="single" w:sz="4" w:color="D9D9D9"/>
-              <w:left w:val="single" w:sz="4" w:color="D9D9D9"/>
-              <w:bottom w:val="single" w:sz="4" w:color="D9D9D9"/>
-              <w:right w:val="single" w:sz="4" w:color="D9D9D9"/>
-            </w:tcBorders>
-          </w:tcPr>
-          <w:p>
-            <w:pPr>
-              <w:spacing w:after="60" w:before="60" w:line="276" w:lineRule="auto"/>
-              <w:jc w:val="center"/>
-            </w:pPr>
-            <w:r>
-              <w:rPr>
-                <w:b w:val="0"/>
-                <w:sz w:val="17"/>
-              </w:rPr>
-            </w:r>
-            <w:r>
-              <w:rPr>
-                <w:b w:val="0"/>
-                <w:sz w:val="17"/>
-              </w:rPr>
-              <w:t>1</w:t>
-            </w:r>
-          </w:p>
-        </w:tc>
-        <w:tc>
-          <w:tcPr>
-            <w:tcW w:type="dxa" w:w="1480"/>
-            <w:vAlign w:val="center"/>
-            <w:tcBorders>
-              <w:top w:val="single" w:sz="4" w:color="D9D9D9"/>
-              <w:left w:val="single" w:sz="4" w:color="D9D9D9"/>
-              <w:bottom w:val="single" w:sz="4" w:color="D9D9D9"/>
-              <w:right w:val="single" w:sz="4" w:color="D9D9D9"/>
-            </w:tcBorders>
-          </w:tcPr>
-          <w:p>
-            <w:pPr>
-              <w:spacing w:after="60" w:before="60" w:line="276" w:lineRule="auto"/>
-              <w:jc w:val="center"/>
-            </w:pPr>
-            <w:r>
-              <w:rPr>
-                <w:b w:val="0"/>
-                <w:sz w:val="17"/>
-              </w:rPr>
-            </w:r>
-            <w:r>
-              <w:rPr>
-                <w:b w:val="0"/>
-                <w:sz w:val="17"/>
-              </w:rPr>
-              <w:t>9</w:t>
-            </w:r>
-          </w:p>
-        </w:tc>
-        <w:tc>
-          <w:tcPr>
-            <w:tcW w:type="dxa" w:w="1184"/>
-            <w:vAlign w:val="center"/>
-            <w:tcBorders>
-              <w:top w:val="single" w:sz="4" w:color="D9D9D9"/>
-              <w:left w:val="single" w:sz="4" w:color="D9D9D9"/>
-              <w:bottom w:val="single" w:sz="4" w:color="D9D9D9"/>
-              <w:right w:val="single" w:sz="4" w:color="D9D9D9"/>
-            </w:tcBorders>
-          </w:tcPr>
-          <w:p>
-            <w:pPr>
-              <w:spacing w:after="60" w:before="60" w:line="276" w:lineRule="auto"/>
-              <w:jc w:val="center"/>
-            </w:pPr>
-            <w:r>
-              <w:rPr>
-                <w:b w:val="0"/>
-                <w:sz w:val="17"/>
-              </w:rPr>
-            </w:r>
-            <w:r>
-              <w:rPr>
-                <w:b w:val="0"/>
-                <w:sz w:val="17"/>
-              </w:rPr>
-              <w:t>40</w:t>
-            </w:r>
-          </w:p>
-        </w:tc>
-        <w:tc>
-          <w:tcPr>
-            <w:tcW w:type="dxa" w:w="1282"/>
-            <w:vAlign w:val="center"/>
-            <w:tcBorders>
-              <w:top w:val="single" w:sz="4" w:color="D9D9D9"/>
-              <w:left w:val="single" w:sz="4" w:color="D9D9D9"/>
-              <w:bottom w:val="single" w:sz="4" w:color="D9D9D9"/>
-              <w:right w:val="single" w:sz="4" w:color="D9D9D9"/>
-            </w:tcBorders>
-          </w:tcPr>
-          <w:p>
-            <w:pPr>
-              <w:spacing w:after="60" w:before="60" w:line="276" w:lineRule="auto"/>
-              <w:jc w:val="center"/>
-            </w:pPr>
-            <w:r>
-              <w:rPr>
-                <w:b w:val="0"/>
-                <w:sz w:val="17"/>
-              </w:rPr>
-            </w:r>
-            <w:r>
-              <w:rPr>
-                <w:b w:val="0"/>
-                <w:sz w:val="17"/>
-              </w:rPr>
-              <w:t>8</w:t>
-            </w:r>
-          </w:p>
-        </w:tc>
-      </w:tr>
-      <w:tr>
-        <w:tc>
-          <w:tcPr>
-            <w:tcW w:type="dxa" w:w="3157"/>
-            <w:vAlign w:val="center"/>
-            <w:tcBorders>
-              <w:top w:val="single" w:sz="4" w:color="D9D9D9"/>
-              <w:left w:val="single" w:sz="4" w:color="D9D9D9"/>
-              <w:bottom w:val="single" w:sz="4" w:color="D9D9D9"/>
-              <w:right w:val="single" w:sz="4" w:color="D9D9D9"/>
-            </w:tcBorders>
-          </w:tcPr>
-          <w:p>
-            <w:pPr>
-              <w:spacing w:after="60" w:before="60" w:line="276" w:lineRule="auto"/>
-            </w:pPr>
-            <w:r>
-              <w:rPr>
-                <w:b w:val="0"/>
-                <w:sz w:val="17"/>
-              </w:rPr>
-            </w:r>
-            <w:r>
-              <w:rPr>
-                <w:b w:val="0"/>
-                <w:sz w:val="17"/>
-              </w:rPr>
-              <w:t>검토보고서 샘플</w:t>
-            </w:r>
-          </w:p>
-        </w:tc>
-        <w:tc>
-          <w:tcPr>
-            <w:tcW w:type="dxa" w:w="1282"/>
-            <w:vAlign w:val="center"/>
-            <w:tcBorders>
-              <w:top w:val="single" w:sz="4" w:color="D9D9D9"/>
-              <w:left w:val="single" w:sz="4" w:color="D9D9D9"/>
-              <w:bottom w:val="single" w:sz="4" w:color="D9D9D9"/>
-              <w:right w:val="single" w:sz="4" w:color="D9D9D9"/>
-            </w:tcBorders>
-          </w:tcPr>
-          <w:p>
-            <w:pPr>
-              <w:spacing w:after="60" w:before="60" w:line="276" w:lineRule="auto"/>
-              <w:jc w:val="center"/>
-            </w:pPr>
-            <w:r>
-              <w:rPr>
-                <w:b w:val="0"/>
-                <w:sz w:val="17"/>
-              </w:rPr>
-            </w:r>
-            <w:r>
-              <w:rPr>
-                <w:b w:val="0"/>
-                <w:sz w:val="17"/>
-              </w:rPr>
-              <w:t>1</w:t>
-            </w:r>
-          </w:p>
-        </w:tc>
-        <w:tc>
-          <w:tcPr>
-            <w:tcW w:type="dxa" w:w="1480"/>
-            <w:vAlign w:val="center"/>
-            <w:tcBorders>
-              <w:top w:val="single" w:sz="4" w:color="D9D9D9"/>
-              <w:left w:val="single" w:sz="4" w:color="D9D9D9"/>
-              <w:bottom w:val="single" w:sz="4" w:color="D9D9D9"/>
-              <w:right w:val="single" w:sz="4" w:color="D9D9D9"/>
-            </w:tcBorders>
-          </w:tcPr>
-          <w:p>
-            <w:pPr>
-              <w:spacing w:after="60" w:before="60" w:line="276" w:lineRule="auto"/>
-              <w:jc w:val="center"/>
-            </w:pPr>
-            <w:r>
-              <w:rPr>
-                <w:b w:val="0"/>
-                <w:sz w:val="17"/>
-              </w:rPr>
-            </w:r>
-            <w:r>
-              <w:rPr>
-                <w:b w:val="0"/>
-                <w:sz w:val="17"/>
-              </w:rPr>
-              <w:t>11</w:t>
-            </w:r>
-          </w:p>
-        </w:tc>
-        <w:tc>
-          <w:tcPr>
-            <w:tcW w:type="dxa" w:w="1480"/>
-            <w:vAlign w:val="center"/>
-            <w:tcBorders>
-              <w:top w:val="single" w:sz="4" w:color="D9D9D9"/>
-              <w:left w:val="single" w:sz="4" w:color="D9D9D9"/>
-              <w:bottom w:val="single" w:sz="4" w:color="D9D9D9"/>
-              <w:right w:val="single" w:sz="4" w:color="D9D9D9"/>
-            </w:tcBorders>
-          </w:tcPr>
-          <w:p>
-            <w:pPr>
-              <w:spacing w:after="60" w:before="60" w:line="276" w:lineRule="auto"/>
-              <w:jc w:val="center"/>
-            </w:pPr>
-            <w:r>
-              <w:rPr>
-                <w:b w:val="0"/>
-                <w:sz w:val="17"/>
-              </w:rPr>
-            </w:r>
-            <w:r>
-              <w:rPr>
-                <w:b w:val="0"/>
-                <w:sz w:val="17"/>
-              </w:rPr>
-              <w:t>3</w:t>
-            </w:r>
-          </w:p>
-        </w:tc>
-        <w:tc>
-          <w:tcPr>
-            <w:tcW w:type="dxa" w:w="1184"/>
-            <w:vAlign w:val="center"/>
-            <w:tcBorders>
-              <w:top w:val="single" w:sz="4" w:color="D9D9D9"/>
-              <w:left w:val="single" w:sz="4" w:color="D9D9D9"/>
-              <w:bottom w:val="single" w:sz="4" w:color="D9D9D9"/>
-              <w:right w:val="single" w:sz="4" w:color="D9D9D9"/>
-            </w:tcBorders>
-          </w:tcPr>
-          <w:p>
-            <w:pPr>
-              <w:spacing w:after="60" w:before="60" w:line="276" w:lineRule="auto"/>
-              <w:jc w:val="center"/>
-            </w:pPr>
-            <w:r>
-              <w:rPr>
-                <w:b w:val="0"/>
-                <w:sz w:val="17"/>
-              </w:rPr>
-            </w:r>
-            <w:r>
-              <w:rPr>
-                <w:b w:val="0"/>
-                <w:sz w:val="17"/>
-              </w:rPr>
-              <w:t>3</w:t>
-            </w:r>
-          </w:p>
-        </w:tc>
-        <w:tc>
-          <w:tcPr>
-            <w:tcW w:type="dxa" w:w="1282"/>
-            <w:vAlign w:val="center"/>
-            <w:tcBorders>
-              <w:top w:val="single" w:sz="4" w:color="D9D9D9"/>
-              <w:left w:val="single" w:sz="4" w:color="D9D9D9"/>
-              <w:bottom w:val="single" w:sz="4" w:color="D9D9D9"/>
-              <w:right w:val="single" w:sz="4" w:color="D9D9D9"/>
-            </w:tcBorders>
-          </w:tcPr>
-          <w:p>
-            <w:pPr>
-              <w:spacing w:after="60" w:before="60" w:line="276" w:lineRule="auto"/>
-              <w:jc w:val="center"/>
-            </w:pPr>
-            <w:r>
-              <w:rPr>
-                <w:b w:val="0"/>
-                <w:sz w:val="17"/>
-              </w:rPr>
-            </w:r>
-            <w:r>
-              <w:rPr>
-                <w:b w:val="0"/>
-                <w:sz w:val="17"/>
-              </w:rPr>
-              <w:t>1</w:t>
-            </w:r>
-          </w:p>
-        </w:tc>
-      </w:tr>
-    </w:tbl>
-    <w:p>
-      <w:pPr>
-        <w:spacing w:after="20"/>
-      </w:pPr>
-    </w:p>
-    <w:p>
-      <w:r>
-        <w:rPr>
-          <w:b w:val="0"/>
-        </w:rPr>
-        <w:t>연차 수정본의 자동 오류는 0개지만 확인 필요 1개와 수동 확인 9개가 남는다. 이를 보고서 전체의 최종 통과나 접수 승인으로 해석하지 않는다. 가상 체험 자료의 결과 차이는 실제 업무 자료 전체의 정확도·오류 감소 효과와 다르다.</w:t>
-      </w:r>
-    </w:p>
-    <w:p>
-      <w:pPr>
-        <w:pStyle w:val="Heading2"/>
-      </w:pPr>
-      <w:r>
-        <w:rPr>
-          <w:b w:val="0"/>
-        </w:rPr>
-        <w:t>핵심 동작 확인</w:t>
-      </w:r>
-    </w:p>
-    <w:p>
-      <w:pPr>
-        <w:pStyle w:val="ListBullet"/>
-      </w:pPr>
-      <w:r>
-        <w:rPr>
-          <w:b w:val="0"/>
-        </w:rPr>
-        <w:t>브라우저에서 CSV·XLSX 결과 파일 다운로드 성공.</w:t>
-      </w:r>
-    </w:p>
-    <w:p>
-      <w:pPr>
-        <w:pStyle w:val="ListBullet"/>
-      </w:pPr>
-      <w:r>
-        <w:rPr>
-          <w:b w:val="0"/>
-        </w:rPr>
-        <w:t>직접 확인 체크 후에도 해당 항목의 자동 오류 판정 유지.</w:t>
-      </w:r>
-    </w:p>
-    <w:p>
-      <w:pPr>
-        <w:pStyle w:val="ListBullet"/>
-      </w:pPr>
-      <w:r>
-        <w:rPr>
-          <w:b w:val="0"/>
-        </w:rPr>
-        <w:t>근거 창 스크롤 수정 후 닫기 버튼 노출 확인.</w:t>
-      </w:r>
-    </w:p>
-    <w:p>
-      <w:pPr>
-        <w:pStyle w:val="ListBullet"/>
-      </w:pPr>
-      <w:r>
-        <w:rPr>
-          <w:b w:val="0"/>
-        </w:rPr>
-        <w:t>시작·결과·근거·모바일 주요 화면은 Codex가 캡처.</w:t>
-      </w:r>
-    </w:p>
-    <w:p>
-      <w:r>
-        <w:rPr>
-          <w:b w:val="0"/>
-        </w:rPr>
-        <w:t>공개 배포: Sites 버전 4 공개 배포 완료(2026-10-28 20:39 KST). Codex가 Edge 브라우저 자동화로 기능을 확인했다. 작성자가 직접 조작한 결과로 기록하지 않는다. 새 공개 주소는 표지와 마지막 장에 기재했다.</w:t>
-      </w:r>
-    </w:p>
-    <w:p>
-      <w:r>
-        <w:rPr>
-          <w:b/>
-        </w:rPr>
-        <w:t>독립 검토</w:t>
-      </w:r>
-      <w:r>
-        <w:br/>
-      </w:r>
-      <w:r>
-        <w:t>개발용 AI와 별도의 검토용 AI 세션으로 코드를 확인했다. 화면에 숨겨진 원문이 남는 문제 1건을 재현해 수정하고 재발 방지 시험을 추가했다. 다른 모델 리뷰와 현업 품질 승인은 미실행이다.</w:t>
-      </w:r>
-    </w:p>
-    <w:p>
-      <w:r>
-        <w:rPr>
-          <w:b w:val="0"/>
-        </w:rPr>
-        <w:t>확인 범위: Codex의 자동 시험과 브라우저 실행 결과다. 작성자의 독립적인 수동 기능 확인, 담당자 정답과의 대조, 정확도·업무시간 효과 및 실제 업무 품질 승인은 수행하지 않았다.</w:t>
-      </w:r>
-    </w:p>
-    <w:p>
-      <w:r>
-        <w:br w:type="page"/>
-      </w:r>
-    </w:p>
-    <w:p>
-      <w:pPr>
-        <w:pStyle w:val="Heading1"/>
-      </w:pPr>
-      <w:r>
-        <w:rPr>
-          <w:b w:val="0"/>
-        </w:rPr>
-        <w:t>13. 과제 제출물과 남은 단계</w:t>
-      </w:r>
-    </w:p>
-    <w:p>
-      <w:r>
-        <w:rPr>
-          <w:b w:val="0"/>
-        </w:rPr>
-        <w:t>이 보고서는 앱 URL·GitHub 주소·개발 목적과 주요 기능·화면 캡처·AI 활용 및 문제 해결 과정을 함께 제시한다. URL 공개, 사용자의 확인, LearnUs 제출은 각각 따로 확인한다.</w:t>
-      </w:r>
-    </w:p>
-    <w:p>
-      <w:pPr>
-        <w:pStyle w:val="Heading2"/>
-      </w:pPr>
-      <w:r>
-        <w:rPr>
-          <w:b w:val="0"/>
-        </w:rPr>
-        <w:t>과제 제출물 대응</w:t>
-      </w:r>
-    </w:p>
-    <w:tbl>
-      <w:tblPr>
-        <w:tblW w:type="auto" w:w="0"/>
-        <w:jc w:val="center"/>
-        <w:tblLayout w:type="fixed"/>
-        <w:tblLook w:firstColumn="1" w:firstRow="1" w:lastColumn="0" w:lastRow="0" w:noHBand="0" w:noVBand="1" w:val="04A0"/>
-      </w:tblPr>
-      <w:tblGrid>
-        <w:gridCol w:w="4933"/>
-        <w:gridCol w:w="4933"/>
-      </w:tblGrid>
-      <w:tr>
-        <w:trPr>
-          <w:tblHeader/>
-        </w:trPr>
-        <w:tc>
-          <w:tcPr>
-            <w:tcW w:type="dxa" w:w="2762"/>
-            <w:vAlign w:val="center"/>
-            <w:tcBorders>
-              <w:top w:val="single" w:sz="4" w:color="D9D9D9"/>
-              <w:left w:val="single" w:sz="4" w:color="D9D9D9"/>
-              <w:bottom w:val="single" w:sz="4" w:color="D9D9D9"/>
-              <w:right w:val="single" w:sz="4" w:color="D9D9D9"/>
-            </w:tcBorders>
-            <w:shd w:fill="F1F5F9"/>
-          </w:tcPr>
-          <w:p>
-            <w:pPr>
-              <w:spacing w:after="60" w:before="60" w:line="276" w:lineRule="auto"/>
-            </w:pPr>
-            <w:r>
-              <w:rPr>
-                <w:b/>
-                <w:sz w:val="17"/>
-              </w:rPr>
-            </w:r>
-            <w:r>
-              <w:rPr>
-                <w:b/>
-                <w:sz w:val="17"/>
-              </w:rPr>
-              <w:t>필수 제출물</w:t>
-            </w:r>
-          </w:p>
-        </w:tc>
-        <w:tc>
-          <w:tcPr>
-            <w:tcW w:type="dxa" w:w="7102"/>
-            <w:vAlign w:val="center"/>
-            <w:tcBorders>
-              <w:top w:val="single" w:sz="4" w:color="D9D9D9"/>
-              <w:left w:val="single" w:sz="4" w:color="D9D9D9"/>
-              <w:bottom w:val="single" w:sz="4" w:color="D9D9D9"/>
-              <w:right w:val="single" w:sz="4" w:color="D9D9D9"/>
-            </w:tcBorders>
-            <w:shd w:fill="F1F5F9"/>
-          </w:tcPr>
-          <w:p>
-            <w:pPr>
-              <w:spacing w:after="60" w:before="60" w:line="276" w:lineRule="auto"/>
-            </w:pPr>
-            <w:r>
-              <w:rPr>
-                <w:b/>
-                <w:sz w:val="17"/>
-              </w:rPr>
-            </w:r>
-            <w:r>
-              <w:rPr>
-                <w:b/>
-                <w:sz w:val="17"/>
-              </w:rPr>
-              <w:t>보고서·저장소 위치</w:t>
-            </w:r>
-          </w:p>
-        </w:tc>
-      </w:tr>
-      <w:tr>
-        <w:tc>
-          <w:tcPr>
-            <w:tcW w:type="dxa" w:w="2762"/>
-            <w:vAlign w:val="center"/>
-            <w:tcBorders>
-              <w:top w:val="single" w:sz="4" w:color="D9D9D9"/>
-              <w:left w:val="single" w:sz="4" w:color="D9D9D9"/>
-              <w:bottom w:val="single" w:sz="4" w:color="D9D9D9"/>
-              <w:right w:val="single" w:sz="4" w:color="D9D9D9"/>
-            </w:tcBorders>
-          </w:tcPr>
-          <w:p>
-            <w:pPr>
-              <w:spacing w:after="60" w:before="60" w:line="276" w:lineRule="auto"/>
-            </w:pPr>
-            <w:r>
-              <w:rPr>
-                <w:b w:val="0"/>
-                <w:sz w:val="17"/>
-              </w:rPr>
-            </w:r>
-            <w:r>
-              <w:rPr>
-                <w:b w:val="0"/>
-                <w:sz w:val="17"/>
-              </w:rPr>
-              <w:t>웹 앱 URL</w:t>
-            </w:r>
-          </w:p>
-        </w:tc>
-        <w:tc>
-          <w:tcPr>
-            <w:tcW w:type="dxa" w:w="7102"/>
-            <w:vAlign w:val="center"/>
-            <w:tcBorders>
-              <w:top w:val="single" w:sz="4" w:color="D9D9D9"/>
-              <w:left w:val="single" w:sz="4" w:color="D9D9D9"/>
-              <w:bottom w:val="single" w:sz="4" w:color="D9D9D9"/>
-              <w:right w:val="single" w:sz="4" w:color="D9D9D9"/>
-            </w:tcBorders>
-          </w:tcPr>
-          <w:p>
-            <w:pPr>
-              <w:spacing w:after="60" w:before="60" w:line="276" w:lineRule="auto"/>
-            </w:pPr>
-            <w:r>
-              <w:rPr>
-                <w:b w:val="0"/>
-                <w:sz w:val="17"/>
-              </w:rPr>
-            </w:r>
-            <w:hyperlink r:id="rId10">
-              <w:r>
-                <w:rPr>
-                  <w:color w:val="000000"/>
-                  <w:u w:val="single"/>
-                </w:rPr>
-                <w:t>https://dart-filing-readiness-keunil.rmsdlf0330.chatgpt.site</w:t>
-              </w:r>
-            </w:hyperlink>
-          </w:p>
-        </w:tc>
-      </w:tr>
-      <w:tr>
-        <w:tc>
-          <w:tcPr>
-            <w:tcW w:type="dxa" w:w="2762"/>
-            <w:vAlign w:val="center"/>
-            <w:tcBorders>
-              <w:top w:val="single" w:sz="4" w:color="D9D9D9"/>
-              <w:left w:val="single" w:sz="4" w:color="D9D9D9"/>
-              <w:bottom w:val="single" w:sz="4" w:color="D9D9D9"/>
-              <w:right w:val="single" w:sz="4" w:color="D9D9D9"/>
-            </w:tcBorders>
-          </w:tcPr>
-          <w:p>
-            <w:pPr>
-              <w:spacing w:after="60" w:before="60" w:line="276" w:lineRule="auto"/>
-            </w:pPr>
-            <w:r>
-              <w:rPr>
-                <w:b w:val="0"/>
-                <w:sz w:val="17"/>
-              </w:rPr>
-            </w:r>
-            <w:r>
-              <w:rPr>
-                <w:b w:val="0"/>
-                <w:sz w:val="17"/>
-              </w:rPr>
-              <w:t>GitHub URL</w:t>
-            </w:r>
-          </w:p>
-        </w:tc>
-        <w:tc>
-          <w:tcPr>
-            <w:tcW w:type="dxa" w:w="7102"/>
-            <w:vAlign w:val="center"/>
-            <w:tcBorders>
-              <w:top w:val="single" w:sz="4" w:color="D9D9D9"/>
-              <w:left w:val="single" w:sz="4" w:color="D9D9D9"/>
-              <w:bottom w:val="single" w:sz="4" w:color="D9D9D9"/>
-              <w:right w:val="single" w:sz="4" w:color="D9D9D9"/>
-            </w:tcBorders>
-          </w:tcPr>
-          <w:p>
-            <w:pPr>
-              <w:spacing w:after="60" w:before="60" w:line="276" w:lineRule="auto"/>
-            </w:pPr>
-            <w:r>
-              <w:rPr>
-                <w:b w:val="0"/>
-                <w:sz w:val="17"/>
-              </w:rPr>
-            </w:r>
-            <w:hyperlink r:id="rId11">
-              <w:r>
-                <w:rPr>
-                  <w:color w:val="000000"/>
-                  <w:u w:val="single"/>
-                </w:rPr>
-                <w:t>github.com/Keunil/dart-filing-readiness</w:t>
-              </w:r>
-            </w:hyperlink>
-          </w:p>
-        </w:tc>
-      </w:tr>
-      <w:tr>
-        <w:tc>
-          <w:tcPr>
-            <w:tcW w:type="dxa" w:w="2762"/>
-            <w:vAlign w:val="center"/>
-            <w:tcBorders>
-              <w:top w:val="single" w:sz="4" w:color="D9D9D9"/>
-              <w:left w:val="single" w:sz="4" w:color="D9D9D9"/>
-              <w:bottom w:val="single" w:sz="4" w:color="D9D9D9"/>
-              <w:right w:val="single" w:sz="4" w:color="D9D9D9"/>
-            </w:tcBorders>
-          </w:tcPr>
-          <w:p>
-            <w:pPr>
-              <w:spacing w:after="60" w:before="60" w:line="276" w:lineRule="auto"/>
-            </w:pPr>
-            <w:r>
-              <w:rPr>
-                <w:b w:val="0"/>
-                <w:sz w:val="17"/>
-              </w:rPr>
-            </w:r>
-            <w:r>
-              <w:rPr>
-                <w:b w:val="0"/>
-                <w:sz w:val="17"/>
-              </w:rPr>
-              <w:t>개발 목적·주요 기능</w:t>
-            </w:r>
-          </w:p>
-        </w:tc>
-        <w:tc>
-          <w:tcPr>
-            <w:tcW w:type="dxa" w:w="7102"/>
-            <w:vAlign w:val="center"/>
-            <w:tcBorders>
-              <w:top w:val="single" w:sz="4" w:color="D9D9D9"/>
-              <w:left w:val="single" w:sz="4" w:color="D9D9D9"/>
-              <w:bottom w:val="single" w:sz="4" w:color="D9D9D9"/>
-              <w:right w:val="single" w:sz="4" w:color="D9D9D9"/>
-            </w:tcBorders>
-          </w:tcPr>
-          <w:p>
-            <w:pPr>
-              <w:spacing w:after="60" w:before="60" w:line="276" w:lineRule="auto"/>
-            </w:pPr>
-            <w:r>
-              <w:rPr>
-                <w:b w:val="0"/>
-                <w:sz w:val="17"/>
-              </w:rPr>
-            </w:r>
-            <w:r>
-              <w:rPr>
-                <w:b w:val="0"/>
-                <w:sz w:val="17"/>
-              </w:rPr>
-              <w:t>보고서 1~2절</w:t>
-            </w:r>
-          </w:p>
-        </w:tc>
-      </w:tr>
-      <w:tr>
-        <w:tc>
-          <w:tcPr>
-            <w:tcW w:type="dxa" w:w="2762"/>
-            <w:vAlign w:val="center"/>
-            <w:tcBorders>
-              <w:top w:val="single" w:sz="4" w:color="D9D9D9"/>
-              <w:left w:val="single" w:sz="4" w:color="D9D9D9"/>
-              <w:bottom w:val="single" w:sz="4" w:color="D9D9D9"/>
-              <w:right w:val="single" w:sz="4" w:color="D9D9D9"/>
-            </w:tcBorders>
-          </w:tcPr>
-          <w:p>
-            <w:pPr>
-              <w:spacing w:after="60" w:before="60" w:line="276" w:lineRule="auto"/>
-            </w:pPr>
-            <w:r>
-              <w:rPr>
-                <w:b w:val="0"/>
-                <w:sz w:val="17"/>
-              </w:rPr>
-            </w:r>
-            <w:r>
-              <w:rPr>
-                <w:b w:val="0"/>
-                <w:sz w:val="17"/>
-              </w:rPr>
-              <w:t>주요 화면 캡처</w:t>
-            </w:r>
-          </w:p>
-        </w:tc>
-        <w:tc>
-          <w:tcPr>
-            <w:tcW w:type="dxa" w:w="7102"/>
-            <w:vAlign w:val="center"/>
-            <w:tcBorders>
-              <w:top w:val="single" w:sz="4" w:color="D9D9D9"/>
-              <w:left w:val="single" w:sz="4" w:color="D9D9D9"/>
-              <w:bottom w:val="single" w:sz="4" w:color="D9D9D9"/>
-              <w:right w:val="single" w:sz="4" w:color="D9D9D9"/>
-            </w:tcBorders>
-          </w:tcPr>
-          <w:p>
-            <w:pPr>
-              <w:spacing w:after="60" w:before="60" w:line="276" w:lineRule="auto"/>
-            </w:pPr>
-            <w:r>
-              <w:rPr>
-                <w:b w:val="0"/>
-                <w:sz w:val="17"/>
-              </w:rPr>
-            </w:r>
-            <w:r>
-              <w:rPr>
-                <w:b w:val="0"/>
-                <w:sz w:val="17"/>
-              </w:rPr>
-              <w:t>보고서 5~6절 · screenshots/</w:t>
-            </w:r>
-          </w:p>
-        </w:tc>
-      </w:tr>
-      <w:tr>
-        <w:tc>
-          <w:tcPr>
-            <w:tcW w:type="dxa" w:w="2762"/>
-            <w:vAlign w:val="center"/>
-            <w:tcBorders>
-              <w:top w:val="single" w:sz="4" w:color="D9D9D9"/>
-              <w:left w:val="single" w:sz="4" w:color="D9D9D9"/>
-              <w:bottom w:val="single" w:sz="4" w:color="D9D9D9"/>
-              <w:right w:val="single" w:sz="4" w:color="D9D9D9"/>
-            </w:tcBorders>
-          </w:tcPr>
-          <w:p>
-            <w:pPr>
-              <w:spacing w:after="60" w:before="60" w:line="276" w:lineRule="auto"/>
-            </w:pPr>
-            <w:r>
-              <w:rPr>
-                <w:b w:val="0"/>
-                <w:sz w:val="17"/>
-              </w:rPr>
-            </w:r>
-            <w:r>
-              <w:rPr>
-                <w:b w:val="0"/>
-                <w:sz w:val="17"/>
-              </w:rPr>
-              <w:t>AI 활용·문제 해결</w:t>
-            </w:r>
-          </w:p>
-        </w:tc>
-        <w:tc>
-          <w:tcPr>
-            <w:tcW w:type="dxa" w:w="7102"/>
-            <w:vAlign w:val="center"/>
-            <w:tcBorders>
-              <w:top w:val="single" w:sz="4" w:color="D9D9D9"/>
-              <w:left w:val="single" w:sz="4" w:color="D9D9D9"/>
-              <w:bottom w:val="single" w:sz="4" w:color="D9D9D9"/>
-              <w:right w:val="single" w:sz="4" w:color="D9D9D9"/>
-            </w:tcBorders>
-          </w:tcPr>
-          <w:p>
-            <w:pPr>
-              <w:spacing w:after="60" w:before="60" w:line="276" w:lineRule="auto"/>
-            </w:pPr>
-            <w:r>
-              <w:rPr>
-                <w:b w:val="0"/>
-                <w:sz w:val="17"/>
-              </w:rPr>
-            </w:r>
-            <w:r>
-              <w:rPr>
-                <w:b w:val="0"/>
-                <w:sz w:val="17"/>
-              </w:rPr>
-              <w:t>보고서 7~9절·11절 · docs/ai-collaboration.md</w:t>
             </w:r>
           </w:p>
         </w:tc>
@@ -6984,51 +2590,51 @@
         <w:rPr>
           <w:b w:val="0"/>
         </w:rPr>
-        <w:t>J. 리뷰를 받아 설명과 화면을 수정한 과정</w:t>
-      </w:r>
-    </w:p>
-    <w:p>
-      <w:r>
-        <w:rPr>
-          <w:b/>
-        </w:rPr>
-        <w:t>문제와 요청</w:t>
-      </w:r>
-      <w:r>
-        <w:t xml:space="preserve"> 공식 도구로 보일 가능성, 확인 주체와 식별값 용어의 모호함을 지적받았다. 작성자는 이번 대화에서 “다음 피드백 받아 과제 업데이트”, “작업은 21시 전에 마무리해야 함”이라고 요청했다.</w:t>
-      </w:r>
-    </w:p>
-    <w:p>
-      <w:r>
-        <w:rPr>
-          <w:b/>
-        </w:rPr>
-        <w:t>AI의 제안과 적용</w:t>
-      </w:r>
-      <w:r>
-        <w:t xml:space="preserve"> Codex가 로고·회사 전용 색상을 빼고 개인 과제 안내를 넣었다. 확인 주체를 Codex로 명시하고, 식별값과 집계 단위를 설명했으며 표기 오류를 고쳤다. 원본 수치와 정확도 미승인 사실은 유지했다.</w:t>
-      </w:r>
-    </w:p>
-    <w:p>
-      <w:r>
-        <w:rPr>
-          <w:b/>
-        </w:rPr>
-        <w:t>확인 방법</w:t>
-      </w:r>
-      <w:r>
-        <w:t xml:space="preserve"> 수정한 첫 화면·결과·근거·모바일을 다시 캡처하고, Word에 실제 이미지 4개와 클릭 가능한 URL이 있는지 검사했다. 기능 시험 결과와 공개 배포 상태는 12절에 기록한다.</w:t>
+        <w:t>기능 확인</w:t>
       </w:r>
     </w:p>
     <w:p>
       <w:pPr>
-        <w:pStyle w:val="Heading2"/>
+        <w:pStyle w:val="ListBullet"/>
       </w:pPr>
       <w:r>
         <w:rPr>
           <w:b w:val="0"/>
         </w:rPr>
-        <w:t>이번 작업에서 배운 점</w:t>
+        <w:t>자동 시험 11개 통과</w:t>
+      </w:r>
+    </w:p>
+    <w:p>
+      <w:pPr>
+        <w:pStyle w:val="ListBullet"/>
+      </w:pPr>
+      <w:r>
+        <w:rPr>
+          <w:b w:val="0"/>
+        </w:rPr>
+        <w:t>실제 DSD 선택, 상태별 필터, 원문 위치 확인</w:t>
+      </w:r>
+    </w:p>
+    <w:p>
+      <w:pPr>
+        <w:pStyle w:val="ListBullet"/>
+      </w:pPr>
+      <w:r>
+        <w:rPr>
+          <w:b w:val="0"/>
+        </w:rPr>
+        <w:t>CSV·Excel 다운로드와 문서 비우기</w:t>
+      </w:r>
+    </w:p>
+    <w:p>
+      <w:pPr>
+        <w:pStyle w:val="ListBullet"/>
+      </w:pPr>
+      <w:r>
+        <w:rPr>
+          <w:b w:val="0"/>
+        </w:rPr>
+        <w:t>모바일 화면에서 주요 기능과 결과 표시</w:t>
       </w:r>
     </w:p>
     <w:p>
@@ -7036,21 +2642,16 @@
         <w:rPr>
           <w:b w:val="0"/>
         </w:rPr>
-        <w:t>회계 업무를 아는 것과 검증 기준을 코드로 전달하는 것은 별개의 일이었다. 실제 문서를 넣으니 체험용 기본값이 결과에 영향을 주었다. AI가 낸 숫자를 곧바로 성과로 쓰기보다, 입력 조건과 사람이 확인할 범위를 먼저 정하는 것이 제 역할이라고 느꼈다.</w:t>
+        <w:t xml:space="preserve">검증에 사용한 </w:t>
       </w:r>
-    </w:p>
-    <w:p>
       <w:r>
         <w:rPr>
           <w:b/>
         </w:rPr>
-        <w:t>제출 전 확인</w:t>
+        <w:t>(공시팀안내)오류 dsd사례.zip</w:t>
       </w:r>
       <w:r>
-        <w:br/>
-      </w:r>
-      <w:r>
-        <w:t>공개 앱과 GitHub 링크를 직접 열어 체험을 확인한 뒤 개발 보고서를 LearnUs에 제출한다. 보고서 생성과 LearnUs 제출은 별도 단계다.</w:t>
+        <w:t>을 별도 첨부했다.</w:t>
       </w:r>
     </w:p>
     <w:sectPr>
@@ -7075,7 +2676,7 @@
       <w:rPr>
         <w:sz w:val="16"/>
       </w:rPr>
-      <w:t xml:space="preserve">최근일 2026505521   </w:t>
+      <w:t xml:space="preserve">최근일 2026521505   </w:t>
     </w:r>
     <w:fldSimple w:instr="PAGE"/>
     <w:r>
@@ -7456,7 +3057,7 @@
       <w:rFonts w:ascii="맑은 고딕" w:hAnsi="맑은 고딕" w:eastAsia="맑은 고딕"/>
       <w:i w:val="0"/>
       <w:color w:val="000000"/>
-      <w:sz w:val="19"/>
+      <w:sz w:val="21"/>
     </w:rPr>
   </w:style>
   <w:style w:type="paragraph" w:styleId="Header">
@@ -7523,7 +3124,7 @@
       <w:bCs/>
       <w:i w:val="0"/>
       <w:color w:val="000000"/>
-      <w:sz w:val="34"/>
+      <w:sz w:val="32"/>
       <w:szCs w:val="28"/>
     </w:rPr>
   </w:style>
@@ -7548,7 +3149,7 @@
       <w:bCs/>
       <w:i w:val="0"/>
       <w:color w:val="000000"/>
-      <w:sz w:val="22"/>
+      <w:sz w:val="24"/>
       <w:szCs w:val="26"/>
     </w:rPr>
   </w:style>
@@ -7811,7 +3412,7 @@
       <w:color w:val="000000"/>
       <w:spacing w:val="5"/>
       <w:kern w:val="28"/>
-      <w:sz w:val="56"/>
+      <w:sz w:val="50"/>
       <w:szCs w:val="52"/>
     </w:rPr>
   </w:style>

--- a/submission/과제2_공시체크리스트_제출보고서.docx
+++ b/submission/과제2_공시체크리스트_제출보고서.docx
@@ -40,7 +40,7 @@
         <w:rPr>
           <w:b w:val="0"/>
         </w:rPr>
-        <w:t>공시팀의 수기 DSD 점검 부담과 공시 지연 리스크를 줄이기 위해 웹 기반 체크리스트를 개발했다. DSD 파일을 선택하면 보고서 서식에 맞춰 오류 후보를 찾고, 관련 원문과 점검 결과를 함께 보여 준다. 실제 오류 사례 28건에서 1,624개 항목을 점검했으며, 결과는 CSV와 Excel로 내려받을 수 있다.</w:t>
+        <w:t>공시팀의 수기 DSD 점검 부담과 공시 지연 리스크를 줄이기 위해 웹 기반 체크리스트를 구현하였다. DSD 파일을 불러오면 보고서 서식에 맞는 규칙으로 오류 후보를 찾고 해당 원문을 함께 표시한다. 실제 오류 사례 28건의 1,624개 항목을 점검하였으며, 검토 결과를 CSV와 Excel로 저장할 수 있도록 구성하였다.</w:t>
       </w:r>
     </w:p>
     <w:p>
@@ -80,7 +80,7 @@
             <w:color w:val="000000"/>
             <w:u w:val="single"/>
           </w:rPr>
-          <w:t>소스코드 저장소</w:t>
+          <w:t>github.com/Keunil/dart-filing-readiness</w:t>
         </w:r>
       </w:hyperlink>
     </w:p>
@@ -92,7 +92,7 @@
         <w:rPr>
           <w:b w:val="0"/>
         </w:rPr>
-        <w:t>1. 식별한 문제와 개발 목표</w:t>
+        <w:t>1. 문제 정의와 개발 목표</w:t>
       </w:r>
     </w:p>
     <w:p>
@@ -100,7 +100,7 @@
         <w:rPr>
           <w:b w:val="0"/>
         </w:rPr>
-        <w:t>공시팀은 제출 전 DSD의 오류를 체크리스트에 따라 수기로 최종 확인한다. 제출이 집중되는 시기에는 반복 점검의 업무 부담이 과중해지고, 누락이나 재검토로 공시 일정이 지연될 위험이 있다.</w:t>
+        <w:t>공시팀은 제출 전 DSD의 오류를 체크리스트에 따라 수기로 최종 확인한다. 제출이 집중되는 시기에는 점검 업무가 과중해지며, 누락이나 반복적인 재검토가 공시 지연으로 이어질 위험이 있다.</w:t>
       </w:r>
     </w:p>
     <w:p>
@@ -108,7 +108,7 @@
         <w:rPr>
           <w:b w:val="0"/>
         </w:rPr>
-        <w:t>반복 확인이 가능한 항목을 먼저 점검하고 오류 위치를 원문과 연결해, 담당자가 확인할 부분을 빠르게 찾는 것을 목표로 했다.</w:t>
+        <w:t>반복적으로 확인하는 항목을 먼저 점검하고 오류 위치를 원문과 연결하여, 담당자가 검토할 부분을 빠르게 찾도록 하는 데 개발 목표를 두었다.</w:t>
       </w:r>
     </w:p>
     <w:tbl>
@@ -140,7 +140,7 @@
           </w:tcPr>
           <w:p>
             <w:pPr>
-              <w:spacing w:after="60" w:before="60" w:line="276" w:lineRule="auto"/>
+              <w:spacing w:after="60" w:before="60" w:line="288" w:lineRule="auto"/>
             </w:pPr>
             <w:r>
               <w:rPr>
@@ -171,7 +171,7 @@
           </w:tcPr>
           <w:p>
             <w:pPr>
-              <w:spacing w:after="60" w:before="60" w:line="276" w:lineRule="auto"/>
+              <w:spacing w:after="60" w:before="60" w:line="288" w:lineRule="auto"/>
             </w:pPr>
             <w:r>
               <w:rPr>
@@ -203,7 +203,7 @@
           </w:tcPr>
           <w:p>
             <w:pPr>
-              <w:spacing w:after="60" w:before="60" w:line="276" w:lineRule="auto"/>
+              <w:spacing w:after="60" w:before="60" w:line="288" w:lineRule="auto"/>
             </w:pPr>
             <w:r>
               <w:rPr>
@@ -233,7 +233,7 @@
           </w:tcPr>
           <w:p>
             <w:pPr>
-              <w:spacing w:after="60" w:before="60" w:line="276" w:lineRule="auto"/>
+              <w:spacing w:after="60" w:before="60" w:line="288" w:lineRule="auto"/>
             </w:pPr>
             <w:r>
               <w:rPr>
@@ -265,7 +265,7 @@
           </w:tcPr>
           <w:p>
             <w:pPr>
-              <w:spacing w:after="60" w:before="60" w:line="276" w:lineRule="auto"/>
+              <w:spacing w:after="60" w:before="60" w:line="288" w:lineRule="auto"/>
             </w:pPr>
             <w:r>
               <w:rPr>
@@ -295,7 +295,7 @@
           </w:tcPr>
           <w:p>
             <w:pPr>
-              <w:spacing w:after="60" w:before="60" w:line="276" w:lineRule="auto"/>
+              <w:spacing w:after="60" w:before="60" w:line="288" w:lineRule="auto"/>
             </w:pPr>
             <w:r>
               <w:rPr>
@@ -327,7 +327,7 @@
           </w:tcPr>
           <w:p>
             <w:pPr>
-              <w:spacing w:after="60" w:before="60" w:line="276" w:lineRule="auto"/>
+              <w:spacing w:after="60" w:before="60" w:line="288" w:lineRule="auto"/>
             </w:pPr>
             <w:r>
               <w:rPr>
@@ -357,7 +357,7 @@
           </w:tcPr>
           <w:p>
             <w:pPr>
-              <w:spacing w:after="60" w:before="60" w:line="276" w:lineRule="auto"/>
+              <w:spacing w:after="60" w:before="60" w:line="288" w:lineRule="auto"/>
             </w:pPr>
             <w:r>
               <w:rPr>
@@ -389,7 +389,7 @@
           </w:tcPr>
           <w:p>
             <w:pPr>
-              <w:spacing w:after="60" w:before="60" w:line="276" w:lineRule="auto"/>
+              <w:spacing w:after="60" w:before="60" w:line="288" w:lineRule="auto"/>
             </w:pPr>
             <w:r>
               <w:rPr>
@@ -419,7 +419,7 @@
           </w:tcPr>
           <w:p>
             <w:pPr>
-              <w:spacing w:after="60" w:before="60" w:line="276" w:lineRule="auto"/>
+              <w:spacing w:after="60" w:before="60" w:line="288" w:lineRule="auto"/>
             </w:pPr>
             <w:r>
               <w:rPr>
@@ -451,7 +451,7 @@
           </w:tcPr>
           <w:p>
             <w:pPr>
-              <w:spacing w:after="60" w:before="60" w:line="276" w:lineRule="auto"/>
+              <w:spacing w:after="60" w:before="60" w:line="288" w:lineRule="auto"/>
             </w:pPr>
             <w:r>
               <w:rPr>
@@ -481,7 +481,7 @@
           </w:tcPr>
           <w:p>
             <w:pPr>
-              <w:spacing w:after="60" w:before="60" w:line="276" w:lineRule="auto"/>
+              <w:spacing w:after="60" w:before="60" w:line="288" w:lineRule="auto"/>
             </w:pPr>
             <w:r>
               <w:rPr>
@@ -576,7 +576,7 @@
         <w:rPr>
           <w:b w:val="0"/>
         </w:rPr>
-        <w:t>그림 1. 감사인 기준 입력과 DSD 파일 선택 화면</w:t>
+        <w:t>그림 1. DSD 파일 선택 화면</w:t>
       </w:r>
     </w:p>
     <w:p>
@@ -737,7 +737,7 @@
           </w:tcPr>
           <w:p>
             <w:pPr>
-              <w:spacing w:after="60" w:before="60" w:line="276" w:lineRule="auto"/>
+              <w:spacing w:after="60" w:before="60" w:line="288" w:lineRule="auto"/>
             </w:pPr>
             <w:r>
               <w:rPr>
@@ -768,7 +768,7 @@
           </w:tcPr>
           <w:p>
             <w:pPr>
-              <w:spacing w:after="60" w:before="60" w:line="276" w:lineRule="auto"/>
+              <w:spacing w:after="60" w:before="60" w:line="288" w:lineRule="auto"/>
             </w:pPr>
             <w:r>
               <w:rPr>
@@ -800,7 +800,7 @@
           </w:tcPr>
           <w:p>
             <w:pPr>
-              <w:spacing w:after="60" w:before="60" w:line="276" w:lineRule="auto"/>
+              <w:spacing w:after="60" w:before="60" w:line="288" w:lineRule="auto"/>
             </w:pPr>
             <w:r>
               <w:rPr>
@@ -830,7 +830,7 @@
           </w:tcPr>
           <w:p>
             <w:pPr>
-              <w:spacing w:after="60" w:before="60" w:line="276" w:lineRule="auto"/>
+              <w:spacing w:after="60" w:before="60" w:line="288" w:lineRule="auto"/>
             </w:pPr>
             <w:r>
               <w:rPr>
@@ -843,7 +843,7 @@
                 <w:b w:val="0"/>
                 <w:sz w:val="18"/>
               </w:rPr>
-              <w:t>설정한 점검 규칙과 다른 내용이 발견된 항목</w:t>
+              <w:t>설정한 점검 규칙과 다른 내용이 발견된 항목이다.</w:t>
             </w:r>
           </w:p>
         </w:tc>
@@ -862,7 +862,7 @@
           </w:tcPr>
           <w:p>
             <w:pPr>
-              <w:spacing w:after="60" w:before="60" w:line="276" w:lineRule="auto"/>
+              <w:spacing w:after="60" w:before="60" w:line="288" w:lineRule="auto"/>
             </w:pPr>
             <w:r>
               <w:rPr>
@@ -892,7 +892,7 @@
           </w:tcPr>
           <w:p>
             <w:pPr>
-              <w:spacing w:after="60" w:before="60" w:line="276" w:lineRule="auto"/>
+              <w:spacing w:after="60" w:before="60" w:line="288" w:lineRule="auto"/>
             </w:pPr>
             <w:r>
               <w:rPr>
@@ -905,7 +905,7 @@
                 <w:b w:val="0"/>
                 <w:sz w:val="18"/>
               </w:rPr>
-              <w:t>추가로 원문을 대조할 항목</w:t>
+              <w:t>추가로 원문을 대조할 항목이다.</w:t>
             </w:r>
           </w:p>
         </w:tc>
@@ -924,7 +924,7 @@
           </w:tcPr>
           <w:p>
             <w:pPr>
-              <w:spacing w:after="60" w:before="60" w:line="276" w:lineRule="auto"/>
+              <w:spacing w:after="60" w:before="60" w:line="288" w:lineRule="auto"/>
             </w:pPr>
             <w:r>
               <w:rPr>
@@ -954,7 +954,7 @@
           </w:tcPr>
           <w:p>
             <w:pPr>
-              <w:spacing w:after="60" w:before="60" w:line="276" w:lineRule="auto"/>
+              <w:spacing w:after="60" w:before="60" w:line="288" w:lineRule="auto"/>
             </w:pPr>
             <w:r>
               <w:rPr>
@@ -967,7 +967,7 @@
                 <w:b w:val="0"/>
                 <w:sz w:val="18"/>
               </w:rPr>
-              <w:t>담당자의 검토가 필요한 항목</w:t>
+              <w:t>담당자의 검토가 필요한 항목이다.</w:t>
             </w:r>
           </w:p>
         </w:tc>
@@ -986,7 +986,7 @@
           </w:tcPr>
           <w:p>
             <w:pPr>
-              <w:spacing w:after="60" w:before="60" w:line="276" w:lineRule="auto"/>
+              <w:spacing w:after="60" w:before="60" w:line="288" w:lineRule="auto"/>
             </w:pPr>
             <w:r>
               <w:rPr>
@@ -1016,7 +1016,7 @@
           </w:tcPr>
           <w:p>
             <w:pPr>
-              <w:spacing w:after="60" w:before="60" w:line="276" w:lineRule="auto"/>
+              <w:spacing w:after="60" w:before="60" w:line="288" w:lineRule="auto"/>
             </w:pPr>
             <w:r>
               <w:rPr>
@@ -1029,7 +1029,7 @@
                 <w:b w:val="0"/>
                 <w:sz w:val="18"/>
               </w:rPr>
-              <w:t>적용한 규칙에서 문제를 찾지 않은 항목</w:t>
+              <w:t>적용한 규칙에서 문제를 찾지 않은 항목이다.</w:t>
             </w:r>
           </w:p>
         </w:tc>
@@ -1048,7 +1048,7 @@
           </w:tcPr>
           <w:p>
             <w:pPr>
-              <w:spacing w:after="60" w:before="60" w:line="276" w:lineRule="auto"/>
+              <w:spacing w:after="60" w:before="60" w:line="288" w:lineRule="auto"/>
             </w:pPr>
             <w:r>
               <w:rPr>
@@ -1078,7 +1078,7 @@
           </w:tcPr>
           <w:p>
             <w:pPr>
-              <w:spacing w:after="60" w:before="60" w:line="276" w:lineRule="auto"/>
+              <w:spacing w:after="60" w:before="60" w:line="288" w:lineRule="auto"/>
             </w:pPr>
             <w:r>
               <w:rPr>
@@ -1091,7 +1091,7 @@
                 <w:b w:val="0"/>
                 <w:sz w:val="18"/>
               </w:rPr>
-              <w:t>현재 문서에 적용되지 않는 항목</w:t>
+              <w:t>현재 문서에 적용되지 않는 항목이다.</w:t>
             </w:r>
           </w:p>
         </w:tc>
@@ -1232,7 +1232,7 @@
         <w:rPr>
           <w:b w:val="0"/>
         </w:rPr>
-        <w:t>실제 사례에서는 커뮤니케이션 횟수와 기재된 날짜 수의 불일치가 표시됐다. 근거 버튼을 누르면 관련 문단이나 표로 이동해 내용을 대조할 수 있다.</w:t>
+        <w:t>실제 사례에서는 커뮤니케이션 횟수와 기재된 날짜 수의 불일치가 표시되었다. 근거 버튼을 누르면 관련 문단이나 표로 이동하여 내용을 대조할 수 있다.</w:t>
       </w:r>
     </w:p>
     <w:p>
@@ -1283,7 +1283,7 @@
           </w:tcPr>
           <w:p>
             <w:pPr>
-              <w:spacing w:after="60" w:before="60" w:line="276" w:lineRule="auto"/>
+              <w:spacing w:after="60" w:before="60" w:line="288" w:lineRule="auto"/>
             </w:pPr>
             <w:r>
               <w:rPr>
@@ -1314,7 +1314,7 @@
           </w:tcPr>
           <w:p>
             <w:pPr>
-              <w:spacing w:after="60" w:before="60" w:line="276" w:lineRule="auto"/>
+              <w:spacing w:after="60" w:before="60" w:line="288" w:lineRule="auto"/>
             </w:pPr>
             <w:r>
               <w:rPr>
@@ -1346,7 +1346,7 @@
           </w:tcPr>
           <w:p>
             <w:pPr>
-              <w:spacing w:after="60" w:before="60" w:line="276" w:lineRule="auto"/>
+              <w:spacing w:after="60" w:before="60" w:line="288" w:lineRule="auto"/>
             </w:pPr>
             <w:r>
               <w:rPr>
@@ -1376,7 +1376,7 @@
           </w:tcPr>
           <w:p>
             <w:pPr>
-              <w:spacing w:after="60" w:before="60" w:line="276" w:lineRule="auto"/>
+              <w:spacing w:after="60" w:before="60" w:line="288" w:lineRule="auto"/>
             </w:pPr>
             <w:r>
               <w:rPr>
@@ -1389,7 +1389,7 @@
                 <w:b w:val="0"/>
                 <w:sz w:val="18"/>
               </w:rPr>
-              <w:t>파일 선택, 입력, 결과 표와 반응형 화면</w:t>
+              <w:t>파일 입력과 점검 결과를 화면에 배치한다.</w:t>
             </w:r>
           </w:p>
         </w:tc>
@@ -1408,7 +1408,7 @@
           </w:tcPr>
           <w:p>
             <w:pPr>
-              <w:spacing w:after="60" w:before="60" w:line="276" w:lineRule="auto"/>
+              <w:spacing w:after="60" w:before="60" w:line="288" w:lineRule="auto"/>
             </w:pPr>
             <w:r>
               <w:rPr>
@@ -1438,7 +1438,7 @@
           </w:tcPr>
           <w:p>
             <w:pPr>
-              <w:spacing w:after="60" w:before="60" w:line="276" w:lineRule="auto"/>
+              <w:spacing w:after="60" w:before="60" w:line="288" w:lineRule="auto"/>
             </w:pPr>
             <w:r>
               <w:rPr>
@@ -1451,7 +1451,7 @@
                 <w:b w:val="0"/>
                 <w:sz w:val="18"/>
               </w:rPr>
-              <w:t>파일 읽기, 규칙 실행, 검색·필터와 내보내기</w:t>
+              <w:t>파일 읽기와 점검을 실행하고 검색·필터·내보내기를 처리한다.</w:t>
             </w:r>
           </w:p>
         </w:tc>
@@ -1470,7 +1470,7 @@
           </w:tcPr>
           <w:p>
             <w:pPr>
-              <w:spacing w:after="60" w:before="60" w:line="276" w:lineRule="auto"/>
+              <w:spacing w:after="60" w:before="60" w:line="288" w:lineRule="auto"/>
             </w:pPr>
             <w:r>
               <w:rPr>
@@ -1500,7 +1500,7 @@
           </w:tcPr>
           <w:p>
             <w:pPr>
-              <w:spacing w:after="60" w:before="60" w:line="276" w:lineRule="auto"/>
+              <w:spacing w:after="60" w:before="60" w:line="288" w:lineRule="auto"/>
             </w:pPr>
             <w:r>
               <w:rPr>
@@ -1513,7 +1513,7 @@
                 <w:b w:val="0"/>
                 <w:sz w:val="18"/>
               </w:rPr>
-              <w:t>DSD 원본과 점검 결과 처리. 문서를 비우거나 창을 닫으면 초기화</w:t>
+              <w:t>DSD 원본과 점검 결과를 메모리에 두며, 문서를 비우거나 창을 닫으면 초기화한다.</w:t>
             </w:r>
           </w:p>
         </w:tc>
@@ -1532,7 +1532,7 @@
           </w:tcPr>
           <w:p>
             <w:pPr>
-              <w:spacing w:after="60" w:before="60" w:line="276" w:lineRule="auto"/>
+              <w:spacing w:after="60" w:before="60" w:line="288" w:lineRule="auto"/>
             </w:pPr>
             <w:r>
               <w:rPr>
@@ -1562,7 +1562,7 @@
           </w:tcPr>
           <w:p>
             <w:pPr>
-              <w:spacing w:after="60" w:before="60" w:line="276" w:lineRule="auto"/>
+              <w:spacing w:after="60" w:before="60" w:line="288" w:lineRule="auto"/>
             </w:pPr>
             <w:r>
               <w:rPr>
@@ -1575,7 +1575,7 @@
                 <w:b w:val="0"/>
                 <w:sz w:val="18"/>
               </w:rPr>
-              <w:t>웹 화면과 프로그램 파일 제공</w:t>
+              <w:t>브라우저에서 실행할 화면과 프로그램 파일을 제공한다.</w:t>
             </w:r>
           </w:p>
         </w:tc>
@@ -1607,7 +1607,7 @@
         <w:rPr>
           <w:b w:val="0"/>
         </w:rPr>
-        <w:t>기존 DSD 읽기·점검 모듈을 바탕으로 독립 웹 화면을 구성했다. AI 코딩 도구를 활용해 파일 선택, 결과 탐색, 원문 연결과 내보내기를 구현하고, 실행 중 발견한 문제를 수정했다.</w:t>
+        <w:t>기존 DSD 읽기·점검 모듈을 분리하고 AI 코딩 도구를 활용하여 파일 입력, 결과 탐색, 원문 연결과 내보내기 기능을 구현하였다. 구현 후 실제 DSD를 실행하면서 발견한 화면 오류를 다음과 같이 수정하였다.</w:t>
       </w:r>
     </w:p>
     <w:p>
@@ -1618,40 +1618,15 @@
         <w:rPr>
           <w:b w:val="0"/>
         </w:rPr>
-        <w:t>① 원문 근거 창의 닫기 버튼이 사라지는 문제</w:t>
+        <w:t>원문 근거 창의 스크롤 오류</w:t>
       </w:r>
     </w:p>
     <w:p>
       <w:r>
         <w:rPr>
-          <w:b/>
+          <w:b w:val="0"/>
         </w:rPr>
-        <w:t>문제</w:t>
-      </w:r>
-      <w:r>
-        <w:t xml:space="preserve"> 원문 위치로 이동할 때 화면 전체가 스크롤되면서 제목과 닫기 버튼이 화면 밖으로 밀렸다.</w:t>
-      </w:r>
-    </w:p>
-    <w:p>
-      <w:r>
-        <w:rPr>
-          <w:b/>
-        </w:rPr>
-        <w:t>AI 활용과 수정</w:t>
-      </w:r>
-      <w:r>
-        <w:t xml:space="preserve"> 원문 패널 내부에서만 스크롤하도록 수정 방향을 구체화했다. AI가 제안한 내부 스크롤 방식으로 바꾸고, 창을 열 때 상단 위치를 초기화했다.</w:t>
-      </w:r>
-    </w:p>
-    <w:p>
-      <w:r>
-        <w:rPr>
-          <w:b/>
-        </w:rPr>
-        <w:t>결과</w:t>
-      </w:r>
-      <w:r>
-        <w:t xml:space="preserve"> 원문 위치로 이동한 뒤에도 제목과 닫기 버튼이 유지됐다.</w:t>
+        <w:t>원문 위치로 이동할 때 화면 전체가 스크롤되어 제목과 닫기 버튼이 화면 밖으로 밀리는 문제가 발생하였다. 원문 패널 내부에서만 이동하도록 수정 기준을 정하고, AI가 제안한 방식에 따라 내부 스크롤과 창의 초기 위치를 조정하였다. 수정 후에는 원문으로 이동해도 제목과 닫기 버튼이 유지되었다.</w:t>
       </w:r>
     </w:p>
     <w:p>
@@ -1662,40 +1637,15 @@
         <w:rPr>
           <w:b w:val="0"/>
         </w:rPr>
-        <w:t>② 문서를 비운 뒤에도 이전 내용이 남는 문제</w:t>
+        <w:t>문서 초기화 후 남는 이전 내용</w:t>
       </w:r>
     </w:p>
     <w:p>
       <w:r>
         <w:rPr>
-          <w:b/>
+          <w:b w:val="0"/>
         </w:rPr>
-        <w:t>문제</w:t>
-      </w:r>
-      <w:r>
-        <w:t xml:space="preserve"> 결과 화면을 숨겨도 내부 화면 요소에 이전 문서의 텍스트와 이벤트가 남아 있었다.</w:t>
-      </w:r>
-    </w:p>
-    <w:p>
-      <w:r>
-        <w:rPr>
-          <w:b/>
-        </w:rPr>
-        <w:t>AI 활용과 수정</w:t>
-      </w:r>
-      <w:r>
-        <w:t xml:space="preserve"> 파일 교체·초기화 경로를 함께 확인하고, 상태 값과 결과 행·근거·헤더·원문을 공통 함수에서 제거하도록 수정했다.</w:t>
-      </w:r>
-    </w:p>
-    <w:p>
-      <w:r>
-        <w:rPr>
-          <w:b/>
-        </w:rPr>
-        <w:t>결과</w:t>
-      </w:r>
-      <w:r>
-        <w:t xml:space="preserve"> 문서 비우기와 새 파일 읽기 실패 시 이전 내용이 남지 않았다. 재발 방지 시험 2개를 추가했다.</w:t>
+        <w:t>문서를 비운 뒤에도 화면 내부에 이전 문서의 텍스트와 이벤트가 남아 있었다. 파일 교체와 초기화 경로를 함께 확인한 뒤, 결과를 숨기는 대신 상태 값·결과 행·근거·헤더·원문을 공통 함수에서 제거하도록 변경하였다. 문서 비우기와 새 파일 읽기 실패 경로에 같은 처리를 적용하고, 재발 방지 시험 2개를 추가하였다.</w:t>
       </w:r>
     </w:p>
     <w:p>
@@ -1706,40 +1656,15 @@
         <w:rPr>
           <w:b w:val="0"/>
         </w:rPr>
-        <w:t>③ 모바일에서 결과 표가 화면을 밀어내는 문제</w:t>
+        <w:t>모바일 결과 표의 가로 넘침</w:t>
       </w:r>
     </w:p>
     <w:p>
       <w:r>
         <w:rPr>
-          <w:b/>
+          <w:b w:val="0"/>
         </w:rPr>
-        <w:t>문제</w:t>
-      </w:r>
-      <w:r>
-        <w:t xml:space="preserve"> 좁은 화면에서 결과 표가 나타나면 페이지 폭이 582px로 늘어났다.</w:t>
-      </w:r>
-    </w:p>
-    <w:p>
-      <w:r>
-        <w:rPr>
-          <w:b/>
-        </w:rPr>
-        <w:t>AI 활용과 수정</w:t>
-      </w:r>
-      <w:r>
-        <w:t xml:space="preserve"> 표와 바깥 배치의 최소 폭을 확인하고, 페이지는 화면 폭에 맞추되 표 내부만 가로 스크롤하도록 수정했다.</w:t>
-      </w:r>
-    </w:p>
-    <w:p>
-      <w:r>
-        <w:rPr>
-          <w:b/>
-        </w:rPr>
-        <w:t>결과</w:t>
-      </w:r>
-      <w:r>
-        <w:t xml:space="preserve"> 기존 재시험에서 페이지 폭이 375px로 맞춰졌고, 최신 화면에서도 390px 폭으로 결과와 주요 조작을 확인했다.</w:t>
+        <w:t>좁은 화면에서 결과 표가 나타나면 페이지 폭이 582px로 늘어나는 문제가 발생하였다. AI와 함께 표와 바깥 배치의 최소 폭을 확인하고, 페이지는 화면 폭에 맞추되 표 내부만 가로 스크롤하도록 수정하였다. 기존 재시험에서 페이지 폭이 375px로 맞춰졌으며, 최신 화면에서도 390px 폭으로 결과와 주요 조작을 확인하였다.</w:t>
       </w:r>
     </w:p>
     <w:p>
@@ -1763,7 +1688,7 @@
         <w:rPr>
           <w:b w:val="0"/>
         </w:rPr>
-        <w:t>별첨 오류 DSD 사례 28건을 대상으로 실행했다. 감사보고서 23건과 연결감사보고서 5건이며, 문서마다 58개 항목이 출력돼 총 1,624개 항목을 집계했다.</w:t>
+        <w:t>별첨 오류 DSD 사례 28건을 대상으로 점검을 실행하였다. 감사보고서 23건과 연결감사보고서 5건에서 문서별로 58개 항목을 출력하여 총 1,624개 항목을 집계하였다.</w:t>
       </w:r>
     </w:p>
     <w:tbl>
@@ -1795,7 +1720,7 @@
           </w:tcPr>
           <w:p>
             <w:pPr>
-              <w:spacing w:after="60" w:before="60" w:line="276" w:lineRule="auto"/>
+              <w:spacing w:after="60" w:before="60" w:line="288" w:lineRule="auto"/>
             </w:pPr>
             <w:r>
               <w:rPr>
@@ -1826,7 +1751,7 @@
           </w:tcPr>
           <w:p>
             <w:pPr>
-              <w:spacing w:after="60" w:before="60" w:line="276" w:lineRule="auto"/>
+              <w:spacing w:after="60" w:before="60" w:line="288" w:lineRule="auto"/>
             </w:pPr>
             <w:r>
               <w:rPr>
@@ -1858,7 +1783,7 @@
           </w:tcPr>
           <w:p>
             <w:pPr>
-              <w:spacing w:after="60" w:before="60" w:line="276" w:lineRule="auto"/>
+              <w:spacing w:after="60" w:before="60" w:line="288" w:lineRule="auto"/>
             </w:pPr>
             <w:r>
               <w:rPr>
@@ -1888,7 +1813,7 @@
           </w:tcPr>
           <w:p>
             <w:pPr>
-              <w:spacing w:after="60" w:before="60" w:line="276" w:lineRule="auto"/>
+              <w:spacing w:after="60" w:before="60" w:line="288" w:lineRule="auto"/>
               <w:jc w:val="center"/>
             </w:pPr>
             <w:r>
@@ -1921,7 +1846,7 @@
           </w:tcPr>
           <w:p>
             <w:pPr>
-              <w:spacing w:after="60" w:before="60" w:line="276" w:lineRule="auto"/>
+              <w:spacing w:after="60" w:before="60" w:line="288" w:lineRule="auto"/>
             </w:pPr>
             <w:r>
               <w:rPr>
@@ -1951,7 +1876,7 @@
           </w:tcPr>
           <w:p>
             <w:pPr>
-              <w:spacing w:after="60" w:before="60" w:line="276" w:lineRule="auto"/>
+              <w:spacing w:after="60" w:before="60" w:line="288" w:lineRule="auto"/>
               <w:jc w:val="center"/>
             </w:pPr>
             <w:r>
@@ -1984,7 +1909,7 @@
           </w:tcPr>
           <w:p>
             <w:pPr>
-              <w:spacing w:after="60" w:before="60" w:line="276" w:lineRule="auto"/>
+              <w:spacing w:after="60" w:before="60" w:line="288" w:lineRule="auto"/>
             </w:pPr>
             <w:r>
               <w:rPr>
@@ -2014,7 +1939,7 @@
           </w:tcPr>
           <w:p>
             <w:pPr>
-              <w:spacing w:after="60" w:before="60" w:line="276" w:lineRule="auto"/>
+              <w:spacing w:after="60" w:before="60" w:line="288" w:lineRule="auto"/>
               <w:jc w:val="center"/>
             </w:pPr>
             <w:r>
@@ -2047,7 +1972,7 @@
           </w:tcPr>
           <w:p>
             <w:pPr>
-              <w:spacing w:after="60" w:before="60" w:line="276" w:lineRule="auto"/>
+              <w:spacing w:after="60" w:before="60" w:line="288" w:lineRule="auto"/>
             </w:pPr>
             <w:r>
               <w:rPr>
@@ -2077,7 +2002,7 @@
           </w:tcPr>
           <w:p>
             <w:pPr>
-              <w:spacing w:after="60" w:before="60" w:line="276" w:lineRule="auto"/>
+              <w:spacing w:after="60" w:before="60" w:line="288" w:lineRule="auto"/>
               <w:jc w:val="center"/>
             </w:pPr>
             <w:r>
@@ -2110,7 +2035,7 @@
           </w:tcPr>
           <w:p>
             <w:pPr>
-              <w:spacing w:after="60" w:before="60" w:line="276" w:lineRule="auto"/>
+              <w:spacing w:after="60" w:before="60" w:line="288" w:lineRule="auto"/>
             </w:pPr>
             <w:r>
               <w:rPr>
@@ -2140,7 +2065,7 @@
           </w:tcPr>
           <w:p>
             <w:pPr>
-              <w:spacing w:after="60" w:before="60" w:line="276" w:lineRule="auto"/>
+              <w:spacing w:after="60" w:before="60" w:line="288" w:lineRule="auto"/>
               <w:jc w:val="center"/>
             </w:pPr>
             <w:r>
@@ -2173,7 +2098,7 @@
           </w:tcPr>
           <w:p>
             <w:pPr>
-              <w:spacing w:after="60" w:before="60" w:line="276" w:lineRule="auto"/>
+              <w:spacing w:after="60" w:before="60" w:line="288" w:lineRule="auto"/>
             </w:pPr>
             <w:r>
               <w:rPr>
@@ -2203,7 +2128,8 @@
           </w:tcPr>
           <w:p>
             <w:pPr>
-              <w:spacing w:after="60" w:before="60" w:line="276" w:lineRule="auto"/>
+              <w:spacing w:after="60" w:before="60" w:line="288" w:lineRule="auto"/>
+              <w:jc w:val="center"/>
             </w:pPr>
             <w:r>
               <w:rPr>
@@ -2232,7 +2158,7 @@
         <w:rPr>
           <w:b w:val="0"/>
         </w:rPr>
-        <w:t>28건 모두 파일 읽기와 점검을 마쳤다. 같은 입력을 반복 실행한 결과, 항목별 판정과 오류 후보 수가 일치했다.</w:t>
+        <w:t>28건 모두 파일 읽기와 점검을 완료하였다. 동일한 파일을 반복 실행한 결과, 항목별 판정과 오류 후보 수가 일치하였다.</w:t>
       </w:r>
     </w:p>
     <w:p>
@@ -2275,7 +2201,7 @@
           </w:tcPr>
           <w:p>
             <w:pPr>
-              <w:spacing w:after="60" w:before="60" w:line="276" w:lineRule="auto"/>
+              <w:spacing w:after="60" w:before="60" w:line="288" w:lineRule="auto"/>
             </w:pPr>
             <w:r>
               <w:rPr>
@@ -2306,7 +2232,7 @@
           </w:tcPr>
           <w:p>
             <w:pPr>
-              <w:spacing w:after="60" w:before="60" w:line="276" w:lineRule="auto"/>
+              <w:spacing w:after="60" w:before="60" w:line="288" w:lineRule="auto"/>
             </w:pPr>
             <w:r>
               <w:rPr>
@@ -2338,7 +2264,7 @@
           </w:tcPr>
           <w:p>
             <w:pPr>
-              <w:spacing w:after="60" w:before="60" w:line="276" w:lineRule="auto"/>
+              <w:spacing w:after="60" w:before="60" w:line="288" w:lineRule="auto"/>
             </w:pPr>
             <w:r>
               <w:rPr>
@@ -2368,7 +2294,7 @@
           </w:tcPr>
           <w:p>
             <w:pPr>
-              <w:spacing w:after="60" w:before="60" w:line="276" w:lineRule="auto"/>
+              <w:spacing w:after="60" w:before="60" w:line="288" w:lineRule="auto"/>
               <w:jc w:val="center"/>
             </w:pPr>
             <w:r>
@@ -2401,7 +2327,7 @@
           </w:tcPr>
           <w:p>
             <w:pPr>
-              <w:spacing w:after="60" w:before="60" w:line="276" w:lineRule="auto"/>
+              <w:spacing w:after="60" w:before="60" w:line="288" w:lineRule="auto"/>
             </w:pPr>
             <w:r>
               <w:rPr>
@@ -2431,7 +2357,7 @@
           </w:tcPr>
           <w:p>
             <w:pPr>
-              <w:spacing w:after="60" w:before="60" w:line="276" w:lineRule="auto"/>
+              <w:spacing w:after="60" w:before="60" w:line="288" w:lineRule="auto"/>
               <w:jc w:val="center"/>
             </w:pPr>
             <w:r>
@@ -2464,7 +2390,7 @@
           </w:tcPr>
           <w:p>
             <w:pPr>
-              <w:spacing w:after="60" w:before="60" w:line="276" w:lineRule="auto"/>
+              <w:spacing w:after="60" w:before="60" w:line="288" w:lineRule="auto"/>
             </w:pPr>
             <w:r>
               <w:rPr>
@@ -2494,7 +2420,7 @@
           </w:tcPr>
           <w:p>
             <w:pPr>
-              <w:spacing w:after="60" w:before="60" w:line="276" w:lineRule="auto"/>
+              <w:spacing w:after="60" w:before="60" w:line="288" w:lineRule="auto"/>
               <w:jc w:val="center"/>
             </w:pPr>
             <w:r>
@@ -2527,7 +2453,7 @@
           </w:tcPr>
           <w:p>
             <w:pPr>
-              <w:spacing w:after="60" w:before="60" w:line="276" w:lineRule="auto"/>
+              <w:spacing w:after="60" w:before="60" w:line="288" w:lineRule="auto"/>
             </w:pPr>
             <w:r>
               <w:rPr>
@@ -2557,7 +2483,7 @@
           </w:tcPr>
           <w:p>
             <w:pPr>
-              <w:spacing w:after="60" w:before="60" w:line="276" w:lineRule="auto"/>
+              <w:spacing w:after="60" w:before="60" w:line="288" w:lineRule="auto"/>
               <w:jc w:val="center"/>
             </w:pPr>
             <w:r>
@@ -2601,7 +2527,7 @@
         <w:rPr>
           <w:b w:val="0"/>
         </w:rPr>
-        <w:t>자동 시험 11개 통과</w:t>
+        <w:t>자동 시험 11개를 통과하였다.</w:t>
       </w:r>
     </w:p>
     <w:p>
@@ -2612,7 +2538,7 @@
         <w:rPr>
           <w:b w:val="0"/>
         </w:rPr>
-        <w:t>실제 DSD 선택, 상태별 필터, 원문 위치 확인</w:t>
+        <w:t>실제 DSD 선택과 상태별 필터, 원문 위치 이동을 확인하였다.</w:t>
       </w:r>
     </w:p>
     <w:p>
@@ -2623,7 +2549,7 @@
         <w:rPr>
           <w:b w:val="0"/>
         </w:rPr>
-        <w:t>CSV·Excel 다운로드와 문서 비우기</w:t>
+        <w:t>CSV·Excel 다운로드와 문서 비우기가 정상 동작하였다.</w:t>
       </w:r>
     </w:p>
     <w:p>
@@ -2634,7 +2560,7 @@
         <w:rPr>
           <w:b w:val="0"/>
         </w:rPr>
-        <w:t>모바일 화면에서 주요 기능과 결과 표시</w:t>
+        <w:t>모바일 화면에서도 주요 기능과 결과가 정상 표시되었다.</w:t>
       </w:r>
     </w:p>
     <w:p>
@@ -2642,7 +2568,7 @@
         <w:rPr>
           <w:b w:val="0"/>
         </w:rPr>
-        <w:t xml:space="preserve">검증에 사용한 </w:t>
+        <w:t xml:space="preserve">점검에 사용한 </w:t>
       </w:r>
       <w:r>
         <w:rPr>
@@ -2651,7 +2577,7 @@
         <w:t>(공시팀안내)오류 dsd사례.zip</w:t>
       </w:r>
       <w:r>
-        <w:t>을 별도 첨부했다.</w:t>
+        <w:t>을 별도 첨부하였다.</w:t>
       </w:r>
     </w:p>
     <w:sectPr>
@@ -2895,7 +2821,7 @@
   <w:docDefaults>
     <w:rPrDefault>
       <w:rPr>
-        <w:rFonts w:asciiTheme="minorHAnsi" w:eastAsiaTheme="minorEastAsia" w:hAnsiTheme="minorHAnsi" w:cstheme="minorBidi"/>
+        <w:rFonts/>
         <w:sz w:val="22"/>
         <w:szCs w:val="22"/>
         <w:lang w:val="en-US" w:eastAsia="en-US" w:bidi="ar-SA"/>
@@ -3051,10 +2977,10 @@
     <w:qFormat/>
     <w:rsid w:val="00FC693F"/>
     <w:pPr>
-      <w:spacing w:after="80" w:line="276" w:lineRule="auto"/>
+      <w:spacing w:after="80" w:line="288" w:lineRule="auto"/>
     </w:pPr>
     <w:rPr>
-      <w:rFonts w:ascii="맑은 고딕" w:hAnsi="맑은 고딕" w:eastAsia="맑은 고딕"/>
+      <w:rFonts w:ascii="Arial" w:hAnsi="Arial" w:eastAsia="맑은 고딕"/>
       <w:i w:val="0"/>
       <w:color w:val="000000"/>
       <w:sz w:val="21"/>
@@ -3115,11 +3041,11 @@
     <w:pPr>
       <w:keepNext/>
       <w:keepLines/>
-      <w:spacing w:before="180" w:after="120" w:line="276" w:lineRule="auto"/>
+      <w:spacing w:before="180" w:after="120" w:line="288" w:lineRule="auto"/>
       <w:outlineLvl w:val="0"/>
     </w:pPr>
     <w:rPr>
-      <w:rFonts w:asciiTheme="majorHAnsi" w:eastAsiaTheme="majorEastAsia" w:hAnsiTheme="majorHAnsi" w:cstheme="majorBidi" w:ascii="맑은 고딕" w:hAnsi="맑은 고딕" w:eastAsia="맑은 고딕"/>
+      <w:rFonts w:ascii="Arial" w:hAnsi="Arial" w:eastAsia="맑은 고딕"/>
       <w:b/>
       <w:bCs/>
       <w:i w:val="0"/>
@@ -3140,11 +3066,11 @@
     <w:pPr>
       <w:keepNext/>
       <w:keepLines/>
-      <w:spacing w:before="180" w:after="120" w:line="276" w:lineRule="auto"/>
+      <w:spacing w:before="180" w:after="120" w:line="288" w:lineRule="auto"/>
       <w:outlineLvl w:val="1"/>
     </w:pPr>
     <w:rPr>
-      <w:rFonts w:asciiTheme="majorHAnsi" w:eastAsiaTheme="majorEastAsia" w:hAnsiTheme="majorHAnsi" w:cstheme="majorBidi" w:ascii="맑은 고딕" w:hAnsi="맑은 고딕" w:eastAsia="맑은 고딕"/>
+      <w:rFonts w:ascii="Arial" w:hAnsi="Arial" w:eastAsia="맑은 고딕"/>
       <w:b/>
       <w:bCs/>
       <w:i w:val="0"/>
@@ -3169,7 +3095,7 @@
       <w:outlineLvl w:val="2"/>
     </w:pPr>
     <w:rPr>
-      <w:rFonts w:asciiTheme="majorHAnsi" w:eastAsiaTheme="majorEastAsia" w:hAnsiTheme="majorHAnsi" w:cstheme="majorBidi"/>
+      <w:rFonts/>
       <w:b/>
       <w:bCs/>
       <w:color w:val="4F81BD" w:themeColor="accent1"/>
@@ -3192,7 +3118,7 @@
       <w:outlineLvl w:val="3"/>
     </w:pPr>
     <w:rPr>
-      <w:rFonts w:asciiTheme="majorHAnsi" w:eastAsiaTheme="majorEastAsia" w:hAnsiTheme="majorHAnsi" w:cstheme="majorBidi"/>
+      <w:rFonts/>
       <w:b/>
       <w:bCs/>
       <w:i/>
@@ -3217,7 +3143,7 @@
       <w:outlineLvl w:val="4"/>
     </w:pPr>
     <w:rPr>
-      <w:rFonts w:asciiTheme="majorHAnsi" w:eastAsiaTheme="majorEastAsia" w:hAnsiTheme="majorHAnsi" w:cstheme="majorBidi"/>
+      <w:rFonts/>
       <w:color w:val="243F60" w:themeColor="accent1" w:themeShade="7F"/>
     </w:rPr>
   </w:style>
@@ -3238,7 +3164,7 @@
       <w:outlineLvl w:val="5"/>
     </w:pPr>
     <w:rPr>
-      <w:rFonts w:asciiTheme="majorHAnsi" w:eastAsiaTheme="majorEastAsia" w:hAnsiTheme="majorHAnsi" w:cstheme="majorBidi"/>
+      <w:rFonts/>
       <w:i/>
       <w:iCs/>
       <w:color w:val="243F60" w:themeColor="accent1" w:themeShade="7F"/>
@@ -3261,7 +3187,7 @@
       <w:outlineLvl w:val="6"/>
     </w:pPr>
     <w:rPr>
-      <w:rFonts w:asciiTheme="majorHAnsi" w:eastAsiaTheme="majorEastAsia" w:hAnsiTheme="majorHAnsi" w:cstheme="majorBidi"/>
+      <w:rFonts/>
       <w:i/>
       <w:iCs/>
       <w:color w:val="404040" w:themeColor="text1" w:themeTint="BF"/>
@@ -3284,7 +3210,7 @@
       <w:outlineLvl w:val="7"/>
     </w:pPr>
     <w:rPr>
-      <w:rFonts w:asciiTheme="majorHAnsi" w:eastAsiaTheme="majorEastAsia" w:hAnsiTheme="majorHAnsi" w:cstheme="majorBidi"/>
+      <w:rFonts/>
       <w:color w:val="4F81BD" w:themeColor="accent1"/>
       <w:sz w:val="20"/>
       <w:szCs w:val="20"/>
@@ -3307,7 +3233,7 @@
       <w:outlineLvl w:val="8"/>
     </w:pPr>
     <w:rPr>
-      <w:rFonts w:asciiTheme="majorHAnsi" w:eastAsiaTheme="majorEastAsia" w:hAnsiTheme="majorHAnsi" w:cstheme="majorBidi"/>
+      <w:rFonts/>
       <w:i/>
       <w:iCs/>
       <w:color w:val="404040" w:themeColor="text1" w:themeTint="BF"/>
@@ -3358,7 +3284,7 @@
     <w:uiPriority w:val="9"/>
     <w:rsid w:val="00FC693F"/>
     <w:rPr>
-      <w:rFonts w:asciiTheme="majorHAnsi" w:eastAsiaTheme="majorEastAsia" w:hAnsiTheme="majorHAnsi" w:cstheme="majorBidi"/>
+      <w:rFonts/>
       <w:b/>
       <w:bCs/>
       <w:color w:val="365F91" w:themeColor="accent1" w:themeShade="BF"/>
@@ -3373,7 +3299,7 @@
     <w:uiPriority w:val="9"/>
     <w:rsid w:val="00FC693F"/>
     <w:rPr>
-      <w:rFonts w:asciiTheme="majorHAnsi" w:eastAsiaTheme="majorEastAsia" w:hAnsiTheme="majorHAnsi" w:cstheme="majorBidi"/>
+      <w:rFonts/>
       <w:b/>
       <w:bCs/>
       <w:color w:val="4F81BD" w:themeColor="accent1"/>
@@ -3388,7 +3314,7 @@
     <w:uiPriority w:val="9"/>
     <w:rsid w:val="00FC693F"/>
     <w:rPr>
-      <w:rFonts w:asciiTheme="majorHAnsi" w:eastAsiaTheme="majorEastAsia" w:hAnsiTheme="majorHAnsi" w:cstheme="majorBidi"/>
+      <w:rFonts/>
       <w:b/>
       <w:bCs/>
       <w:color w:val="4F81BD" w:themeColor="accent1"/>
@@ -3403,16 +3329,16 @@
     <w:qFormat/>
     <w:rsid w:val="00FC693F"/>
     <w:pPr>
-      <w:spacing w:after="80" w:line="276" w:lineRule="auto"/>
+      <w:spacing w:after="80" w:line="288" w:lineRule="auto"/>
       <w:contextualSpacing/>
     </w:pPr>
     <w:rPr>
-      <w:rFonts w:asciiTheme="majorHAnsi" w:eastAsiaTheme="majorEastAsia" w:hAnsiTheme="majorHAnsi" w:cstheme="majorBidi" w:ascii="Georgia" w:hAnsi="Georgia" w:eastAsia="바탕"/>
+      <w:rFonts w:ascii="Georgia" w:hAnsi="Georgia" w:eastAsia="바탕"/>
       <w:i w:val="0"/>
       <w:color w:val="000000"/>
       <w:spacing w:val="5"/>
       <w:kern w:val="28"/>
-      <w:sz w:val="50"/>
+      <w:sz w:val="48"/>
       <w:szCs w:val="52"/>
     </w:rPr>
   </w:style>
@@ -3423,7 +3349,7 @@
     <w:uiPriority w:val="10"/>
     <w:rsid w:val="00FC693F"/>
     <w:rPr>
-      <w:rFonts w:asciiTheme="majorHAnsi" w:eastAsiaTheme="majorEastAsia" w:hAnsiTheme="majorHAnsi" w:cstheme="majorBidi"/>
+      <w:rFonts/>
       <w:color w:val="17365D" w:themeColor="text2" w:themeShade="BF"/>
       <w:spacing w:val="5"/>
       <w:kern w:val="28"/>
@@ -3443,10 +3369,10 @@
       <w:numPr>
         <w:ilvl w:val="1"/>
       </w:numPr>
-      <w:spacing w:after="80" w:line="276" w:lineRule="auto"/>
+      <w:spacing w:after="80" w:line="288" w:lineRule="auto"/>
     </w:pPr>
     <w:rPr>
-      <w:rFonts w:asciiTheme="majorHAnsi" w:eastAsiaTheme="majorEastAsia" w:hAnsiTheme="majorHAnsi" w:cstheme="majorBidi" w:ascii="맑은 고딕" w:hAnsi="맑은 고딕" w:eastAsia="맑은 고딕"/>
+      <w:rFonts w:ascii="Arial" w:hAnsi="Arial" w:eastAsia="맑은 고딕"/>
       <w:i w:val="0"/>
       <w:iCs/>
       <w:color w:val="000000"/>
@@ -3462,7 +3388,7 @@
     <w:uiPriority w:val="11"/>
     <w:rsid w:val="00FC693F"/>
     <w:rPr>
-      <w:rFonts w:asciiTheme="majorHAnsi" w:eastAsiaTheme="majorEastAsia" w:hAnsiTheme="majorHAnsi" w:cstheme="majorBidi"/>
+      <w:rFonts/>
       <w:i/>
       <w:iCs/>
       <w:color w:val="4F81BD" w:themeColor="accent1"/>
@@ -3587,11 +3513,11 @@
       <w:numPr>
         <w:numId w:val="1"/>
       </w:numPr>
-      <w:spacing w:after="80" w:line="276" w:lineRule="auto"/>
+      <w:spacing w:after="80" w:line="288" w:lineRule="auto"/>
       <w:contextualSpacing/>
     </w:pPr>
     <w:rPr>
-      <w:rFonts w:ascii="맑은 고딕" w:hAnsi="맑은 고딕" w:eastAsia="맑은 고딕"/>
+      <w:rFonts w:ascii="Arial" w:hAnsi="Arial" w:eastAsia="맑은 고딕"/>
       <w:i w:val="0"/>
       <w:color w:val="000000"/>
     </w:rPr>
@@ -3632,11 +3558,11 @@
       <w:numPr>
         <w:numId w:val="5"/>
       </w:numPr>
-      <w:spacing w:after="80" w:line="276" w:lineRule="auto"/>
+      <w:spacing w:after="80" w:line="288" w:lineRule="auto"/>
       <w:contextualSpacing/>
     </w:pPr>
     <w:rPr>
-      <w:rFonts w:ascii="맑은 고딕" w:hAnsi="맑은 고딕" w:eastAsia="맑은 고딕"/>
+      <w:rFonts w:ascii="Arial" w:hAnsi="Arial" w:eastAsia="맑은 고딕"/>
       <w:i w:val="0"/>
       <w:color w:val="000000"/>
     </w:rPr>
@@ -3772,7 +3698,7 @@
     <w:semiHidden/>
     <w:rsid w:val="00FC693F"/>
     <w:rPr>
-      <w:rFonts w:asciiTheme="majorHAnsi" w:eastAsiaTheme="majorEastAsia" w:hAnsiTheme="majorHAnsi" w:cstheme="majorBidi"/>
+      <w:rFonts/>
       <w:b/>
       <w:bCs/>
       <w:i/>
@@ -3788,7 +3714,7 @@
     <w:semiHidden/>
     <w:rsid w:val="00FC693F"/>
     <w:rPr>
-      <w:rFonts w:asciiTheme="majorHAnsi" w:eastAsiaTheme="majorEastAsia" w:hAnsiTheme="majorHAnsi" w:cstheme="majorBidi"/>
+      <w:rFonts/>
       <w:color w:val="243F60" w:themeColor="accent1" w:themeShade="7F"/>
     </w:rPr>
   </w:style>
@@ -3800,7 +3726,7 @@
     <w:semiHidden/>
     <w:rsid w:val="00FC693F"/>
     <w:rPr>
-      <w:rFonts w:asciiTheme="majorHAnsi" w:eastAsiaTheme="majorEastAsia" w:hAnsiTheme="majorHAnsi" w:cstheme="majorBidi"/>
+      <w:rFonts/>
       <w:i/>
       <w:iCs/>
       <w:color w:val="243F60" w:themeColor="accent1" w:themeShade="7F"/>
@@ -3814,7 +3740,7 @@
     <w:semiHidden/>
     <w:rsid w:val="00FC693F"/>
     <w:rPr>
-      <w:rFonts w:asciiTheme="majorHAnsi" w:eastAsiaTheme="majorEastAsia" w:hAnsiTheme="majorHAnsi" w:cstheme="majorBidi"/>
+      <w:rFonts/>
       <w:i/>
       <w:iCs/>
       <w:color w:val="404040" w:themeColor="text1" w:themeTint="BF"/>
@@ -3828,7 +3754,7 @@
     <w:semiHidden/>
     <w:rsid w:val="00FC693F"/>
     <w:rPr>
-      <w:rFonts w:asciiTheme="majorHAnsi" w:eastAsiaTheme="majorEastAsia" w:hAnsiTheme="majorHAnsi" w:cstheme="majorBidi"/>
+      <w:rFonts/>
       <w:color w:val="4F81BD" w:themeColor="accent1"/>
       <w:sz w:val="20"/>
       <w:szCs w:val="20"/>
@@ -3842,7 +3768,7 @@
     <w:semiHidden/>
     <w:rsid w:val="00FC693F"/>
     <w:rPr>
-      <w:rFonts w:asciiTheme="majorHAnsi" w:eastAsiaTheme="majorEastAsia" w:hAnsiTheme="majorHAnsi" w:cstheme="majorBidi"/>
+      <w:rFonts/>
       <w:i/>
       <w:iCs/>
       <w:color w:val="404040" w:themeColor="text1" w:themeTint="BF"/>
@@ -3860,10 +3786,10 @@
     <w:qFormat/>
     <w:rsid w:val="00FC693F"/>
     <w:pPr>
-      <w:spacing w:line="276" w:lineRule="auto" w:after="80"/>
+      <w:spacing w:line="288" w:lineRule="auto" w:after="80"/>
     </w:pPr>
     <w:rPr>
-      <w:rFonts w:ascii="맑은 고딕" w:hAnsi="맑은 고딕" w:eastAsia="맑은 고딕"/>
+      <w:rFonts w:ascii="Arial" w:hAnsi="Arial" w:eastAsia="맑은 고딕"/>
       <w:b/>
       <w:bCs/>
       <w:i w:val="0"/>
@@ -5430,7 +5356,7 @@
         <w:spacing w:before="0" w:after="0" w:line="240" w:lineRule="auto"/>
       </w:pPr>
       <w:rPr>
-        <w:rFonts w:asciiTheme="majorHAnsi" w:eastAsiaTheme="majorEastAsia" w:hAnsiTheme="majorHAnsi" w:cstheme="majorBidi"/>
+        <w:rFonts/>
         <w:b/>
         <w:bCs/>
       </w:rPr>
@@ -5451,7 +5377,7 @@
         <w:spacing w:before="0" w:after="0" w:line="240" w:lineRule="auto"/>
       </w:pPr>
       <w:rPr>
-        <w:rFonts w:asciiTheme="majorHAnsi" w:eastAsiaTheme="majorEastAsia" w:hAnsiTheme="majorHAnsi" w:cstheme="majorBidi"/>
+        <w:rFonts/>
         <w:b/>
         <w:bCs/>
       </w:rPr>
@@ -5469,14 +5395,14 @@
     </w:tblStylePr>
     <w:tblStylePr w:type="firstCol">
       <w:rPr>
-        <w:rFonts w:asciiTheme="majorHAnsi" w:eastAsiaTheme="majorEastAsia" w:hAnsiTheme="majorHAnsi" w:cstheme="majorBidi"/>
+        <w:rFonts/>
         <w:b/>
         <w:bCs/>
       </w:rPr>
     </w:tblStylePr>
     <w:tblStylePr w:type="lastCol">
       <w:rPr>
-        <w:rFonts w:asciiTheme="majorHAnsi" w:eastAsiaTheme="majorEastAsia" w:hAnsiTheme="majorHAnsi" w:cstheme="majorBidi"/>
+        <w:rFonts/>
         <w:b/>
         <w:bCs/>
       </w:rPr>
@@ -5560,7 +5486,7 @@
         <w:spacing w:before="0" w:after="0" w:line="240" w:lineRule="auto"/>
       </w:pPr>
       <w:rPr>
-        <w:rFonts w:asciiTheme="majorHAnsi" w:eastAsiaTheme="majorEastAsia" w:hAnsiTheme="majorHAnsi" w:cstheme="majorBidi"/>
+        <w:rFonts/>
         <w:b/>
         <w:bCs/>
       </w:rPr>
@@ -5581,7 +5507,7 @@
         <w:spacing w:before="0" w:after="0" w:line="240" w:lineRule="auto"/>
       </w:pPr>
       <w:rPr>
-        <w:rFonts w:asciiTheme="majorHAnsi" w:eastAsiaTheme="majorEastAsia" w:hAnsiTheme="majorHAnsi" w:cstheme="majorBidi"/>
+        <w:rFonts/>
         <w:b/>
         <w:bCs/>
       </w:rPr>
@@ -5599,14 +5525,14 @@
     </w:tblStylePr>
     <w:tblStylePr w:type="firstCol">
       <w:rPr>
-        <w:rFonts w:asciiTheme="majorHAnsi" w:eastAsiaTheme="majorEastAsia" w:hAnsiTheme="majorHAnsi" w:cstheme="majorBidi"/>
+        <w:rFonts/>
         <w:b/>
         <w:bCs/>
       </w:rPr>
     </w:tblStylePr>
     <w:tblStylePr w:type="lastCol">
       <w:rPr>
-        <w:rFonts w:asciiTheme="majorHAnsi" w:eastAsiaTheme="majorEastAsia" w:hAnsiTheme="majorHAnsi" w:cstheme="majorBidi"/>
+        <w:rFonts/>
         <w:b/>
         <w:bCs/>
       </w:rPr>
@@ -5690,7 +5616,7 @@
         <w:spacing w:before="0" w:after="0" w:line="240" w:lineRule="auto"/>
       </w:pPr>
       <w:rPr>
-        <w:rFonts w:asciiTheme="majorHAnsi" w:eastAsiaTheme="majorEastAsia" w:hAnsiTheme="majorHAnsi" w:cstheme="majorBidi"/>
+        <w:rFonts/>
         <w:b/>
         <w:bCs/>
       </w:rPr>
@@ -5711,7 +5637,7 @@
         <w:spacing w:before="0" w:after="0" w:line="240" w:lineRule="auto"/>
       </w:pPr>
       <w:rPr>
-        <w:rFonts w:asciiTheme="majorHAnsi" w:eastAsiaTheme="majorEastAsia" w:hAnsiTheme="majorHAnsi" w:cstheme="majorBidi"/>
+        <w:rFonts/>
         <w:b/>
         <w:bCs/>
       </w:rPr>
@@ -5729,14 +5655,14 @@
     </w:tblStylePr>
     <w:tblStylePr w:type="firstCol">
       <w:rPr>
-        <w:rFonts w:asciiTheme="majorHAnsi" w:eastAsiaTheme="majorEastAsia" w:hAnsiTheme="majorHAnsi" w:cstheme="majorBidi"/>
+        <w:rFonts/>
         <w:b/>
         <w:bCs/>
       </w:rPr>
     </w:tblStylePr>
     <w:tblStylePr w:type="lastCol">
       <w:rPr>
-        <w:rFonts w:asciiTheme="majorHAnsi" w:eastAsiaTheme="majorEastAsia" w:hAnsiTheme="majorHAnsi" w:cstheme="majorBidi"/>
+        <w:rFonts/>
         <w:b/>
         <w:bCs/>
       </w:rPr>
@@ -5820,7 +5746,7 @@
         <w:spacing w:before="0" w:after="0" w:line="240" w:lineRule="auto"/>
       </w:pPr>
       <w:rPr>
-        <w:rFonts w:asciiTheme="majorHAnsi" w:eastAsiaTheme="majorEastAsia" w:hAnsiTheme="majorHAnsi" w:cstheme="majorBidi"/>
+        <w:rFonts/>
         <w:b/>
         <w:bCs/>
       </w:rPr>
@@ -5841,7 +5767,7 @@
         <w:spacing w:before="0" w:after="0" w:line="240" w:lineRule="auto"/>
       </w:pPr>
       <w:rPr>
-        <w:rFonts w:asciiTheme="majorHAnsi" w:eastAsiaTheme="majorEastAsia" w:hAnsiTheme="majorHAnsi" w:cstheme="majorBidi"/>
+        <w:rFonts/>
         <w:b/>
         <w:bCs/>
       </w:rPr>
@@ -5859,14 +5785,14 @@
     </w:tblStylePr>
     <w:tblStylePr w:type="firstCol">
       <w:rPr>
-        <w:rFonts w:asciiTheme="majorHAnsi" w:eastAsiaTheme="majorEastAsia" w:hAnsiTheme="majorHAnsi" w:cstheme="majorBidi"/>
+        <w:rFonts/>
         <w:b/>
         <w:bCs/>
       </w:rPr>
     </w:tblStylePr>
     <w:tblStylePr w:type="lastCol">
       <w:rPr>
-        <w:rFonts w:asciiTheme="majorHAnsi" w:eastAsiaTheme="majorEastAsia" w:hAnsiTheme="majorHAnsi" w:cstheme="majorBidi"/>
+        <w:rFonts/>
         <w:b/>
         <w:bCs/>
       </w:rPr>
@@ -5950,7 +5876,7 @@
         <w:spacing w:before="0" w:after="0" w:line="240" w:lineRule="auto"/>
       </w:pPr>
       <w:rPr>
-        <w:rFonts w:asciiTheme="majorHAnsi" w:eastAsiaTheme="majorEastAsia" w:hAnsiTheme="majorHAnsi" w:cstheme="majorBidi"/>
+        <w:rFonts/>
         <w:b/>
         <w:bCs/>
       </w:rPr>
@@ -5971,7 +5897,7 @@
         <w:spacing w:before="0" w:after="0" w:line="240" w:lineRule="auto"/>
       </w:pPr>
       <w:rPr>
-        <w:rFonts w:asciiTheme="majorHAnsi" w:eastAsiaTheme="majorEastAsia" w:hAnsiTheme="majorHAnsi" w:cstheme="majorBidi"/>
+        <w:rFonts/>
         <w:b/>
         <w:bCs/>
       </w:rPr>
@@ -5989,14 +5915,14 @@
     </w:tblStylePr>
     <w:tblStylePr w:type="firstCol">
       <w:rPr>
-        <w:rFonts w:asciiTheme="majorHAnsi" w:eastAsiaTheme="majorEastAsia" w:hAnsiTheme="majorHAnsi" w:cstheme="majorBidi"/>
+        <w:rFonts/>
         <w:b/>
         <w:bCs/>
       </w:rPr>
     </w:tblStylePr>
     <w:tblStylePr w:type="lastCol">
       <w:rPr>
-        <w:rFonts w:asciiTheme="majorHAnsi" w:eastAsiaTheme="majorEastAsia" w:hAnsiTheme="majorHAnsi" w:cstheme="majorBidi"/>
+        <w:rFonts/>
         <w:b/>
         <w:bCs/>
       </w:rPr>
@@ -6080,7 +6006,7 @@
         <w:spacing w:before="0" w:after="0" w:line="240" w:lineRule="auto"/>
       </w:pPr>
       <w:rPr>
-        <w:rFonts w:asciiTheme="majorHAnsi" w:eastAsiaTheme="majorEastAsia" w:hAnsiTheme="majorHAnsi" w:cstheme="majorBidi"/>
+        <w:rFonts/>
         <w:b/>
         <w:bCs/>
       </w:rPr>
@@ -6101,7 +6027,7 @@
         <w:spacing w:before="0" w:after="0" w:line="240" w:lineRule="auto"/>
       </w:pPr>
       <w:rPr>
-        <w:rFonts w:asciiTheme="majorHAnsi" w:eastAsiaTheme="majorEastAsia" w:hAnsiTheme="majorHAnsi" w:cstheme="majorBidi"/>
+        <w:rFonts/>
         <w:b/>
         <w:bCs/>
       </w:rPr>
@@ -6119,14 +6045,14 @@
     </w:tblStylePr>
     <w:tblStylePr w:type="firstCol">
       <w:rPr>
-        <w:rFonts w:asciiTheme="majorHAnsi" w:eastAsiaTheme="majorEastAsia" w:hAnsiTheme="majorHAnsi" w:cstheme="majorBidi"/>
+        <w:rFonts/>
         <w:b/>
         <w:bCs/>
       </w:rPr>
     </w:tblStylePr>
     <w:tblStylePr w:type="lastCol">
       <w:rPr>
-        <w:rFonts w:asciiTheme="majorHAnsi" w:eastAsiaTheme="majorEastAsia" w:hAnsiTheme="majorHAnsi" w:cstheme="majorBidi"/>
+        <w:rFonts/>
         <w:b/>
         <w:bCs/>
       </w:rPr>
@@ -6210,7 +6136,7 @@
         <w:spacing w:before="0" w:after="0" w:line="240" w:lineRule="auto"/>
       </w:pPr>
       <w:rPr>
-        <w:rFonts w:asciiTheme="majorHAnsi" w:eastAsiaTheme="majorEastAsia" w:hAnsiTheme="majorHAnsi" w:cstheme="majorBidi"/>
+        <w:rFonts/>
         <w:b/>
         <w:bCs/>
       </w:rPr>
@@ -6231,7 +6157,7 @@
         <w:spacing w:before="0" w:after="0" w:line="240" w:lineRule="auto"/>
       </w:pPr>
       <w:rPr>
-        <w:rFonts w:asciiTheme="majorHAnsi" w:eastAsiaTheme="majorEastAsia" w:hAnsiTheme="majorHAnsi" w:cstheme="majorBidi"/>
+        <w:rFonts/>
         <w:b/>
         <w:bCs/>
       </w:rPr>
@@ -6249,14 +6175,14 @@
     </w:tblStylePr>
     <w:tblStylePr w:type="firstCol">
       <w:rPr>
-        <w:rFonts w:asciiTheme="majorHAnsi" w:eastAsiaTheme="majorEastAsia" w:hAnsiTheme="majorHAnsi" w:cstheme="majorBidi"/>
+        <w:rFonts/>
         <w:b/>
         <w:bCs/>
       </w:rPr>
     </w:tblStylePr>
     <w:tblStylePr w:type="lastCol">
       <w:rPr>
-        <w:rFonts w:asciiTheme="majorHAnsi" w:eastAsiaTheme="majorEastAsia" w:hAnsiTheme="majorHAnsi" w:cstheme="majorBidi"/>
+        <w:rFonts/>
         <w:b/>
         <w:bCs/>
       </w:rPr>
@@ -8121,7 +8047,7 @@
     </w:tblPr>
     <w:tblStylePr w:type="firstRow">
       <w:rPr>
-        <w:rFonts w:asciiTheme="majorHAnsi" w:eastAsiaTheme="majorEastAsia" w:hAnsiTheme="majorHAnsi" w:cstheme="majorBidi"/>
+        <w:rFonts/>
       </w:rPr>
       <w:tblPr/>
       <w:tcPr>
@@ -8205,7 +8131,7 @@
     </w:tblPr>
     <w:tblStylePr w:type="firstRow">
       <w:rPr>
-        <w:rFonts w:asciiTheme="majorHAnsi" w:eastAsiaTheme="majorEastAsia" w:hAnsiTheme="majorHAnsi" w:cstheme="majorBidi"/>
+        <w:rFonts/>
       </w:rPr>
       <w:tblPr/>
       <w:tcPr>
@@ -8289,7 +8215,7 @@
     </w:tblPr>
     <w:tblStylePr w:type="firstRow">
       <w:rPr>
-        <w:rFonts w:asciiTheme="majorHAnsi" w:eastAsiaTheme="majorEastAsia" w:hAnsiTheme="majorHAnsi" w:cstheme="majorBidi"/>
+        <w:rFonts/>
       </w:rPr>
       <w:tblPr/>
       <w:tcPr>
@@ -8373,7 +8299,7 @@
     </w:tblPr>
     <w:tblStylePr w:type="firstRow">
       <w:rPr>
-        <w:rFonts w:asciiTheme="majorHAnsi" w:eastAsiaTheme="majorEastAsia" w:hAnsiTheme="majorHAnsi" w:cstheme="majorBidi"/>
+        <w:rFonts/>
       </w:rPr>
       <w:tblPr/>
       <w:tcPr>
@@ -8457,7 +8383,7 @@
     </w:tblPr>
     <w:tblStylePr w:type="firstRow">
       <w:rPr>
-        <w:rFonts w:asciiTheme="majorHAnsi" w:eastAsiaTheme="majorEastAsia" w:hAnsiTheme="majorHAnsi" w:cstheme="majorBidi"/>
+        <w:rFonts/>
       </w:rPr>
       <w:tblPr/>
       <w:tcPr>
@@ -8541,7 +8467,7 @@
     </w:tblPr>
     <w:tblStylePr w:type="firstRow">
       <w:rPr>
-        <w:rFonts w:asciiTheme="majorHAnsi" w:eastAsiaTheme="majorEastAsia" w:hAnsiTheme="majorHAnsi" w:cstheme="majorBidi"/>
+        <w:rFonts/>
       </w:rPr>
       <w:tblPr/>
       <w:tcPr>
@@ -8625,7 +8551,7 @@
     </w:tblPr>
     <w:tblStylePr w:type="firstRow">
       <w:rPr>
-        <w:rFonts w:asciiTheme="majorHAnsi" w:eastAsiaTheme="majorEastAsia" w:hAnsiTheme="majorHAnsi" w:cstheme="majorBidi"/>
+        <w:rFonts/>
       </w:rPr>
       <w:tblPr/>
       <w:tcPr>
@@ -8690,7 +8616,7 @@
       <w:spacing w:after="0" w:line="240" w:lineRule="auto"/>
     </w:pPr>
     <w:rPr>
-      <w:rFonts w:asciiTheme="majorHAnsi" w:eastAsiaTheme="majorEastAsia" w:hAnsiTheme="majorHAnsi" w:cstheme="majorBidi"/>
+      <w:rFonts/>
       <w:color w:val="000000" w:themeColor="text1"/>
     </w:rPr>
     <w:tblPr>
@@ -8818,7 +8744,7 @@
       <w:spacing w:after="0" w:line="240" w:lineRule="auto"/>
     </w:pPr>
     <w:rPr>
-      <w:rFonts w:asciiTheme="majorHAnsi" w:eastAsiaTheme="majorEastAsia" w:hAnsiTheme="majorHAnsi" w:cstheme="majorBidi"/>
+      <w:rFonts/>
       <w:color w:val="000000" w:themeColor="text1"/>
     </w:rPr>
     <w:tblPr>
@@ -8946,7 +8872,7 @@
       <w:spacing w:after="0" w:line="240" w:lineRule="auto"/>
     </w:pPr>
     <w:rPr>
-      <w:rFonts w:asciiTheme="majorHAnsi" w:eastAsiaTheme="majorEastAsia" w:hAnsiTheme="majorHAnsi" w:cstheme="majorBidi"/>
+      <w:rFonts/>
       <w:color w:val="000000" w:themeColor="text1"/>
     </w:rPr>
     <w:tblPr>
@@ -9074,7 +9000,7 @@
       <w:spacing w:after="0" w:line="240" w:lineRule="auto"/>
     </w:pPr>
     <w:rPr>
-      <w:rFonts w:asciiTheme="majorHAnsi" w:eastAsiaTheme="majorEastAsia" w:hAnsiTheme="majorHAnsi" w:cstheme="majorBidi"/>
+      <w:rFonts/>
       <w:color w:val="000000" w:themeColor="text1"/>
     </w:rPr>
     <w:tblPr>
@@ -9202,7 +9128,7 @@
       <w:spacing w:after="0" w:line="240" w:lineRule="auto"/>
     </w:pPr>
     <w:rPr>
-      <w:rFonts w:asciiTheme="majorHAnsi" w:eastAsiaTheme="majorEastAsia" w:hAnsiTheme="majorHAnsi" w:cstheme="majorBidi"/>
+      <w:rFonts/>
       <w:color w:val="000000" w:themeColor="text1"/>
     </w:rPr>
     <w:tblPr>
@@ -9330,7 +9256,7 @@
       <w:spacing w:after="0" w:line="240" w:lineRule="auto"/>
     </w:pPr>
     <w:rPr>
-      <w:rFonts w:asciiTheme="majorHAnsi" w:eastAsiaTheme="majorEastAsia" w:hAnsiTheme="majorHAnsi" w:cstheme="majorBidi"/>
+      <w:rFonts/>
       <w:color w:val="000000" w:themeColor="text1"/>
     </w:rPr>
     <w:tblPr>
@@ -9458,7 +9384,7 @@
       <w:spacing w:after="0" w:line="240" w:lineRule="auto"/>
     </w:pPr>
     <w:rPr>
-      <w:rFonts w:asciiTheme="majorHAnsi" w:eastAsiaTheme="majorEastAsia" w:hAnsiTheme="majorHAnsi" w:cstheme="majorBidi"/>
+      <w:rFonts/>
       <w:color w:val="000000" w:themeColor="text1"/>
     </w:rPr>
     <w:tblPr>
@@ -10097,7 +10023,7 @@
       <w:spacing w:after="0" w:line="240" w:lineRule="auto"/>
     </w:pPr>
     <w:rPr>
-      <w:rFonts w:asciiTheme="majorHAnsi" w:eastAsiaTheme="majorEastAsia" w:hAnsiTheme="majorHAnsi" w:cstheme="majorBidi"/>
+      <w:rFonts/>
       <w:color w:val="000000" w:themeColor="text1"/>
     </w:rPr>
     <w:tblPr>
@@ -10222,7 +10148,7 @@
       <w:spacing w:after="0" w:line="240" w:lineRule="auto"/>
     </w:pPr>
     <w:rPr>
-      <w:rFonts w:asciiTheme="majorHAnsi" w:eastAsiaTheme="majorEastAsia" w:hAnsiTheme="majorHAnsi" w:cstheme="majorBidi"/>
+      <w:rFonts/>
       <w:color w:val="000000" w:themeColor="text1"/>
     </w:rPr>
     <w:tblPr>
@@ -10347,7 +10273,7 @@
       <w:spacing w:after="0" w:line="240" w:lineRule="auto"/>
     </w:pPr>
     <w:rPr>
-      <w:rFonts w:asciiTheme="majorHAnsi" w:eastAsiaTheme="majorEastAsia" w:hAnsiTheme="majorHAnsi" w:cstheme="majorBidi"/>
+      <w:rFonts/>
       <w:color w:val="000000" w:themeColor="text1"/>
     </w:rPr>
     <w:tblPr>
@@ -10472,7 +10398,7 @@
       <w:spacing w:after="0" w:line="240" w:lineRule="auto"/>
     </w:pPr>
     <w:rPr>
-      <w:rFonts w:asciiTheme="majorHAnsi" w:eastAsiaTheme="majorEastAsia" w:hAnsiTheme="majorHAnsi" w:cstheme="majorBidi"/>
+      <w:rFonts/>
       <w:color w:val="000000" w:themeColor="text1"/>
     </w:rPr>
     <w:tblPr>
@@ -10597,7 +10523,7 @@
       <w:spacing w:after="0" w:line="240" w:lineRule="auto"/>
     </w:pPr>
     <w:rPr>
-      <w:rFonts w:asciiTheme="majorHAnsi" w:eastAsiaTheme="majorEastAsia" w:hAnsiTheme="majorHAnsi" w:cstheme="majorBidi"/>
+      <w:rFonts/>
       <w:color w:val="000000" w:themeColor="text1"/>
     </w:rPr>
     <w:tblPr>
@@ -10722,7 +10648,7 @@
       <w:spacing w:after="0" w:line="240" w:lineRule="auto"/>
     </w:pPr>
     <w:rPr>
-      <w:rFonts w:asciiTheme="majorHAnsi" w:eastAsiaTheme="majorEastAsia" w:hAnsiTheme="majorHAnsi" w:cstheme="majorBidi"/>
+      <w:rFonts/>
       <w:color w:val="000000" w:themeColor="text1"/>
     </w:rPr>
     <w:tblPr>
@@ -10847,7 +10773,7 @@
       <w:spacing w:after="0" w:line="240" w:lineRule="auto"/>
     </w:pPr>
     <w:rPr>
-      <w:rFonts w:asciiTheme="majorHAnsi" w:eastAsiaTheme="majorEastAsia" w:hAnsiTheme="majorHAnsi" w:cstheme="majorBidi"/>
+      <w:rFonts/>
       <w:color w:val="000000" w:themeColor="text1"/>
     </w:rPr>
     <w:tblPr>

--- a/submission/과제2_공시체크리스트_제출보고서.docx
+++ b/submission/과제2_공시체크리스트_제출보고서.docx
@@ -1607,7 +1607,7 @@
         <w:rPr>
           <w:b w:val="0"/>
         </w:rPr>
-        <w:t>기존 DSD 읽기·점검 모듈을 분리하고 AI 코딩 도구를 활용하여 파일 입력, 결과 탐색, 원문 연결과 내보내기 기능을 구현하였다. 구현 후 실제 DSD를 실행하면서 발견한 화면 오류를 다음과 같이 수정하였다.</w:t>
+        <w:t>기존 DSD 읽기·점검 모듈을 분리하고 AI 코딩 도구를 활용하여 파일 입력, 결과 탐색, 원문 연결과 내보내기 기능을 구현하였다. 구현 과정에서 발견한 화면 오류를 다음과 같이 수정하였다.</w:t>
       </w:r>
     </w:p>
     <w:p>

--- a/submission/과제2_공시체크리스트_제출보고서.docx
+++ b/submission/과제2_공시체크리스트_제출보고서.docx
@@ -1607,7 +1607,7 @@
         <w:rPr>
           <w:b w:val="0"/>
         </w:rPr>
-        <w:t>기존 DSD 읽기·점검 모듈을 분리하고 AI 코딩 도구를 활용하여 파일 입력, 결과 탐색, 원문 연결과 내보내기 기능을 구현하였다. 구현 과정에서 발견한 화면 오류를 다음과 같이 수정하였다.</w:t>
+        <w:t>Codex와 함께 기존 DSD 읽기·점검 엔진을 재사용하고 브라우저에서 실행하는 정적 웹 앱으로 구조를 정한 뒤, 파일 입력, 결과 탐색, 원문 연결과 내보내기 기능을 구현하였다. 구현 과정에서 발견한 문제를 다음과 같이 수정하였다.</w:t>
       </w:r>
     </w:p>
     <w:p>
@@ -1626,7 +1626,7 @@
         <w:rPr>
           <w:b w:val="0"/>
         </w:rPr>
-        <w:t>원문 위치로 이동할 때 화면 전체가 스크롤되어 제목과 닫기 버튼이 화면 밖으로 밀리는 문제가 발생하였다. 원문 패널 내부에서만 이동하도록 수정 기준을 정하고, AI가 제안한 방식에 따라 내부 스크롤과 창의 초기 위치를 조정하였다. 수정 후에는 원문으로 이동해도 제목과 닫기 버튼이 유지되었다.</w:t>
+        <w:t>원문 위치로 이동할 때 화면 전체가 스크롤되어 제목과 닫기 버튼이 화면 밖으로 밀리는 문제가 발생하였다. 제목과 닫기 버튼이 유지되도록 근거 창의 동작을 재현하고 수정하는 작업을 Codex에 맡겼다. Codex는 원문을 찾는 스크롤이 바깥 창까지 움직이는 것을 확인하고, 원문 패널 안에서만 이동하도록 제안하였다. 내부 스크롤과 창의 초기 위치를 조정한 뒤에는 원문으로 이동해도 제목과 닫기 버튼이 유지되었다.</w:t>
       </w:r>
     </w:p>
     <w:p>
@@ -1645,7 +1645,7 @@
         <w:rPr>
           <w:b w:val="0"/>
         </w:rPr>
-        <w:t>문서를 비운 뒤에도 화면 내부에 이전 문서의 텍스트와 이벤트가 남아 있었다. 파일 교체와 초기화 경로를 함께 확인한 뒤, 결과를 숨기는 대신 상태 값·결과 행·근거·헤더·원문을 공통 함수에서 제거하도록 변경하였다. 문서 비우기와 새 파일 읽기 실패 경로에 같은 처리를 적용하고, 재발 방지 시험 2개를 추가하였다.</w:t>
+        <w:t>문서를 비운 뒤에도 화면 내부에 이전 문서의 텍스트와 이벤트가 남아 있었다. Codex에 문서 비우기와 파일 교체 시 초기화 경로를 검토하도록 요청하였고, 검토 과정에서 남은 내용을 재현하였다. 제안된 공통 초기화 함수를 적용하여 상태 값·결과 행·근거·헤더·원문을 함께 제거하였다. 문서 비우기와 새 파일 읽기 실패 경로에 같은 처리를 적용하고, 재발 방지 시험 2개를 추가하였다. 두 시험은 수정 전에는 실패하고 수정 후에는 통과하였으며, 브라우저에서도 이전 문서의 텍스트가 남지 않았다.</w:t>
       </w:r>
     </w:p>
     <w:p>
@@ -1664,7 +1664,7 @@
         <w:rPr>
           <w:b w:val="0"/>
         </w:rPr>
-        <w:t>좁은 화면에서 결과 표가 나타나면 페이지 폭이 582px로 늘어나는 문제가 발생하였다. AI와 함께 표와 바깥 배치의 최소 폭을 확인하고, 페이지는 화면 폭에 맞추되 표 내부만 가로 스크롤하도록 수정하였다. 기존 재시험에서 페이지 폭이 375px로 맞춰졌으며, 최신 화면에서도 390px 폭으로 결과와 주요 조작을 확인하였다.</w:t>
+        <w:t>좁은 화면에서 결과 표가 나타나면 페이지 폭이 582px로 늘어나는 문제가 발생하였다. Codex에 첫 화면과 결과 화면의 폭을 비교해 넘침의 원인을 찾도록 요청하였다. Codex는 표와 바깥 배치의 최소 폭을 원인으로 좁히고, 페이지 폭을 화면에 맞추면서 표 내부만 가로 스크롤하도록 제안하였다. 이를 적용한 재시험에서 페이지 폭이 375px로 맞춰졌으며, 최신 화면에서도 390px 폭으로 결과와 주요 조작을 확인하였다.</w:t>
       </w:r>
     </w:p>
     <w:p>
